--- a/paper/main.docx
+++ b/paper/main.docx
@@ -155,7 +155,31 @@
         <w:t xml:space="preserve"> </w:t>
       </w:r>
       <w:r>
-        <w:t xml:space="preserve">promises</w:t>
+        <w:t xml:space="preserve">has</w:t>
+      </w:r>
+      <w:r>
+        <w:t xml:space="preserve"> </w:t>
+      </w:r>
+      <w:r>
+        <w:t xml:space="preserve">recently</w:t>
+      </w:r>
+      <w:r>
+        <w:t xml:space="preserve"> </w:t>
+      </w:r>
+      <w:r>
+        <w:t xml:space="preserve">been</w:t>
+      </w:r>
+      <w:r>
+        <w:t xml:space="preserve"> </w:t>
+      </w:r>
+      <w:r>
+        <w:t xml:space="preserve">reported</w:t>
+      </w:r>
+      <w:r>
+        <w:t xml:space="preserve"> </w:t>
+      </w:r>
+      <w:r>
+        <w:t xml:space="preserve">as</w:t>
       </w:r>
       <w:r>
         <w:t xml:space="preserve"> </w:t>
@@ -167,43 +191,31 @@
         <w:t xml:space="preserve"> </w:t>
       </w:r>
       <w:r>
-        <w:t xml:space="preserve">compression</w:t>
-      </w:r>
-      <w:r>
-        <w:t xml:space="preserve"> </w:t>
-      </w:r>
-      <w:r>
         <w:t xml:space="preserve">at</w:t>
       </w:r>
       <w:r>
         <w:t xml:space="preserve"> </w:t>
       </w:r>
       <w:r>
-        <w:t xml:space="preserve">low</w:t>
-      </w:r>
-      <w:r>
-        <w:t xml:space="preserve"> </w:t>
-      </w:r>
-      <w:r>
-        <w:t xml:space="preserve">bit-widths</w:t>
-      </w:r>
-      <w:r>
-        <w:t xml:space="preserve"> </w:t>
-      </w:r>
-      <w:r>
-        <w:t xml:space="preserve">through</w:t>
-      </w:r>
-      <w:r>
-        <w:t xml:space="preserve"> </w:t>
-      </w:r>
-      <w:r>
-        <w:t xml:space="preserve">random</w:t>
-      </w:r>
-      <w:r>
-        <w:t xml:space="preserve"> </w:t>
-      </w:r>
-      <w:r>
-        <w:t xml:space="preserve">rotation</w:t>
+        <w:t xml:space="preserve">4</w:t>
+      </w:r>
+      <w:r>
+        <w:t xml:space="preserve"> </w:t>
+      </w:r>
+      <w:r>
+        <w:t xml:space="preserve">bits</w:t>
+      </w:r>
+      <w:r>
+        <w:t xml:space="preserve"> </w:t>
+      </w:r>
+      <w:r>
+        <w:t xml:space="preserve">on</w:t>
+      </w:r>
+      <w:r>
+        <w:t xml:space="preserve"> </w:t>
+      </w:r>
+      <w:r>
+        <w:t xml:space="preserve">Llama-</w:t>
       </w:r>
       <w:r>
         <w:t xml:space="preserve"> </w:t>
@@ -215,13 +227,13 @@
         <w:t xml:space="preserve"> </w:t>
       </w:r>
       <w:r>
-        <w:t xml:space="preserve">Lloyd-Max</w:t>
-      </w:r>
-      <w:r>
-        <w:t xml:space="preserve"> </w:t>
-      </w:r>
-      <w:r>
-        <w:t xml:space="preserve">coding.</w:t>
+        <w:t xml:space="preserve">Mistral-class</w:t>
+      </w:r>
+      <w:r>
+        <w:t xml:space="preserve"> </w:t>
+      </w:r>
+      <w:r>
+        <w:t xml:space="preserve">models.</w:t>
       </w:r>
       <w:r>
         <w:t xml:space="preserve"> </w:t>
@@ -233,43 +245,13 @@
         <w:t xml:space="preserve"> </w:t>
       </w:r>
       <w:r>
-        <w:t xml:space="preserve">present</w:t>
-      </w:r>
-      <w:r>
-        <w:t xml:space="preserve"> </w:t>
-      </w:r>
-      <w:r>
-        <w:t xml:space="preserve">the</w:t>
-      </w:r>
-      <w:r>
-        <w:t xml:space="preserve"> </w:t>
-      </w:r>
-      <w:r>
-        <w:t xml:space="preserve">first</w:t>
-      </w:r>
-      <w:r>
-        <w:t xml:space="preserve"> </w:t>
-      </w:r>
-      <w:r>
-        <w:t xml:space="preserve">comprehensive</w:t>
-      </w:r>
-      <w:r>
-        <w:t xml:space="preserve"> </w:t>
-      </w:r>
-      <w:r>
-        <w:t xml:space="preserve">cross-architecture</w:t>
-      </w:r>
-      <w:r>
-        <w:t xml:space="preserve"> </w:t>
-      </w:r>
-      <w:r>
-        <w:t xml:space="preserve">evaluation</w:t>
-      </w:r>
-      <w:r>
-        <w:t xml:space="preserve"> </w:t>
-      </w:r>
-      <w:r>
-        <w:t xml:space="preserve">of</w:t>
+        <w:t xml:space="preserve">systematically</w:t>
+      </w:r>
+      <w:r>
+        <w:t xml:space="preserve"> </w:t>
+      </w:r>
+      <w:r>
+        <w:t xml:space="preserve">evaluate</w:t>
       </w:r>
       <w:r>
         <w:t xml:space="preserve"> </w:t>
@@ -311,7 +293,7 @@
         <w:t xml:space="preserve"> </w:t>
       </w:r>
       <w:r>
-        <w:t xml:space="preserve">three</w:t>
+        <w:t xml:space="preserve">four</w:t>
       </w:r>
       <w:r>
         <w:t xml:space="preserve"> </w:t>
@@ -365,7 +347,7 @@
         <w:t xml:space="preserve"> </w:t>
       </w:r>
       <w:r>
-        <w:t xml:space="preserve">critical</w:t>
+        <w:t xml:space="preserve">structural</w:t>
       </w:r>
       <w:r>
         <w:t xml:space="preserve"> </w:t>
@@ -377,7 +359,19 @@
         <w:t xml:space="preserve"> </w:t>
       </w:r>
       <w:r>
-        <w:t xml:space="preserve">mode:</w:t>
+        <w:t xml:space="preserve">mode</w:t>
+      </w:r>
+      <w:r>
+        <w:t xml:space="preserve"> </w:t>
+      </w:r>
+      <w:r>
+        <w:t xml:space="preserve">we</w:t>
+      </w:r>
+      <w:r>
+        <w:t xml:space="preserve"> </w:t>
+      </w:r>
+      <w:r>
+        <w:t xml:space="preserve">term</w:t>
       </w:r>
       <w:r>
         <w:t xml:space="preserve"> </w:t>
@@ -401,25 +395,396 @@
         <w:t xml:space="preserve">amplification</w:t>
       </w:r>
       <w:r>
-        <w:t xml:space="preserve">,</w:t>
-      </w:r>
-      <w:r>
-        <w:t xml:space="preserve"> </w:t>
-      </w:r>
-      <w:r>
-        <w:t xml:space="preserve">where</w:t>
-      </w:r>
-      <w:r>
-        <w:t xml:space="preserve"> </w:t>
-      </w:r>
-      <w:r>
-        <w:t xml:space="preserve">compression</w:t>
-      </w:r>
-      <w:r>
-        <w:t xml:space="preserve"> </w:t>
-      </w:r>
-      <w:r>
-        <w:t xml:space="preserve">error</w:t>
+        <w:t xml:space="preserve">:</w:t>
+      </w:r>
+      <w:r>
+        <w:t xml:space="preserve"> </w:t>
+      </w:r>
+      <w:r>
+        <w:t xml:space="preserve">because</w:t>
+      </w:r>
+      <w:r>
+        <w:t xml:space="preserve"> </w:t>
+      </w:r>
+      <w:r>
+        <w:t xml:space="preserve">a</w:t>
+      </w:r>
+      <w:r>
+        <w:t xml:space="preserve"> </w:t>
+      </w:r>
+      <w:r>
+        <w:t xml:space="preserve">shared</w:t>
+      </w:r>
+      <w:r>
+        <w:t xml:space="preserve"> </w:t>
+      </w:r>
+      <w:r>
+        <w:t xml:space="preserve">KV</w:t>
+      </w:r>
+      <w:r>
+        <w:t xml:space="preserve"> </w:t>
+      </w:r>
+      <w:r>
+        <w:t xml:space="preserve">head</w:t>
+      </w:r>
+      <w:r>
+        <w:t xml:space="preserve"> </w:t>
+      </w:r>
+      <w:r>
+        <w:t xml:space="preserve">is</w:t>
+      </w:r>
+      <w:r>
+        <w:t xml:space="preserve"> </w:t>
+      </w:r>
+      <w:r>
+        <w:t xml:space="preserve">consumed</w:t>
+      </w:r>
+      <w:r>
+        <w:t xml:space="preserve"> </w:t>
+      </w:r>
+      <w:r>
+        <w:t xml:space="preserve">by</w:t>
+      </w:r>
+      <w:r>
+        <w:t xml:space="preserve"> </w:t>
+      </w:r>
+      <w:r>
+        <w:t xml:space="preserve">all</w:t>
+      </w:r>
+      <w:r>
+        <w:t xml:space="preserve"> </w:t>
+      </w:r>
+      <w:r>
+        <w:t xml:space="preserve">query</w:t>
+      </w:r>
+      <w:r>
+        <w:t xml:space="preserve"> </w:t>
+      </w:r>
+      <w:r>
+        <w:t xml:space="preserve">heads</w:t>
+      </w:r>
+      <w:r>
+        <w:t xml:space="preserve"> </w:t>
+      </w:r>
+      <w:r>
+        <w:t xml:space="preserve">in</w:t>
+      </w:r>
+      <w:r>
+        <w:t xml:space="preserve"> </w:t>
+      </w:r>
+      <w:r>
+        <w:t xml:space="preserve">its</w:t>
+      </w:r>
+      <w:r>
+        <w:t xml:space="preserve"> </w:t>
+      </w:r>
+      <w:r>
+        <w:t xml:space="preserve">group,</w:t>
+      </w:r>
+      <w:r>
+        <w:t xml:space="preserve"> </w:t>
+      </w:r>
+      <w:r>
+        <w:t xml:space="preserve">a</w:t>
+      </w:r>
+      <w:r>
+        <w:t xml:space="preserve"> </w:t>
+      </w:r>
+      <w:r>
+        <w:t xml:space="preserve">vector-valued</w:t>
+      </w:r>
+      <w:r>
+        <w:t xml:space="preserve"> </w:t>
+      </w:r>
+      <w:r>
+        <w:t xml:space="preserve">quantization</w:t>
+      </w:r>
+      <w:r>
+        <w:t xml:space="preserve"> </w:t>
+      </w:r>
+      <w:r>
+        <w:t xml:space="preserve">residual</w:t>
+      </w:r>
+      <w:r>
+        <w:t xml:space="preserve"> </w:t>
+      </w:r>
+      <w:r>
+        <w:t xml:space="preserve">contributes</w:t>
+      </w:r>
+      <w:r>
+        <w:t xml:space="preserve"> </w:t>
+      </w:r>
+      <w:r>
+        <w:t xml:space="preserve">linearly</w:t>
+      </w:r>
+      <w:r>
+        <w:t xml:space="preserve"> </w:t>
+      </w:r>
+      <w:r>
+        <w:t xml:space="preserve">in</w:t>
+      </w:r>
+      <w:r>
+        <w:t xml:space="preserve"> </w:t>
+      </w:r>
+      <w:r>
+        <w:t xml:space="preserve">the</w:t>
+      </w:r>
+      <w:r>
+        <w:t xml:space="preserve"> </w:t>
+      </w:r>
+      <w:r>
+        <w:t xml:space="preserve">group</w:t>
+      </w:r>
+      <w:r>
+        <w:t xml:space="preserve"> </w:t>
+      </w:r>
+      <w:r>
+        <w:t xml:space="preserve">size</w:t>
+      </w:r>
+      <w:r>
+        <w:t xml:space="preserve"> </w:t>
+      </w:r>
+      <m:oMath>
+        <m:r>
+          <m:t>g</m:t>
+        </m:r>
+      </m:oMath>
+      <w:r>
+        <w:t xml:space="preserve"> </w:t>
+      </w:r>
+      <w:r>
+        <w:t xml:space="preserve">to</w:t>
+      </w:r>
+      <w:r>
+        <w:t xml:space="preserve"> </w:t>
+      </w:r>
+      <w:r>
+        <w:t xml:space="preserve">the</w:t>
+      </w:r>
+      <w:r>
+        <w:t xml:space="preserve"> </w:t>
+      </w:r>
+      <w:r>
+        <w:t xml:space="preserve">attention</w:t>
+      </w:r>
+      <w:r>
+        <w:t xml:space="preserve"> </w:t>
+      </w:r>
+      <w:r>
+        <w:t xml:space="preserve">output</w:t>
+      </w:r>
+      <w:r>
+        <w:t xml:space="preserve"> </w:t>
+      </w:r>
+      <w:r>
+        <w:t xml:space="preserve">error,</w:t>
+      </w:r>
+      <w:r>
+        <w:t xml:space="preserve"> </w:t>
+      </w:r>
+      <w:r>
+        <w:t xml:space="preserve">while</w:t>
+      </w:r>
+      <w:r>
+        <w:t xml:space="preserve"> </w:t>
+      </w:r>
+      <w:r>
+        <w:t xml:space="preserve">a</w:t>
+      </w:r>
+      <w:r>
+        <w:t xml:space="preserve"> </w:t>
+      </w:r>
+      <w:r>
+        <w:t xml:space="preserve">per-channel</w:t>
+      </w:r>
+      <w:r>
+        <w:t xml:space="preserve"> </w:t>
+      </w:r>
+      <w:r>
+        <w:t xml:space="preserve">scalar</w:t>
+      </w:r>
+      <w:r>
+        <w:t xml:space="preserve"> </w:t>
+      </w:r>
+      <w:r>
+        <w:t xml:space="preserve">residual</w:t>
+      </w:r>
+      <w:r>
+        <w:t xml:space="preserve"> </w:t>
+      </w:r>
+      <w:r>
+        <w:t xml:space="preserve">contributes</w:t>
+      </w:r>
+      <w:r>
+        <w:t xml:space="preserve"> </w:t>
+      </w:r>
+      <w:r>
+        <w:t xml:space="preserve">only</w:t>
+      </w:r>
+      <w:r>
+        <w:t xml:space="preserve"> </w:t>
+      </w:r>
+      <m:oMath>
+        <m:r>
+          <m:t>O</m:t>
+        </m:r>
+        <m:r>
+          <m:t>(</m:t>
+        </m:r>
+        <m:rad>
+          <m:radPr>
+            <m:degHide m:val="1"/>
+          </m:radPr>
+          <m:deg/>
+          <m:e>
+            <m:r>
+              <m:t>g</m:t>
+            </m:r>
+          </m:e>
+        </m:rad>
+        <m:r>
+          <m:t>)</m:t>
+        </m:r>
+      </m:oMath>
+      <w:r>
+        <w:t xml:space="preserve">.</w:t>
+      </w:r>
+      <w:r>
+        <w:t xml:space="preserve"> </w:t>
+      </w:r>
+      <w:r>
+        <w:t xml:space="preserve">We</w:t>
+      </w:r>
+      <w:r>
+        <w:t xml:space="preserve"> </w:t>
+      </w:r>
+      <w:r>
+        <w:t xml:space="preserve">derive</w:t>
+      </w:r>
+      <w:r>
+        <w:t xml:space="preserve"> </w:t>
+      </w:r>
+      <w:r>
+        <w:t xml:space="preserve">this</w:t>
+      </w:r>
+      <w:r>
+        <w:t xml:space="preserve"> </w:t>
+      </w:r>
+      <w:r>
+        <w:t xml:space="preserve">scaling</w:t>
+      </w:r>
+      <w:r>
+        <w:t xml:space="preserve"> </w:t>
+      </w:r>
+      <w:r>
+        <w:t xml:space="preserve">in</w:t>
+      </w:r>
+      <w:r>
+        <w:t xml:space="preserve"> </w:t>
+      </w:r>
+      <w:r>
+        <w:t xml:space="preserve">a</w:t>
+      </w:r>
+      <w:r>
+        <w:t xml:space="preserve"> </w:t>
+      </w:r>
+      <w:r>
+        <w:t xml:space="preserve">first-order</w:t>
+      </w:r>
+      <w:r>
+        <w:t xml:space="preserve"> </w:t>
+      </w:r>
+      <w:r>
+        <w:t xml:space="preserve">perturbation</w:t>
+      </w:r>
+      <w:r>
+        <w:t xml:space="preserve"> </w:t>
+      </w:r>
+      <w:r>
+        <w:t xml:space="preserve">bound</w:t>
+      </w:r>
+      <w:r>
+        <w:t xml:space="preserve"> </w:t>
+      </w:r>
+      <w:r>
+        <w:t xml:space="preserve">and</w:t>
+      </w:r>
+      <w:r>
+        <w:t xml:space="preserve"> </w:t>
+      </w:r>
+      <w:r>
+        <w:t xml:space="preserve">verify</w:t>
+      </w:r>
+      <w:r>
+        <w:t xml:space="preserve"> </w:t>
+      </w:r>
+      <w:r>
+        <w:t xml:space="preserve">it</w:t>
+      </w:r>
+      <w:r>
+        <w:t xml:space="preserve"> </w:t>
+      </w:r>
+      <w:r>
+        <w:t xml:space="preserve">empirically:</w:t>
+      </w:r>
+      <w:r>
+        <w:t xml:space="preserve"> </w:t>
+      </w:r>
+      <w:r>
+        <w:t xml:space="preserve">on</w:t>
+      </w:r>
+      <w:r>
+        <w:t xml:space="preserve"> </w:t>
+      </w:r>
+      <w:r>
+        <w:t xml:space="preserve">Gemma-3-27B</w:t>
+      </w:r>
+      <w:r>
+        <w:t xml:space="preserve"> </w:t>
+      </w:r>
+      <w:r>
+        <w:t xml:space="preserve">(GQA</w:t>
+      </w:r>
+      <w:r>
+        <w:t xml:space="preserve"> </w:t>
+      </w:r>
+      <m:oMath>
+        <m:r>
+          <m:t>2</m:t>
+        </m:r>
+        <m:r>
+          <m:t>:</m:t>
+        </m:r>
+        <m:r>
+          <m:t>1</m:t>
+        </m:r>
+      </m:oMath>
+      <w:r>
+        <w:t xml:space="preserve">),</w:t>
+      </w:r>
+      <w:r>
+        <w:t xml:space="preserve"> </w:t>
+      </w:r>
+      <w:r>
+        <w:t xml:space="preserve">TurboQuant</w:t>
+      </w:r>
+      <w:r>
+        <w:t xml:space="preserve"> </w:t>
+      </w:r>
+      <w:r>
+        <w:t xml:space="preserve">is</w:t>
+      </w:r>
+      <w:r>
+        <w:t xml:space="preserve"> </w:t>
+      </w:r>
+      <w:r>
+        <w:t xml:space="preserve">nearly</w:t>
+      </w:r>
+      <w:r>
+        <w:t xml:space="preserve"> </w:t>
+      </w:r>
+      <w:r>
+        <w:t xml:space="preserve">lossless</w:t>
       </w:r>
       <w:r>
         <w:t xml:space="preserve"> </w:t>
@@ -431,32 +796,290 @@
         <w:t xml:space="preserve"> </w:t>
       </w:r>
       <w:r>
+        <w:t xml:space="preserve">4</w:t>
+      </w:r>
+      <w:r>
+        <w:t xml:space="preserve"> </w:t>
+      </w:r>
+      <w:r>
+        <w:t xml:space="preserve">bits</w:t>
+      </w:r>
+      <w:r>
+        <w:t xml:space="preserve"> </w:t>
+      </w:r>
+      <w:r>
+        <w:t xml:space="preserve">(</w:t>
+      </w:r>
+      <m:oMath>
+        <m:r>
+          <m:t>+</m:t>
+        </m:r>
+        <m:r>
+          <m:t>0.7</m:t>
+        </m:r>
+        <m:r>
+          <m:t>%</m:t>
+        </m:r>
+      </m:oMath>
+      <w:r>
+        <w:t xml:space="preserve"> </w:t>
+      </w:r>
+      <w:r>
+        <w:t xml:space="preserve">WikiText-2</w:t>
+      </w:r>
+      <w:r>
+        <w:t xml:space="preserve"> </w:t>
+      </w:r>
+      <w:r>
+        <w:t xml:space="preserve">perplexity</w:t>
+      </w:r>
+      <w:r>
+        <w:t xml:space="preserve"> </w:t>
+      </w:r>
+      <w:r>
+        <w:t xml:space="preserve">vs. </w:t>
+      </w:r>
+      <m:oMath>
+        <m:r>
+          <m:t>+</m:t>
+        </m:r>
+        <m:r>
+          <m:t>22.4</m:t>
+        </m:r>
+        <m:r>
+          <m:t>%</m:t>
+        </m:r>
+      </m:oMath>
+      <w:r>
+        <w:t xml:space="preserve"> </w:t>
+      </w:r>
+      <w:r>
+        <w:t xml:space="preserve">for</w:t>
+      </w:r>
+      <w:r>
+        <w:t xml:space="preserve"> </w:t>
+      </w:r>
+      <w:r>
+        <w:t xml:space="preserve">KIVI-4,</w:t>
+      </w:r>
+      <w:r>
+        <w:t xml:space="preserve"> </w:t>
+      </w:r>
+      <w:r>
         <w:t xml:space="preserve">a</w:t>
       </w:r>
       <w:r>
         <w:t xml:space="preserve"> </w:t>
       </w:r>
-      <w:r>
-        <w:t xml:space="preserve">shared</w:t>
-      </w:r>
-      <w:r>
-        <w:t xml:space="preserve"> </w:t>
-      </w:r>
-      <w:r>
-        <w:t xml:space="preserve">KV</w:t>
-      </w:r>
-      <w:r>
-        <w:t xml:space="preserve"> </w:t>
-      </w:r>
-      <w:r>
-        <w:t xml:space="preserve">head</w:t>
-      </w:r>
-      <w:r>
-        <w:t xml:space="preserve"> </w:t>
-      </w:r>
-      <w:r>
-        <w:t xml:space="preserve">propagates</w:t>
-      </w:r>
+      <m:oMath>
+        <m:r>
+          <m:t>30</m:t>
+        </m:r>
+        <m:r>
+          <m:t>×</m:t>
+        </m:r>
+      </m:oMath>
+      <w:r>
+        <w:t xml:space="preserve"> </w:t>
+      </w:r>
+      <w:r>
+        <w:t xml:space="preserve">relative</w:t>
+      </w:r>
+      <w:r>
+        <w:t xml:space="preserve"> </w:t>
+      </w:r>
+      <w:r>
+        <w:t xml:space="preserve">gap);</w:t>
+      </w:r>
+      <w:r>
+        <w:t xml:space="preserve"> </w:t>
+      </w:r>
+      <w:r>
+        <w:t xml:space="preserve">on</w:t>
+      </w:r>
+      <w:r>
+        <w:t xml:space="preserve"> </w:t>
+      </w:r>
+      <w:r>
+        <w:t xml:space="preserve">Mistral-7B,</w:t>
+      </w:r>
+      <w:r>
+        <w:t xml:space="preserve"> </w:t>
+      </w:r>
+      <w:r>
+        <w:t xml:space="preserve">Qwen2.5-32B,</w:t>
+      </w:r>
+      <w:r>
+        <w:t xml:space="preserve"> </w:t>
+      </w:r>
+      <w:r>
+        <w:t xml:space="preserve">and</w:t>
+      </w:r>
+      <w:r>
+        <w:t xml:space="preserve"> </w:t>
+      </w:r>
+      <w:r>
+        <w:t xml:space="preserve">Llama-3.1-8B</w:t>
+      </w:r>
+      <w:r>
+        <w:t xml:space="preserve"> </w:t>
+      </w:r>
+      <w:r>
+        <w:t xml:space="preserve">(GQA</w:t>
+      </w:r>
+      <w:r>
+        <w:t xml:space="preserve"> </w:t>
+      </w:r>
+      <m:oMath>
+        <m:r>
+          <m:t>4</m:t>
+        </m:r>
+      </m:oMath>
+      <w:r>
+        <w:t xml:space="preserve">–</w:t>
+      </w:r>
+      <m:oMath>
+        <m:r>
+          <m:t>5</m:t>
+        </m:r>
+        <m:r>
+          <m:t>:</m:t>
+        </m:r>
+        <m:r>
+          <m:t>1</m:t>
+        </m:r>
+      </m:oMath>
+      <w:r>
+        <w:t xml:space="preserve">),</w:t>
+      </w:r>
+      <w:r>
+        <w:t xml:space="preserve"> </w:t>
+      </w:r>
+      <w:r>
+        <w:t xml:space="preserve">TurboQuant</w:t>
+      </w:r>
+      <w:r>
+        <w:t xml:space="preserve"> </w:t>
+      </w:r>
+      <w:r>
+        <w:t xml:space="preserve">retains</w:t>
+      </w:r>
+      <w:r>
+        <w:t xml:space="preserve"> </w:t>
+      </w:r>
+      <w:r>
+        <w:t xml:space="preserve">an</w:t>
+      </w:r>
+      <w:r>
+        <w:t xml:space="preserve"> </w:t>
+      </w:r>
+      <m:oMath>
+        <m:r>
+          <m:t>8</m:t>
+        </m:r>
+      </m:oMath>
+      <w:r>
+        <w:t xml:space="preserve">–</w:t>
+      </w:r>
+      <m:oMath>
+        <m:r>
+          <m:t>9</m:t>
+        </m:r>
+        <m:r>
+          <m:t>×</m:t>
+        </m:r>
+      </m:oMath>
+      <w:r>
+        <w:t xml:space="preserve"> </w:t>
+      </w:r>
+      <w:r>
+        <w:t xml:space="preserve">advantage;</w:t>
+      </w:r>
+      <w:r>
+        <w:t xml:space="preserve"> </w:t>
+      </w:r>
+      <w:r>
+        <w:t xml:space="preserve">and</w:t>
+      </w:r>
+      <w:r>
+        <w:t xml:space="preserve"> </w:t>
+      </w:r>
+      <w:r>
+        <w:t xml:space="preserve">on</w:t>
+      </w:r>
+      <w:r>
+        <w:t xml:space="preserve"> </w:t>
+      </w:r>
+      <w:r>
+        <w:t xml:space="preserve">Qwen2.5-3B</w:t>
+      </w:r>
+      <w:r>
+        <w:t xml:space="preserve"> </w:t>
+      </w:r>
+      <w:r>
+        <w:t xml:space="preserve">(GQA</w:t>
+      </w:r>
+      <w:r>
+        <w:t xml:space="preserve"> </w:t>
+      </w:r>
+      <m:oMath>
+        <m:r>
+          <m:t>8</m:t>
+        </m:r>
+        <m:r>
+          <m:t>:</m:t>
+        </m:r>
+        <m:r>
+          <m:t>1</m:t>
+        </m:r>
+      </m:oMath>
+      <w:r>
+        <w:t xml:space="preserve">),</w:t>
+      </w:r>
+      <w:r>
+        <w:t xml:space="preserve"> </w:t>
+      </w:r>
+      <w:r>
+        <w:t xml:space="preserve">uniform</w:t>
+      </w:r>
+      <w:r>
+        <w:t xml:space="preserve"> </w:t>
+      </w:r>
+      <w:r>
+        <w:t xml:space="preserve">4-bit</w:t>
+      </w:r>
+      <w:r>
+        <w:t xml:space="preserve"> </w:t>
+      </w:r>
+      <w:r>
+        <w:t xml:space="preserve">TurboQuant</w:t>
+      </w:r>
+      <w:r>
+        <w:t xml:space="preserve"> </w:t>
+      </w:r>
+      <w:r>
+        <w:t xml:space="preserve">degrades</w:t>
+      </w:r>
+      <w:r>
+        <w:t xml:space="preserve"> </w:t>
+      </w:r>
+      <w:r>
+        <w:t xml:space="preserve">sharply</w:t>
+      </w:r>
+      <w:r>
+        <w:t xml:space="preserve"> </w:t>
+      </w:r>
+      <w:r>
+        <w:t xml:space="preserve">from</w:t>
+      </w:r>
+      <w:r>
+        <w:t xml:space="preserve"> </w:t>
+      </w:r>
+      <m:oMath>
+        <m:r>
+          <m:t>7.6</m:t>
+        </m:r>
+      </m:oMath>
       <w:r>
         <w:t xml:space="preserve"> </w:t>
       </w:r>
@@ -466,20 +1089,46 @@
       <w:r>
         <w:t xml:space="preserve"> </w:t>
       </w:r>
-      <w:r>
-        <w:t xml:space="preserve">all</w:t>
-      </w:r>
-      <w:r>
-        <w:t xml:space="preserve"> </w:t>
-      </w:r>
-      <w:r>
-        <w:t xml:space="preserve">query</w:t>
-      </w:r>
-      <w:r>
-        <w:t xml:space="preserve"> </w:t>
-      </w:r>
-      <w:r>
-        <w:t xml:space="preserve">heads</w:t>
+      <m:oMath>
+        <m:r>
+          <m:t>42.3</m:t>
+        </m:r>
+      </m:oMath>
+      <w:r>
+        <w:t xml:space="preserve"> </w:t>
+      </w:r>
+      <w:r>
+        <w:t xml:space="preserve">perplexity.</w:t>
+      </w:r>
+      <w:r>
+        <w:t xml:space="preserve"> </w:t>
+      </w:r>
+      <w:r>
+        <w:t xml:space="preserve">To</w:t>
+      </w:r>
+      <w:r>
+        <w:t xml:space="preserve"> </w:t>
+      </w:r>
+      <w:r>
+        <w:t xml:space="preserve">recover</w:t>
+      </w:r>
+      <w:r>
+        <w:t xml:space="preserve"> </w:t>
+      </w:r>
+      <w:r>
+        <w:t xml:space="preserve">the</w:t>
+      </w:r>
+      <w:r>
+        <w:t xml:space="preserve"> </w:t>
+      </w:r>
+      <w:r>
+        <w:t xml:space="preserve">VQ</w:t>
+      </w:r>
+      <w:r>
+        <w:t xml:space="preserve"> </w:t>
+      </w:r>
+      <w:r>
+        <w:t xml:space="preserve">advantage</w:t>
       </w:r>
       <w:r>
         <w:t xml:space="preserve"> </w:t>
@@ -497,79 +1146,55 @@
         <w:t xml:space="preserve"> </w:t>
       </w:r>
       <w:r>
-        <w:t xml:space="preserve">group.</w:t>
-      </w:r>
-      <w:r>
-        <w:t xml:space="preserve"> </w:t>
-      </w:r>
-      <w:r>
-        <w:t xml:space="preserve">On</w:t>
-      </w:r>
-      <w:r>
-        <w:t xml:space="preserve"> </w:t>
-      </w:r>
-      <w:r>
-        <w:t xml:space="preserve">Gemma-3-27B</w:t>
-      </w:r>
-      <w:r>
-        <w:t xml:space="preserve"> </w:t>
-      </w:r>
-      <w:r>
-        <w:t xml:space="preserve">(GQA</w:t>
-      </w:r>
-      <w:r>
-        <w:t xml:space="preserve"> </w:t>
-      </w:r>
-      <w:r>
-        <w:t xml:space="preserve">2:1),</w:t>
-      </w:r>
-      <w:r>
-        <w:t xml:space="preserve"> </w:t>
-      </w:r>
-      <w:r>
-        <w:t xml:space="preserve">TurboQuant</w:t>
-      </w:r>
-      <w:r>
-        <w:t xml:space="preserve"> </w:t>
-      </w:r>
-      <w:r>
-        <w:t xml:space="preserve">is</w:t>
-      </w:r>
-      <w:r>
-        <w:t xml:space="preserve"> </w:t>
-      </w:r>
-      <w:r>
-        <w:t xml:space="preserve">near-lossless</w:t>
-      </w:r>
-      <w:r>
-        <w:t xml:space="preserve"> </w:t>
-      </w:r>
-      <w:r>
-        <w:t xml:space="preserve">at</w:t>
-      </w:r>
-      <w:r>
-        <w:t xml:space="preserve"> </w:t>
-      </w:r>
-      <w:r>
-        <w:t xml:space="preserve">4</w:t>
-      </w:r>
-      <w:r>
-        <w:t xml:space="preserve"> </w:t>
-      </w:r>
-      <w:r>
-        <w:t xml:space="preserve">bits</w:t>
-      </w:r>
-      <w:r>
-        <w:t xml:space="preserve"> </w:t>
-      </w:r>
-      <w:r>
-        <w:t xml:space="preserve">with</w:t>
-      </w:r>
-      <w:r>
-        <w:t xml:space="preserve"> </w:t>
-      </w:r>
-      <w:r>
-        <w:t xml:space="preserve">only</w:t>
+        <w:t xml:space="preserve">high-GQA</w:t>
+      </w:r>
+      <w:r>
+        <w:t xml:space="preserve"> </w:t>
+      </w:r>
+      <w:r>
+        <w:t xml:space="preserve">regime,</w:t>
+      </w:r>
+      <w:r>
+        <w:t xml:space="preserve"> </w:t>
+      </w:r>
+      <w:r>
+        <w:t xml:space="preserve">we</w:t>
+      </w:r>
+      <w:r>
+        <w:t xml:space="preserve"> </w:t>
+      </w:r>
+      <w:r>
+        <w:t xml:space="preserve">introduce</w:t>
+      </w:r>
+      <w:r>
+        <w:t xml:space="preserve"> </w:t>
+      </w:r>
+      <w:r>
+        <w:t xml:space="preserve">two</w:t>
+      </w:r>
+      <w:r>
+        <w:t xml:space="preserve"> </w:t>
+      </w:r>
+      <w:r>
+        <w:t xml:space="preserve">complementary</w:t>
+      </w:r>
+      <w:r>
+        <w:t xml:space="preserve"> </w:t>
+      </w:r>
+      <w:r>
+        <w:t xml:space="preserve">techniques</w:t>
+      </w:r>
+      <w:r>
+        <w:t xml:space="preserve"> </w:t>
+      </w:r>
+      <w:r>
+        <w:t xml:space="preserve">informed</w:t>
+      </w:r>
+      <w:r>
+        <w:t xml:space="preserve"> </w:t>
+      </w:r>
+      <w:r>
+        <w:t xml:space="preserve">by</w:t>
       </w:r>
       <w:r>
         <w:t xml:space="preserve"> </w:t>
@@ -580,340 +1205,20 @@
       <w:r>
         <w:t xml:space="preserve"> </w:t>
       </w:r>
-      <m:oMath>
-        <m:r>
-          <m:t>+</m:t>
-        </m:r>
-        <m:r>
-          <m:t>0.7</m:t>
-        </m:r>
-        <m:r>
-          <m:t>%</m:t>
-        </m:r>
-      </m:oMath>
-      <w:r>
-        <w:t xml:space="preserve"> </w:t>
-      </w:r>
-      <w:r>
-        <w:t xml:space="preserve">perplexity</w:t>
-      </w:r>
-      <w:r>
-        <w:t xml:space="preserve"> </w:t>
-      </w:r>
-      <w:r>
-        <w:t xml:space="preserve">increase—</w:t>
-      </w:r>
-      <m:oMath>
-        <m:r>
-          <m:t>30</m:t>
-        </m:r>
-        <m:r>
-          <m:t>×</m:t>
-        </m:r>
-      </m:oMath>
-      <w:r>
-        <w:t xml:space="preserve"> </w:t>
-      </w:r>
-      <w:r>
-        <w:t xml:space="preserve">closer</w:t>
-      </w:r>
-      <w:r>
-        <w:t xml:space="preserve"> </w:t>
-      </w:r>
-      <w:r>
-        <w:t xml:space="preserve">to</w:t>
-      </w:r>
-      <w:r>
-        <w:t xml:space="preserve"> </w:t>
-      </w:r>
-      <w:r>
-        <w:t xml:space="preserve">FP16</w:t>
-      </w:r>
-      <w:r>
-        <w:t xml:space="preserve"> </w:t>
-      </w:r>
-      <w:r>
-        <w:t xml:space="preserve">than</w:t>
-      </w:r>
-      <w:r>
-        <w:t xml:space="preserve"> </w:t>
-      </w:r>
-      <w:r>
-        <w:t xml:space="preserve">KIVI’s</w:t>
-      </w:r>
-      <w:r>
-        <w:t xml:space="preserve"> </w:t>
-      </w:r>
-      <m:oMath>
-        <m:r>
-          <m:t>+</m:t>
-        </m:r>
-        <m:r>
-          <m:t>22.4</m:t>
-        </m:r>
-        <m:r>
-          <m:t>%</m:t>
-        </m:r>
-      </m:oMath>
-      <w:r>
-        <w:t xml:space="preserve">.</w:t>
-      </w:r>
-      <w:r>
-        <w:t xml:space="preserve"> </w:t>
-      </w:r>
-      <w:r>
-        <w:t xml:space="preserve">On</w:t>
-      </w:r>
-      <w:r>
-        <w:t xml:space="preserve"> </w:t>
-      </w:r>
-      <w:r>
-        <w:t xml:space="preserve">Mistral-7B</w:t>
-      </w:r>
-      <w:r>
-        <w:t xml:space="preserve"> </w:t>
-      </w:r>
-      <w:r>
-        <w:t xml:space="preserve">and</w:t>
-      </w:r>
-      <w:r>
-        <w:t xml:space="preserve"> </w:t>
-      </w:r>
-      <w:r>
-        <w:t xml:space="preserve">Llama-3.1-8B</w:t>
-      </w:r>
-      <w:r>
-        <w:t xml:space="preserve"> </w:t>
-      </w:r>
-      <w:r>
-        <w:t xml:space="preserve">(GQA</w:t>
-      </w:r>
-      <w:r>
-        <w:t xml:space="preserve"> </w:t>
-      </w:r>
-      <w:r>
-        <w:t xml:space="preserve">4:1),</w:t>
-      </w:r>
-      <w:r>
-        <w:t xml:space="preserve"> </w:t>
-      </w:r>
-      <w:r>
-        <w:t xml:space="preserve">TurboQuant</w:t>
-      </w:r>
-      <w:r>
-        <w:t xml:space="preserve"> </w:t>
-      </w:r>
-      <w:r>
-        <w:t xml:space="preserve">retains</w:t>
-      </w:r>
-      <w:r>
-        <w:t xml:space="preserve"> </w:t>
-      </w:r>
-      <w:r>
-        <w:t xml:space="preserve">a</w:t>
-      </w:r>
-      <w:r>
-        <w:t xml:space="preserve"> </w:t>
-      </w:r>
-      <m:oMath>
-        <m:r>
-          <m:t>8</m:t>
-        </m:r>
-      </m:oMath>
-      <w:r>
-        <w:t xml:space="preserve">–</w:t>
-      </w:r>
-      <m:oMath>
-        <m:r>
-          <m:t>9</m:t>
-        </m:r>
-        <m:r>
-          <m:t>×</m:t>
-        </m:r>
-      </m:oMath>
-      <w:r>
-        <w:t xml:space="preserve"> </w:t>
-      </w:r>
-      <w:r>
-        <w:t xml:space="preserve">advantage</w:t>
-      </w:r>
-      <w:r>
-        <w:t xml:space="preserve"> </w:t>
-      </w:r>
-      <w:r>
-        <w:t xml:space="preserve">over</w:t>
-      </w:r>
-      <w:r>
-        <w:t xml:space="preserve"> </w:t>
-      </w:r>
-      <w:r>
-        <w:t xml:space="preserve">KIVI.</w:t>
-      </w:r>
-      <w:r>
-        <w:t xml:space="preserve"> </w:t>
-      </w:r>
-      <w:r>
-        <w:t xml:space="preserve">On</w:t>
-      </w:r>
-      <w:r>
-        <w:t xml:space="preserve"> </w:t>
-      </w:r>
-      <w:r>
-        <w:t xml:space="preserve">Qwen2.5-3B</w:t>
-      </w:r>
-      <w:r>
-        <w:t xml:space="preserve"> </w:t>
-      </w:r>
-      <w:r>
-        <w:t xml:space="preserve">(GQA</w:t>
-      </w:r>
-      <w:r>
-        <w:t xml:space="preserve"> </w:t>
-      </w:r>
-      <w:r>
-        <w:t xml:space="preserve">8:1),</w:t>
-      </w:r>
-      <w:r>
-        <w:t xml:space="preserve"> </w:t>
-      </w:r>
-      <w:r>
-        <w:t xml:space="preserve">however,</w:t>
-      </w:r>
-      <w:r>
-        <w:t xml:space="preserve"> </w:t>
-      </w:r>
-      <w:r>
-        <w:t xml:space="preserve">uniform</w:t>
-      </w:r>
-      <w:r>
-        <w:t xml:space="preserve"> </w:t>
-      </w:r>
-      <w:r>
-        <w:t xml:space="preserve">4-bit</w:t>
-      </w:r>
-      <w:r>
-        <w:t xml:space="preserve"> </w:t>
-      </w:r>
-      <w:r>
-        <w:t xml:space="preserve">TurboQuant</w:t>
-      </w:r>
-      <w:r>
-        <w:t xml:space="preserve"> </w:t>
-      </w:r>
-      <w:r>
-        <w:t xml:space="preserve">collapses</w:t>
-      </w:r>
-      <w:r>
-        <w:t xml:space="preserve"> </w:t>
-      </w:r>
-      <w:r>
-        <w:t xml:space="preserve">catastrophically</w:t>
-      </w:r>
-      <w:r>
-        <w:t xml:space="preserve"> </w:t>
-      </w:r>
-      <w:r>
-        <w:t xml:space="preserve">(</w:t>
-      </w:r>
-      <m:oMath>
-        <m:r>
-          <m:t>42.3</m:t>
-        </m:r>
-      </m:oMath>
-      <w:r>
-        <w:t xml:space="preserve"> </w:t>
-      </w:r>
-      <w:r>
-        <w:t xml:space="preserve">vs. </w:t>
-      </w:r>
-      <m:oMath>
-        <m:r>
-          <m:t>7.6</m:t>
-        </m:r>
-      </m:oMath>
-      <w:r>
-        <w:t xml:space="preserve"> </w:t>
-      </w:r>
-      <w:r>
-        <w:t xml:space="preserve">for</w:t>
-      </w:r>
-      <w:r>
-        <w:t xml:space="preserve"> </w:t>
-      </w:r>
-      <w:r>
-        <w:t xml:space="preserve">FP16).</w:t>
-      </w:r>
-      <w:r>
-        <w:t xml:space="preserve"> </w:t>
-      </w:r>
-      <w:r>
-        <w:t xml:space="preserve">We</w:t>
-      </w:r>
-      <w:r>
-        <w:t xml:space="preserve"> </w:t>
-      </w:r>
-      <w:r>
-        <w:t xml:space="preserve">propose</w:t>
-      </w:r>
-      <w:r>
-        <w:t xml:space="preserve"> </w:t>
-      </w:r>
-      <w:r>
-        <w:t xml:space="preserve">two</w:t>
-      </w:r>
-      <w:r>
-        <w:t xml:space="preserve"> </w:t>
-      </w:r>
-      <w:r>
-        <w:t xml:space="preserve">complementary</w:t>
-      </w:r>
-      <w:r>
-        <w:t xml:space="preserve"> </w:t>
-      </w:r>
-      <w:r>
-        <w:t xml:space="preserve">contributions</w:t>
-      </w:r>
-      <w:r>
-        <w:t xml:space="preserve"> </w:t>
-      </w:r>
-      <w:r>
-        <w:t xml:space="preserve">to</w:t>
-      </w:r>
-      <w:r>
-        <w:t xml:space="preserve"> </w:t>
-      </w:r>
-      <w:r>
-        <w:t xml:space="preserve">rescue</w:t>
-      </w:r>
-      <w:r>
-        <w:t xml:space="preserve"> </w:t>
-      </w:r>
-      <w:r>
-        <w:t xml:space="preserve">VQ</w:t>
-      </w:r>
-      <w:r>
-        <w:t xml:space="preserve"> </w:t>
-      </w:r>
-      <w:r>
-        <w:t xml:space="preserve">in</w:t>
-      </w:r>
-      <w:r>
-        <w:t xml:space="preserve"> </w:t>
-      </w:r>
-      <w:r>
-        <w:t xml:space="preserve">the</w:t>
-      </w:r>
-      <w:r>
-        <w:t xml:space="preserve"> </w:t>
-      </w:r>
-      <w:r>
-        <w:t xml:space="preserve">high-GQA</w:t>
-      </w:r>
-      <w:r>
-        <w:t xml:space="preserve"> </w:t>
-      </w:r>
-      <w:r>
-        <w:t xml:space="preserve">regime:</w:t>
+      <w:r>
+        <w:t xml:space="preserve">one-minute</w:t>
+      </w:r>
+      <w:r>
+        <w:t xml:space="preserve"> </w:t>
+      </w:r>
+      <w:r>
+        <w:t xml:space="preserve">offline</w:t>
+      </w:r>
+      <w:r>
+        <w:t xml:space="preserve"> </w:t>
+      </w:r>
+      <w:r>
+        <w:t xml:space="preserve">calibration:</w:t>
       </w:r>
       <w:r>
         <w:t xml:space="preserve"> </w:t>
@@ -994,13 +1299,7 @@
         <w:t xml:space="preserve"> </w:t>
       </w:r>
       <w:r>
-        <w:t xml:space="preserve">programming</w:t>
-      </w:r>
-      <w:r>
-        <w:t xml:space="preserve"> </w:t>
-      </w:r>
-      <w:r>
-        <w:t xml:space="preserve">formulation</w:t>
+        <w:t xml:space="preserve">program</w:t>
       </w:r>
       <w:r>
         <w:t xml:space="preserve"> </w:t>
@@ -1049,30 +1348,6 @@
       </w:r>
       <w:r>
         <w:t xml:space="preserve">budget,</w:t>
-      </w:r>
-      <w:r>
-        <w:t xml:space="preserve"> </w:t>
-      </w:r>
-      <w:r>
-        <w:t xml:space="preserve">informed</w:t>
-      </w:r>
-      <w:r>
-        <w:t xml:space="preserve"> </w:t>
-      </w:r>
-      <w:r>
-        <w:t xml:space="preserve">by</w:t>
-      </w:r>
-      <w:r>
-        <w:t xml:space="preserve"> </w:t>
-      </w:r>
-      <w:r>
-        <w:t xml:space="preserve">offline</w:t>
-      </w:r>
-      <w:r>
-        <w:t xml:space="preserve"> </w:t>
-      </w:r>
-      <w:r>
-        <w:t xml:space="preserve">calibration;</w:t>
       </w:r>
       <w:r>
         <w:t xml:space="preserve"> </w:t>
@@ -1126,19 +1401,16 @@
         <w:t xml:space="preserve">grouping</w:t>
       </w:r>
       <w:r>
-        <w:t xml:space="preserve">,</w:t>
-      </w:r>
-      <w:r>
-        <w:t xml:space="preserve"> </w:t>
-      </w:r>
-      <w:r>
-        <w:t xml:space="preserve">which</w:t>
-      </w:r>
-      <w:r>
-        <w:t xml:space="preserve"> </w:t>
-      </w:r>
-      <w:r>
-        <w:t xml:space="preserve">stores</w:t>
+        <w:t xml:space="preserve"> </w:t>
+      </w:r>
+      <w:r>
+        <w:t xml:space="preserve">that</w:t>
+      </w:r>
+      <w:r>
+        <w:t xml:space="preserve"> </w:t>
+      </w:r>
+      <w:r>
+        <w:t xml:space="preserve">isolates</w:t>
       </w:r>
       <w:r>
         <w:t xml:space="preserve"> </w:t>
@@ -1186,7 +1458,305 @@
         <w:t xml:space="preserve"> </w:t>
       </w:r>
       <w:r>
-        <w:t xml:space="preserve">FP16</w:t>
+        <w:t xml:space="preserve">FP16.</w:t>
+      </w:r>
+      <w:r>
+        <w:t xml:space="preserve"> </w:t>
+      </w:r>
+      <w:r>
+        <w:t xml:space="preserve">On</w:t>
+      </w:r>
+      <w:r>
+        <w:t xml:space="preserve"> </w:t>
+      </w:r>
+      <w:r>
+        <w:t xml:space="preserve">Qwen2.5-3B,</w:t>
+      </w:r>
+      <w:r>
+        <w:t xml:space="preserve"> </w:t>
+      </w:r>
+      <w:r>
+        <w:t xml:space="preserve">outlier-aware</w:t>
+      </w:r>
+      <w:r>
+        <w:t xml:space="preserve"> </w:t>
+      </w:r>
+      <w:r>
+        <w:t xml:space="preserve">compression</w:t>
+      </w:r>
+      <w:r>
+        <w:t xml:space="preserve"> </w:t>
+      </w:r>
+      <w:r>
+        <w:t xml:space="preserve">achieves</w:t>
+      </w:r>
+      <w:r>
+        <w:t xml:space="preserve"> </w:t>
+      </w:r>
+      <m:oMath>
+        <m:r>
+          <m:t>7.74</m:t>
+        </m:r>
+      </m:oMath>
+      <w:r>
+        <w:t xml:space="preserve"> </w:t>
+      </w:r>
+      <w:r>
+        <w:t xml:space="preserve">perplexity</w:t>
+      </w:r>
+      <w:r>
+        <w:t xml:space="preserve"> </w:t>
+      </w:r>
+      <w:r>
+        <w:t xml:space="preserve">at</w:t>
+      </w:r>
+      <w:r>
+        <w:t xml:space="preserve"> </w:t>
+      </w:r>
+      <w:r>
+        <w:t xml:space="preserve">an</w:t>
+      </w:r>
+      <w:r>
+        <w:t xml:space="preserve"> </w:t>
+      </w:r>
+      <w:r>
+        <w:t xml:space="preserve">effective</w:t>
+      </w:r>
+      <w:r>
+        <w:t xml:space="preserve"> </w:t>
+      </w:r>
+      <w:r>
+        <w:t xml:space="preserve">4.3-bit</w:t>
+      </w:r>
+      <w:r>
+        <w:t xml:space="preserve"> </w:t>
+      </w:r>
+      <w:r>
+        <w:t xml:space="preserve">budget</w:t>
+      </w:r>
+      <w:r>
+        <w:t xml:space="preserve"> </w:t>
+      </w:r>
+      <w:r>
+        <w:t xml:space="preserve">(within</w:t>
+      </w:r>
+      <w:r>
+        <w:t xml:space="preserve"> </w:t>
+      </w:r>
+      <m:oMath>
+        <m:r>
+          <m:t>1.5</m:t>
+        </m:r>
+        <m:r>
+          <m:t>%</m:t>
+        </m:r>
+      </m:oMath>
+      <w:r>
+        <w:t xml:space="preserve"> </w:t>
+      </w:r>
+      <w:r>
+        <w:t xml:space="preserve">of</w:t>
+      </w:r>
+      <w:r>
+        <w:t xml:space="preserve"> </w:t>
+      </w:r>
+      <w:r>
+        <w:t xml:space="preserve">FP16),</w:t>
+      </w:r>
+      <w:r>
+        <w:t xml:space="preserve"> </w:t>
+      </w:r>
+      <w:r>
+        <w:t xml:space="preserve">while</w:t>
+      </w:r>
+      <w:r>
+        <w:t xml:space="preserve"> </w:t>
+      </w:r>
+      <w:r>
+        <w:t xml:space="preserve">adaptive</w:t>
+      </w:r>
+      <w:r>
+        <w:t xml:space="preserve"> </w:t>
+      </w:r>
+      <w:r>
+        <w:t xml:space="preserve">allocation</w:t>
+      </w:r>
+      <w:r>
+        <w:t xml:space="preserve"> </w:t>
+      </w:r>
+      <w:r>
+        <w:t xml:space="preserve">extends</w:t>
+      </w:r>
+      <w:r>
+        <w:t xml:space="preserve"> </w:t>
+      </w:r>
+      <w:r>
+        <w:t xml:space="preserve">usable</w:t>
+      </w:r>
+      <w:r>
+        <w:t xml:space="preserve"> </w:t>
+      </w:r>
+      <w:r>
+        <w:t xml:space="preserve">compression</w:t>
+      </w:r>
+      <w:r>
+        <w:t xml:space="preserve"> </w:t>
+      </w:r>
+      <w:r>
+        <w:t xml:space="preserve">to</w:t>
+      </w:r>
+      <w:r>
+        <w:t xml:space="preserve"> </w:t>
+      </w:r>
+      <w:r>
+        <w:t xml:space="preserve">an</w:t>
+      </w:r>
+      <w:r>
+        <w:t xml:space="preserve"> </w:t>
+      </w:r>
+      <w:r>
+        <w:t xml:space="preserve">average</w:t>
+      </w:r>
+      <w:r>
+        <w:t xml:space="preserve"> </w:t>
+      </w:r>
+      <w:r>
+        <w:t xml:space="preserve">of</w:t>
+      </w:r>
+      <w:r>
+        <w:t xml:space="preserve"> </w:t>
+      </w:r>
+      <m:oMath>
+        <m:r>
+          <m:t>2.5</m:t>
+        </m:r>
+      </m:oMath>
+      <w:r>
+        <w:t xml:space="preserve"> </w:t>
+      </w:r>
+      <w:r>
+        <w:t xml:space="preserve">bits.</w:t>
+      </w:r>
+      <w:r>
+        <w:t xml:space="preserve"> </w:t>
+      </w:r>
+      <w:r>
+        <w:t xml:space="preserve">Our</w:t>
+      </w:r>
+      <w:r>
+        <w:t xml:space="preserve"> </w:t>
+      </w:r>
+      <w:r>
+        <w:t xml:space="preserve">calibration</w:t>
+      </w:r>
+      <w:r>
+        <w:t xml:space="preserve"> </w:t>
+      </w:r>
+      <w:r>
+        <w:t xml:space="preserve">surfaces</w:t>
+      </w:r>
+      <w:r>
+        <w:t xml:space="preserve"> </w:t>
+      </w:r>
+      <w:r>
+        <w:t xml:space="preserve">a</w:t>
+      </w:r>
+      <w:r>
+        <w:t xml:space="preserve"> </w:t>
+      </w:r>
+      <w:r>
+        <w:t xml:space="preserve">general</w:t>
+      </w:r>
+      <w:r>
+        <w:t xml:space="preserve"> </w:t>
+      </w:r>
+      <w:r>
+        <w:t xml:space="preserve">property</w:t>
+      </w:r>
+      <w:r>
+        <w:t xml:space="preserve"> </w:t>
+      </w:r>
+      <w:r>
+        <w:t xml:space="preserve">of</w:t>
+      </w:r>
+      <w:r>
+        <w:t xml:space="preserve"> </w:t>
+      </w:r>
+      <w:r>
+        <w:t xml:space="preserve">KV</w:t>
+      </w:r>
+      <w:r>
+        <w:t xml:space="preserve"> </w:t>
+      </w:r>
+      <w:r>
+        <w:t xml:space="preserve">caches:</w:t>
+      </w:r>
+      <w:r>
+        <w:t xml:space="preserve"> </w:t>
+      </w:r>
+      <w:r>
+        <w:t xml:space="preserve">keys</w:t>
+      </w:r>
+      <w:r>
+        <w:t xml:space="preserve"> </w:t>
+      </w:r>
+      <w:r>
+        <w:t xml:space="preserve">are</w:t>
+      </w:r>
+      <w:r>
+        <w:t xml:space="preserve"> </w:t>
+      </w:r>
+      <m:oMath>
+        <m:r>
+          <m:t>10</m:t>
+        </m:r>
+      </m:oMath>
+      <w:r>
+        <w:t xml:space="preserve">–</w:t>
+      </w:r>
+      <m:oMath>
+        <m:r>
+          <m:t>100</m:t>
+        </m:r>
+        <m:r>
+          <m:t>×</m:t>
+        </m:r>
+      </m:oMath>
+      <w:r>
+        <w:t xml:space="preserve"> </w:t>
+      </w:r>
+      <w:r>
+        <w:t xml:space="preserve">more</w:t>
+      </w:r>
+      <w:r>
+        <w:t xml:space="preserve"> </w:t>
+      </w:r>
+      <w:r>
+        <w:t xml:space="preserve">sensitive</w:t>
+      </w:r>
+      <w:r>
+        <w:t xml:space="preserve"> </w:t>
+      </w:r>
+      <w:r>
+        <w:t xml:space="preserve">to</w:t>
+      </w:r>
+      <w:r>
+        <w:t xml:space="preserve"> </w:t>
+      </w:r>
+      <w:r>
+        <w:t xml:space="preserve">quantization</w:t>
+      </w:r>
+      <w:r>
+        <w:t xml:space="preserve"> </w:t>
+      </w:r>
+      <w:r>
+        <w:t xml:space="preserve">than</w:t>
+      </w:r>
+      <w:r>
+        <w:t xml:space="preserve"> </w:t>
+      </w:r>
+      <w:r>
+        <w:t xml:space="preserve">values,</w:t>
       </w:r>
       <w:r>
         <w:t xml:space="preserve"> </w:t>
@@ -1198,7 +1768,19 @@
         <w:t xml:space="preserve"> </w:t>
       </w:r>
       <w:r>
-        <w:t xml:space="preserve">quantizes</w:t>
+        <w:t xml:space="preserve">layer-0</w:t>
+      </w:r>
+      <w:r>
+        <w:t xml:space="preserve"> </w:t>
+      </w:r>
+      <w:r>
+        <w:t xml:space="preserve">keys</w:t>
+      </w:r>
+      <w:r>
+        <w:t xml:space="preserve"> </w:t>
+      </w:r>
+      <w:r>
+        <w:t xml:space="preserve">are</w:t>
       </w:r>
       <w:r>
         <w:t xml:space="preserve"> </w:t>
@@ -1210,249 +1792,43 @@
         <w:t xml:space="preserve"> </w:t>
       </w:r>
       <w:r>
-        <w:t xml:space="preserve">remainder.</w:t>
-      </w:r>
-      <w:r>
-        <w:t xml:space="preserve"> </w:t>
-      </w:r>
-      <w:r>
-        <w:t xml:space="preserve">On</w:t>
-      </w:r>
-      <w:r>
-        <w:t xml:space="preserve"> </w:t>
-      </w:r>
-      <w:r>
-        <w:t xml:space="preserve">Qwen2.5-3B,</w:t>
-      </w:r>
-      <w:r>
-        <w:t xml:space="preserve"> </w:t>
-      </w:r>
-      <w:r>
-        <w:t xml:space="preserve">outlier-aware</w:t>
-      </w:r>
-      <w:r>
-        <w:t xml:space="preserve"> </w:t>
-      </w:r>
-      <w:r>
-        <w:t xml:space="preserve">compression</w:t>
-      </w:r>
-      <w:r>
-        <w:t xml:space="preserve"> </w:t>
-      </w:r>
-      <w:r>
-        <w:t xml:space="preserve">achieves</w:t>
-      </w:r>
-      <w:r>
-        <w:t xml:space="preserve"> </w:t>
-      </w:r>
-      <m:oMath>
-        <m:r>
-          <m:t>7.74</m:t>
-        </m:r>
-      </m:oMath>
-      <w:r>
-        <w:t xml:space="preserve"> </w:t>
-      </w:r>
-      <w:r>
-        <w:t xml:space="preserve">PPL</w:t>
-      </w:r>
-      <w:r>
-        <w:t xml:space="preserve"> </w:t>
-      </w:r>
-      <w:r>
-        <w:t xml:space="preserve">at</w:t>
-      </w:r>
-      <w:r>
-        <w:t xml:space="preserve"> </w:t>
-      </w:r>
-      <w:r>
-        <w:t xml:space="preserve">an</w:t>
-      </w:r>
-      <w:r>
-        <w:t xml:space="preserve"> </w:t>
-      </w:r>
-      <w:r>
-        <w:t xml:space="preserve">effective</w:t>
-      </w:r>
-      <w:r>
-        <w:t xml:space="preserve"> </w:t>
-      </w:r>
-      <w:r>
-        <w:t xml:space="preserve">4.3-bit</w:t>
-      </w:r>
-      <w:r>
-        <w:t xml:space="preserve"> </w:t>
-      </w:r>
-      <w:r>
-        <w:t xml:space="preserve">budget—a</w:t>
-      </w:r>
-      <w:r>
-        <w:t xml:space="preserve"> </w:t>
-      </w:r>
-      <m:oMath>
-        <m:r>
-          <m:t>5.5</m:t>
-        </m:r>
-        <m:r>
-          <m:t>×</m:t>
-        </m:r>
-      </m:oMath>
-      <w:r>
-        <w:t xml:space="preserve"> </w:t>
-      </w:r>
-      <w:r>
-        <w:t xml:space="preserve">improvement</w:t>
-      </w:r>
-      <w:r>
-        <w:t xml:space="preserve"> </w:t>
-      </w:r>
-      <w:r>
-        <w:t xml:space="preserve">over</w:t>
-      </w:r>
-      <w:r>
-        <w:t xml:space="preserve"> </w:t>
-      </w:r>
-      <w:r>
-        <w:t xml:space="preserve">uniform</w:t>
-      </w:r>
-      <w:r>
-        <w:t xml:space="preserve"> </w:t>
-      </w:r>
-      <w:r>
-        <w:t xml:space="preserve">K4V4,</w:t>
-      </w:r>
-      <w:r>
-        <w:t xml:space="preserve"> </w:t>
-      </w:r>
-      <w:r>
-        <w:t xml:space="preserve">and</w:t>
-      </w:r>
-      <w:r>
-        <w:t xml:space="preserve"> </w:t>
-      </w:r>
-      <w:r>
-        <w:t xml:space="preserve">within</w:t>
-      </w:r>
-      <w:r>
-        <w:t xml:space="preserve"> </w:t>
-      </w:r>
-      <m:oMath>
-        <m:r>
-          <m:t>1.5</m:t>
-        </m:r>
-        <m:r>
-          <m:t>%</m:t>
-        </m:r>
-      </m:oMath>
-      <w:r>
-        <w:t xml:space="preserve"> </w:t>
-      </w:r>
-      <w:r>
-        <w:t xml:space="preserve">of</w:t>
-      </w:r>
-      <w:r>
-        <w:t xml:space="preserve"> </w:t>
-      </w:r>
-      <w:r>
-        <w:t xml:space="preserve">FP16.</w:t>
-      </w:r>
-      <w:r>
-        <w:t xml:space="preserve"> </w:t>
-      </w:r>
-      <w:r>
-        <w:t xml:space="preserve">Adaptive</w:t>
-      </w:r>
-      <w:r>
-        <w:t xml:space="preserve"> </w:t>
-      </w:r>
-      <w:r>
-        <w:t xml:space="preserve">allocation</w:t>
-      </w:r>
-      <w:r>
-        <w:t xml:space="preserve"> </w:t>
-      </w:r>
-      <w:r>
-        <w:t xml:space="preserve">further</w:t>
-      </w:r>
-      <w:r>
-        <w:t xml:space="preserve"> </w:t>
-      </w:r>
-      <w:r>
-        <w:t xml:space="preserve">extends</w:t>
-      </w:r>
-      <w:r>
-        <w:t xml:space="preserve"> </w:t>
-      </w:r>
-      <w:r>
-        <w:t xml:space="preserve">usable</w:t>
-      </w:r>
-      <w:r>
-        <w:t xml:space="preserve"> </w:t>
-      </w:r>
-      <w:r>
-        <w:t xml:space="preserve">compression</w:t>
-      </w:r>
-      <w:r>
-        <w:t xml:space="preserve"> </w:t>
-      </w:r>
-      <w:r>
-        <w:t xml:space="preserve">down</w:t>
-      </w:r>
-      <w:r>
-        <w:t xml:space="preserve"> </w:t>
-      </w:r>
-      <w:r>
-        <w:t xml:space="preserve">to</w:t>
-      </w:r>
-      <w:r>
-        <w:t xml:space="preserve"> </w:t>
-      </w:r>
-      <m:oMath>
-        <m:r>
-          <m:t>2.5</m:t>
-        </m:r>
-      </m:oMath>
-      <w:r>
-        <w:t xml:space="preserve"> </w:t>
-      </w:r>
-      <w:r>
-        <w:t xml:space="preserve">bits</w:t>
-      </w:r>
-      <w:r>
-        <w:t xml:space="preserve"> </w:t>
-      </w:r>
-      <w:r>
-        <w:t xml:space="preserve">on</w:t>
-      </w:r>
-      <w:r>
-        <w:t xml:space="preserve"> </w:t>
-      </w:r>
-      <w:r>
-        <w:t xml:space="preserve">average.</w:t>
-      </w:r>
-      <w:r>
-        <w:t xml:space="preserve"> </w:t>
-      </w:r>
-      <w:r>
-        <w:t xml:space="preserve">Across</w:t>
-      </w:r>
-      <w:r>
-        <w:t xml:space="preserve"> </w:t>
-      </w:r>
-      <w:r>
-        <w:t xml:space="preserve">all</w:t>
-      </w:r>
-      <w:r>
-        <w:t xml:space="preserve"> </w:t>
-      </w:r>
-      <w:r>
-        <w:t xml:space="preserve">tested</w:t>
-      </w:r>
-      <w:r>
-        <w:t xml:space="preserve"> </w:t>
-      </w:r>
-      <w:r>
-        <w:t xml:space="preserve">models,</w:t>
+        <w:t xml:space="preserve">single</w:t>
+      </w:r>
+      <w:r>
+        <w:t xml:space="preserve"> </w:t>
+      </w:r>
+      <w:r>
+        <w:t xml:space="preserve">most</w:t>
+      </w:r>
+      <w:r>
+        <w:t xml:space="preserve"> </w:t>
+      </w:r>
+      <w:r>
+        <w:t xml:space="preserve">sensitive</w:t>
+      </w:r>
+      <w:r>
+        <w:t xml:space="preserve"> </w:t>
+      </w:r>
+      <w:r>
+        <w:t xml:space="preserve">tensor</w:t>
+      </w:r>
+      <w:r>
+        <w:t xml:space="preserve"> </w:t>
+      </w:r>
+      <w:r>
+        <w:t xml:space="preserve">in</w:t>
+      </w:r>
+      <w:r>
+        <w:t xml:space="preserve"> </w:t>
+      </w:r>
+      <w:r>
+        <w:t xml:space="preserve">every</w:t>
+      </w:r>
+      <w:r>
+        <w:t xml:space="preserve"> </w:t>
+      </w:r>
+      <w:r>
+        <w:t xml:space="preserve">model</w:t>
       </w:r>
       <w:r>
         <w:t xml:space="preserve"> </w:t>
@@ -1464,152 +1840,7 @@
         <w:t xml:space="preserve"> </w:t>
       </w:r>
       <w:r>
-        <w:t xml:space="preserve">observe</w:t>
-      </w:r>
-      <w:r>
-        <w:t xml:space="preserve"> </w:t>
-      </w:r>
-      <w:r>
-        <w:t xml:space="preserve">that</w:t>
-      </w:r>
-      <w:r>
-        <w:t xml:space="preserve"> </w:t>
-      </w:r>
-      <w:r>
-        <w:t xml:space="preserve">keys</w:t>
-      </w:r>
-      <w:r>
-        <w:t xml:space="preserve"> </w:t>
-      </w:r>
-      <w:r>
-        <w:t xml:space="preserve">are</w:t>
-      </w:r>
-      <w:r>
-        <w:t xml:space="preserve"> </w:t>
-      </w:r>
-      <m:oMath>
-        <m:r>
-          <m:t>10</m:t>
-        </m:r>
-      </m:oMath>
-      <w:r>
-        <w:t xml:space="preserve">–</w:t>
-      </w:r>
-      <m:oMath>
-        <m:r>
-          <m:t>100</m:t>
-        </m:r>
-        <m:r>
-          <m:t>×</m:t>
-        </m:r>
-      </m:oMath>
-      <w:r>
-        <w:t xml:space="preserve"> </w:t>
-      </w:r>
-      <w:r>
-        <w:t xml:space="preserve">more</w:t>
-      </w:r>
-      <w:r>
-        <w:t xml:space="preserve"> </w:t>
-      </w:r>
-      <w:r>
-        <w:t xml:space="preserve">sensitive</w:t>
-      </w:r>
-      <w:r>
-        <w:t xml:space="preserve"> </w:t>
-      </w:r>
-      <w:r>
-        <w:t xml:space="preserve">to</w:t>
-      </w:r>
-      <w:r>
-        <w:t xml:space="preserve"> </w:t>
-      </w:r>
-      <w:r>
-        <w:t xml:space="preserve">quantization</w:t>
-      </w:r>
-      <w:r>
-        <w:t xml:space="preserve"> </w:t>
-      </w:r>
-      <w:r>
-        <w:t xml:space="preserve">than</w:t>
-      </w:r>
-      <w:r>
-        <w:t xml:space="preserve"> </w:t>
-      </w:r>
-      <w:r>
-        <w:t xml:space="preserve">values,</w:t>
-      </w:r>
-      <w:r>
-        <w:t xml:space="preserve"> </w:t>
-      </w:r>
-      <w:r>
-        <w:t xml:space="preserve">motivating</w:t>
-      </w:r>
-      <w:r>
-        <w:t xml:space="preserve"> </w:t>
-      </w:r>
-      <w:r>
-        <w:t xml:space="preserve">asymmetric</w:t>
-      </w:r>
-      <w:r>
-        <w:t xml:space="preserve"> </w:t>
-      </w:r>
-      <w:r>
-        <w:t xml:space="preserve">bit</w:t>
-      </w:r>
-      <w:r>
-        <w:t xml:space="preserve"> </w:t>
-      </w:r>
-      <w:r>
-        <w:t xml:space="preserve">allocation</w:t>
-      </w:r>
-      <w:r>
-        <w:t xml:space="preserve"> </w:t>
-      </w:r>
-      <w:r>
-        <w:t xml:space="preserve">as</w:t>
-      </w:r>
-      <w:r>
-        <w:t xml:space="preserve"> </w:t>
-      </w:r>
-      <w:r>
-        <w:t xml:space="preserve">a</w:t>
-      </w:r>
-      <w:r>
-        <w:t xml:space="preserve"> </w:t>
-      </w:r>
-      <w:r>
-        <w:t xml:space="preserve">general</w:t>
-      </w:r>
-      <w:r>
-        <w:t xml:space="preserve"> </w:t>
-      </w:r>
-      <w:r>
-        <w:t xml:space="preserve">principle</w:t>
-      </w:r>
-      <w:r>
-        <w:t xml:space="preserve"> </w:t>
-      </w:r>
-      <w:r>
-        <w:t xml:space="preserve">for</w:t>
-      </w:r>
-      <w:r>
-        <w:t xml:space="preserve"> </w:t>
-      </w:r>
-      <w:r>
-        <w:t xml:space="preserve">KV</w:t>
-      </w:r>
-      <w:r>
-        <w:t xml:space="preserve"> </w:t>
-      </w:r>
-      <w:r>
-        <w:t xml:space="preserve">cache</w:t>
-      </w:r>
-      <w:r>
-        <w:t xml:space="preserve"> </w:t>
-      </w:r>
-      <w:r>
-        <w:t xml:space="preserve">compression.</w:t>
+        <w:t xml:space="preserve">profile.</w:t>
       </w:r>
     </w:p>
     <w:p>
@@ -1710,7 +1941,7 @@
         <w:pStyle w:val="BodyText"/>
       </w:pPr>
       <w:r>
-        <w:t xml:space="preserve">We find, through systematic replication across five modern architectures, that this rosy picture does not generalize. On high-GQA models—specifically, Qwen2.5-3B and Llama-3.1-70B, which share</w:t>
+        <w:t xml:space="preserve">Systematic replication across five modern architectures shows that this picture does not generalize uniformly. On the high-GQA model Qwen2.5-3B, which shares</w:t>
       </w:r>
       <w:r>
         <w:t xml:space="preserve"> </w:t>
@@ -1724,20 +1955,6 @@
         <w:t xml:space="preserve"> </w:t>
       </w:r>
       <w:r>
-        <w:t xml:space="preserve">or</w:t>
-      </w:r>
-      <w:r>
-        <w:t xml:space="preserve"> </w:t>
-      </w:r>
-      <m:oMath>
-        <m:r>
-          <m:t>8</m:t>
-        </m:r>
-      </m:oMath>
-      <w:r>
-        <w:t xml:space="preserve"> </w:t>
-      </w:r>
-      <w:r>
         <w:t xml:space="preserve">KV heads among</w:t>
       </w:r>
       <w:r>
@@ -1752,43 +1969,119 @@
         <w:t xml:space="preserve"> </w:t>
       </w:r>
       <w:r>
-        <w:t xml:space="preserve">or</w:t>
-      </w:r>
-      <w:r>
-        <w:t xml:space="preserve"> </w:t>
-      </w:r>
-      <m:oMath>
-        <m:r>
-          <m:t>64</m:t>
-        </m:r>
-      </m:oMath>
-      <w:r>
-        <w:t xml:space="preserve"> </w:t>
-      </w:r>
-      <w:r>
-        <w:t xml:space="preserve">query heads—uniform 4-bit TurboQuant fails catastrophically, inflating perplexity by</w:t>
-      </w:r>
-      <w:r>
-        <w:t xml:space="preserve"> </w:t>
-      </w:r>
-      <m:oMath>
-        <m:r>
-          <m:t>5</m:t>
-        </m:r>
-      </m:oMath>
-      <w:r>
-        <w:t xml:space="preserve">–</w:t>
-      </w:r>
-      <m:oMath>
-        <m:r>
-          <m:t>10</m:t>
+        <w:t xml:space="preserve">query heads, uniform 4-bit TurboQuant degrades from</w:t>
+      </w:r>
+      <w:r>
+        <w:t xml:space="preserve"> </w:t>
+      </w:r>
+      <m:oMath>
+        <m:r>
+          <m:t>7.6</m:t>
+        </m:r>
+      </m:oMath>
+      <w:r>
+        <w:t xml:space="preserve"> </w:t>
+      </w:r>
+      <w:r>
+        <w:t xml:space="preserve">to</w:t>
+      </w:r>
+      <w:r>
+        <w:t xml:space="preserve"> </w:t>
+      </w:r>
+      <m:oMath>
+        <m:r>
+          <m:t>42.3</m:t>
+        </m:r>
+      </m:oMath>
+      <w:r>
+        <w:t xml:space="preserve"> </w:t>
+      </w:r>
+      <w:r>
+        <w:t xml:space="preserve">PPL—a</w:t>
+      </w:r>
+      <w:r>
+        <w:t xml:space="preserve"> </w:t>
+      </w:r>
+      <m:oMath>
+        <m:r>
+          <m:t>5.5</m:t>
         </m:r>
         <m:r>
           <m:t>×</m:t>
         </m:r>
       </m:oMath>
       <w:r>
-        <w:t xml:space="preserve">. We identify the cause: with aggressive grouped query attention, each compressed KV head is consumed by many query heads in parallel, and any per-vector quantization error is amplified across all of them. We term this effect</w:t>
+        <w:t xml:space="preserve"> </w:t>
+      </w:r>
+      <w:r>
+        <w:t xml:space="preserve">increase. KIVI, a per-channel scalar quantizer, retains usable quality on the same model (</w:t>
+      </w:r>
+      <m:oMath>
+        <m:r>
+          <m:t>7.9</m:t>
+        </m:r>
+      </m:oMath>
+      <w:r>
+        <w:t xml:space="preserve"> </w:t>
+      </w:r>
+      <w:r>
+        <w:t xml:space="preserve">PPL at 4 bits). The two methods have converged. We identify the underlying cause by perturbation analysis: with grouped query attention, each compressed KV head is consumed by</w:t>
+      </w:r>
+      <w:r>
+        <w:t xml:space="preserve"> </w:t>
+      </w:r>
+      <m:oMath>
+        <m:r>
+          <m:t>g</m:t>
+        </m:r>
+      </m:oMath>
+      <w:r>
+        <w:t xml:space="preserve"> </w:t>
+      </w:r>
+      <w:r>
+        <w:t xml:space="preserve">query heads in parallel, and a vector-valued codebook residual contributes linearly in</w:t>
+      </w:r>
+      <w:r>
+        <w:t xml:space="preserve"> </w:t>
+      </w:r>
+      <m:oMath>
+        <m:r>
+          <m:t>g</m:t>
+        </m:r>
+      </m:oMath>
+      <w:r>
+        <w:t xml:space="preserve"> </w:t>
+      </w:r>
+      <w:r>
+        <w:t xml:space="preserve">to the layer output error, while a per-channel scalar residual contributes only</w:t>
+      </w:r>
+      <w:r>
+        <w:t xml:space="preserve"> </w:t>
+      </w:r>
+      <m:oMath>
+        <m:r>
+          <m:t>O</m:t>
+        </m:r>
+        <m:r>
+          <m:t>(</m:t>
+        </m:r>
+        <m:rad>
+          <m:radPr>
+            <m:degHide m:val="1"/>
+          </m:radPr>
+          <m:deg/>
+          <m:e>
+            <m:r>
+              <m:t>g</m:t>
+            </m:r>
+          </m:e>
+        </m:rad>
+        <m:r>
+          <m:t>)</m:t>
+        </m:r>
+      </m:oMath>
+      <w:r>
+        <w:t xml:space="preserve">. We term this effect</w:t>
       </w:r>
       <w:r>
         <w:t xml:space="preserve"> </w:t>
@@ -1800,7 +2093,18 @@
         <w:t xml:space="preserve">GQA amplification</w:t>
       </w:r>
       <w:r>
-        <w:t xml:space="preserve">.</w:t>
+        <w:t xml:space="preserve">, formalize it in Section </w:t>
+      </w:r>
+      <w:hyperlink w:anchor="sec:theory">
+        <w:r>
+          <w:rPr>
+            <w:rStyle w:val="Hyperlink"/>
+          </w:rPr>
+          <w:t xml:space="preserve">5</w:t>
+        </w:r>
+      </w:hyperlink>
+      <w:r>
+        <w:t xml:space="preserve">, and verify it empirically across the full GQA-ratio sweep.</w:t>
       </w:r>
     </w:p>
     <w:p>
@@ -1822,13 +2126,49 @@
         <w:rPr>
           <w:b/>
         </w:rPr>
-        <w:t xml:space="preserve">A cross-architecture evaluation of TurboQuant</w:t>
-      </w:r>
-      <w:r>
-        <w:t xml:space="preserve"> </w:t>
-      </w:r>
-      <w:r>
-        <w:t xml:space="preserve">on five LLMs (Gemma-3-27B, Mistral-7B, Llama-3.1-8B, Qwen2.5-3B, Llama-3.1-70B) covering three GQA ratios. We show that the effectiveness of VQ-based KV cache compression scales inversely with GQA ratio: near-lossless at GQA 2:1, useful at 4:1, broken at 8:1.</w:t>
+        <w:t xml:space="preserve">Characterization of GQA amplification.</w:t>
+      </w:r>
+      <w:r>
+        <w:t xml:space="preserve"> </w:t>
+      </w:r>
+      <w:r>
+        <w:t xml:space="preserve">We identify a</w:t>
+      </w:r>
+      <w:r>
+        <w:t xml:space="preserve"> </w:t>
+      </w:r>
+      <w:r>
+        <w:t xml:space="preserve">previously undocumented failure mode of vector-quantization-based KV cache</w:t>
+      </w:r>
+      <w:r>
+        <w:t xml:space="preserve"> </w:t>
+      </w:r>
+      <w:r>
+        <w:t xml:space="preserve">compressors on high-GQA models, supported by a first-order theoretical</w:t>
+      </w:r>
+      <w:r>
+        <w:t xml:space="preserve"> </w:t>
+      </w:r>
+      <w:r>
+        <w:t xml:space="preserve">bound and by a cross-architecture empirical sweep on five modern LLMs</w:t>
+      </w:r>
+      <w:r>
+        <w:t xml:space="preserve"> </w:t>
+      </w:r>
+      <w:r>
+        <w:t xml:space="preserve">(Gemma-3-27B, Mistral-7B, Llama-3.1-8B, Qwen2.5-32B, Qwen2.5-3B). Our</w:t>
+      </w:r>
+      <w:r>
+        <w:t xml:space="preserve"> </w:t>
+      </w:r>
+      <w:r>
+        <w:t xml:space="preserve">theory predicts and the data confirm that the relative advantage of VQ</w:t>
+      </w:r>
+      <w:r>
+        <w:t xml:space="preserve"> </w:t>
+      </w:r>
+      <w:r>
+        <w:t xml:space="preserve">over per-channel scalar quantization shrinks with GQA ratio.</w:t>
       </w:r>
     </w:p>
     <w:p>
@@ -1842,10 +2182,37 @@
         <w:rPr>
           <w:b/>
         </w:rPr>
-        <w:t xml:space="preserve">Sensitivity-adaptive per-layer bit allocation</w:t>
-      </w:r>
-      <w:r>
-        <w:t xml:space="preserve">, which we formulate as a dynamic program that minimizes total quantization distortion subject to an average-bit budget, informed by a short offline calibration. The allocator is aware of asymmetry between keys and values, which our measurements reveal to be</w:t>
+        <w:t xml:space="preserve">Sensitivity-adaptive per-layer bit allocation.</w:t>
+      </w:r>
+      <w:r>
+        <w:t xml:space="preserve"> </w:t>
+      </w:r>
+      <w:r>
+        <w:t xml:space="preserve">We profile</w:t>
+      </w:r>
+      <w:r>
+        <w:t xml:space="preserve"> </w:t>
+      </w:r>
+      <w:r>
+        <w:t xml:space="preserve">per-layer, per-component compression sensitivity via a 16-sample offline</w:t>
+      </w:r>
+      <w:r>
+        <w:t xml:space="preserve"> </w:t>
+      </w:r>
+      <w:r>
+        <w:t xml:space="preserve">calibration, then solve a two-dimensional discrete knapsack via dynamic</w:t>
+      </w:r>
+      <w:r>
+        <w:t xml:space="preserve"> </w:t>
+      </w:r>
+      <w:r>
+        <w:t xml:space="preserve">programming for the optimal (key-bit, value-bit) pair per layer. Our</w:t>
+      </w:r>
+      <w:r>
+        <w:t xml:space="preserve"> </w:t>
+      </w:r>
+      <w:r>
+        <w:t xml:space="preserve">measurements reveal a general property: keys are</w:t>
       </w:r>
       <w:r>
         <w:t xml:space="preserve"> </w:t>
@@ -1870,7 +2237,25 @@
         <w:t xml:space="preserve"> </w:t>
       </w:r>
       <w:r>
-        <w:t xml:space="preserve">different in sensitivity.</w:t>
+        <w:t xml:space="preserve">more</w:t>
+      </w:r>
+      <w:r>
+        <w:t xml:space="preserve"> </w:t>
+      </w:r>
+      <w:r>
+        <w:t xml:space="preserve">sensitive to quantization than values at every layer of every model we</w:t>
+      </w:r>
+      <w:r>
+        <w:t xml:space="preserve"> </w:t>
+      </w:r>
+      <w:r>
+        <w:t xml:space="preserve">tested, and layer-0 keys are consistently the single most sensitive</w:t>
+      </w:r>
+      <w:r>
+        <w:t xml:space="preserve"> </w:t>
+      </w:r>
+      <w:r>
+        <w:t xml:space="preserve">tensor.</w:t>
       </w:r>
     </w:p>
     <w:p>
@@ -1884,10 +2269,57 @@
         <w:rPr>
           <w:b/>
         </w:rPr>
-        <w:t xml:space="preserve">Outlier-aware channel grouping</w:t>
-      </w:r>
-      <w:r>
-        <w:t xml:space="preserve">, which detects high-magnitude KV channels at calibration time, stores them in FP16, and applies TurboQuant to the remaining channels. We show that outliers exist primarily in the high-GQA regime, and that protecting them is the most effective single intervention for rescuing VQ on Qwen-style models.</w:t>
+        <w:t xml:space="preserve">Outlier-aware channel grouping.</w:t>
+      </w:r>
+      <w:r>
+        <w:t xml:space="preserve"> </w:t>
+      </w:r>
+      <w:r>
+        <w:t xml:space="preserve">We isolate high-magnitude</w:t>
+      </w:r>
+      <w:r>
+        <w:t xml:space="preserve"> </w:t>
+      </w:r>
+      <w:r>
+        <w:t xml:space="preserve">KV channels identified during calibration, store them in FP16, and</w:t>
+      </w:r>
+      <w:r>
+        <w:t xml:space="preserve"> </w:t>
+      </w:r>
+      <w:r>
+        <w:t xml:space="preserve">quantize the remainder. Outlier channels exist primarily in the high-GQA</w:t>
+      </w:r>
+      <w:r>
+        <w:t xml:space="preserve"> </w:t>
+      </w:r>
+      <w:r>
+        <w:t xml:space="preserve">regime (we observe up to</w:t>
+      </w:r>
+      <w:r>
+        <w:t xml:space="preserve"> </w:t>
+      </w:r>
+      <m:oMath>
+        <m:r>
+          <m:t>26</m:t>
+        </m:r>
+      </m:oMath>
+      <w:r>
+        <w:t xml:space="preserve"> </w:t>
+      </w:r>
+      <w:r>
+        <w:t xml:space="preserve">outliers on Qwen2.5-3B layer 0, compared to</w:t>
+      </w:r>
+      <w:r>
+        <w:t xml:space="preserve"> </w:t>
+      </w:r>
+      <w:r>
+        <w:t xml:space="preserve">zero on Mistral-7B or Llama-3.1-8B), making the technique a targeted</w:t>
+      </w:r>
+      <w:r>
+        <w:t xml:space="preserve"> </w:t>
+      </w:r>
+      <w:r>
+        <w:t xml:space="preserve">intervention precisely where vanilla TurboQuant struggles.</w:t>
       </w:r>
     </w:p>
     <w:p>
@@ -1901,13 +2333,19 @@
         <w:rPr>
           <w:b/>
         </w:rPr>
-        <w:t xml:space="preserve">Empirical demonstration of rescue.</w:t>
-      </w:r>
-      <w:r>
-        <w:t xml:space="preserve"> </w:t>
-      </w:r>
-      <w:r>
-        <w:t xml:space="preserve">On Qwen2.5-3B, our methods reduce 4-bit perplexity from</w:t>
+        <w:t xml:space="preserve">Empirical rescue.</w:t>
+      </w:r>
+      <w:r>
+        <w:t xml:space="preserve"> </w:t>
+      </w:r>
+      <w:r>
+        <w:t xml:space="preserve">On Qwen2.5-3B, outlier-aware</w:t>
+      </w:r>
+      <w:r>
+        <w:t xml:space="preserve"> </w:t>
+      </w:r>
+      <w:r>
+        <w:t xml:space="preserve">compression reduces 4-bit PPL from</w:t>
       </w:r>
       <w:r>
         <w:t xml:space="preserve"> </w:t>
@@ -1921,21 +2359,21 @@
         <w:t xml:space="preserve"> </w:t>
       </w:r>
       <w:r>
-        <w:t xml:space="preserve">(uniform TurboQuant) to</w:t>
-      </w:r>
-      <w:r>
-        <w:t xml:space="preserve"> </w:t>
-      </w:r>
-      <m:oMath>
-        <m:r>
-          <m:t>7.7</m:t>
-        </m:r>
-      </m:oMath>
-      <w:r>
-        <w:t xml:space="preserve"> </w:t>
-      </w:r>
-      <w:r>
-        <w:t xml:space="preserve">(outlier-aware), within</w:t>
+        <w:t xml:space="preserve">to</w:t>
+      </w:r>
+      <w:r>
+        <w:t xml:space="preserve"> </w:t>
+      </w:r>
+      <m:oMath>
+        <m:r>
+          <m:t>7.74</m:t>
+        </m:r>
+      </m:oMath>
+      <w:r>
+        <w:t xml:space="preserve"> </w:t>
+      </w:r>
+      <w:r>
+        <w:t xml:space="preserve">(within</w:t>
       </w:r>
       <w:r>
         <w:t xml:space="preserve"> </w:t>
@@ -1952,18 +2390,59 @@
         <w:t xml:space="preserve"> </w:t>
       </w:r>
       <w:r>
-        <w:t xml:space="preserve">of the FP16 baseline of</w:t>
-      </w:r>
-      <w:r>
-        <w:t xml:space="preserve"> </w:t>
-      </w:r>
-      <m:oMath>
-        <m:r>
-          <m:t>7.6</m:t>
-        </m:r>
-      </m:oMath>
-      <w:r>
-        <w:t xml:space="preserve">. Adaptive allocation extends usable compression below 3 bits.</w:t>
+        <w:t xml:space="preserve">of</w:t>
+      </w:r>
+      <w:r>
+        <w:t xml:space="preserve"> </w:t>
+      </w:r>
+      <w:r>
+        <w:t xml:space="preserve">FP16), and adaptive allocation extends usable compression to an average</w:t>
+      </w:r>
+      <w:r>
+        <w:t xml:space="preserve"> </w:t>
+      </w:r>
+      <w:r>
+        <w:t xml:space="preserve">of</w:t>
+      </w:r>
+      <w:r>
+        <w:t xml:space="preserve"> </w:t>
+      </w:r>
+      <m:oMath>
+        <m:r>
+          <m:t>2.5</m:t>
+        </m:r>
+      </m:oMath>
+      <w:r>
+        <w:t xml:space="preserve"> </w:t>
+      </w:r>
+      <w:r>
+        <w:t xml:space="preserve">bits. On Mistral-7B and Llama-3.1-8B, uniform TurboQuant-V3 K4V4</w:t>
+      </w:r>
+      <w:r>
+        <w:t xml:space="preserve"> </w:t>
+      </w:r>
+      <w:r>
+        <w:t xml:space="preserve">already matches FP16 within</w:t>
+      </w:r>
+      <w:r>
+        <w:t xml:space="preserve"> </w:t>
+      </w:r>
+      <m:oMath>
+        <m:r>
+          <m:t>1.6</m:t>
+        </m:r>
+        <m:r>
+          <m:t>%</m:t>
+        </m:r>
+      </m:oMath>
+      <w:r>
+        <w:t xml:space="preserve">, and neither rescue technique is</w:t>
+      </w:r>
+      <w:r>
+        <w:t xml:space="preserve"> </w:t>
+      </w:r>
+      <w:r>
+        <w:t xml:space="preserve">needed.</w:t>
       </w:r>
     </w:p>
     <w:p>
@@ -1977,41 +2456,25 @@
         <w:rPr>
           <w:b/>
         </w:rPr>
-        <w:t xml:space="preserve">Needle-in-haystack validation.</w:t>
-      </w:r>
-      <w:r>
-        <w:t xml:space="preserve"> </w:t>
-      </w:r>
-      <w:r>
-        <w:t xml:space="preserve">On Mistral-7B, TurboQuant at</w:t>
-      </w:r>
-      <w:r>
-        <w:t xml:space="preserve"> </w:t>
-      </w:r>
-      <m:oMath>
-        <m:r>
-          <m:t>4</m:t>
-        </m:r>
-      </m:oMath>
-      <w:r>
-        <w:t xml:space="preserve"> </w:t>
-      </w:r>
-      <w:r>
-        <w:t xml:space="preserve">key bits /</w:t>
-      </w:r>
-      <w:r>
-        <w:t xml:space="preserve"> </w:t>
-      </w:r>
-      <m:oMath>
-        <m:r>
-          <m:t>4</m:t>
-        </m:r>
-      </m:oMath>
-      <w:r>
-        <w:t xml:space="preserve"> </w:t>
-      </w:r>
-      <w:r>
-        <w:t xml:space="preserve">value bits matches FP16 exactly on needle retrieval across contexts up to</w:t>
+        <w:t xml:space="preserve">Extended evaluation.</w:t>
+      </w:r>
+      <w:r>
+        <w:t xml:space="preserve"> </w:t>
+      </w:r>
+      <w:r>
+        <w:t xml:space="preserve">Beyond WikiText-2 perplexity, we</w:t>
+      </w:r>
+      <w:r>
+        <w:t xml:space="preserve"> </w:t>
+      </w:r>
+      <w:r>
+        <w:t xml:space="preserve">report multi-seed statistics, needle-in-a-haystack retrieval across</w:t>
+      </w:r>
+      <w:r>
+        <w:t xml:space="preserve"> </w:t>
+      </w:r>
+      <w:r>
+        <w:t xml:space="preserve">contexts up to</w:t>
       </w:r>
       <w:r>
         <w:t xml:space="preserve"> </w:t>
@@ -2022,7 +2485,25 @@
         </m:r>
       </m:oMath>
       <w:r>
-        <w:t xml:space="preserve">K tokens.</w:t>
+        <w:t xml:space="preserve">K tokens on Mistral-7B, downstream task accuracy</w:t>
+      </w:r>
+      <w:r>
+        <w:t xml:space="preserve"> </w:t>
+      </w:r>
+      <w:r>
+        <w:t xml:space="preserve">(MMLU, ARC-Challenge, HellaSwag, WinoGrande) under compressed KV cache,</w:t>
+      </w:r>
+      <w:r>
+        <w:t xml:space="preserve"> </w:t>
+      </w:r>
+      <w:r>
+        <w:t xml:space="preserve">LongBench-E long-context QA and summarization, and calibration sample-</w:t>
+      </w:r>
+      <w:r>
+        <w:t xml:space="preserve"> </w:t>
+      </w:r>
+      <w:r>
+        <w:t xml:space="preserve">count / domain / outlier-threshold ablations.</w:t>
       </w:r>
     </w:p>
     <w:p>
@@ -2030,7 +2511,13 @@
         <w:pStyle w:val="FirstParagraph"/>
       </w:pPr>
       <w:r>
-        <w:t xml:space="preserve">Our code, calibration profiles, and all experimental configurations are released at</w:t>
+        <w:t xml:space="preserve">Our code, calibration profiles, synthetic controlled-GQA experiments, and</w:t>
+      </w:r>
+      <w:r>
+        <w:t xml:space="preserve"> </w:t>
+      </w:r>
+      <w:r>
+        <w:t xml:space="preserve">all experimental configurations are released at</w:t>
       </w:r>
       <w:r>
         <w:t xml:space="preserve"> </w:t>
@@ -2045,6 +2532,27 @@
       </w:hyperlink>
       <w:r>
         <w:t xml:space="preserve">.</w:t>
+      </w:r>
+      <w:r>
+        <w:t xml:space="preserve"> </w:t>
+      </w:r>
+      <w:r>
+        <w:t xml:space="preserve">We build on the reference PyTorch implementation of TurboQuant by</w:t>
+      </w:r>
+      <w:r>
+        <w:t xml:space="preserve"> </w:t>
+      </w:r>
+      <w:r>
+        <w:t xml:space="preserve"> </w:t>
+      </w:r>
+      <w:r>
+        <w:t xml:space="preserve">and list our modifications explicitly</w:t>
+      </w:r>
+      <w:r>
+        <w:t xml:space="preserve"> </w:t>
+      </w:r>
+      <w:r>
+        <w:t xml:space="preserve">in the supplement.</w:t>
       </w:r>
     </w:p>
     <w:p>
@@ -3321,7 +3829,7 @@
           <w:rPr>
             <w:rStyle w:val="Hyperlink"/>
           </w:rPr>
-          <w:t xml:space="preserve">5.4</w:t>
+          <w:t xml:space="preserve">6.4</w:t>
         </w:r>
       </w:hyperlink>
       <w:r>
@@ -4421,7 +4929,7 @@
           <w:rPr>
             <w:rStyle w:val="Hyperlink"/>
           </w:rPr>
-          <w:t xml:space="preserve">5.3</w:t>
+          <w:t xml:space="preserve">6.3</w:t>
         </w:r>
       </w:hyperlink>
       <w:r>
@@ -5038,17 +5546,107 @@
       <w:pPr>
         <w:pStyle w:val="Heading1"/>
       </w:pPr>
-      <w:bookmarkStart w:id="35" w:name="sec:experiments"/>
-      <w:r>
-        <w:t xml:space="preserve">Experiments</w:t>
+      <w:bookmarkStart w:id="35" w:name="sec:theory"/>
+      <w:r>
+        <w:t xml:space="preserve">Theoretical Analysis of GQA Amplification</w:t>
       </w:r>
       <w:bookmarkEnd w:id="35"/>
     </w:p>
     <w:p>
       <w:pPr>
+        <w:pStyle w:val="FirstParagraph"/>
+      </w:pPr>
+      <w:r>
+        <w:t xml:space="preserve">In this section we formalize the empirical observation from</w:t>
+      </w:r>
+      <w:r>
+        <w:t xml:space="preserve"> </w:t>
+      </w:r>
+      <w:r>
+        <w:t xml:space="preserve">Section </w:t>
+      </w:r>
+      <w:hyperlink w:anchor="sec:intro">
+        <w:r>
+          <w:rPr>
+            <w:rStyle w:val="Hyperlink"/>
+          </w:rPr>
+          <w:t xml:space="preserve">1</w:t>
+        </w:r>
+      </w:hyperlink>
+      <w:r>
+        <w:t xml:space="preserve">: vector quantization of the KV cache degrades faster</w:t>
+      </w:r>
+      <w:r>
+        <w:t xml:space="preserve"> </w:t>
+      </w:r>
+      <w:r>
+        <w:t xml:space="preserve">than per-channel scalar quantization as the grouped-query-attention ratio</w:t>
+      </w:r>
+      <w:r>
+        <w:t xml:space="preserve"> </w:t>
+      </w:r>
+      <w:r>
+        <w:t xml:space="preserve">increases. We derive a first-order upper bound on the attention output error</w:t>
+      </w:r>
+      <w:r>
+        <w:t xml:space="preserve"> </w:t>
+      </w:r>
+      <w:r>
+        <w:t xml:space="preserve">under KV compression, decompose it into a per-head error variance term and a</w:t>
+      </w:r>
+      <w:r>
+        <w:t xml:space="preserve"> </w:t>
+      </w:r>
+      <w:r>
+        <w:t xml:space="preserve">GQA aggregation term, and show that the aggregation term scales linearly in</w:t>
+      </w:r>
+      <w:r>
+        <w:t xml:space="preserve"> </w:t>
+      </w:r>
+      <w:r>
+        <w:t xml:space="preserve">the group size </w:t>
+      </w:r>
+      <m:oMath>
+        <m:r>
+          <m:t>g</m:t>
+        </m:r>
+      </m:oMath>
+      <w:r>
+        <w:t xml:space="preserve"> </w:t>
+      </w:r>
+      <w:r>
+        <w:t xml:space="preserve">for VQ-style errors but only logarithmically (and at most</w:t>
+      </w:r>
+      <w:r>
+        <w:t xml:space="preserve"> </w:t>
+      </w:r>
+      <w:r>
+        <w:t xml:space="preserve">sublinearly) for per-channel scalar errors. The bound motivates the practical</w:t>
+      </w:r>
+      <w:r>
+        <w:t xml:space="preserve"> </w:t>
+      </w:r>
+      <w:r>
+        <w:t xml:space="preserve">recipe we adopt: use vector quantization at low GQA ratios, and switch to a</w:t>
+      </w:r>
+      <w:r>
+        <w:t xml:space="preserve"> </w:t>
+      </w:r>
+      <w:r>
+        <w:t xml:space="preserve">hybrid scheme (outlier protection or sensitivity-adaptive allocation) at high</w:t>
+      </w:r>
+      <w:r>
+        <w:t xml:space="preserve"> </w:t>
+      </w:r>
+      <w:r>
+        <w:t xml:space="preserve">ratios where the amplification term becomes the dominant source of error.</w:t>
+      </w:r>
+    </w:p>
+    <w:p>
+      <w:pPr>
         <w:pStyle w:val="Heading2"/>
       </w:pPr>
-      <w:bookmarkStart w:id="36" w:name="setup"/>
+      <w:bookmarkStart w:id="36" w:name="sec:theory-setup"/>
       <w:r>
         <w:t xml:space="preserve">Setup</w:t>
       </w:r>
@@ -5056,11 +5654,1086 @@
     </w:p>
     <w:p>
       <w:pPr>
-        <w:pStyle w:val="Heading4"/>
-      </w:pPr>
-      <w:bookmarkStart w:id="37" w:name="models."/>
-      <w:r>
-        <w:t xml:space="preserve">Models.</w:t>
+        <w:pStyle w:val="FirstParagraph"/>
+      </w:pPr>
+      <w:r>
+        <w:t xml:space="preserve">Consider a single attention layer with</w:t>
+      </w:r>
+      <w:r>
+        <w:t xml:space="preserve"> </w:t>
+      </w:r>
+      <m:oMath>
+        <m:r>
+          <m:t>H</m:t>
+        </m:r>
+      </m:oMath>
+      <w:r>
+        <w:t xml:space="preserve"> </w:t>
+      </w:r>
+      <w:r>
+        <w:t xml:space="preserve">query heads and</w:t>
+      </w:r>
+      <w:r>
+        <w:t xml:space="preserve"> </w:t>
+      </w:r>
+      <m:oMath>
+        <m:sSub>
+          <m:e>
+            <m:r>
+              <m:t>H</m:t>
+            </m:r>
+          </m:e>
+          <m:sub>
+            <m:r>
+              <m:t>k</m:t>
+            </m:r>
+            <m:r>
+              <m:t>v</m:t>
+            </m:r>
+          </m:sub>
+        </m:sSub>
+      </m:oMath>
+      <w:r>
+        <w:t xml:space="preserve"> </w:t>
+      </w:r>
+      <w:r>
+        <w:t xml:space="preserve">key-value</w:t>
+      </w:r>
+      <w:r>
+        <w:t xml:space="preserve"> </w:t>
+      </w:r>
+      <w:r>
+        <w:t xml:space="preserve">heads, where</w:t>
+      </w:r>
+      <w:r>
+        <w:t xml:space="preserve"> </w:t>
+      </w:r>
+      <m:oMath>
+        <m:r>
+          <m:t>g</m:t>
+        </m:r>
+        <m:r>
+          <m:t>=</m:t>
+        </m:r>
+        <m:r>
+          <m:t>H</m:t>
+        </m:r>
+        <m:r>
+          <m:t>/</m:t>
+        </m:r>
+        <m:sSub>
+          <m:e>
+            <m:r>
+              <m:t>H</m:t>
+            </m:r>
+          </m:e>
+          <m:sub>
+            <m:r>
+              <m:t>k</m:t>
+            </m:r>
+            <m:r>
+              <m:t>v</m:t>
+            </m:r>
+          </m:sub>
+        </m:sSub>
+      </m:oMath>
+      <w:r>
+        <w:t xml:space="preserve"> </w:t>
+      </w:r>
+      <w:r>
+        <w:t xml:space="preserve">is the GQA group size. Each KV head</w:t>
+      </w:r>
+      <w:r>
+        <w:t xml:space="preserve"> </w:t>
+      </w:r>
+      <m:oMath>
+        <m:r>
+          <m:t>j</m:t>
+        </m:r>
+        <m:r>
+          <m:t>∈</m:t>
+        </m:r>
+        <m:r>
+          <m:t>{</m:t>
+        </m:r>
+        <m:r>
+          <m:t>1</m:t>
+        </m:r>
+        <m:r>
+          <m:t>,</m:t>
+        </m:r>
+        <m:r>
+          <m:t>…</m:t>
+        </m:r>
+        <m:r>
+          <m:t>,</m:t>
+        </m:r>
+        <m:sSub>
+          <m:e>
+            <m:r>
+              <m:t>H</m:t>
+            </m:r>
+          </m:e>
+          <m:sub>
+            <m:r>
+              <m:t>k</m:t>
+            </m:r>
+            <m:r>
+              <m:t>v</m:t>
+            </m:r>
+          </m:sub>
+        </m:sSub>
+        <m:r>
+          <m:t>}</m:t>
+        </m:r>
+      </m:oMath>
+      <w:r>
+        <w:t xml:space="preserve"> </w:t>
+      </w:r>
+      <w:r>
+        <w:t xml:space="preserve">is shared by exactly</w:t>
+      </w:r>
+      <w:r>
+        <w:t xml:space="preserve"> </w:t>
+      </w:r>
+      <m:oMath>
+        <m:r>
+          <m:t>g</m:t>
+        </m:r>
+      </m:oMath>
+      <w:r>
+        <w:t xml:space="preserve"> </w:t>
+      </w:r>
+      <w:r>
+        <w:t xml:space="preserve">query heads. Let</w:t>
+      </w:r>
+      <w:r>
+        <w:t xml:space="preserve"> </w:t>
+      </w:r>
+      <m:oMath>
+        <m:sSub>
+          <m:e>
+            <m:r>
+              <m:t>q</m:t>
+            </m:r>
+          </m:e>
+          <m:sub>
+            <m:r>
+              <m:t>h</m:t>
+            </m:r>
+          </m:sub>
+        </m:sSub>
+        <m:r>
+          <m:t>∈</m:t>
+        </m:r>
+        <m:sSup>
+          <m:e>
+            <m:r>
+              <m:rPr>
+                <m:sty m:val="p"/>
+                <m:scr m:val="double-struck"/>
+              </m:rPr>
+              <m:t>R</m:t>
+            </m:r>
+          </m:e>
+          <m:sup>
+            <m:sSub>
+              <m:e>
+                <m:r>
+                  <m:t>d</m:t>
+                </m:r>
+              </m:e>
+              <m:sub>
+                <m:r>
+                  <m:t>k</m:t>
+                </m:r>
+              </m:sub>
+            </m:sSub>
+          </m:sup>
+        </m:sSup>
+      </m:oMath>
+      <w:r>
+        <w:t xml:space="preserve"> </w:t>
+      </w:r>
+      <w:r>
+        <w:t xml:space="preserve">denote a single query vector (any position, any</w:t>
+      </w:r>
+      <w:r>
+        <w:t xml:space="preserve"> </w:t>
+      </w:r>
+      <w:r>
+        <w:t xml:space="preserve">head), and let</w:t>
+      </w:r>
+      <w:r>
+        <w:t xml:space="preserve"> </w:t>
+      </w:r>
+      <m:oMath>
+        <m:sSub>
+          <m:e>
+            <m:r>
+              <m:t>K</m:t>
+            </m:r>
+          </m:e>
+          <m:sub>
+            <m:r>
+              <m:t>j</m:t>
+            </m:r>
+          </m:sub>
+        </m:sSub>
+        <m:r>
+          <m:t>∈</m:t>
+        </m:r>
+        <m:sSup>
+          <m:e>
+            <m:r>
+              <m:rPr>
+                <m:sty m:val="p"/>
+                <m:scr m:val="double-struck"/>
+              </m:rPr>
+              <m:t>R</m:t>
+            </m:r>
+          </m:e>
+          <m:sup>
+            <m:r>
+              <m:t>N</m:t>
+            </m:r>
+            <m:r>
+              <m:t>×</m:t>
+            </m:r>
+            <m:sSub>
+              <m:e>
+                <m:r>
+                  <m:t>d</m:t>
+                </m:r>
+              </m:e>
+              <m:sub>
+                <m:r>
+                  <m:t>k</m:t>
+                </m:r>
+              </m:sub>
+            </m:sSub>
+          </m:sup>
+        </m:sSup>
+      </m:oMath>
+      <w:r>
+        <w:t xml:space="preserve">,</w:t>
+      </w:r>
+      <w:r>
+        <w:t xml:space="preserve"> </w:t>
+      </w:r>
+      <m:oMath>
+        <m:sSub>
+          <m:e>
+            <m:r>
+              <m:t>V</m:t>
+            </m:r>
+          </m:e>
+          <m:sub>
+            <m:r>
+              <m:t>j</m:t>
+            </m:r>
+          </m:sub>
+        </m:sSub>
+        <m:r>
+          <m:t>∈</m:t>
+        </m:r>
+        <m:sSup>
+          <m:e>
+            <m:r>
+              <m:rPr>
+                <m:sty m:val="p"/>
+                <m:scr m:val="double-struck"/>
+              </m:rPr>
+              <m:t>R</m:t>
+            </m:r>
+          </m:e>
+          <m:sup>
+            <m:r>
+              <m:t>N</m:t>
+            </m:r>
+            <m:r>
+              <m:t>×</m:t>
+            </m:r>
+            <m:sSub>
+              <m:e>
+                <m:r>
+                  <m:t>d</m:t>
+                </m:r>
+              </m:e>
+              <m:sub>
+                <m:r>
+                  <m:t>v</m:t>
+                </m:r>
+              </m:sub>
+            </m:sSub>
+          </m:sup>
+        </m:sSup>
+      </m:oMath>
+      <w:r>
+        <w:t xml:space="preserve"> </w:t>
+      </w:r>
+      <w:r>
+        <w:t xml:space="preserve">be the keys and values for KV head</w:t>
+      </w:r>
+      <w:r>
+        <w:t xml:space="preserve"> </w:t>
+      </w:r>
+      <m:oMath>
+        <m:r>
+          <m:t>j</m:t>
+        </m:r>
+      </m:oMath>
+      <w:r>
+        <w:t xml:space="preserve"> </w:t>
+      </w:r>
+      <w:r>
+        <w:t xml:space="preserve">over a context of length</w:t>
+      </w:r>
+      <w:r>
+        <w:t xml:space="preserve"> </w:t>
+      </w:r>
+      <m:oMath>
+        <m:r>
+          <m:t>N</m:t>
+        </m:r>
+      </m:oMath>
+      <w:r>
+        <w:t xml:space="preserve">. In practice</w:t>
+      </w:r>
+      <w:r>
+        <w:t xml:space="preserve"> </w:t>
+      </w:r>
+      <m:oMath>
+        <m:sSub>
+          <m:e>
+            <m:r>
+              <m:t>d</m:t>
+            </m:r>
+          </m:e>
+          <m:sub>
+            <m:r>
+              <m:t>k</m:t>
+            </m:r>
+          </m:sub>
+        </m:sSub>
+        <m:r>
+          <m:t>=</m:t>
+        </m:r>
+        <m:sSub>
+          <m:e>
+            <m:r>
+              <m:t>d</m:t>
+            </m:r>
+          </m:e>
+          <m:sub>
+            <m:r>
+              <m:t>v</m:t>
+            </m:r>
+          </m:sub>
+        </m:sSub>
+        <m:r>
+          <m:t>=</m:t>
+        </m:r>
+        <m:r>
+          <m:t>d</m:t>
+        </m:r>
+      </m:oMath>
+      <w:r>
+        <w:t xml:space="preserve">.</w:t>
+      </w:r>
+    </w:p>
+    <w:p>
+      <w:pPr>
+        <w:pStyle w:val="BodyText"/>
+      </w:pPr>
+      <w:r>
+        <w:t xml:space="preserve">The uncompressed attention output for query head</w:t>
+      </w:r>
+      <w:r>
+        <w:t xml:space="preserve"> </w:t>
+      </w:r>
+      <m:oMath>
+        <m:r>
+          <m:t>h</m:t>
+        </m:r>
+      </m:oMath>
+      <w:r>
+        <w:t xml:space="preserve"> </w:t>
+      </w:r>
+      <w:r>
+        <w:t xml:space="preserve">(assume it belongs to</w:t>
+      </w:r>
+      <w:r>
+        <w:t xml:space="preserve"> </w:t>
+      </w:r>
+      <w:r>
+        <w:t xml:space="preserve">group</w:t>
+      </w:r>
+      <w:r>
+        <w:t xml:space="preserve"> </w:t>
+      </w:r>
+      <m:oMath>
+        <m:r>
+          <m:t>j</m:t>
+        </m:r>
+      </m:oMath>
+      <w:r>
+        <w:t xml:space="preserve">) is</w:t>
+      </w:r>
+    </w:p>
+    <w:p>
+      <w:pPr>
+        <w:pStyle w:val="BodyText"/>
+      </w:pPr>
+      <m:oMathPara>
+        <m:oMathParaPr>
+          <m:jc m:val="center"/>
+        </m:oMathParaPr>
+        <m:oMath>
+          <m:sSub>
+            <m:e>
+              <m:r>
+                <m:t>o</m:t>
+              </m:r>
+            </m:e>
+            <m:sub>
+              <m:r>
+                <m:t>h</m:t>
+              </m:r>
+            </m:sub>
+          </m:sSub>
+          <m:r>
+            <m:t>=</m:t>
+          </m:r>
+          <m:r>
+            <m:rPr>
+              <m:sty m:val="p"/>
+            </m:rPr>
+            <m:t>s</m:t>
+          </m:r>
+          <m:r>
+            <m:rPr>
+              <m:sty m:val="p"/>
+            </m:rPr>
+            <m:t>o</m:t>
+          </m:r>
+          <m:r>
+            <m:rPr>
+              <m:sty m:val="p"/>
+            </m:rPr>
+            <m:t>f</m:t>
+          </m:r>
+          <m:r>
+            <m:rPr>
+              <m:sty m:val="p"/>
+            </m:rPr>
+            <m:t>t</m:t>
+          </m:r>
+          <m:r>
+            <m:rPr>
+              <m:sty m:val="p"/>
+            </m:rPr>
+            <m:t>m</m:t>
+          </m:r>
+          <m:r>
+            <m:rPr>
+              <m:sty m:val="p"/>
+            </m:rPr>
+            <m:t>a</m:t>
+          </m:r>
+          <m:r>
+            <m:rPr>
+              <m:sty m:val="p"/>
+            </m:rPr>
+            <m:t>x</m:t>
+          </m:r>
+          <m:r>
+            <m:t>​</m:t>
+          </m:r>
+          <m:d>
+            <m:dPr>
+              <m:begChr m:val="("/>
+              <m:endChr m:val=")"/>
+              <m:grow/>
+            </m:dPr>
+            <m:e>
+              <m:f>
+                <m:fPr>
+                  <m:type m:val="lin"/>
+                </m:fPr>
+                <m:num>
+                  <m:r>
+                    <m:t>1</m:t>
+                  </m:r>
+                </m:num>
+                <m:den>
+                  <m:rad>
+                    <m:radPr>
+                      <m:degHide m:val="1"/>
+                    </m:radPr>
+                    <m:deg/>
+                    <m:e>
+                      <m:r>
+                        <m:t>d</m:t>
+                      </m:r>
+                    </m:e>
+                  </m:rad>
+                </m:den>
+              </m:f>
+              <m:sSub>
+                <m:e>
+                  <m:r>
+                    <m:t>q</m:t>
+                  </m:r>
+                </m:e>
+                <m:sub>
+                  <m:r>
+                    <m:t>h</m:t>
+                  </m:r>
+                </m:sub>
+              </m:sSub>
+              <m:sSubSup>
+                <m:e>
+                  <m:r>
+                    <m:t>K</m:t>
+                  </m:r>
+                </m:e>
+                <m:sub>
+                  <m:r>
+                    <m:t>j</m:t>
+                  </m:r>
+                </m:sub>
+                <m:sup>
+                  <m:r>
+                    <m:t>⊤</m:t>
+                  </m:r>
+                </m:sup>
+              </m:sSubSup>
+            </m:e>
+          </m:d>
+          <m:sSub>
+            <m:e>
+              <m:r>
+                <m:t>V</m:t>
+              </m:r>
+            </m:e>
+            <m:sub>
+              <m:r>
+                <m:t>j</m:t>
+              </m:r>
+            </m:sub>
+          </m:sSub>
+          <m:r>
+            <m:t>.</m:t>
+          </m:r>
+        </m:oMath>
+      </m:oMathPara>
+    </w:p>
+    <w:p>
+      <w:pPr>
+        <w:pStyle w:val="FirstParagraph"/>
+      </w:pPr>
+      <w:r>
+        <w:t xml:space="preserve">Under KV compression, the stored</w:t>
+      </w:r>
+      <w:r>
+        <w:t xml:space="preserve"> </w:t>
+      </w:r>
+      <m:oMath>
+        <m:sSub>
+          <m:e>
+            <m:r>
+              <m:t>K</m:t>
+            </m:r>
+          </m:e>
+          <m:sub>
+            <m:r>
+              <m:t>j</m:t>
+            </m:r>
+          </m:sub>
+        </m:sSub>
+        <m:r>
+          <m:t>,</m:t>
+        </m:r>
+        <m:sSub>
+          <m:e>
+            <m:r>
+              <m:t>V</m:t>
+            </m:r>
+          </m:e>
+          <m:sub>
+            <m:r>
+              <m:t>j</m:t>
+            </m:r>
+          </m:sub>
+        </m:sSub>
+      </m:oMath>
+      <w:r>
+        <w:t xml:space="preserve"> </w:t>
+      </w:r>
+      <w:r>
+        <w:t xml:space="preserve">are replaced by their</w:t>
+      </w:r>
+      <w:r>
+        <w:t xml:space="preserve"> </w:t>
+      </w:r>
+      <w:r>
+        <w:t xml:space="preserve">reconstructions</w:t>
+      </w:r>
+      <w:r>
+        <w:t xml:space="preserve"> </w:t>
+      </w:r>
+      <m:oMath>
+        <m:sSub>
+          <m:e>
+            <m:acc>
+              <m:accPr>
+                <m:chr m:val="̃"/>
+              </m:accPr>
+              <m:e>
+                <m:r>
+                  <m:t>K</m:t>
+                </m:r>
+              </m:e>
+            </m:acc>
+          </m:e>
+          <m:sub>
+            <m:r>
+              <m:t>j</m:t>
+            </m:r>
+          </m:sub>
+        </m:sSub>
+        <m:r>
+          <m:t>=</m:t>
+        </m:r>
+        <m:sSub>
+          <m:e>
+            <m:r>
+              <m:t>K</m:t>
+            </m:r>
+          </m:e>
+          <m:sub>
+            <m:r>
+              <m:t>j</m:t>
+            </m:r>
+          </m:sub>
+        </m:sSub>
+        <m:r>
+          <m:t>+</m:t>
+        </m:r>
+        <m:sSubSup>
+          <m:e>
+            <m:r>
+              <m:t>Δ</m:t>
+            </m:r>
+          </m:e>
+          <m:sub>
+            <m:r>
+              <m:t>j</m:t>
+            </m:r>
+          </m:sub>
+          <m:sup>
+            <m:r>
+              <m:t>K</m:t>
+            </m:r>
+          </m:sup>
+        </m:sSubSup>
+      </m:oMath>
+      <w:r>
+        <w:t xml:space="preserve"> </w:t>
+      </w:r>
+      <w:r>
+        <w:t xml:space="preserve">and</w:t>
+      </w:r>
+      <w:r>
+        <w:t xml:space="preserve"> </w:t>
+      </w:r>
+      <m:oMath>
+        <m:sSub>
+          <m:e>
+            <m:acc>
+              <m:accPr>
+                <m:chr m:val="̃"/>
+              </m:accPr>
+              <m:e>
+                <m:r>
+                  <m:t>V</m:t>
+                </m:r>
+              </m:e>
+            </m:acc>
+          </m:e>
+          <m:sub>
+            <m:r>
+              <m:t>j</m:t>
+            </m:r>
+          </m:sub>
+        </m:sSub>
+        <m:r>
+          <m:t>=</m:t>
+        </m:r>
+        <m:sSub>
+          <m:e>
+            <m:r>
+              <m:t>V</m:t>
+            </m:r>
+          </m:e>
+          <m:sub>
+            <m:r>
+              <m:t>j</m:t>
+            </m:r>
+          </m:sub>
+        </m:sSub>
+        <m:r>
+          <m:t>+</m:t>
+        </m:r>
+        <m:sSubSup>
+          <m:e>
+            <m:r>
+              <m:t>Δ</m:t>
+            </m:r>
+          </m:e>
+          <m:sub>
+            <m:r>
+              <m:t>j</m:t>
+            </m:r>
+          </m:sub>
+          <m:sup>
+            <m:r>
+              <m:t>V</m:t>
+            </m:r>
+          </m:sup>
+        </m:sSubSup>
+      </m:oMath>
+      <w:r>
+        <w:t xml:space="preserve">, where</w:t>
+      </w:r>
+      <w:r>
+        <w:t xml:space="preserve"> </w:t>
+      </w:r>
+      <m:oMath>
+        <m:sSubSup>
+          <m:e>
+            <m:r>
+              <m:t>Δ</m:t>
+            </m:r>
+          </m:e>
+          <m:sub>
+            <m:r>
+              <m:t>j</m:t>
+            </m:r>
+          </m:sub>
+          <m:sup>
+            <m:r>
+              <m:t>K</m:t>
+            </m:r>
+          </m:sup>
+        </m:sSubSup>
+      </m:oMath>
+      <w:r>
+        <w:t xml:space="preserve"> </w:t>
+      </w:r>
+      <w:r>
+        <w:t xml:space="preserve">and</w:t>
+      </w:r>
+      <w:r>
+        <w:t xml:space="preserve"> </w:t>
+      </w:r>
+      <m:oMath>
+        <m:sSubSup>
+          <m:e>
+            <m:r>
+              <m:t>Δ</m:t>
+            </m:r>
+          </m:e>
+          <m:sub>
+            <m:r>
+              <m:t>j</m:t>
+            </m:r>
+          </m:sub>
+          <m:sup>
+            <m:r>
+              <m:t>V</m:t>
+            </m:r>
+          </m:sup>
+        </m:sSubSup>
+      </m:oMath>
+      <w:r>
+        <w:t xml:space="preserve"> </w:t>
+      </w:r>
+      <w:r>
+        <w:t xml:space="preserve">are the</w:t>
+      </w:r>
+      <w:r>
+        <w:t xml:space="preserve"> </w:t>
+      </w:r>
+      <w:r>
+        <w:t xml:space="preserve">compression residuals. The noisy attention output is</w:t>
+      </w:r>
+    </w:p>
+    <w:p>
+      <w:pPr>
+        <w:pStyle w:val="BodyText"/>
+      </w:pPr>
+      <m:oMathPara>
+        <m:oMathParaPr>
+          <m:jc m:val="center"/>
+        </m:oMathParaPr>
+        <m:oMath>
+          <m:sSub>
+            <m:e>
+              <m:acc>
+                <m:accPr>
+                  <m:chr m:val="̃"/>
+                </m:accPr>
+                <m:e>
+                  <m:r>
+                    <m:t>o</m:t>
+                  </m:r>
+                </m:e>
+              </m:acc>
+            </m:e>
+            <m:sub>
+              <m:r>
+                <m:t>h</m:t>
+              </m:r>
+            </m:sub>
+          </m:sSub>
+          <m:r>
+            <m:t>=</m:t>
+          </m:r>
+          <m:r>
+            <m:rPr>
+              <m:sty m:val="p"/>
+            </m:rPr>
+            <m:t>s</m:t>
+          </m:r>
+          <m:r>
+            <m:rPr>
+              <m:sty m:val="p"/>
+            </m:rPr>
+            <m:t>o</m:t>
+          </m:r>
+          <m:r>
+            <m:rPr>
+              <m:sty m:val="p"/>
+            </m:rPr>
+            <m:t>f</m:t>
+          </m:r>
+          <m:r>
+            <m:rPr>
+              <m:sty m:val="p"/>
+            </m:rPr>
+            <m:t>t</m:t>
+          </m:r>
+          <m:r>
+            <m:rPr>
+              <m:sty m:val="p"/>
+            </m:rPr>
+            <m:t>m</m:t>
+          </m:r>
+          <m:r>
+            <m:rPr>
+              <m:sty m:val="p"/>
+            </m:rPr>
+            <m:t>a</m:t>
+          </m:r>
+          <m:r>
+            <m:rPr>
+              <m:sty m:val="p"/>
+            </m:rPr>
+            <m:t>x</m:t>
+          </m:r>
+          <m:r>
+            <m:t>​</m:t>
+          </m:r>
+          <m:d>
+            <m:dPr>
+              <m:begChr m:val="("/>
+              <m:endChr m:val=")"/>
+              <m:grow/>
+            </m:dPr>
+            <m:e>
+              <m:f>
+                <m:fPr>
+                  <m:type m:val="lin"/>
+                </m:fPr>
+                <m:num>
+                  <m:r>
+                    <m:t>1</m:t>
+                  </m:r>
+                </m:num>
+                <m:den>
+                  <m:rad>
+                    <m:radPr>
+                      <m:degHide m:val="1"/>
+                    </m:radPr>
+                    <m:deg/>
+                    <m:e>
+                      <m:r>
+                        <m:t>d</m:t>
+                      </m:r>
+                    </m:e>
+                  </m:rad>
+                </m:den>
+              </m:f>
+              <m:sSub>
+                <m:e>
+                  <m:r>
+                    <m:t>q</m:t>
+                  </m:r>
+                </m:e>
+                <m:sub>
+                  <m:r>
+                    <m:t>h</m:t>
+                  </m:r>
+                </m:sub>
+              </m:sSub>
+              <m:sSubSup>
+                <m:e>
+                  <m:acc>
+                    <m:accPr>
+                      <m:chr m:val="̃"/>
+                    </m:accPr>
+                    <m:e>
+                      <m:r>
+                        <m:t>K</m:t>
+                      </m:r>
+                    </m:e>
+                  </m:acc>
+                </m:e>
+                <m:sub>
+                  <m:r>
+                    <m:t>j</m:t>
+                  </m:r>
+                </m:sub>
+                <m:sup>
+                  <m:r>
+                    <m:t>⊤</m:t>
+                  </m:r>
+                </m:sup>
+              </m:sSubSup>
+            </m:e>
+          </m:d>
+          <m:sSub>
+            <m:e>
+              <m:acc>
+                <m:accPr>
+                  <m:chr m:val="̃"/>
+                </m:accPr>
+                <m:e>
+                  <m:r>
+                    <m:t>V</m:t>
+                  </m:r>
+                </m:e>
+              </m:acc>
+            </m:e>
+            <m:sub>
+              <m:r>
+                <m:t>j</m:t>
+              </m:r>
+            </m:sub>
+          </m:sSub>
+          <m:r>
+            <m:t>.</m:t>
+          </m:r>
+        </m:oMath>
+      </m:oMathPara>
+    </w:p>
+    <w:p>
+      <w:pPr>
+        <w:pStyle w:val="FirstParagraph"/>
+      </w:pPr>
+      <w:r>
+        <w:t xml:space="preserve">We are interested in bounding the per-layer output perturbation</w:t>
+      </w:r>
+      <w:r>
+        <w:t xml:space="preserve"> </w:t>
+      </w:r>
+      <m:oMath>
+        <m:r>
+          <m:t>∥</m:t>
+        </m:r>
+        <m:sSub>
+          <m:e>
+            <m:acc>
+              <m:accPr>
+                <m:chr m:val="̃"/>
+              </m:accPr>
+              <m:e>
+                <m:r>
+                  <m:t>o</m:t>
+                </m:r>
+              </m:e>
+            </m:acc>
+          </m:e>
+          <m:sub>
+            <m:r>
+              <m:t>h</m:t>
+            </m:r>
+          </m:sub>
+        </m:sSub>
+        <m:r>
+          <m:t>−</m:t>
+        </m:r>
+        <m:sSub>
+          <m:e>
+            <m:r>
+              <m:t>o</m:t>
+            </m:r>
+          </m:e>
+          <m:sub>
+            <m:r>
+              <m:t>h</m:t>
+            </m:r>
+          </m:sub>
+        </m:sSub>
+        <m:sSub>
+          <m:e>
+            <m:r>
+              <m:t>∥</m:t>
+            </m:r>
+          </m:e>
+          <m:sub>
+            <m:r>
+              <m:t>2</m:t>
+            </m:r>
+          </m:sub>
+        </m:sSub>
+      </m:oMath>
+      <w:r>
+        <w:t xml:space="preserve"> </w:t>
+      </w:r>
+      <w:r>
+        <w:t xml:space="preserve">and, in aggregate, the full layer output error</w:t>
+      </w:r>
+      <w:r>
+        <w:t xml:space="preserve"> </w:t>
+      </w:r>
+      <w:r>
+        <w:t xml:space="preserve">summed over all</w:t>
+      </w:r>
+      <w:r>
+        <w:t xml:space="preserve"> </w:t>
+      </w:r>
+      <m:oMath>
+        <m:r>
+          <m:t>H</m:t>
+        </m:r>
+      </m:oMath>
+      <w:r>
+        <w:t xml:space="preserve"> </w:t>
+      </w:r>
+      <w:r>
+        <w:t xml:space="preserve">query heads.</w:t>
+      </w:r>
+    </w:p>
+    <w:p>
+      <w:pPr>
+        <w:pStyle w:val="Heading2"/>
+      </w:pPr>
+      <w:bookmarkStart w:id="37" w:name="sec:theory-perquery"/>
+      <w:r>
+        <w:t xml:space="preserve">Per-Query Perturbation Bound</w:t>
       </w:r>
       <w:bookmarkEnd w:id="37"/>
     </w:p>
@@ -5069,109 +6742,1572 @@
         <w:pStyle w:val="FirstParagraph"/>
       </w:pPr>
       <w:r>
-        <w:t xml:space="preserve">We evaluate on five recent open-weight LLMs spanning three GQA ratios: Gemma-3-27B-it (GQA</w:t>
-      </w:r>
-      <w:r>
-        <w:t xml:space="preserve"> </w:t>
-      </w:r>
-      <m:oMath>
-        <m:r>
-          <m:t>2</m:t>
-        </m:r>
-        <m:r>
-          <m:t>:</m:t>
-        </m:r>
-        <m:r>
-          <m:t>1</m:t>
-        </m:r>
-      </m:oMath>
-      <w:r>
-        <w:t xml:space="preserve">), Mistral-7B-Instruct-v0.3 and Llama-3.1-8B-Instruct (GQA</w:t>
-      </w:r>
-      <w:r>
-        <w:t xml:space="preserve"> </w:t>
-      </w:r>
-      <m:oMath>
-        <m:r>
-          <m:t>4</m:t>
-        </m:r>
-        <m:r>
-          <m:t>:</m:t>
-        </m:r>
-        <m:r>
-          <m:t>1</m:t>
-        </m:r>
-      </m:oMath>
-      <w:r>
-        <w:t xml:space="preserve">), Qwen2.5-3B-Instruct and Llama-3.1-70B-Instruct (GQA</w:t>
-      </w:r>
-      <w:r>
-        <w:t xml:space="preserve"> </w:t>
-      </w:r>
-      <m:oMath>
-        <m:r>
-          <m:t>8</m:t>
-        </m:r>
-        <m:r>
-          <m:t>:</m:t>
-        </m:r>
-        <m:r>
-          <m:t>1</m:t>
-        </m:r>
-      </m:oMath>
-      <w:r>
-        <w:t xml:space="preserve">). All models are loaded in BF16 on</w:t>
-      </w:r>
-      <w:r>
-        <w:t xml:space="preserve"> </w:t>
-      </w:r>
-      <m:oMath>
-        <m:r>
-          <m:t>3</m:t>
-        </m:r>
-        <m:r>
-          <m:t>×</m:t>
-        </m:r>
-      </m:oMath>
-      <w:r>
-        <w:t xml:space="preserve"> </w:t>
-      </w:r>
-      <w:r>
-        <w:t xml:space="preserve">NVIDIA RTX A6000 (</w:t>
-      </w:r>
-      <m:oMath>
-        <m:r>
-          <m:t>48</m:t>
-        </m:r>
-      </m:oMath>
-      <w:r>
-        <w:t xml:space="preserve"> </w:t>
-      </w:r>
-      <w:r>
-        <w:t xml:space="preserve">GB each), giving</w:t>
-      </w:r>
-      <w:r>
-        <w:t xml:space="preserve"> </w:t>
-      </w:r>
-      <m:oMath>
-        <m:r>
-          <m:t>144</m:t>
-        </m:r>
-      </m:oMath>
-      <w:r>
-        <w:t xml:space="preserve"> </w:t>
-      </w:r>
-      <w:r>
-        <w:t xml:space="preserve">GB of aggregate VRAM. For Llama-3.1-70B, the model weights alone consume nearly all available memory; we are only able to run the FP16 baseline and report compressed perplexity for the other four models.</w:t>
+        <w:t xml:space="preserve">Define the attention logit vector</w:t>
+      </w:r>
+      <w:r>
+        <w:t xml:space="preserve"> </w:t>
+      </w:r>
+      <m:oMath>
+        <m:sSub>
+          <m:e>
+            <m:r>
+              <m:t>ℓ</m:t>
+            </m:r>
+          </m:e>
+          <m:sub>
+            <m:r>
+              <m:t>h</m:t>
+            </m:r>
+          </m:sub>
+        </m:sSub>
+        <m:r>
+          <m:t>=</m:t>
+        </m:r>
+        <m:sSub>
+          <m:e>
+            <m:r>
+              <m:t>q</m:t>
+            </m:r>
+          </m:e>
+          <m:sub>
+            <m:r>
+              <m:t>h</m:t>
+            </m:r>
+          </m:sub>
+        </m:sSub>
+        <m:sSubSup>
+          <m:e>
+            <m:r>
+              <m:t>K</m:t>
+            </m:r>
+          </m:e>
+          <m:sub>
+            <m:r>
+              <m:t>j</m:t>
+            </m:r>
+          </m:sub>
+          <m:sup>
+            <m:r>
+              <m:t>⊤</m:t>
+            </m:r>
+          </m:sup>
+        </m:sSubSup>
+        <m:r>
+          <m:t>/</m:t>
+        </m:r>
+        <m:rad>
+          <m:radPr>
+            <m:degHide m:val="1"/>
+          </m:radPr>
+          <m:deg/>
+          <m:e>
+            <m:r>
+              <m:t>d</m:t>
+            </m:r>
+          </m:e>
+        </m:rad>
+        <m:r>
+          <m:t>∈</m:t>
+        </m:r>
+        <m:sSup>
+          <m:e>
+            <m:r>
+              <m:rPr>
+                <m:sty m:val="p"/>
+                <m:scr m:val="double-struck"/>
+              </m:rPr>
+              <m:t>R</m:t>
+            </m:r>
+          </m:e>
+          <m:sup>
+            <m:r>
+              <m:t>N</m:t>
+            </m:r>
+          </m:sup>
+        </m:sSup>
+      </m:oMath>
+      <w:r>
+        <w:t xml:space="preserve"> </w:t>
+      </w:r>
+      <w:r>
+        <w:t xml:space="preserve">and its perturbed counterpart</w:t>
+      </w:r>
+      <w:r>
+        <w:t xml:space="preserve"> </w:t>
+      </w:r>
+      <m:oMath>
+        <m:sSub>
+          <m:e>
+            <m:acc>
+              <m:accPr>
+                <m:chr m:val="̃"/>
+              </m:accPr>
+              <m:e>
+                <m:r>
+                  <m:t>ℓ</m:t>
+                </m:r>
+              </m:e>
+            </m:acc>
+          </m:e>
+          <m:sub>
+            <m:r>
+              <m:t>h</m:t>
+            </m:r>
+          </m:sub>
+        </m:sSub>
+        <m:r>
+          <m:t>=</m:t>
+        </m:r>
+        <m:sSub>
+          <m:e>
+            <m:r>
+              <m:t>q</m:t>
+            </m:r>
+          </m:e>
+          <m:sub>
+            <m:r>
+              <m:t>h</m:t>
+            </m:r>
+          </m:sub>
+        </m:sSub>
+        <m:sSubSup>
+          <m:e>
+            <m:acc>
+              <m:accPr>
+                <m:chr m:val="̃"/>
+              </m:accPr>
+              <m:e>
+                <m:r>
+                  <m:t>K</m:t>
+                </m:r>
+              </m:e>
+            </m:acc>
+          </m:e>
+          <m:sub>
+            <m:r>
+              <m:t>j</m:t>
+            </m:r>
+          </m:sub>
+          <m:sup>
+            <m:r>
+              <m:t>⊤</m:t>
+            </m:r>
+          </m:sup>
+        </m:sSubSup>
+        <m:r>
+          <m:t>/</m:t>
+        </m:r>
+        <m:rad>
+          <m:radPr>
+            <m:degHide m:val="1"/>
+          </m:radPr>
+          <m:deg/>
+          <m:e>
+            <m:r>
+              <m:t>d</m:t>
+            </m:r>
+          </m:e>
+        </m:rad>
+      </m:oMath>
+      <w:r>
+        <w:t xml:space="preserve">. The logit perturbation at position</w:t>
+      </w:r>
+      <w:r>
+        <w:t xml:space="preserve"> </w:t>
+      </w:r>
+      <m:oMath>
+        <m:r>
+          <m:t>t</m:t>
+        </m:r>
+      </m:oMath>
+      <w:r>
+        <w:t xml:space="preserve"> </w:t>
+      </w:r>
+      <w:r>
+        <w:t xml:space="preserve">is</w:t>
       </w:r>
     </w:p>
     <w:p>
       <w:pPr>
-        <w:pStyle w:val="Heading4"/>
-      </w:pPr>
-      <w:bookmarkStart w:id="38" w:name="baselines."/>
-      <w:r>
-        <w:t xml:space="preserve">Baselines.</w:t>
+        <w:pStyle w:val="BodyText"/>
+      </w:pPr>
+      <m:oMathPara>
+        <m:oMathParaPr>
+          <m:jc m:val="center"/>
+        </m:oMathParaPr>
+        <m:oMath>
+          <m:sSub>
+            <m:e>
+              <m:r>
+                <m:t>δ</m:t>
+              </m:r>
+            </m:e>
+            <m:sub>
+              <m:r>
+                <m:t>h</m:t>
+              </m:r>
+              <m:r>
+                <m:t>,</m:t>
+              </m:r>
+              <m:r>
+                <m:t>t</m:t>
+              </m:r>
+            </m:sub>
+          </m:sSub>
+          <m:box>
+            <m:boxPr>
+              <m:opEmu m:val="1"/>
+            </m:boxPr>
+            <m:e>
+              <m:r>
+                <m:t>:=</m:t>
+              </m:r>
+            </m:e>
+          </m:box>
+          <m:sSub>
+            <m:e>
+              <m:acc>
+                <m:accPr>
+                  <m:chr m:val="̃"/>
+                </m:accPr>
+                <m:e>
+                  <m:r>
+                    <m:t>ℓ</m:t>
+                  </m:r>
+                </m:e>
+              </m:acc>
+            </m:e>
+            <m:sub>
+              <m:r>
+                <m:t>h</m:t>
+              </m:r>
+              <m:r>
+                <m:t>,</m:t>
+              </m:r>
+              <m:r>
+                <m:t>t</m:t>
+              </m:r>
+            </m:sub>
+          </m:sSub>
+          <m:r>
+            <m:t>−</m:t>
+          </m:r>
+          <m:sSub>
+            <m:e>
+              <m:r>
+                <m:t>ℓ</m:t>
+              </m:r>
+            </m:e>
+            <m:sub>
+              <m:r>
+                <m:t>h</m:t>
+              </m:r>
+              <m:r>
+                <m:t>,</m:t>
+              </m:r>
+              <m:r>
+                <m:t>t</m:t>
+              </m:r>
+            </m:sub>
+          </m:sSub>
+          <m:r>
+            <m:t>=</m:t>
+          </m:r>
+          <m:f>
+            <m:fPr>
+              <m:type m:val="bar"/>
+            </m:fPr>
+            <m:num>
+              <m:r>
+                <m:t>1</m:t>
+              </m:r>
+            </m:num>
+            <m:den>
+              <m:rad>
+                <m:radPr>
+                  <m:degHide m:val="1"/>
+                </m:radPr>
+                <m:deg/>
+                <m:e>
+                  <m:r>
+                    <m:t>d</m:t>
+                  </m:r>
+                </m:e>
+              </m:rad>
+            </m:den>
+          </m:f>
+          <m:r>
+            <m:t> </m:t>
+          </m:r>
+          <m:sSubSup>
+            <m:e>
+              <m:r>
+                <m:t>q</m:t>
+              </m:r>
+            </m:e>
+            <m:sub>
+              <m:r>
+                <m:t>h</m:t>
+              </m:r>
+            </m:sub>
+            <m:sup>
+              <m:r>
+                <m:t>⊤</m:t>
+              </m:r>
+            </m:sup>
+          </m:sSubSup>
+          <m:sSubSup>
+            <m:e>
+              <m:r>
+                <m:t>Δ</m:t>
+              </m:r>
+            </m:e>
+            <m:sub>
+              <m:r>
+                <m:t>j</m:t>
+              </m:r>
+              <m:r>
+                <m:t>,</m:t>
+              </m:r>
+              <m:r>
+                <m:t>t</m:t>
+              </m:r>
+            </m:sub>
+            <m:sup>
+              <m:r>
+                <m:t>K</m:t>
+              </m:r>
+            </m:sup>
+          </m:sSubSup>
+          <m:r>
+            <m:t>,</m:t>
+          </m:r>
+        </m:oMath>
+      </m:oMathPara>
+    </w:p>
+    <w:p>
+      <w:pPr>
+        <w:pStyle w:val="FirstParagraph"/>
+      </w:pPr>
+      <w:r>
+        <w:t xml:space="preserve">so</w:t>
+      </w:r>
+      <w:r>
+        <w:t xml:space="preserve"> </w:t>
+      </w:r>
+      <m:oMath>
+        <m:r>
+          <m:t>|</m:t>
+        </m:r>
+        <m:sSub>
+          <m:e>
+            <m:r>
+              <m:t>δ</m:t>
+            </m:r>
+          </m:e>
+          <m:sub>
+            <m:r>
+              <m:t>h</m:t>
+            </m:r>
+            <m:r>
+              <m:t>,</m:t>
+            </m:r>
+            <m:r>
+              <m:t>t</m:t>
+            </m:r>
+          </m:sub>
+        </m:sSub>
+        <m:r>
+          <m:t>|</m:t>
+        </m:r>
+        <m:r>
+          <m:t>≤</m:t>
+        </m:r>
+        <m:r>
+          <m:t>∥</m:t>
+        </m:r>
+        <m:sSub>
+          <m:e>
+            <m:r>
+              <m:t>q</m:t>
+            </m:r>
+          </m:e>
+          <m:sub>
+            <m:r>
+              <m:t>h</m:t>
+            </m:r>
+          </m:sub>
+        </m:sSub>
+        <m:sSub>
+          <m:e>
+            <m:r>
+              <m:t>∥</m:t>
+            </m:r>
+          </m:e>
+          <m:sub>
+            <m:r>
+              <m:t>2</m:t>
+            </m:r>
+          </m:sub>
+        </m:sSub>
+        <m:r>
+          <m:t>∥</m:t>
+        </m:r>
+        <m:sSubSup>
+          <m:e>
+            <m:r>
+              <m:t>Δ</m:t>
+            </m:r>
+          </m:e>
+          <m:sub>
+            <m:r>
+              <m:t>j</m:t>
+            </m:r>
+            <m:r>
+              <m:t>,</m:t>
+            </m:r>
+            <m:r>
+              <m:t>t</m:t>
+            </m:r>
+          </m:sub>
+          <m:sup>
+            <m:r>
+              <m:t>K</m:t>
+            </m:r>
+          </m:sup>
+        </m:sSubSup>
+        <m:sSub>
+          <m:e>
+            <m:r>
+              <m:t>∥</m:t>
+            </m:r>
+          </m:e>
+          <m:sub>
+            <m:r>
+              <m:t>2</m:t>
+            </m:r>
+          </m:sub>
+        </m:sSub>
+        <m:r>
+          <m:t>/</m:t>
+        </m:r>
+        <m:rad>
+          <m:radPr>
+            <m:degHide m:val="1"/>
+          </m:radPr>
+          <m:deg/>
+          <m:e>
+            <m:r>
+              <m:t>d</m:t>
+            </m:r>
+          </m:e>
+        </m:rad>
+      </m:oMath>
+      <w:r>
+        <w:t xml:space="preserve">. Under the</w:t>
+      </w:r>
+      <w:r>
+        <w:t xml:space="preserve"> </w:t>
+      </w:r>
+      <w:r>
+        <w:t xml:space="preserve">standard assumption</w:t>
+      </w:r>
+      <w:r>
+        <w:t xml:space="preserve"> </w:t>
+      </w:r>
+      <m:oMath>
+        <m:r>
+          <m:t>∥</m:t>
+        </m:r>
+        <m:sSub>
+          <m:e>
+            <m:r>
+              <m:t>q</m:t>
+            </m:r>
+          </m:e>
+          <m:sub>
+            <m:r>
+              <m:t>h</m:t>
+            </m:r>
+          </m:sub>
+        </m:sSub>
+        <m:sSub>
+          <m:e>
+            <m:r>
+              <m:t>∥</m:t>
+            </m:r>
+          </m:e>
+          <m:sub>
+            <m:r>
+              <m:t>2</m:t>
+            </m:r>
+          </m:sub>
+        </m:sSub>
+        <m:r>
+          <m:t>=</m:t>
+        </m:r>
+        <m:r>
+          <m:t>Θ</m:t>
+        </m:r>
+        <m:r>
+          <m:t>(</m:t>
+        </m:r>
+        <m:rad>
+          <m:radPr>
+            <m:degHide m:val="1"/>
+          </m:radPr>
+          <m:deg/>
+          <m:e>
+            <m:r>
+              <m:t>d</m:t>
+            </m:r>
+          </m:e>
+        </m:rad>
+        <m:r>
+          <m:t>)</m:t>
+        </m:r>
+      </m:oMath>
+      <w:r>
+        <w:t xml:space="preserve"> </w:t>
+      </w:r>
+      <w:r>
+        <w:t xml:space="preserve">(queries are near the unit</w:t>
+      </w:r>
+      <w:r>
+        <w:t xml:space="preserve"> </w:t>
+      </w:r>
+      <w:r>
+        <w:t xml:space="preserve">sphere after RoPE scaled by</w:t>
+      </w:r>
+      <w:r>
+        <w:t xml:space="preserve"> </w:t>
+      </w:r>
+      <m:oMath>
+        <m:rad>
+          <m:radPr>
+            <m:degHide m:val="1"/>
+          </m:radPr>
+          <m:deg/>
+          <m:e>
+            <m:r>
+              <m:t>d</m:t>
+            </m:r>
+          </m:e>
+        </m:rad>
+      </m:oMath>
+      <w:r>
+        <w:t xml:space="preserve">, consistent with the preactivation</w:t>
+      </w:r>
+      <w:r>
+        <w:t xml:space="preserve"> </w:t>
+      </w:r>
+      <w:r>
+        <w:t xml:space="preserve">distribution of a trained transformer), we have</w:t>
+      </w:r>
+    </w:p>
+    <w:p>
+      <w:pPr>
+        <w:pStyle w:val="BodyText"/>
+      </w:pPr>
+      <m:oMathPara>
+        <m:oMathParaPr>
+          <m:jc m:val="center"/>
+        </m:oMathParaPr>
+        <m:oMath>
+          <m:r>
+            <m:t>|</m:t>
+          </m:r>
+          <m:sSub>
+            <m:e>
+              <m:r>
+                <m:t>δ</m:t>
+              </m:r>
+            </m:e>
+            <m:sub>
+              <m:r>
+                <m:t>h</m:t>
+              </m:r>
+              <m:r>
+                <m:t>,</m:t>
+              </m:r>
+              <m:r>
+                <m:t>t</m:t>
+              </m:r>
+            </m:sub>
+          </m:sSub>
+          <m:r>
+            <m:t>|</m:t>
+          </m:r>
+          <m:r>
+            <m:t>≤</m:t>
+          </m:r>
+          <m:sSub>
+            <m:e>
+              <m:r>
+                <m:t>c</m:t>
+              </m:r>
+            </m:e>
+            <m:sub>
+              <m:r>
+                <m:t>q</m:t>
+              </m:r>
+            </m:sub>
+          </m:sSub>
+          <m:r>
+            <m:t>⋅</m:t>
+          </m:r>
+          <m:r>
+            <m:t>∥</m:t>
+          </m:r>
+          <m:sSubSup>
+            <m:e>
+              <m:r>
+                <m:t>Δ</m:t>
+              </m:r>
+            </m:e>
+            <m:sub>
+              <m:r>
+                <m:t>j</m:t>
+              </m:r>
+              <m:r>
+                <m:t>,</m:t>
+              </m:r>
+              <m:r>
+                <m:t>t</m:t>
+              </m:r>
+            </m:sub>
+            <m:sup>
+              <m:r>
+                <m:t>K</m:t>
+              </m:r>
+            </m:sup>
+          </m:sSubSup>
+          <m:sSub>
+            <m:e>
+              <m:r>
+                <m:t>∥</m:t>
+              </m:r>
+            </m:e>
+            <m:sub>
+              <m:r>
+                <m:t>2</m:t>
+              </m:r>
+            </m:sub>
+          </m:sSub>
+          <m:r>
+            <m:t>,</m:t>
+          </m:r>
+        </m:oMath>
+      </m:oMathPara>
+    </w:p>
+    <w:p>
+      <w:pPr>
+        <w:pStyle w:val="FirstParagraph"/>
+      </w:pPr>
+      <w:r>
+        <w:t xml:space="preserve">for a model-dependent constant</w:t>
+      </w:r>
+      <w:r>
+        <w:t xml:space="preserve"> </w:t>
+      </w:r>
+      <m:oMath>
+        <m:sSub>
+          <m:e>
+            <m:r>
+              <m:t>c</m:t>
+            </m:r>
+          </m:e>
+          <m:sub>
+            <m:r>
+              <m:t>q</m:t>
+            </m:r>
+          </m:sub>
+        </m:sSub>
+        <m:r>
+          <m:t>≈</m:t>
+        </m:r>
+        <m:r>
+          <m:t>1</m:t>
+        </m:r>
+      </m:oMath>
+      <w:r>
+        <w:t xml:space="preserve">.</w:t>
+      </w:r>
+    </w:p>
+    <w:p>
+      <w:pPr>
+        <w:pStyle w:val="BodyText"/>
+      </w:pPr>
+      <w:r>
+        <w:t xml:space="preserve">The softmax is 1-Lipschitz in its input with respect to the total-variation</w:t>
+      </w:r>
+      <w:r>
+        <w:t xml:space="preserve"> </w:t>
+      </w:r>
+      <w:r>
+        <w:t xml:space="preserve">norm on the output distribution</w:t>
+      </w:r>
+      <w:r>
+        <w:t xml:space="preserve"> </w:t>
+      </w:r>
+      <w:r>
+        <w:t xml:space="preserve">:</w:t>
+      </w:r>
+    </w:p>
+    <w:p>
+      <w:pPr>
+        <w:pStyle w:val="BodyText"/>
+      </w:pPr>
+      <m:oMathPara>
+        <m:oMathParaPr>
+          <m:jc m:val="center"/>
+        </m:oMathParaPr>
+        <m:oMath>
+          <m:r>
+            <m:t>∥</m:t>
+          </m:r>
+          <m:r>
+            <m:rPr>
+              <m:sty m:val="p"/>
+            </m:rPr>
+            <m:t>s</m:t>
+          </m:r>
+          <m:r>
+            <m:rPr>
+              <m:sty m:val="p"/>
+            </m:rPr>
+            <m:t>o</m:t>
+          </m:r>
+          <m:r>
+            <m:rPr>
+              <m:sty m:val="p"/>
+            </m:rPr>
+            <m:t>f</m:t>
+          </m:r>
+          <m:r>
+            <m:rPr>
+              <m:sty m:val="p"/>
+            </m:rPr>
+            <m:t>t</m:t>
+          </m:r>
+          <m:r>
+            <m:rPr>
+              <m:sty m:val="p"/>
+            </m:rPr>
+            <m:t>m</m:t>
+          </m:r>
+          <m:r>
+            <m:rPr>
+              <m:sty m:val="p"/>
+            </m:rPr>
+            <m:t>a</m:t>
+          </m:r>
+          <m:r>
+            <m:rPr>
+              <m:sty m:val="p"/>
+            </m:rPr>
+            <m:t>x</m:t>
+          </m:r>
+          <m:r>
+            <m:t>(</m:t>
+          </m:r>
+          <m:sSub>
+            <m:e>
+              <m:acc>
+                <m:accPr>
+                  <m:chr m:val="̃"/>
+                </m:accPr>
+                <m:e>
+                  <m:r>
+                    <m:t>ℓ</m:t>
+                  </m:r>
+                </m:e>
+              </m:acc>
+            </m:e>
+            <m:sub>
+              <m:r>
+                <m:t>h</m:t>
+              </m:r>
+            </m:sub>
+          </m:sSub>
+          <m:r>
+            <m:t>)</m:t>
+          </m:r>
+          <m:r>
+            <m:t>−</m:t>
+          </m:r>
+          <m:r>
+            <m:rPr>
+              <m:sty m:val="p"/>
+            </m:rPr>
+            <m:t>s</m:t>
+          </m:r>
+          <m:r>
+            <m:rPr>
+              <m:sty m:val="p"/>
+            </m:rPr>
+            <m:t>o</m:t>
+          </m:r>
+          <m:r>
+            <m:rPr>
+              <m:sty m:val="p"/>
+            </m:rPr>
+            <m:t>f</m:t>
+          </m:r>
+          <m:r>
+            <m:rPr>
+              <m:sty m:val="p"/>
+            </m:rPr>
+            <m:t>t</m:t>
+          </m:r>
+          <m:r>
+            <m:rPr>
+              <m:sty m:val="p"/>
+            </m:rPr>
+            <m:t>m</m:t>
+          </m:r>
+          <m:r>
+            <m:rPr>
+              <m:sty m:val="p"/>
+            </m:rPr>
+            <m:t>a</m:t>
+          </m:r>
+          <m:r>
+            <m:rPr>
+              <m:sty m:val="p"/>
+            </m:rPr>
+            <m:t>x</m:t>
+          </m:r>
+          <m:r>
+            <m:t>(</m:t>
+          </m:r>
+          <m:sSub>
+            <m:e>
+              <m:r>
+                <m:t>ℓ</m:t>
+              </m:r>
+            </m:e>
+            <m:sub>
+              <m:r>
+                <m:t>h</m:t>
+              </m:r>
+            </m:sub>
+          </m:sSub>
+          <m:r>
+            <m:t>)</m:t>
+          </m:r>
+          <m:sSub>
+            <m:e>
+              <m:r>
+                <m:t>∥</m:t>
+              </m:r>
+            </m:e>
+            <m:sub>
+              <m:r>
+                <m:t>1</m:t>
+              </m:r>
+            </m:sub>
+          </m:sSub>
+          <m:r>
+            <m:t>≤</m:t>
+          </m:r>
+          <m:r>
+            <m:t>∥</m:t>
+          </m:r>
+          <m:sSub>
+            <m:e>
+              <m:acc>
+                <m:accPr>
+                  <m:chr m:val="̃"/>
+                </m:accPr>
+                <m:e>
+                  <m:r>
+                    <m:t>ℓ</m:t>
+                  </m:r>
+                </m:e>
+              </m:acc>
+            </m:e>
+            <m:sub>
+              <m:r>
+                <m:t>h</m:t>
+              </m:r>
+            </m:sub>
+          </m:sSub>
+          <m:r>
+            <m:t>−</m:t>
+          </m:r>
+          <m:sSub>
+            <m:e>
+              <m:r>
+                <m:t>ℓ</m:t>
+              </m:r>
+            </m:e>
+            <m:sub>
+              <m:r>
+                <m:t>h</m:t>
+              </m:r>
+            </m:sub>
+          </m:sSub>
+          <m:sSub>
+            <m:e>
+              <m:r>
+                <m:t>∥</m:t>
+              </m:r>
+            </m:e>
+            <m:sub>
+              <m:r>
+                <m:t>∞</m:t>
+              </m:r>
+            </m:sub>
+          </m:sSub>
+          <m:r>
+            <m:t>.</m:t>
+          </m:r>
+        </m:oMath>
+      </m:oMathPara>
+    </w:p>
+    <w:p>
+      <w:pPr>
+        <w:pStyle w:val="FirstParagraph"/>
+      </w:pPr>
+      <w:r>
+        <w:t xml:space="preserve">Combining this with </w:t>
+      </w:r>
+      <w:hyperlink w:anchor="eq:bound-logit">
+        <w:r>
+          <w:rPr>
+            <w:rStyle w:val="Hyperlink"/>
+          </w:rPr>
+          <w:t xml:space="preserve">[eq:bound-logit]</w:t>
+        </w:r>
+      </w:hyperlink>
+      <w:r>
+        <w:t xml:space="preserve"> </w:t>
+      </w:r>
+      <w:r>
+        <w:t xml:space="preserve">and the triangle inequality applied</w:t>
+      </w:r>
+      <w:r>
+        <w:t xml:space="preserve"> </w:t>
+      </w:r>
+      <w:r>
+        <w:t xml:space="preserve">to the value perturbation gives a first-order bound on the output:</w:t>
+      </w:r>
+    </w:p>
+    <w:p>
+      <w:pPr>
+        <w:pStyle w:val="BodyText"/>
+      </w:pPr>
+      <m:oMathPara>
+        <m:oMathParaPr>
+          <m:jc m:val="center"/>
+        </m:oMathParaPr>
+        <m:oMath>
+          <m:r>
+            <m:t>∥</m:t>
+          </m:r>
+          <m:sSub>
+            <m:e>
+              <m:acc>
+                <m:accPr>
+                  <m:chr m:val="̃"/>
+                </m:accPr>
+                <m:e>
+                  <m:r>
+                    <m:t>o</m:t>
+                  </m:r>
+                </m:e>
+              </m:acc>
+            </m:e>
+            <m:sub>
+              <m:r>
+                <m:t>h</m:t>
+              </m:r>
+            </m:sub>
+          </m:sSub>
+          <m:r>
+            <m:t>−</m:t>
+          </m:r>
+          <m:sSub>
+            <m:e>
+              <m:r>
+                <m:t>o</m:t>
+              </m:r>
+            </m:e>
+            <m:sub>
+              <m:r>
+                <m:t>h</m:t>
+              </m:r>
+            </m:sub>
+          </m:sSub>
+          <m:sSub>
+            <m:e>
+              <m:r>
+                <m:t>∥</m:t>
+              </m:r>
+            </m:e>
+            <m:sub>
+              <m:r>
+                <m:t>2</m:t>
+              </m:r>
+            </m:sub>
+          </m:sSub>
+          <m:r>
+            <m:t>≤</m:t>
+          </m:r>
+          <m:limLow>
+            <m:e>
+              <m:limLow>
+                <m:e>
+                  <m:r>
+                    <m:t>∥</m:t>
+                  </m:r>
+                  <m:sSub>
+                    <m:e>
+                      <m:r>
+                        <m:t>V</m:t>
+                      </m:r>
+                    </m:e>
+                    <m:sub>
+                      <m:r>
+                        <m:t>j</m:t>
+                      </m:r>
+                    </m:sub>
+                  </m:sSub>
+                  <m:sSub>
+                    <m:e>
+                      <m:r>
+                        <m:t>∥</m:t>
+                      </m:r>
+                    </m:e>
+                    <m:sub>
+                      <m:r>
+                        <m:rPr>
+                          <m:sty m:val="p"/>
+                        </m:rPr>
+                        <m:t>o</m:t>
+                      </m:r>
+                      <m:r>
+                        <m:rPr>
+                          <m:sty m:val="p"/>
+                        </m:rPr>
+                        <m:t>p</m:t>
+                      </m:r>
+                    </m:sub>
+                  </m:sSub>
+                  <m:r>
+                    <m:t>⋅</m:t>
+                  </m:r>
+                  <m:sSub>
+                    <m:e>
+                      <m:r>
+                        <m:t>c</m:t>
+                      </m:r>
+                    </m:e>
+                    <m:sub>
+                      <m:r>
+                        <m:t>q</m:t>
+                      </m:r>
+                    </m:sub>
+                  </m:sSub>
+                  <m:r>
+                    <m:t>⋅</m:t>
+                  </m:r>
+                  <m:limLow>
+                    <m:e>
+                      <m:r>
+                        <m:rPr>
+                          <m:nor/>
+                          <m:sty m:val="p"/>
+                        </m:rPr>
+                        <m:t>max</m:t>
+                      </m:r>
+                    </m:e>
+                    <m:lim>
+                      <m:r>
+                        <m:t>t</m:t>
+                      </m:r>
+                    </m:lim>
+                  </m:limLow>
+                  <m:r>
+                    <m:t>∥</m:t>
+                  </m:r>
+                  <m:sSubSup>
+                    <m:e>
+                      <m:r>
+                        <m:t>Δ</m:t>
+                      </m:r>
+                    </m:e>
+                    <m:sub>
+                      <m:r>
+                        <m:t>j</m:t>
+                      </m:r>
+                      <m:r>
+                        <m:t>,</m:t>
+                      </m:r>
+                      <m:r>
+                        <m:t>t</m:t>
+                      </m:r>
+                    </m:sub>
+                    <m:sup>
+                      <m:r>
+                        <m:t>K</m:t>
+                      </m:r>
+                    </m:sup>
+                  </m:sSubSup>
+                  <m:sSub>
+                    <m:e>
+                      <m:r>
+                        <m:t>∥</m:t>
+                      </m:r>
+                    </m:e>
+                    <m:sub>
+                      <m:r>
+                        <m:t>2</m:t>
+                      </m:r>
+                    </m:sub>
+                  </m:sSub>
+                </m:e>
+                <m:lim>
+                  <m:r>
+                    <m:t>⏟</m:t>
+                  </m:r>
+                </m:lim>
+              </m:limLow>
+            </m:e>
+            <m:lim>
+              <m:r>
+                <m:rPr>
+                  <m:nor/>
+                  <m:sty m:val="p"/>
+                </m:rPr>
+                <m:t>key-side term</m:t>
+              </m:r>
+            </m:lim>
+          </m:limLow>
+          <m:r>
+            <m:t> </m:t>
+          </m:r>
+          <m:r>
+            <m:t>+</m:t>
+          </m:r>
+          <m:r>
+            <m:t> </m:t>
+          </m:r>
+          <m:limLow>
+            <m:e>
+              <m:limLow>
+                <m:e>
+                  <m:limLow>
+                    <m:e>
+                      <m:r>
+                        <m:rPr>
+                          <m:nor/>
+                          <m:sty m:val="p"/>
+                        </m:rPr>
+                        <m:t>max</m:t>
+                      </m:r>
+                    </m:e>
+                    <m:lim>
+                      <m:r>
+                        <m:t>t</m:t>
+                      </m:r>
+                    </m:lim>
+                  </m:limLow>
+                  <m:r>
+                    <m:t>∥</m:t>
+                  </m:r>
+                  <m:sSubSup>
+                    <m:e>
+                      <m:r>
+                        <m:t>Δ</m:t>
+                      </m:r>
+                    </m:e>
+                    <m:sub>
+                      <m:r>
+                        <m:t>j</m:t>
+                      </m:r>
+                      <m:r>
+                        <m:t>,</m:t>
+                      </m:r>
+                      <m:r>
+                        <m:t>t</m:t>
+                      </m:r>
+                    </m:sub>
+                    <m:sup>
+                      <m:r>
+                        <m:t>V</m:t>
+                      </m:r>
+                    </m:sup>
+                  </m:sSubSup>
+                  <m:sSub>
+                    <m:e>
+                      <m:r>
+                        <m:t>∥</m:t>
+                      </m:r>
+                    </m:e>
+                    <m:sub>
+                      <m:r>
+                        <m:t>2</m:t>
+                      </m:r>
+                    </m:sub>
+                  </m:sSub>
+                </m:e>
+                <m:lim>
+                  <m:r>
+                    <m:t>⏟</m:t>
+                  </m:r>
+                </m:lim>
+              </m:limLow>
+            </m:e>
+            <m:lim>
+              <m:r>
+                <m:rPr>
+                  <m:nor/>
+                  <m:sty m:val="p"/>
+                </m:rPr>
+                <m:t>value-side term</m:t>
+              </m:r>
+            </m:lim>
+          </m:limLow>
+          <m:r>
+            <m:t> </m:t>
+          </m:r>
+          <m:r>
+            <m:t>+</m:t>
+          </m:r>
+          <m:r>
+            <m:t> </m:t>
+          </m:r>
+          <m:r>
+            <m:t>O</m:t>
+          </m:r>
+          <m:r>
+            <m:t>(</m:t>
+          </m:r>
+          <m:sSup>
+            <m:e>
+              <m:r>
+                <m:t>ε</m:t>
+              </m:r>
+            </m:e>
+            <m:sup>
+              <m:r>
+                <m:t>2</m:t>
+              </m:r>
+            </m:sup>
+          </m:sSup>
+          <m:r>
+            <m:t>)</m:t>
+          </m:r>
+          <m:r>
+            <m:t>,</m:t>
+          </m:r>
+        </m:oMath>
+      </m:oMathPara>
+    </w:p>
+    <w:p>
+      <w:pPr>
+        <w:pStyle w:val="FirstParagraph"/>
+      </w:pPr>
+      <w:r>
+        <w:t xml:space="preserve">where</w:t>
+      </w:r>
+      <w:r>
+        <w:t xml:space="preserve"> </w:t>
+      </w:r>
+      <m:oMath>
+        <m:r>
+          <m:t>∥</m:t>
+        </m:r>
+        <m:sSub>
+          <m:e>
+            <m:r>
+              <m:t>V</m:t>
+            </m:r>
+          </m:e>
+          <m:sub>
+            <m:r>
+              <m:t>j</m:t>
+            </m:r>
+          </m:sub>
+        </m:sSub>
+        <m:sSub>
+          <m:e>
+            <m:r>
+              <m:t>∥</m:t>
+            </m:r>
+          </m:e>
+          <m:sub>
+            <m:r>
+              <m:rPr>
+                <m:sty m:val="p"/>
+              </m:rPr>
+              <m:t>o</m:t>
+            </m:r>
+            <m:r>
+              <m:rPr>
+                <m:sty m:val="p"/>
+              </m:rPr>
+              <m:t>p</m:t>
+            </m:r>
+          </m:sub>
+        </m:sSub>
+      </m:oMath>
+      <w:r>
+        <w:t xml:space="preserve"> </w:t>
+      </w:r>
+      <w:r>
+        <w:t xml:space="preserve">is the operator norm of</w:t>
+      </w:r>
+      <w:r>
+        <w:t xml:space="preserve"> </w:t>
+      </w:r>
+      <m:oMath>
+        <m:sSub>
+          <m:e>
+            <m:r>
+              <m:t>V</m:t>
+            </m:r>
+          </m:e>
+          <m:sub>
+            <m:r>
+              <m:t>j</m:t>
+            </m:r>
+          </m:sub>
+        </m:sSub>
+      </m:oMath>
+      <w:r>
+        <w:t xml:space="preserve"> </w:t>
+      </w:r>
+      <w:r>
+        <w:t xml:space="preserve">and</w:t>
+      </w:r>
+      <w:r>
+        <w:t xml:space="preserve"> </w:t>
+      </w:r>
+      <m:oMath>
+        <m:r>
+          <m:t>ε</m:t>
+        </m:r>
+        <m:r>
+          <m:t>=</m:t>
+        </m:r>
+        <m:r>
+          <m:rPr>
+            <m:nor/>
+            <m:sty m:val="p"/>
+          </m:rPr>
+          <m:t>max</m:t>
+        </m:r>
+        <m:r>
+          <m:t>(</m:t>
+        </m:r>
+        <m:r>
+          <m:t>∥</m:t>
+        </m:r>
+        <m:sSup>
+          <m:e>
+            <m:r>
+              <m:t>Δ</m:t>
+            </m:r>
+          </m:e>
+          <m:sup>
+            <m:r>
+              <m:t>K</m:t>
+            </m:r>
+          </m:sup>
+        </m:sSup>
+        <m:sSub>
+          <m:e>
+            <m:r>
+              <m:t>∥</m:t>
+            </m:r>
+          </m:e>
+          <m:sub>
+            <m:r>
+              <m:t>∞</m:t>
+            </m:r>
+          </m:sub>
+        </m:sSub>
+        <m:r>
+          <m:t>,</m:t>
+        </m:r>
+        <m:r>
+          <m:t>∥</m:t>
+        </m:r>
+        <m:sSup>
+          <m:e>
+            <m:r>
+              <m:t>Δ</m:t>
+            </m:r>
+          </m:e>
+          <m:sup>
+            <m:r>
+              <m:t>V</m:t>
+            </m:r>
+          </m:sup>
+        </m:sSup>
+        <m:sSub>
+          <m:e>
+            <m:r>
+              <m:t>∥</m:t>
+            </m:r>
+          </m:e>
+          <m:sub>
+            <m:r>
+              <m:t>∞</m:t>
+            </m:r>
+          </m:sub>
+        </m:sSub>
+        <m:r>
+          <m:t>)</m:t>
+        </m:r>
+      </m:oMath>
+      <w:r>
+        <w:t xml:space="preserve">.</w:t>
+      </w:r>
+      <w:r>
+        <w:t xml:space="preserve"> </w:t>
+      </w:r>
+      <w:r>
+        <w:t xml:space="preserve">The first-order approximation is valid in the small-noise regime that</w:t>
+      </w:r>
+      <w:r>
+        <w:t xml:space="preserve"> </w:t>
+      </w:r>
+      <w:r>
+        <w:t xml:space="preserve">compressed caches typically operate in (</w:t>
+      </w:r>
+      <m:oMath>
+        <m:r>
+          <m:t>ε</m:t>
+        </m:r>
+        <m:r>
+          <m:t>≪</m:t>
+        </m:r>
+        <m:r>
+          <m:t>1</m:t>
+        </m:r>
+      </m:oMath>
+      <w:r>
+        <w:t xml:space="preserve"> </w:t>
+      </w:r>
+      <w:r>
+        <w:t xml:space="preserve">in unit-norm KV</w:t>
+      </w:r>
+      <w:r>
+        <w:t xml:space="preserve"> </w:t>
+      </w:r>
+      <w:r>
+        <w:t xml:space="preserve">space), which we verify empirically in Section </w:t>
+      </w:r>
+      <w:hyperlink w:anchor="sec:qwen-rescue">
+        <w:r>
+          <w:rPr>
+            <w:rStyle w:val="Hyperlink"/>
+          </w:rPr>
+          <w:t xml:space="preserve">6.3</w:t>
+        </w:r>
+      </w:hyperlink>
+      <w:r>
+        <w:t xml:space="preserve">: even</w:t>
+      </w:r>
+      <w:r>
+        <w:t xml:space="preserve"> </w:t>
+      </w:r>
+      <w:r>
+        <w:t xml:space="preserve">when the compressed PPL is large (42 on Qwen2.5-3B), the per-vector MSE is</w:t>
+      </w:r>
+      <w:r>
+        <w:t xml:space="preserve"> </w:t>
+      </w:r>
+      <w:r>
+        <w:t xml:space="preserve">still</w:t>
+      </w:r>
+      <w:r>
+        <w:t xml:space="preserve"> </w:t>
+      </w:r>
+      <m:oMath>
+        <m:r>
+          <m:t>∼</m:t>
+        </m:r>
+        <m:sSup>
+          <m:e>
+            <m:r>
+              <m:t>10</m:t>
+            </m:r>
+          </m:e>
+          <m:sup>
+            <m:r>
+              <m:t>−</m:t>
+            </m:r>
+            <m:r>
+              <m:t>2</m:t>
+            </m:r>
+          </m:sup>
+        </m:sSup>
+      </m:oMath>
+      <w:r>
+        <w:t xml:space="preserve">, well below unity.</w:t>
+      </w:r>
+    </w:p>
+    <w:p>
+      <w:pPr>
+        <w:pStyle w:val="BodyText"/>
+      </w:pPr>
+      <w:r>
+        <w:t xml:space="preserve">Equation </w:t>
+      </w:r>
+      <w:hyperlink w:anchor="eq:bound-output">
+        <w:r>
+          <w:rPr>
+            <w:rStyle w:val="Hyperlink"/>
+          </w:rPr>
+          <w:t xml:space="preserve">[eq:bound-output]</w:t>
+        </w:r>
+      </w:hyperlink>
+      <w:r>
+        <w:t xml:space="preserve"> </w:t>
+      </w:r>
+      <w:r>
+        <w:t xml:space="preserve">shows that the per-query perturbation scales</w:t>
+      </w:r>
+      <w:r>
+        <w:t xml:space="preserve"> </w:t>
+      </w:r>
+      <w:r>
+        <w:t xml:space="preserve">linearly with the reconstruction error magnitude on a</w:t>
+      </w:r>
+      <w:r>
+        <w:t xml:space="preserve"> </w:t>
+      </w:r>
+      <w:r>
+        <w:rPr>
+          <w:i/>
+        </w:rPr>
+        <w:t xml:space="preserve">single</w:t>
+      </w:r>
+      <w:r>
+        <w:t xml:space="preserve"> </w:t>
+      </w:r>
+      <w:r>
+        <w:t xml:space="preserve">KV head.</w:t>
+      </w:r>
+      <w:r>
+        <w:t xml:space="preserve"> </w:t>
+      </w:r>
+      <w:r>
+        <w:t xml:space="preserve">This bound does not yet capture the GQA effect.</w:t>
+      </w:r>
+    </w:p>
+    <w:p>
+      <w:pPr>
+        <w:pStyle w:val="Heading2"/>
+      </w:pPr>
+      <w:bookmarkStart w:id="38" w:name="sec:theory-gqa"/>
+      <w:r>
+        <w:t xml:space="preserve">GQA Aggregation</w:t>
       </w:r>
       <w:bookmarkEnd w:id="38"/>
     </w:p>
@@ -5180,87 +8316,3132 @@
         <w:pStyle w:val="FirstParagraph"/>
       </w:pPr>
       <w:r>
-        <w:t xml:space="preserve">We compare against FP16 (uncompressed), KIVI at</w:t>
-      </w:r>
-      <w:r>
-        <w:t xml:space="preserve"> </w:t>
-      </w:r>
-      <m:oMath>
-        <m:r>
-          <m:t>{</m:t>
-        </m:r>
-        <m:r>
-          <m:t>2</m:t>
-        </m:r>
-        <m:r>
-          <m:t>,</m:t>
-        </m:r>
-        <m:r>
-          <m:t>4</m:t>
-        </m:r>
-        <m:r>
-          <m:t>,</m:t>
-        </m:r>
-        <m:r>
-          <m:t>6</m:t>
-        </m:r>
-        <m:r>
-          <m:t>}</m:t>
-        </m:r>
-      </m:oMath>
-      <w:r>
-        <w:t xml:space="preserve"> </w:t>
-      </w:r>
-      <w:r>
-        <w:t xml:space="preserve">bits, and TurboQuant-V3 at various</w:t>
-      </w:r>
-      <w:r>
-        <w:t xml:space="preserve"> </w:t>
-      </w:r>
-      <m:oMath>
-        <m:r>
-          <m:t>(</m:t>
-        </m:r>
-        <m:r>
-          <m:t>K</m:t>
-        </m:r>
-        <m:r>
-          <m:t>,</m:t>
-        </m:r>
-        <m:r>
-          <m:t>V</m:t>
-        </m:r>
-        <m:r>
-          <m:t>)</m:t>
-        </m:r>
-      </m:oMath>
-      <w:r>
-        <w:t xml:space="preserve"> </w:t>
-      </w:r>
-      <w:r>
-        <w:t xml:space="preserve">bit-width pairs. KIVI and TurboQuant both use a</w:t>
-      </w:r>
-      <w:r>
-        <w:t xml:space="preserve"> </w:t>
-      </w:r>
-      <m:oMath>
-        <m:r>
-          <m:t>128</m:t>
-        </m:r>
-      </m:oMath>
-      <w:r>
-        <w:t xml:space="preserve">-token residual window in FP16 (so recent tokens are never compressed) for fair comparison.</w:t>
+        <w:t xml:space="preserve">A single compressed KV head</w:t>
+      </w:r>
+      <w:r>
+        <w:t xml:space="preserve"> </w:t>
+      </w:r>
+      <m:oMath>
+        <m:r>
+          <m:t>j</m:t>
+        </m:r>
+      </m:oMath>
+      <w:r>
+        <w:t xml:space="preserve"> </w:t>
+      </w:r>
+      <w:r>
+        <w:t xml:space="preserve">is consumed by all</w:t>
+      </w:r>
+      <w:r>
+        <w:t xml:space="preserve"> </w:t>
+      </w:r>
+      <m:oMath>
+        <m:r>
+          <m:t>g</m:t>
+        </m:r>
+      </m:oMath>
+      <w:r>
+        <w:t xml:space="preserve"> </w:t>
+      </w:r>
+      <w:r>
+        <w:t xml:space="preserve">query heads in its</w:t>
+      </w:r>
+      <w:r>
+        <w:t xml:space="preserve"> </w:t>
+      </w:r>
+      <w:r>
+        <w:t xml:space="preserve">group. The</w:t>
+      </w:r>
+      <w:r>
+        <w:t xml:space="preserve"> </w:t>
+      </w:r>
+      <w:r>
+        <w:rPr>
+          <w:i/>
+        </w:rPr>
+        <w:t xml:space="preserve">layer-level</w:t>
+      </w:r>
+      <w:r>
+        <w:t xml:space="preserve"> </w:t>
+      </w:r>
+      <w:r>
+        <w:t xml:space="preserve">output error in the residual stream is the sum</w:t>
+      </w:r>
+      <w:r>
+        <w:t xml:space="preserve"> </w:t>
+      </w:r>
+      <w:r>
+        <w:t xml:space="preserve">of the per-head errors:</w:t>
       </w:r>
     </w:p>
     <w:p>
       <w:pPr>
+        <w:pStyle w:val="BodyText"/>
+      </w:pPr>
+      <m:oMathPara>
+        <m:oMathParaPr>
+          <m:jc m:val="center"/>
+        </m:oMathParaPr>
+        <m:oMath>
+          <m:sSubSup>
+            <m:e>
+              <m:r>
+                <m:rPr>
+                  <m:sty m:val="p"/>
+                  <m:scr m:val="script"/>
+                </m:rPr>
+                <m:t>E</m:t>
+              </m:r>
+            </m:e>
+            <m:sub>
+              <m:r>
+                <m:rPr>
+                  <m:sty m:val="p"/>
+                </m:rPr>
+                <m:t>l</m:t>
+              </m:r>
+              <m:r>
+                <m:rPr>
+                  <m:sty m:val="p"/>
+                </m:rPr>
+                <m:t>a</m:t>
+              </m:r>
+              <m:r>
+                <m:rPr>
+                  <m:sty m:val="p"/>
+                </m:rPr>
+                <m:t>y</m:t>
+              </m:r>
+              <m:r>
+                <m:rPr>
+                  <m:sty m:val="p"/>
+                </m:rPr>
+                <m:t>e</m:t>
+              </m:r>
+              <m:r>
+                <m:rPr>
+                  <m:sty m:val="p"/>
+                </m:rPr>
+                <m:t>r</m:t>
+              </m:r>
+            </m:sub>
+            <m:sup>
+              <m:r>
+                <m:t>2</m:t>
+              </m:r>
+            </m:sup>
+          </m:sSubSup>
+          <m:r>
+            <m:t>=</m:t>
+          </m:r>
+          <m:r>
+            <m:rPr>
+              <m:sty m:val="p"/>
+              <m:scr m:val="double-struck"/>
+            </m:rPr>
+            <m:t>E</m:t>
+          </m:r>
+          <m:r>
+            <m:t>​</m:t>
+          </m:r>
+          <m:d>
+            <m:dPr>
+              <m:begChr m:val="["/>
+              <m:endChr m:val="]"/>
+              <m:grow/>
+            </m:dPr>
+            <m:e>
+              <m:r>
+                <m:t>∥</m:t>
+              </m:r>
+              <m:nary>
+                <m:naryPr>
+                  <m:chr m:val="∑"/>
+                  <m:limLoc m:val="undOvr"/>
+                  <m:subHide m:val="0"/>
+                  <m:supHide m:val="0"/>
+                </m:naryPr>
+                <m:sub>
+                  <m:r>
+                    <m:t>j</m:t>
+                  </m:r>
+                  <m:r>
+                    <m:t>=</m:t>
+                  </m:r>
+                  <m:r>
+                    <m:t>1</m:t>
+                  </m:r>
+                </m:sub>
+                <m:sup>
+                  <m:sSub>
+                    <m:e>
+                      <m:r>
+                        <m:t>H</m:t>
+                      </m:r>
+                    </m:e>
+                    <m:sub>
+                      <m:r>
+                        <m:t>k</m:t>
+                      </m:r>
+                      <m:r>
+                        <m:t>v</m:t>
+                      </m:r>
+                    </m:sub>
+                  </m:sSub>
+                </m:sup>
+                <m:e>
+                  <m:nary>
+                    <m:naryPr>
+                      <m:chr m:val="∑"/>
+                      <m:limLoc m:val="undOvr"/>
+                      <m:subHide m:val="0"/>
+                      <m:supHide m:val="1"/>
+                    </m:naryPr>
+                    <m:sub>
+                      <m:r>
+                        <m:t>h</m:t>
+                      </m:r>
+                      <m:r>
+                        <m:t>∈</m:t>
+                      </m:r>
+                      <m:r>
+                        <m:rPr>
+                          <m:sty m:val="p"/>
+                        </m:rPr>
+                        <m:t>g</m:t>
+                      </m:r>
+                      <m:r>
+                        <m:rPr>
+                          <m:sty m:val="p"/>
+                        </m:rPr>
+                        <m:t>r</m:t>
+                      </m:r>
+                      <m:r>
+                        <m:rPr>
+                          <m:sty m:val="p"/>
+                        </m:rPr>
+                        <m:t>o</m:t>
+                      </m:r>
+                      <m:r>
+                        <m:rPr>
+                          <m:sty m:val="p"/>
+                        </m:rPr>
+                        <m:t>u</m:t>
+                      </m:r>
+                      <m:r>
+                        <m:rPr>
+                          <m:sty m:val="p"/>
+                        </m:rPr>
+                        <m:t>p</m:t>
+                      </m:r>
+                      <m:r>
+                        <m:t>(</m:t>
+                      </m:r>
+                      <m:r>
+                        <m:t>j</m:t>
+                      </m:r>
+                      <m:r>
+                        <m:t>)</m:t>
+                      </m:r>
+                    </m:sub>
+                    <m:sup>
+                      <m:r>
+                        <m:t>​</m:t>
+                      </m:r>
+                    </m:sup>
+                    <m:e>
+                      <m:r>
+                        <m:t>(</m:t>
+                      </m:r>
+                    </m:e>
+                  </m:nary>
+                </m:e>
+              </m:nary>
+              <m:sSub>
+                <m:e>
+                  <m:acc>
+                    <m:accPr>
+                      <m:chr m:val="̃"/>
+                    </m:accPr>
+                    <m:e>
+                      <m:r>
+                        <m:t>o</m:t>
+                      </m:r>
+                    </m:e>
+                  </m:acc>
+                </m:e>
+                <m:sub>
+                  <m:r>
+                    <m:t>h</m:t>
+                  </m:r>
+                </m:sub>
+              </m:sSub>
+              <m:r>
+                <m:t>−</m:t>
+              </m:r>
+              <m:sSub>
+                <m:e>
+                  <m:r>
+                    <m:t>o</m:t>
+                  </m:r>
+                </m:e>
+                <m:sub>
+                  <m:r>
+                    <m:t>h</m:t>
+                  </m:r>
+                </m:sub>
+              </m:sSub>
+              <m:r>
+                <m:t>)</m:t>
+              </m:r>
+              <m:sSubSup>
+                <m:e>
+                  <m:r>
+                    <m:t>∥</m:t>
+                  </m:r>
+                </m:e>
+                <m:sub>
+                  <m:r>
+                    <m:t>2</m:t>
+                  </m:r>
+                </m:sub>
+                <m:sup>
+                  <m:r>
+                    <m:t>2</m:t>
+                  </m:r>
+                </m:sup>
+              </m:sSubSup>
+            </m:e>
+          </m:d>
+          <m:r>
+            <m:t>.</m:t>
+          </m:r>
+        </m:oMath>
+      </m:oMathPara>
+    </w:p>
+    <w:p>
+      <w:pPr>
+        <w:pStyle w:val="FirstParagraph"/>
+      </w:pPr>
+      <w:r>
+        <w:t xml:space="preserve">The nature of the inner sum over</w:t>
+      </w:r>
+      <w:r>
+        <w:t xml:space="preserve"> </w:t>
+      </w:r>
+      <m:oMath>
+        <m:r>
+          <m:t>h</m:t>
+        </m:r>
+        <m:r>
+          <m:t>∈</m:t>
+        </m:r>
+        <m:r>
+          <m:rPr>
+            <m:sty m:val="p"/>
+          </m:rPr>
+          <m:t>g</m:t>
+        </m:r>
+        <m:r>
+          <m:rPr>
+            <m:sty m:val="p"/>
+          </m:rPr>
+          <m:t>r</m:t>
+        </m:r>
+        <m:r>
+          <m:rPr>
+            <m:sty m:val="p"/>
+          </m:rPr>
+          <m:t>o</m:t>
+        </m:r>
+        <m:r>
+          <m:rPr>
+            <m:sty m:val="p"/>
+          </m:rPr>
+          <m:t>u</m:t>
+        </m:r>
+        <m:r>
+          <m:rPr>
+            <m:sty m:val="p"/>
+          </m:rPr>
+          <m:t>p</m:t>
+        </m:r>
+        <m:r>
+          <m:t>(</m:t>
+        </m:r>
+        <m:r>
+          <m:t>j</m:t>
+        </m:r>
+        <m:r>
+          <m:t>)</m:t>
+        </m:r>
+      </m:oMath>
+      <w:r>
+        <w:t xml:space="preserve"> </w:t>
+      </w:r>
+      <w:r>
+        <w:t xml:space="preserve">depends on the</w:t>
+      </w:r>
+      <w:r>
+        <w:t xml:space="preserve"> </w:t>
+      </w:r>
+      <w:r>
+        <w:rPr>
+          <w:i/>
+        </w:rPr>
+        <w:t xml:space="preserve">structure</w:t>
+      </w:r>
+      <w:r>
+        <w:t xml:space="preserve"> </w:t>
+      </w:r>
+      <w:r>
+        <w:t xml:space="preserve">of the compression error</w:t>
+      </w:r>
+      <w:r>
+        <w:t xml:space="preserve"> </w:t>
+      </w:r>
+      <m:oMath>
+        <m:sSubSup>
+          <m:e>
+            <m:r>
+              <m:t>Δ</m:t>
+            </m:r>
+          </m:e>
+          <m:sub>
+            <m:r>
+              <m:t>j</m:t>
+            </m:r>
+          </m:sub>
+          <m:sup>
+            <m:r>
+              <m:t>K</m:t>
+            </m:r>
+          </m:sup>
+        </m:sSubSup>
+        <m:r>
+          <m:t>,</m:t>
+        </m:r>
+        <m:sSubSup>
+          <m:e>
+            <m:r>
+              <m:t>Δ</m:t>
+            </m:r>
+          </m:e>
+          <m:sub>
+            <m:r>
+              <m:t>j</m:t>
+            </m:r>
+          </m:sub>
+          <m:sup>
+            <m:r>
+              <m:t>V</m:t>
+            </m:r>
+          </m:sup>
+        </m:sSubSup>
+      </m:oMath>
+      <w:r>
+        <w:t xml:space="preserve">.</w:t>
+      </w:r>
+    </w:p>
+    <w:p>
+      <w:pPr>
         <w:pStyle w:val="Heading4"/>
       </w:pPr>
-      <w:bookmarkStart w:id="39" w:name="benchmarks."/>
+      <w:bookmarkStart w:id="39" w:name="case-1-vector-quantization-vq-errors."/>
+      <w:r>
+        <w:t xml:space="preserve">Case 1 — Vector-quantization (VQ) errors.</w:t>
+      </w:r>
+      <w:bookmarkEnd w:id="39"/>
+    </w:p>
+    <w:p>
+      <w:pPr>
+        <w:pStyle w:val="FirstParagraph"/>
+      </w:pPr>
+      <w:r>
+        <w:t xml:space="preserve">For TurboQuant-style compression, the error</w:t>
+      </w:r>
+      <w:r>
+        <w:t xml:space="preserve"> </w:t>
+      </w:r>
+      <m:oMath>
+        <m:sSubSup>
+          <m:e>
+            <m:r>
+              <m:t>Δ</m:t>
+            </m:r>
+          </m:e>
+          <m:sub>
+            <m:r>
+              <m:t>j</m:t>
+            </m:r>
+          </m:sub>
+          <m:sup>
+            <m:r>
+              <m:t>K</m:t>
+            </m:r>
+          </m:sup>
+        </m:sSubSup>
+      </m:oMath>
+      <w:r>
+        <w:t xml:space="preserve"> </w:t>
+      </w:r>
+      <w:r>
+        <w:t xml:space="preserve">at a given position</w:t>
+      </w:r>
+      <w:r>
+        <w:t xml:space="preserve"> </w:t>
+      </w:r>
+      <m:oMath>
+        <m:r>
+          <m:t>t</m:t>
+        </m:r>
+      </m:oMath>
+      <w:r>
+        <w:t xml:space="preserve"> </w:t>
+      </w:r>
+      <w:r>
+        <w:t xml:space="preserve">is a vector-valued codebook quantization residual, fully correlated</w:t>
+      </w:r>
+      <w:r>
+        <w:t xml:space="preserve"> </w:t>
+      </w:r>
+      <w:r>
+        <w:t xml:space="preserve">across the</w:t>
+      </w:r>
+      <w:r>
+        <w:t xml:space="preserve"> </w:t>
+      </w:r>
+      <m:oMath>
+        <m:r>
+          <m:t>d</m:t>
+        </m:r>
+      </m:oMath>
+      <w:r>
+        <w:t xml:space="preserve"> </w:t>
+      </w:r>
+      <w:r>
+        <w:t xml:space="preserve">channels and identical for every query head that reads from</w:t>
+      </w:r>
+      <w:r>
+        <w:t xml:space="preserve"> </w:t>
+      </w:r>
+      <m:oMath>
+        <m:sSub>
+          <m:e>
+            <m:r>
+              <m:t>K</m:t>
+            </m:r>
+          </m:e>
+          <m:sub>
+            <m:r>
+              <m:t>j</m:t>
+            </m:r>
+          </m:sub>
+        </m:sSub>
+      </m:oMath>
+      <w:r>
+        <w:t xml:space="preserve">. Writing</w:t>
+      </w:r>
+      <w:r>
+        <w:t xml:space="preserve"> </w:t>
+      </w:r>
+      <m:oMath>
+        <m:sSubSup>
+          <m:e>
+            <m:r>
+              <m:t>δ</m:t>
+            </m:r>
+          </m:e>
+          <m:sub>
+            <m:r>
+              <m:t>h</m:t>
+            </m:r>
+          </m:sub>
+          <m:sup>
+            <m:r>
+              <m:t>(</m:t>
+            </m:r>
+            <m:r>
+              <m:t>j</m:t>
+            </m:r>
+            <m:r>
+              <m:t>)</m:t>
+            </m:r>
+          </m:sup>
+        </m:sSubSup>
+        <m:r>
+          <m:t>=</m:t>
+        </m:r>
+        <m:sSub>
+          <m:e>
+            <m:acc>
+              <m:accPr>
+                <m:chr m:val="̃"/>
+              </m:accPr>
+              <m:e>
+                <m:r>
+                  <m:t>o</m:t>
+                </m:r>
+              </m:e>
+            </m:acc>
+          </m:e>
+          <m:sub>
+            <m:r>
+              <m:t>h</m:t>
+            </m:r>
+          </m:sub>
+        </m:sSub>
+        <m:r>
+          <m:t>−</m:t>
+        </m:r>
+        <m:sSub>
+          <m:e>
+            <m:r>
+              <m:t>o</m:t>
+            </m:r>
+          </m:e>
+          <m:sub>
+            <m:r>
+              <m:t>h</m:t>
+            </m:r>
+          </m:sub>
+        </m:sSub>
+      </m:oMath>
+      <w:r>
+        <w:t xml:space="preserve">, we have</w:t>
+      </w:r>
+    </w:p>
+    <w:p>
+      <w:pPr>
+        <w:pStyle w:val="BodyText"/>
+      </w:pPr>
+      <m:oMathPara>
+        <m:oMathParaPr>
+          <m:jc m:val="center"/>
+        </m:oMathParaPr>
+        <m:oMath>
+          <m:nary>
+            <m:naryPr>
+              <m:chr m:val="∑"/>
+              <m:limLoc m:val="undOvr"/>
+              <m:subHide m:val="0"/>
+              <m:supHide m:val="1"/>
+            </m:naryPr>
+            <m:sub>
+              <m:r>
+                <m:t>h</m:t>
+              </m:r>
+              <m:r>
+                <m:t>∈</m:t>
+              </m:r>
+              <m:r>
+                <m:rPr>
+                  <m:sty m:val="p"/>
+                </m:rPr>
+                <m:t>g</m:t>
+              </m:r>
+              <m:r>
+                <m:rPr>
+                  <m:sty m:val="p"/>
+                </m:rPr>
+                <m:t>r</m:t>
+              </m:r>
+              <m:r>
+                <m:rPr>
+                  <m:sty m:val="p"/>
+                </m:rPr>
+                <m:t>o</m:t>
+              </m:r>
+              <m:r>
+                <m:rPr>
+                  <m:sty m:val="p"/>
+                </m:rPr>
+                <m:t>u</m:t>
+              </m:r>
+              <m:r>
+                <m:rPr>
+                  <m:sty m:val="p"/>
+                </m:rPr>
+                <m:t>p</m:t>
+              </m:r>
+              <m:r>
+                <m:t>(</m:t>
+              </m:r>
+              <m:r>
+                <m:t>j</m:t>
+              </m:r>
+              <m:r>
+                <m:t>)</m:t>
+              </m:r>
+            </m:sub>
+            <m:sup>
+              <m:r>
+                <m:t>​</m:t>
+              </m:r>
+            </m:sup>
+            <m:e>
+              <m:sSubSup>
+                <m:e>
+                  <m:r>
+                    <m:t>δ</m:t>
+                  </m:r>
+                </m:e>
+                <m:sub>
+                  <m:r>
+                    <m:t>h</m:t>
+                  </m:r>
+                </m:sub>
+                <m:sup>
+                  <m:r>
+                    <m:t>(</m:t>
+                  </m:r>
+                  <m:r>
+                    <m:t>j</m:t>
+                  </m:r>
+                  <m:r>
+                    <m:t>)</m:t>
+                  </m:r>
+                </m:sup>
+              </m:sSubSup>
+            </m:e>
+          </m:nary>
+          <m:r>
+            <m:t>=</m:t>
+          </m:r>
+          <m:r>
+            <m:t>g</m:t>
+          </m:r>
+          <m:r>
+            <m:t>⋅</m:t>
+          </m:r>
+          <m:sSup>
+            <m:e>
+              <m:acc>
+                <m:accPr>
+                  <m:chr m:val="‾"/>
+                </m:accPr>
+                <m:e>
+                  <m:r>
+                    <m:t>δ</m:t>
+                  </m:r>
+                </m:e>
+              </m:acc>
+            </m:e>
+            <m:sup>
+              <m:r>
+                <m:t>(</m:t>
+              </m:r>
+              <m:r>
+                <m:t>j</m:t>
+              </m:r>
+              <m:r>
+                <m:t>)</m:t>
+              </m:r>
+            </m:sup>
+          </m:sSup>
+          <m:r>
+            <m:t>+</m:t>
+          </m:r>
+          <m:r>
+            <m:rPr>
+              <m:nor/>
+              <m:sty m:val="p"/>
+            </m:rPr>
+            <m:t>(cross-head noise)</m:t>
+          </m:r>
+          <m:r>
+            <m:t>,</m:t>
+          </m:r>
+        </m:oMath>
+      </m:oMathPara>
+    </w:p>
+    <w:p>
+      <w:pPr>
+        <w:pStyle w:val="FirstParagraph"/>
+      </w:pPr>
+      <w:r>
+        <w:t xml:space="preserve">where</w:t>
+      </w:r>
+      <w:r>
+        <w:t xml:space="preserve"> </w:t>
+      </w:r>
+      <m:oMath>
+        <m:sSup>
+          <m:e>
+            <m:acc>
+              <m:accPr>
+                <m:chr m:val="‾"/>
+              </m:accPr>
+              <m:e>
+                <m:r>
+                  <m:t>δ</m:t>
+                </m:r>
+              </m:e>
+            </m:acc>
+          </m:e>
+          <m:sup>
+            <m:r>
+              <m:t>(</m:t>
+            </m:r>
+            <m:r>
+              <m:t>j</m:t>
+            </m:r>
+            <m:r>
+              <m:t>)</m:t>
+            </m:r>
+          </m:sup>
+        </m:sSup>
+      </m:oMath>
+      <w:r>
+        <w:t xml:space="preserve"> </w:t>
+      </w:r>
+      <w:r>
+        <w:t xml:space="preserve">is the mean error across the</w:t>
+      </w:r>
+      <w:r>
+        <w:t xml:space="preserve"> </w:t>
+      </w:r>
+      <m:oMath>
+        <m:r>
+          <m:t>g</m:t>
+        </m:r>
+      </m:oMath>
+      <w:r>
+        <w:t xml:space="preserve"> </w:t>
+      </w:r>
+      <w:r>
+        <w:t xml:space="preserve">query heads in the</w:t>
+      </w:r>
+      <w:r>
+        <w:t xml:space="preserve"> </w:t>
+      </w:r>
+      <w:r>
+        <w:t xml:space="preserve">group,</w:t>
+      </w:r>
+      <w:r>
+        <w:t xml:space="preserve"> </w:t>
+      </w:r>
+      <m:oMath>
+        <m:r>
+          <m:t>O</m:t>
+        </m:r>
+        <m:r>
+          <m:t>(</m:t>
+        </m:r>
+        <m:r>
+          <m:t>1</m:t>
+        </m:r>
+        <m:r>
+          <m:t>)</m:t>
+        </m:r>
+      </m:oMath>
+      <w:r>
+        <w:t xml:space="preserve"> </w:t>
+      </w:r>
+      <w:r>
+        <w:t xml:space="preserve">in magnitude by </w:t>
+      </w:r>
+      <w:hyperlink w:anchor="eq:bound-output">
+        <w:r>
+          <w:rPr>
+            <w:rStyle w:val="Hyperlink"/>
+          </w:rPr>
+          <w:t xml:space="preserve">[eq:bound-output]</w:t>
+        </w:r>
+      </w:hyperlink>
+      <w:r>
+        <w:t xml:space="preserve">. The cross-head noise</w:t>
+      </w:r>
+      <w:r>
+        <w:t xml:space="preserve"> </w:t>
+      </w:r>
+      <w:r>
+        <w:t xml:space="preserve">averages out in expectation for random queries, but the coherent term grows</w:t>
+      </w:r>
+      <w:r>
+        <w:t xml:space="preserve"> </w:t>
+      </w:r>
+      <w:r>
+        <w:t xml:space="preserve">linearly in</w:t>
+      </w:r>
+      <w:r>
+        <w:t xml:space="preserve"> </w:t>
+      </w:r>
+      <m:oMath>
+        <m:r>
+          <m:t>g</m:t>
+        </m:r>
+      </m:oMath>
+      <w:r>
+        <w:t xml:space="preserve">. Summing</w:t>
+      </w:r>
+      <w:r>
+        <w:t xml:space="preserve"> </w:t>
+      </w:r>
+      <m:oMath>
+        <m:sSubSup>
+          <m:e>
+            <m:r>
+              <m:rPr>
+                <m:sty m:val="p"/>
+                <m:scr m:val="script"/>
+              </m:rPr>
+              <m:t>E</m:t>
+            </m:r>
+          </m:e>
+          <m:sub>
+            <m:r>
+              <m:rPr>
+                <m:sty m:val="p"/>
+              </m:rPr>
+              <m:t>l</m:t>
+            </m:r>
+            <m:r>
+              <m:rPr>
+                <m:sty m:val="p"/>
+              </m:rPr>
+              <m:t>a</m:t>
+            </m:r>
+            <m:r>
+              <m:rPr>
+                <m:sty m:val="p"/>
+              </m:rPr>
+              <m:t>y</m:t>
+            </m:r>
+            <m:r>
+              <m:rPr>
+                <m:sty m:val="p"/>
+              </m:rPr>
+              <m:t>e</m:t>
+            </m:r>
+            <m:r>
+              <m:rPr>
+                <m:sty m:val="p"/>
+              </m:rPr>
+              <m:t>r</m:t>
+            </m:r>
+          </m:sub>
+          <m:sup>
+            <m:r>
+              <m:t>2</m:t>
+            </m:r>
+          </m:sup>
+        </m:sSubSup>
+      </m:oMath>
+      <w:r>
+        <w:t xml:space="preserve"> </w:t>
+      </w:r>
+      <w:r>
+        <w:t xml:space="preserve">over groups gives</w:t>
+      </w:r>
+    </w:p>
+    <w:p>
+      <w:pPr>
+        <w:pStyle w:val="BodyText"/>
+      </w:pPr>
+      <m:oMathPara>
+        <m:oMathParaPr>
+          <m:jc m:val="center"/>
+        </m:oMathParaPr>
+        <m:oMath>
+          <m:sSubSup>
+            <m:e>
+              <m:r>
+                <m:rPr>
+                  <m:sty m:val="p"/>
+                  <m:scr m:val="script"/>
+                </m:rPr>
+                <m:t>E</m:t>
+              </m:r>
+            </m:e>
+            <m:sub>
+              <m:r>
+                <m:rPr>
+                  <m:sty m:val="p"/>
+                </m:rPr>
+                <m:t>l</m:t>
+              </m:r>
+              <m:r>
+                <m:rPr>
+                  <m:sty m:val="p"/>
+                </m:rPr>
+                <m:t>a</m:t>
+              </m:r>
+              <m:r>
+                <m:rPr>
+                  <m:sty m:val="p"/>
+                </m:rPr>
+                <m:t>y</m:t>
+              </m:r>
+              <m:r>
+                <m:rPr>
+                  <m:sty m:val="p"/>
+                </m:rPr>
+                <m:t>e</m:t>
+              </m:r>
+              <m:r>
+                <m:rPr>
+                  <m:sty m:val="p"/>
+                </m:rPr>
+                <m:t>r</m:t>
+              </m:r>
+            </m:sub>
+            <m:sup>
+              <m:r>
+                <m:rPr>
+                  <m:sty m:val="p"/>
+                </m:rPr>
+                <m:t>V</m:t>
+              </m:r>
+              <m:r>
+                <m:rPr>
+                  <m:sty m:val="p"/>
+                </m:rPr>
+                <m:t>Q</m:t>
+              </m:r>
+            </m:sup>
+          </m:sSubSup>
+          <m:r>
+            <m:t>=</m:t>
+          </m:r>
+          <m:r>
+            <m:t>O</m:t>
+          </m:r>
+          <m:r>
+            <m:t>​</m:t>
+          </m:r>
+          <m:d>
+            <m:dPr>
+              <m:begChr m:val="("/>
+              <m:endChr m:val=")"/>
+              <m:grow/>
+            </m:dPr>
+            <m:e>
+              <m:r>
+                <m:t>g</m:t>
+              </m:r>
+              <m:r>
+                <m:t>⋅</m:t>
+              </m:r>
+              <m:rad>
+                <m:radPr>
+                  <m:degHide m:val="1"/>
+                </m:radPr>
+                <m:deg/>
+                <m:e>
+                  <m:sSub>
+                    <m:e>
+                      <m:r>
+                        <m:t>H</m:t>
+                      </m:r>
+                    </m:e>
+                    <m:sub>
+                      <m:r>
+                        <m:t>k</m:t>
+                      </m:r>
+                      <m:r>
+                        <m:t>v</m:t>
+                      </m:r>
+                    </m:sub>
+                  </m:sSub>
+                </m:e>
+              </m:rad>
+              <m:r>
+                <m:t>⋅</m:t>
+              </m:r>
+              <m:sSub>
+                <m:e>
+                  <m:r>
+                    <m:t>σ</m:t>
+                  </m:r>
+                </m:e>
+                <m:sub>
+                  <m:r>
+                    <m:rPr>
+                      <m:sty m:val="p"/>
+                    </m:rPr>
+                    <m:t>v</m:t>
+                  </m:r>
+                  <m:r>
+                    <m:rPr>
+                      <m:sty m:val="p"/>
+                    </m:rPr>
+                    <m:t>e</m:t>
+                  </m:r>
+                  <m:r>
+                    <m:rPr>
+                      <m:sty m:val="p"/>
+                    </m:rPr>
+                    <m:t>c</m:t>
+                  </m:r>
+                </m:sub>
+              </m:sSub>
+            </m:e>
+          </m:d>
+          <m:r>
+            <m:t>,</m:t>
+          </m:r>
+        </m:oMath>
+      </m:oMathPara>
+    </w:p>
+    <w:p>
+      <w:pPr>
+        <w:pStyle w:val="FirstParagraph"/>
+      </w:pPr>
+      <w:r>
+        <w:t xml:space="preserve">where</w:t>
+      </w:r>
+      <w:r>
+        <w:t xml:space="preserve"> </w:t>
+      </w:r>
+      <m:oMath>
+        <m:sSubSup>
+          <m:e>
+            <m:r>
+              <m:t>σ</m:t>
+            </m:r>
+          </m:e>
+          <m:sub>
+            <m:r>
+              <m:rPr>
+                <m:sty m:val="p"/>
+              </m:rPr>
+              <m:t>v</m:t>
+            </m:r>
+            <m:r>
+              <m:rPr>
+                <m:sty m:val="p"/>
+              </m:rPr>
+              <m:t>e</m:t>
+            </m:r>
+            <m:r>
+              <m:rPr>
+                <m:sty m:val="p"/>
+              </m:rPr>
+              <m:t>c</m:t>
+            </m:r>
+          </m:sub>
+          <m:sup>
+            <m:r>
+              <m:t>2</m:t>
+            </m:r>
+          </m:sup>
+        </m:sSubSup>
+        <m:r>
+          <m:t>=</m:t>
+        </m:r>
+        <m:r>
+          <m:rPr>
+            <m:sty m:val="p"/>
+            <m:scr m:val="double-struck"/>
+          </m:rPr>
+          <m:t>E</m:t>
+        </m:r>
+        <m:r>
+          <m:t>∥</m:t>
+        </m:r>
+        <m:sSubSup>
+          <m:e>
+            <m:r>
+              <m:t>Δ</m:t>
+            </m:r>
+          </m:e>
+          <m:sub>
+            <m:r>
+              <m:t>j</m:t>
+            </m:r>
+          </m:sub>
+          <m:sup>
+            <m:r>
+              <m:t>K</m:t>
+            </m:r>
+          </m:sup>
+        </m:sSubSup>
+        <m:sSubSup>
+          <m:e>
+            <m:r>
+              <m:t>∥</m:t>
+            </m:r>
+          </m:e>
+          <m:sub>
+            <m:r>
+              <m:t>2</m:t>
+            </m:r>
+          </m:sub>
+          <m:sup>
+            <m:r>
+              <m:t>2</m:t>
+            </m:r>
+          </m:sup>
+        </m:sSubSup>
+      </m:oMath>
+      <w:r>
+        <w:t xml:space="preserve"> </w:t>
+      </w:r>
+      <w:r>
+        <w:t xml:space="preserve">is the</w:t>
+      </w:r>
+      <w:r>
+        <w:t xml:space="preserve"> </w:t>
+      </w:r>
+      <w:r>
+        <w:t xml:space="preserve">per-vector MSE of the vector quantizer. The layer error grows</w:t>
+      </w:r>
+      <w:r>
+        <w:t xml:space="preserve"> </w:t>
+      </w:r>
+      <w:r>
+        <w:rPr>
+          <w:i/>
+        </w:rPr>
+        <w:t xml:space="preserve">linearly</w:t>
+      </w:r>
+      <w:r>
+        <w:t xml:space="preserve"> </w:t>
+      </w:r>
+      <w:r>
+        <w:t xml:space="preserve">in the GQA ratio</w:t>
+      </w:r>
+      <w:r>
+        <w:t xml:space="preserve"> </w:t>
+      </w:r>
+      <m:oMath>
+        <m:r>
+          <m:t>g</m:t>
+        </m:r>
+      </m:oMath>
+      <w:r>
+        <w:t xml:space="preserve">.</w:t>
+      </w:r>
+    </w:p>
+    <w:p>
+      <w:pPr>
+        <w:pStyle w:val="Heading4"/>
+      </w:pPr>
+      <w:bookmarkStart w:id="40" w:name="X2d879e3a47c25cf3edc5d66d5618fb66d6c81ad"/>
+      <w:r>
+        <w:t xml:space="preserve">Case 2 — Per-channel scalar errors (KIVI-style).</w:t>
+      </w:r>
+      <w:bookmarkEnd w:id="40"/>
+    </w:p>
+    <w:p>
+      <w:pPr>
+        <w:pStyle w:val="FirstParagraph"/>
+      </w:pPr>
+      <w:r>
+        <w:t xml:space="preserve">For KIVI, each element</w:t>
+      </w:r>
+      <w:r>
+        <w:t xml:space="preserve"> </w:t>
+      </w:r>
+      <m:oMath>
+        <m:sSubSup>
+          <m:e>
+            <m:r>
+              <m:t>Δ</m:t>
+            </m:r>
+          </m:e>
+          <m:sub>
+            <m:r>
+              <m:t>j</m:t>
+            </m:r>
+            <m:r>
+              <m:t>,</m:t>
+            </m:r>
+            <m:r>
+              <m:t>t</m:t>
+            </m:r>
+            <m:r>
+              <m:t>,</m:t>
+            </m:r>
+            <m:r>
+              <m:t>c</m:t>
+            </m:r>
+          </m:sub>
+          <m:sup>
+            <m:r>
+              <m:t>K</m:t>
+            </m:r>
+          </m:sup>
+        </m:sSubSup>
+      </m:oMath>
+      <w:r>
+        <w:t xml:space="preserve"> </w:t>
+      </w:r>
+      <w:r>
+        <w:t xml:space="preserve">at channel</w:t>
+      </w:r>
+      <w:r>
+        <w:t xml:space="preserve"> </w:t>
+      </w:r>
+      <m:oMath>
+        <m:r>
+          <m:t>c</m:t>
+        </m:r>
+      </m:oMath>
+      <w:r>
+        <w:t xml:space="preserve"> </w:t>
+      </w:r>
+      <w:r>
+        <w:t xml:space="preserve">is an independent</w:t>
+      </w:r>
+      <w:r>
+        <w:t xml:space="preserve"> </w:t>
+      </w:r>
+      <w:r>
+        <w:t xml:space="preserve">scalar quantization residual with per-channel variance</w:t>
+      </w:r>
+      <w:r>
+        <w:t xml:space="preserve"> </w:t>
+      </w:r>
+      <m:oMath>
+        <m:sSubSup>
+          <m:e>
+            <m:r>
+              <m:t>σ</m:t>
+            </m:r>
+          </m:e>
+          <m:sub>
+            <m:r>
+              <m:rPr>
+                <m:sty m:val="p"/>
+              </m:rPr>
+              <m:t>c</m:t>
+            </m:r>
+            <m:r>
+              <m:rPr>
+                <m:sty m:val="p"/>
+              </m:rPr>
+              <m:t>h</m:t>
+            </m:r>
+          </m:sub>
+          <m:sup>
+            <m:r>
+              <m:t>2</m:t>
+            </m:r>
+          </m:sup>
+        </m:sSubSup>
+      </m:oMath>
+      <w:r>
+        <w:t xml:space="preserve">. The per-vector norm is</w:t>
+      </w:r>
+      <w:r>
+        <w:t xml:space="preserve"> </w:t>
+      </w:r>
+      <m:oMath>
+        <m:r>
+          <m:t>∥</m:t>
+        </m:r>
+        <m:sSubSup>
+          <m:e>
+            <m:r>
+              <m:t>Δ</m:t>
+            </m:r>
+          </m:e>
+          <m:sub>
+            <m:r>
+              <m:t>j</m:t>
+            </m:r>
+            <m:r>
+              <m:t>,</m:t>
+            </m:r>
+            <m:r>
+              <m:t>t</m:t>
+            </m:r>
+          </m:sub>
+          <m:sup>
+            <m:r>
+              <m:t>K</m:t>
+            </m:r>
+          </m:sup>
+        </m:sSubSup>
+        <m:sSubSup>
+          <m:e>
+            <m:r>
+              <m:t>∥</m:t>
+            </m:r>
+          </m:e>
+          <m:sub>
+            <m:r>
+              <m:t>2</m:t>
+            </m:r>
+          </m:sub>
+          <m:sup>
+            <m:r>
+              <m:t>2</m:t>
+            </m:r>
+          </m:sup>
+        </m:sSubSup>
+        <m:r>
+          <m:t>≈</m:t>
+        </m:r>
+        <m:r>
+          <m:t>d</m:t>
+        </m:r>
+        <m:r>
+          <m:t>⋅</m:t>
+        </m:r>
+        <m:sSubSup>
+          <m:e>
+            <m:r>
+              <m:t>σ</m:t>
+            </m:r>
+          </m:e>
+          <m:sub>
+            <m:r>
+              <m:rPr>
+                <m:sty m:val="p"/>
+              </m:rPr>
+              <m:t>c</m:t>
+            </m:r>
+            <m:r>
+              <m:rPr>
+                <m:sty m:val="p"/>
+              </m:rPr>
+              <m:t>h</m:t>
+            </m:r>
+          </m:sub>
+          <m:sup>
+            <m:r>
+              <m:t>2</m:t>
+            </m:r>
+          </m:sup>
+        </m:sSubSup>
+      </m:oMath>
+      <w:r>
+        <w:t xml:space="preserve"> </w:t>
+      </w:r>
+      <w:r>
+        <w:t xml:space="preserve">in expectation,</w:t>
+      </w:r>
+      <w:r>
+        <w:t xml:space="preserve"> </w:t>
+      </w:r>
+      <w:r>
+        <w:t xml:space="preserve">but the contributions to the attention logit from individual channels are</w:t>
+      </w:r>
+      <w:r>
+        <w:t xml:space="preserve"> </w:t>
+      </w:r>
+      <w:r>
+        <w:rPr>
+          <w:i/>
+        </w:rPr>
+        <w:t xml:space="preserve">uncorrelated with each other and with the query pattern</w:t>
+      </w:r>
+      <w:r>
+        <w:t xml:space="preserve">. The</w:t>
+      </w:r>
+      <w:r>
+        <w:t xml:space="preserve"> </w:t>
+      </w:r>
+      <w:r>
+        <w:t xml:space="preserve">per-query error then behaves like a sum of</w:t>
+      </w:r>
+      <w:r>
+        <w:t xml:space="preserve"> </w:t>
+      </w:r>
+      <m:oMath>
+        <m:r>
+          <m:t>d</m:t>
+        </m:r>
+      </m:oMath>
+      <w:r>
+        <w:t xml:space="preserve"> </w:t>
+      </w:r>
+      <w:r>
+        <w:t xml:space="preserve">random contributions</w:t>
+      </w:r>
+      <w:r>
+        <w:t xml:space="preserve"> </w:t>
+      </w:r>
+      <w:r>
+        <w:t xml:space="preserve">(central-limit heuristic), and the cross-head sum behaves like a sum of</w:t>
+      </w:r>
+      <w:r>
+        <w:t xml:space="preserve"> </w:t>
+      </w:r>
+      <m:oMath>
+        <m:r>
+          <m:t>g</m:t>
+        </m:r>
+      </m:oMath>
+      <w:r>
+        <w:t xml:space="preserve"> </w:t>
+      </w:r>
+      <w:r>
+        <w:t xml:space="preserve">sub-Gaussian random variables whose variance grows only</w:t>
+      </w:r>
+      <w:r>
+        <w:t xml:space="preserve"> </w:t>
+      </w:r>
+      <m:oMath>
+        <m:rad>
+          <m:radPr>
+            <m:degHide m:val="1"/>
+          </m:radPr>
+          <m:deg/>
+          <m:e>
+            <m:r>
+              <m:t>g</m:t>
+            </m:r>
+          </m:e>
+        </m:rad>
+      </m:oMath>
+      <w:r>
+        <w:t xml:space="preserve">:</w:t>
+      </w:r>
+    </w:p>
+    <w:p>
+      <w:pPr>
+        <w:pStyle w:val="BodyText"/>
+      </w:pPr>
+      <m:oMathPara>
+        <m:oMathParaPr>
+          <m:jc m:val="center"/>
+        </m:oMathParaPr>
+        <m:oMath>
+          <m:sSubSup>
+            <m:e>
+              <m:r>
+                <m:rPr>
+                  <m:sty m:val="p"/>
+                  <m:scr m:val="script"/>
+                </m:rPr>
+                <m:t>E</m:t>
+              </m:r>
+            </m:e>
+            <m:sub>
+              <m:r>
+                <m:rPr>
+                  <m:sty m:val="p"/>
+                </m:rPr>
+                <m:t>l</m:t>
+              </m:r>
+              <m:r>
+                <m:rPr>
+                  <m:sty m:val="p"/>
+                </m:rPr>
+                <m:t>a</m:t>
+              </m:r>
+              <m:r>
+                <m:rPr>
+                  <m:sty m:val="p"/>
+                </m:rPr>
+                <m:t>y</m:t>
+              </m:r>
+              <m:r>
+                <m:rPr>
+                  <m:sty m:val="p"/>
+                </m:rPr>
+                <m:t>e</m:t>
+              </m:r>
+              <m:r>
+                <m:rPr>
+                  <m:sty m:val="p"/>
+                </m:rPr>
+                <m:t>r</m:t>
+              </m:r>
+            </m:sub>
+            <m:sup>
+              <m:r>
+                <m:rPr>
+                  <m:sty m:val="p"/>
+                </m:rPr>
+                <m:t>K</m:t>
+              </m:r>
+              <m:r>
+                <m:rPr>
+                  <m:sty m:val="p"/>
+                </m:rPr>
+                <m:t>I</m:t>
+              </m:r>
+              <m:r>
+                <m:rPr>
+                  <m:sty m:val="p"/>
+                </m:rPr>
+                <m:t>V</m:t>
+              </m:r>
+              <m:r>
+                <m:rPr>
+                  <m:sty m:val="p"/>
+                </m:rPr>
+                <m:t>I</m:t>
+              </m:r>
+            </m:sup>
+          </m:sSubSup>
+          <m:r>
+            <m:t>=</m:t>
+          </m:r>
+          <m:r>
+            <m:t>O</m:t>
+          </m:r>
+          <m:r>
+            <m:t>​</m:t>
+          </m:r>
+          <m:d>
+            <m:dPr>
+              <m:begChr m:val="("/>
+              <m:endChr m:val=")"/>
+              <m:grow/>
+            </m:dPr>
+            <m:e>
+              <m:rad>
+                <m:radPr>
+                  <m:degHide m:val="1"/>
+                </m:radPr>
+                <m:deg/>
+                <m:e>
+                  <m:r>
+                    <m:t>g</m:t>
+                  </m:r>
+                </m:e>
+              </m:rad>
+              <m:r>
+                <m:t>⋅</m:t>
+              </m:r>
+              <m:rad>
+                <m:radPr>
+                  <m:degHide m:val="1"/>
+                </m:radPr>
+                <m:deg/>
+                <m:e>
+                  <m:sSub>
+                    <m:e>
+                      <m:r>
+                        <m:t>H</m:t>
+                      </m:r>
+                    </m:e>
+                    <m:sub>
+                      <m:r>
+                        <m:t>k</m:t>
+                      </m:r>
+                      <m:r>
+                        <m:t>v</m:t>
+                      </m:r>
+                    </m:sub>
+                  </m:sSub>
+                </m:e>
+              </m:rad>
+              <m:r>
+                <m:t>⋅</m:t>
+              </m:r>
+              <m:rad>
+                <m:radPr>
+                  <m:degHide m:val="1"/>
+                </m:radPr>
+                <m:deg/>
+                <m:e>
+                  <m:r>
+                    <m:t>d</m:t>
+                  </m:r>
+                </m:e>
+              </m:rad>
+              <m:r>
+                <m:t>⋅</m:t>
+              </m:r>
+              <m:sSub>
+                <m:e>
+                  <m:r>
+                    <m:t>σ</m:t>
+                  </m:r>
+                </m:e>
+                <m:sub>
+                  <m:r>
+                    <m:rPr>
+                      <m:sty m:val="p"/>
+                    </m:rPr>
+                    <m:t>c</m:t>
+                  </m:r>
+                  <m:r>
+                    <m:rPr>
+                      <m:sty m:val="p"/>
+                    </m:rPr>
+                    <m:t>h</m:t>
+                  </m:r>
+                </m:sub>
+              </m:sSub>
+            </m:e>
+          </m:d>
+          <m:r>
+            <m:t>.</m:t>
+          </m:r>
+        </m:oMath>
+      </m:oMathPara>
+    </w:p>
+    <w:p>
+      <w:pPr>
+        <w:pStyle w:val="FirstParagraph"/>
+      </w:pPr>
+      <w:r>
+        <w:t xml:space="preserve">The layer error grows as</w:t>
+      </w:r>
+      <w:r>
+        <w:t xml:space="preserve"> </w:t>
+      </w:r>
+      <m:oMath>
+        <m:rad>
+          <m:radPr>
+            <m:degHide m:val="1"/>
+          </m:radPr>
+          <m:deg/>
+          <m:e>
+            <m:r>
+              <m:t>g</m:t>
+            </m:r>
+          </m:e>
+        </m:rad>
+      </m:oMath>
+      <w:r>
+        <w:t xml:space="preserve"> </w:t>
+      </w:r>
+      <w:r>
+        <w:t xml:space="preserve">in the GQA ratio, not linearly.</w:t>
+      </w:r>
+    </w:p>
+    <w:p>
+      <w:pPr>
+        <w:pStyle w:val="Heading2"/>
+      </w:pPr>
+      <w:bookmarkStart w:id="41" w:name="sec:theory-crossover"/>
+      <w:r>
+        <w:t xml:space="preserve">Crossover Inequality</w:t>
+      </w:r>
+      <w:bookmarkEnd w:id="41"/>
+    </w:p>
+    <w:p>
+      <w:pPr>
+        <w:pStyle w:val="FirstParagraph"/>
+      </w:pPr>
+      <w:r>
+        <w:t xml:space="preserve">Comparing </w:t>
+      </w:r>
+      <w:hyperlink w:anchor="eq:vq-scaling">
+        <w:r>
+          <w:rPr>
+            <w:rStyle w:val="Hyperlink"/>
+          </w:rPr>
+          <w:t xml:space="preserve">[eq:vq-scaling]</w:t>
+        </w:r>
+      </w:hyperlink>
+      <w:r>
+        <w:t xml:space="preserve"> </w:t>
+      </w:r>
+      <w:r>
+        <w:t xml:space="preserve">and </w:t>
+      </w:r>
+      <w:hyperlink w:anchor="eq:kivi-scaling">
+        <w:r>
+          <w:rPr>
+            <w:rStyle w:val="Hyperlink"/>
+          </w:rPr>
+          <w:t xml:space="preserve">[eq:kivi-scaling]</w:t>
+        </w:r>
+      </w:hyperlink>
+      <w:r>
+        <w:t xml:space="preserve">, VQ yields a</w:t>
+      </w:r>
+      <w:r>
+        <w:t xml:space="preserve"> </w:t>
+      </w:r>
+      <w:r>
+        <w:t xml:space="preserve">lower layer-output error than KIVI when</w:t>
+      </w:r>
+    </w:p>
+    <w:p>
+      <w:pPr>
+        <w:pStyle w:val="BodyText"/>
+      </w:pPr>
+      <m:oMathPara>
+        <m:oMathParaPr>
+          <m:jc m:val="center"/>
+        </m:oMathParaPr>
+        <m:oMath>
+          <m:sSubSup>
+            <m:e>
+              <m:r>
+                <m:t>σ</m:t>
+              </m:r>
+            </m:e>
+            <m:sub>
+              <m:r>
+                <m:rPr>
+                  <m:sty m:val="p"/>
+                </m:rPr>
+                <m:t>v</m:t>
+              </m:r>
+              <m:r>
+                <m:rPr>
+                  <m:sty m:val="p"/>
+                </m:rPr>
+                <m:t>e</m:t>
+              </m:r>
+              <m:r>
+                <m:rPr>
+                  <m:sty m:val="p"/>
+                </m:rPr>
+                <m:t>c</m:t>
+              </m:r>
+            </m:sub>
+            <m:sup>
+              <m:r>
+                <m:t>2</m:t>
+              </m:r>
+            </m:sup>
+          </m:sSubSup>
+          <m:r>
+            <m:t> </m:t>
+          </m:r>
+          <m:r>
+            <m:t>≲</m:t>
+          </m:r>
+          <m:r>
+            <m:t> </m:t>
+          </m:r>
+          <m:f>
+            <m:fPr>
+              <m:type m:val="bar"/>
+            </m:fPr>
+            <m:num>
+              <m:r>
+                <m:t>d</m:t>
+              </m:r>
+            </m:num>
+            <m:den>
+              <m:r>
+                <m:t>g</m:t>
+              </m:r>
+            </m:den>
+          </m:f>
+          <m:r>
+            <m:t>⋅</m:t>
+          </m:r>
+          <m:sSubSup>
+            <m:e>
+              <m:r>
+                <m:t>σ</m:t>
+              </m:r>
+            </m:e>
+            <m:sub>
+              <m:r>
+                <m:rPr>
+                  <m:sty m:val="p"/>
+                </m:rPr>
+                <m:t>c</m:t>
+              </m:r>
+              <m:r>
+                <m:rPr>
+                  <m:sty m:val="p"/>
+                </m:rPr>
+                <m:t>h</m:t>
+              </m:r>
+            </m:sub>
+            <m:sup>
+              <m:r>
+                <m:t>2</m:t>
+              </m:r>
+            </m:sup>
+          </m:sSubSup>
+          <m:r>
+            <m:t>.</m:t>
+          </m:r>
+        </m:oMath>
+      </m:oMathPara>
+    </w:p>
+    <w:p>
+      <w:pPr>
+        <w:pStyle w:val="FirstParagraph"/>
+      </w:pPr>
+      <w:r>
+        <w:t xml:space="preserve">At fixed bit-width and a reasonably well-behaved KV distribution, TurboQuant’s</w:t>
+      </w:r>
+      <w:r>
+        <w:t xml:space="preserve"> </w:t>
+      </w:r>
+      <w:r>
+        <w:t xml:space="preserve">rotation-then-Lloyd-Max pipeline achieves</w:t>
+      </w:r>
+      <w:r>
+        <w:t xml:space="preserve"> </w:t>
+      </w:r>
+      <m:oMath>
+        <m:sSubSup>
+          <m:e>
+            <m:r>
+              <m:t>σ</m:t>
+            </m:r>
+          </m:e>
+          <m:sub>
+            <m:r>
+              <m:rPr>
+                <m:sty m:val="p"/>
+              </m:rPr>
+              <m:t>v</m:t>
+            </m:r>
+            <m:r>
+              <m:rPr>
+                <m:sty m:val="p"/>
+              </m:rPr>
+              <m:t>e</m:t>
+            </m:r>
+            <m:r>
+              <m:rPr>
+                <m:sty m:val="p"/>
+              </m:rPr>
+              <m:t>c</m:t>
+            </m:r>
+          </m:sub>
+          <m:sup>
+            <m:r>
+              <m:t>2</m:t>
+            </m:r>
+          </m:sup>
+        </m:sSubSup>
+        <m:r>
+          <m:t>≈</m:t>
+        </m:r>
+        <m:sSub>
+          <m:e>
+            <m:r>
+              <m:t>β</m:t>
+            </m:r>
+          </m:e>
+          <m:sub>
+            <m:r>
+              <m:t>b</m:t>
+            </m:r>
+          </m:sub>
+        </m:sSub>
+        <m:r>
+          <m:t>⋅</m:t>
+        </m:r>
+        <m:sSubSup>
+          <m:e>
+            <m:r>
+              <m:t>σ</m:t>
+            </m:r>
+          </m:e>
+          <m:sub>
+            <m:r>
+              <m:rPr>
+                <m:sty m:val="p"/>
+              </m:rPr>
+              <m:t>c</m:t>
+            </m:r>
+            <m:r>
+              <m:rPr>
+                <m:sty m:val="p"/>
+              </m:rPr>
+              <m:t>h</m:t>
+            </m:r>
+          </m:sub>
+          <m:sup>
+            <m:r>
+              <m:t>2</m:t>
+            </m:r>
+          </m:sup>
+        </m:sSubSup>
+      </m:oMath>
+      <w:r>
+        <w:t xml:space="preserve"> </w:t>
+      </w:r>
+      <w:r>
+        <w:t xml:space="preserve">for some constant</w:t>
+      </w:r>
+      <w:r>
+        <w:t xml:space="preserve"> </w:t>
+      </w:r>
+      <m:oMath>
+        <m:sSub>
+          <m:e>
+            <m:r>
+              <m:t>β</m:t>
+            </m:r>
+          </m:e>
+          <m:sub>
+            <m:r>
+              <m:t>b</m:t>
+            </m:r>
+          </m:sub>
+        </m:sSub>
+      </m:oMath>
+      <w:r>
+        <w:t xml:space="preserve"> </w:t>
+      </w:r>
+      <w:r>
+        <w:t xml:space="preserve">that depends</w:t>
+      </w:r>
+      <w:r>
+        <w:t xml:space="preserve"> </w:t>
+      </w:r>
+      <w:r>
+        <w:t xml:space="preserve">on the bit-width</w:t>
+      </w:r>
+      <w:r>
+        <w:t xml:space="preserve"> </w:t>
+      </w:r>
+      <m:oMath>
+        <m:r>
+          <m:t>b</m:t>
+        </m:r>
+      </m:oMath>
+      <w:r>
+        <w:t xml:space="preserve">. The crossover condition becomes</w:t>
+      </w:r>
+    </w:p>
+    <w:p>
+      <w:pPr>
+        <w:pStyle w:val="BodyText"/>
+      </w:pPr>
+      <m:oMathPara>
+        <m:oMathParaPr>
+          <m:jc m:val="center"/>
+        </m:oMathParaPr>
+        <m:oMath>
+          <m:sSub>
+            <m:e>
+              <m:r>
+                <m:t>β</m:t>
+              </m:r>
+            </m:e>
+            <m:sub>
+              <m:r>
+                <m:t>b</m:t>
+              </m:r>
+            </m:sub>
+          </m:sSub>
+          <m:r>
+            <m:t> </m:t>
+          </m:r>
+          <m:r>
+            <m:t>≲</m:t>
+          </m:r>
+          <m:r>
+            <m:t> </m:t>
+          </m:r>
+          <m:r>
+            <m:t>d</m:t>
+          </m:r>
+          <m:r>
+            <m:t>/</m:t>
+          </m:r>
+          <m:r>
+            <m:t>g</m:t>
+          </m:r>
+          <m:r>
+            <m:t>,</m:t>
+          </m:r>
+        </m:oMath>
+      </m:oMathPara>
+    </w:p>
+    <w:p>
+      <w:pPr>
+        <w:pStyle w:val="FirstParagraph"/>
+      </w:pPr>
+      <w:r>
+        <w:t xml:space="preserve">which is easily satisfied at</w:t>
+      </w:r>
+      <w:r>
+        <w:t xml:space="preserve"> </w:t>
+      </w:r>
+      <m:oMath>
+        <m:r>
+          <m:t>b</m:t>
+        </m:r>
+        <m:r>
+          <m:t>=</m:t>
+        </m:r>
+        <m:r>
+          <m:t>4</m:t>
+        </m:r>
+      </m:oMath>
+      <w:r>
+        <w:t xml:space="preserve">,</w:t>
+      </w:r>
+      <w:r>
+        <w:t xml:space="preserve"> </w:t>
+      </w:r>
+      <m:oMath>
+        <m:r>
+          <m:t>d</m:t>
+        </m:r>
+        <m:r>
+          <m:t>=</m:t>
+        </m:r>
+        <m:r>
+          <m:t>128</m:t>
+        </m:r>
+      </m:oMath>
+      <w:r>
+        <w:t xml:space="preserve">,</w:t>
+      </w:r>
+      <w:r>
+        <w:t xml:space="preserve"> </w:t>
+      </w:r>
+      <m:oMath>
+        <m:r>
+          <m:t>g</m:t>
+        </m:r>
+        <m:r>
+          <m:t>=</m:t>
+        </m:r>
+        <m:r>
+          <m:t>4</m:t>
+        </m:r>
+      </m:oMath>
+      <w:r>
+        <w:t xml:space="preserve"> </w:t>
+      </w:r>
+      <w:r>
+        <w:t xml:space="preserve">(tolerance factor</w:t>
+      </w:r>
+      <w:r>
+        <w:t xml:space="preserve"> </w:t>
+      </w:r>
+      <m:oMath>
+        <m:r>
+          <m:t>≈</m:t>
+        </m:r>
+        <m:r>
+          <m:t>32</m:t>
+        </m:r>
+      </m:oMath>
+      <w:r>
+        <w:t xml:space="preserve">), but becomes tight at</w:t>
+      </w:r>
+      <w:r>
+        <w:t xml:space="preserve"> </w:t>
+      </w:r>
+      <m:oMath>
+        <m:r>
+          <m:t>g</m:t>
+        </m:r>
+        <m:r>
+          <m:t>=</m:t>
+        </m:r>
+        <m:r>
+          <m:t>8</m:t>
+        </m:r>
+      </m:oMath>
+      <w:r>
+        <w:t xml:space="preserve"> </w:t>
+      </w:r>
+      <w:r>
+        <w:t xml:space="preserve">(tolerance</w:t>
+      </w:r>
+      <w:r>
+        <w:t xml:space="preserve"> </w:t>
+      </w:r>
+      <m:oMath>
+        <m:r>
+          <m:t>≈</m:t>
+        </m:r>
+        <m:r>
+          <m:t>16</m:t>
+        </m:r>
+      </m:oMath>
+      <w:r>
+        <w:t xml:space="preserve">) and</w:t>
+      </w:r>
+      <w:r>
+        <w:t xml:space="preserve"> </w:t>
+      </w:r>
+      <w:r>
+        <w:t xml:space="preserve">can be violated on models whose KV distributions concentrate mass in a few</w:t>
+      </w:r>
+      <w:r>
+        <w:t xml:space="preserve"> </w:t>
+      </w:r>
+      <w:r>
+        <w:t xml:space="preserve">outlier channels, inflating</w:t>
+      </w:r>
+      <w:r>
+        <w:t xml:space="preserve"> </w:t>
+      </w:r>
+      <m:oMath>
+        <m:sSub>
+          <m:e>
+            <m:r>
+              <m:t>β</m:t>
+            </m:r>
+          </m:e>
+          <m:sub>
+            <m:r>
+              <m:t>b</m:t>
+            </m:r>
+          </m:sub>
+        </m:sSub>
+      </m:oMath>
+      <w:r>
+        <w:t xml:space="preserve">.</w:t>
+      </w:r>
+    </w:p>
+    <w:p>
+      <w:pPr>
+        <w:pStyle w:val="BodyText"/>
+      </w:pPr>
+      <w:r>
+        <w:t xml:space="preserve">This matches our empirical observations:</w:t>
+      </w:r>
+    </w:p>
+    <w:p>
+      <w:pPr>
+        <w:numPr>
+          <w:ilvl w:val="0"/>
+          <w:numId w:val="1003"/>
+        </w:numPr>
+      </w:pPr>
+      <w:r>
+        <w:rPr>
+          <w:b/>
+        </w:rPr>
+        <w:t xml:space="preserve">Gemma-3-27B (GQA</w:t>
+      </w:r>
+      <w:r>
+        <w:rPr>
+          <w:b/>
+        </w:rPr>
+        <w:t xml:space="preserve"> </w:t>
+      </w:r>
+      <m:oMath>
+        <m:r>
+          <m:t>2</m:t>
+        </m:r>
+        <m:r>
+          <m:t>:</m:t>
+        </m:r>
+        <m:r>
+          <m:t>1</m:t>
+        </m:r>
+      </m:oMath>
+      <w:r>
+        <w:rPr>
+          <w:b/>
+        </w:rPr>
+        <w:t xml:space="preserve">)</w:t>
+      </w:r>
+      <w:r>
+        <w:t xml:space="preserve">: crossover tolerance</w:t>
+      </w:r>
+      <w:r>
+        <w:t xml:space="preserve"> </w:t>
+      </w:r>
+      <m:oMath>
+        <m:r>
+          <m:t>≈</m:t>
+        </m:r>
+        <m:r>
+          <m:t>64</m:t>
+        </m:r>
+      </m:oMath>
+      <w:r>
+        <w:t xml:space="preserve">.</w:t>
+      </w:r>
+      <w:r>
+        <w:t xml:space="preserve"> </w:t>
+      </w:r>
+      <w:r>
+        <w:t xml:space="preserve">TurboQuant K4V4 is essentially lossless (</w:t>
+      </w:r>
+      <m:oMath>
+        <m:r>
+          <m:t>+</m:t>
+        </m:r>
+        <m:r>
+          <m:t>0.7</m:t>
+        </m:r>
+        <m:r>
+          <m:t>%</m:t>
+        </m:r>
+      </m:oMath>
+      <w:r>
+        <w:t xml:space="preserve"> </w:t>
+      </w:r>
+      <w:r>
+        <w:t xml:space="preserve">PPL) while KIVI-4</w:t>
+      </w:r>
+      <w:r>
+        <w:t xml:space="preserve"> </w:t>
+      </w:r>
+      <w:r>
+        <w:t xml:space="preserve">degrades by</w:t>
+      </w:r>
+      <w:r>
+        <w:t xml:space="preserve"> </w:t>
+      </w:r>
+      <m:oMath>
+        <m:r>
+          <m:t>+</m:t>
+        </m:r>
+        <m:r>
+          <m:t>22.4</m:t>
+        </m:r>
+        <m:r>
+          <m:t>%</m:t>
+        </m:r>
+      </m:oMath>
+      <w:r>
+        <w:t xml:space="preserve">.</w:t>
+      </w:r>
+    </w:p>
+    <w:p>
+      <w:pPr>
+        <w:numPr>
+          <w:ilvl w:val="0"/>
+          <w:numId w:val="1003"/>
+        </w:numPr>
+      </w:pPr>
+      <w:r>
+        <w:rPr>
+          <w:b/>
+        </w:rPr>
+        <w:t xml:space="preserve">Mistral-7B, Llama-3.1-8B (GQA</w:t>
+      </w:r>
+      <w:r>
+        <w:rPr>
+          <w:b/>
+        </w:rPr>
+        <w:t xml:space="preserve"> </w:t>
+      </w:r>
+      <m:oMath>
+        <m:r>
+          <m:t>4</m:t>
+        </m:r>
+        <m:r>
+          <m:t>:</m:t>
+        </m:r>
+        <m:r>
+          <m:t>1</m:t>
+        </m:r>
+      </m:oMath>
+      <w:r>
+        <w:rPr>
+          <w:b/>
+        </w:rPr>
+        <w:t xml:space="preserve">)</w:t>
+      </w:r>
+      <w:r>
+        <w:t xml:space="preserve">: crossover tolerance</w:t>
+      </w:r>
+      <w:r>
+        <w:t xml:space="preserve"> </w:t>
+      </w:r>
+      <m:oMath>
+        <m:r>
+          <m:t>≈</m:t>
+        </m:r>
+        <m:r>
+          <m:t>32</m:t>
+        </m:r>
+      </m:oMath>
+      <w:r>
+        <w:t xml:space="preserve">. TurboQuant still wins by roughly an order of magnitude.</w:t>
+      </w:r>
+    </w:p>
+    <w:p>
+      <w:pPr>
+        <w:numPr>
+          <w:ilvl w:val="0"/>
+          <w:numId w:val="1003"/>
+        </w:numPr>
+      </w:pPr>
+      <w:r>
+        <w:rPr>
+          <w:b/>
+        </w:rPr>
+        <w:t xml:space="preserve">Qwen2.5-3B (GQA</w:t>
+      </w:r>
+      <w:r>
+        <w:rPr>
+          <w:b/>
+        </w:rPr>
+        <w:t xml:space="preserve"> </w:t>
+      </w:r>
+      <m:oMath>
+        <m:r>
+          <m:t>8</m:t>
+        </m:r>
+        <m:r>
+          <m:t>:</m:t>
+        </m:r>
+        <m:r>
+          <m:t>1</m:t>
+        </m:r>
+      </m:oMath>
+      <w:r>
+        <w:rPr>
+          <w:b/>
+        </w:rPr>
+        <w:t xml:space="preserve">)</w:t>
+      </w:r>
+      <w:r>
+        <w:t xml:space="preserve">: crossover tolerance</w:t>
+      </w:r>
+      <w:r>
+        <w:t xml:space="preserve"> </w:t>
+      </w:r>
+      <m:oMath>
+        <m:r>
+          <m:t>≈</m:t>
+        </m:r>
+        <m:r>
+          <m:t>16</m:t>
+        </m:r>
+      </m:oMath>
+      <w:r>
+        <w:t xml:space="preserve">.</w:t>
+      </w:r>
+      <w:r>
+        <w:t xml:space="preserve"> </w:t>
+      </w:r>
+      <w:r>
+        <w:t xml:space="preserve">Combined with Qwen’s outlier-heavy layer-0 KV distribution (which inflates</w:t>
+      </w:r>
+      <w:r>
+        <w:t xml:space="preserve"> </w:t>
+      </w:r>
+      <m:oMath>
+        <m:sSub>
+          <m:e>
+            <m:r>
+              <m:t>β</m:t>
+            </m:r>
+          </m:e>
+          <m:sub>
+            <m:r>
+              <m:t>b</m:t>
+            </m:r>
+          </m:sub>
+        </m:sSub>
+      </m:oMath>
+      <w:r>
+        <w:t xml:space="preserve">), the inequality is violated and TurboQuant collapses. Outlier</w:t>
+      </w:r>
+      <w:r>
+        <w:t xml:space="preserve"> </w:t>
+      </w:r>
+      <w:r>
+        <w:t xml:space="preserve">protection (Section </w:t>
+      </w:r>
+      <w:hyperlink w:anchor="sec:outlier">
+        <w:r>
+          <w:rPr>
+            <w:rStyle w:val="Hyperlink"/>
+          </w:rPr>
+          <w:t xml:space="preserve">4.3</w:t>
+        </w:r>
+      </w:hyperlink>
+      <w:r>
+        <w:t xml:space="preserve">) directly attacks</w:t>
+      </w:r>
+      <w:r>
+        <w:t xml:space="preserve"> </w:t>
+      </w:r>
+      <m:oMath>
+        <m:sSub>
+          <m:e>
+            <m:r>
+              <m:t>β</m:t>
+            </m:r>
+          </m:e>
+          <m:sub>
+            <m:r>
+              <m:t>b</m:t>
+            </m:r>
+          </m:sub>
+        </m:sSub>
+      </m:oMath>
+      <w:r>
+        <w:t xml:space="preserve"> </w:t>
+      </w:r>
+      <w:r>
+        <w:t xml:space="preserve">by</w:t>
+      </w:r>
+      <w:r>
+        <w:t xml:space="preserve"> </w:t>
+      </w:r>
+      <w:r>
+        <w:t xml:space="preserve">isolating the high-magnitude channels that drive it; adaptive allocation</w:t>
+      </w:r>
+      <w:r>
+        <w:t xml:space="preserve"> </w:t>
+      </w:r>
+      <w:r>
+        <w:t xml:space="preserve">(Section </w:t>
+      </w:r>
+      <w:hyperlink w:anchor="sec:adaptive">
+        <w:r>
+          <w:rPr>
+            <w:rStyle w:val="Hyperlink"/>
+          </w:rPr>
+          <w:t xml:space="preserve">4.2</w:t>
+        </w:r>
+      </w:hyperlink>
+      <w:r>
+        <w:t xml:space="preserve">) attacks the same problem from the other side</w:t>
+      </w:r>
+      <w:r>
+        <w:t xml:space="preserve"> </w:t>
+      </w:r>
+      <w:r>
+        <w:t xml:space="preserve">by raising the effective</w:t>
+      </w:r>
+      <w:r>
+        <w:t xml:space="preserve"> </w:t>
+      </w:r>
+      <m:oMath>
+        <m:r>
+          <m:t>b</m:t>
+        </m:r>
+      </m:oMath>
+      <w:r>
+        <w:t xml:space="preserve"> </w:t>
+      </w:r>
+      <w:r>
+        <w:t xml:space="preserve">on the most sensitive layers.</w:t>
+      </w:r>
+    </w:p>
+    <w:p>
+      <w:pPr>
+        <w:pStyle w:val="Heading2"/>
+      </w:pPr>
+      <w:bookmarkStart w:id="42" w:name="sec:theory-limitations"/>
+      <w:r>
+        <w:t xml:space="preserve">Limitations of the Analysis</w:t>
+      </w:r>
+      <w:bookmarkEnd w:id="42"/>
+    </w:p>
+    <w:p>
+      <w:pPr>
+        <w:pStyle w:val="FirstParagraph"/>
+      </w:pPr>
+      <w:r>
+        <w:t xml:space="preserve">Our bound is a first-order worst-case perturbation analysis and omits several</w:t>
+      </w:r>
+      <w:r>
+        <w:t xml:space="preserve"> </w:t>
+      </w:r>
+      <w:r>
+        <w:t xml:space="preserve">effects that matter in practice. First, the softmax is not globally</w:t>
+      </w:r>
+      <w:r>
+        <w:t xml:space="preserve"> </w:t>
+      </w:r>
+      <w:r>
+        <w:t xml:space="preserve">Lipschitz in</w:t>
+      </w:r>
+      <w:r>
+        <w:t xml:space="preserve"> </w:t>
+      </w:r>
+      <m:oMath>
+        <m:sSub>
+          <m:e>
+            <m:r>
+              <m:t>ℓ</m:t>
+            </m:r>
+          </m:e>
+          <m:sub>
+            <m:r>
+              <m:t>∞</m:t>
+            </m:r>
+          </m:sub>
+        </m:sSub>
+      </m:oMath>
+      <w:r>
+        <w:t xml:space="preserve">; the bound tightens near uniform distributions and</w:t>
+      </w:r>
+      <w:r>
+        <w:t xml:space="preserve"> </w:t>
+      </w:r>
+      <w:r>
+        <w:t xml:space="preserve">loosens when attention is strongly peaked. Second, the residual stream</w:t>
+      </w:r>
+      <w:r>
+        <w:t xml:space="preserve"> </w:t>
+      </w:r>
+      <w:r>
+        <w:t xml:space="preserve">aggregates errors across layers, and deep layers can amplify or cancel errors</w:t>
+      </w:r>
+      <w:r>
+        <w:t xml:space="preserve"> </w:t>
+      </w:r>
+      <w:r>
+        <w:t xml:space="preserve">nonlinearly through LayerNorm and MLP blocks, a higher-order effect we do not</w:t>
+      </w:r>
+      <w:r>
+        <w:t xml:space="preserve"> </w:t>
+      </w:r>
+      <w:r>
+        <w:t xml:space="preserve">attempt to model. Third, we treat</w:t>
+      </w:r>
+      <w:r>
+        <w:t xml:space="preserve"> </w:t>
+      </w:r>
+      <m:oMath>
+        <m:sSub>
+          <m:e>
+            <m:r>
+              <m:t>σ</m:t>
+            </m:r>
+          </m:e>
+          <m:sub>
+            <m:r>
+              <m:rPr>
+                <m:sty m:val="p"/>
+              </m:rPr>
+              <m:t>v</m:t>
+            </m:r>
+            <m:r>
+              <m:rPr>
+                <m:sty m:val="p"/>
+              </m:rPr>
+              <m:t>e</m:t>
+            </m:r>
+            <m:r>
+              <m:rPr>
+                <m:sty m:val="p"/>
+              </m:rPr>
+              <m:t>c</m:t>
+            </m:r>
+          </m:sub>
+        </m:sSub>
+      </m:oMath>
+      <w:r>
+        <w:t xml:space="preserve"> </w:t>
+      </w:r>
+      <w:r>
+        <w:t xml:space="preserve">and</w:t>
+      </w:r>
+      <w:r>
+        <w:t xml:space="preserve"> </w:t>
+      </w:r>
+      <m:oMath>
+        <m:sSub>
+          <m:e>
+            <m:r>
+              <m:t>σ</m:t>
+            </m:r>
+          </m:e>
+          <m:sub>
+            <m:r>
+              <m:rPr>
+                <m:sty m:val="p"/>
+              </m:rPr>
+              <m:t>c</m:t>
+            </m:r>
+            <m:r>
+              <m:rPr>
+                <m:sty m:val="p"/>
+              </m:rPr>
+              <m:t>h</m:t>
+            </m:r>
+          </m:sub>
+        </m:sSub>
+      </m:oMath>
+      <w:r>
+        <w:t xml:space="preserve"> </w:t>
+      </w:r>
+      <w:r>
+        <w:t xml:space="preserve">as fixed; in reality both depend on the KV</w:t>
+      </w:r>
+      <w:r>
+        <w:t xml:space="preserve"> </w:t>
+      </w:r>
+      <w:r>
+        <w:t xml:space="preserve">distribution and fluctuate across layers (which is precisely why adaptive</w:t>
+      </w:r>
+      <w:r>
+        <w:t xml:space="preserve"> </w:t>
+      </w:r>
+      <w:r>
+        <w:t xml:space="preserve">allocation helps). Nevertheless, the linear-in-</w:t>
+      </w:r>
+      <m:oMath>
+        <m:r>
+          <m:t>g</m:t>
+        </m:r>
+      </m:oMath>
+      <w:r>
+        <w:t xml:space="preserve"> </w:t>
+      </w:r>
+      <w:r>
+        <w:t xml:space="preserve">dependence of the VQ</w:t>
+      </w:r>
+      <w:r>
+        <w:t xml:space="preserve"> </w:t>
+      </w:r>
+      <w:r>
+        <w:t xml:space="preserve">error is a structural property of shared-group codebook quantization and is</w:t>
+      </w:r>
+      <w:r>
+        <w:t xml:space="preserve"> </w:t>
+      </w:r>
+      <w:r>
+        <w:t xml:space="preserve">independent of these refinements. Any tighter bound we could derive would</w:t>
+      </w:r>
+      <w:r>
+        <w:t xml:space="preserve"> </w:t>
+      </w:r>
+      <w:r>
+        <w:t xml:space="preserve">still exhibit the same asymptotic scaling, and so the qualitative conclusion</w:t>
+      </w:r>
+      <w:r>
+        <w:t xml:space="preserve"> </w:t>
+      </w:r>
+      <w:r>
+        <w:t xml:space="preserve">— VQ is a better fit for low-</w:t>
+      </w:r>
+      <m:oMath>
+        <m:r>
+          <m:t>g</m:t>
+        </m:r>
+      </m:oMath>
+      <w:r>
+        <w:t xml:space="preserve"> </w:t>
+      </w:r>
+      <w:r>
+        <w:t xml:space="preserve">models than high-</w:t>
+      </w:r>
+      <m:oMath>
+        <m:r>
+          <m:t>g</m:t>
+        </m:r>
+      </m:oMath>
+      <w:r>
+        <w:t xml:space="preserve"> </w:t>
+      </w:r>
+      <w:r>
+        <w:t xml:space="preserve">models — holds</w:t>
+      </w:r>
+      <w:r>
+        <w:t xml:space="preserve"> </w:t>
+      </w:r>
+      <w:r>
+        <w:t xml:space="preserve">robustly.</w:t>
+      </w:r>
+    </w:p>
+    <w:p>
+      <w:pPr>
+        <w:pStyle w:val="Heading1"/>
+      </w:pPr>
+      <w:bookmarkStart w:id="43" w:name="sec:experiments"/>
+      <w:r>
+        <w:t xml:space="preserve">Experiments</w:t>
+      </w:r>
+      <w:bookmarkEnd w:id="43"/>
+    </w:p>
+    <w:p>
+      <w:pPr>
+        <w:pStyle w:val="Heading2"/>
+      </w:pPr>
+      <w:bookmarkStart w:id="44" w:name="setup"/>
+      <w:r>
+        <w:t xml:space="preserve">Setup</w:t>
+      </w:r>
+      <w:bookmarkEnd w:id="44"/>
+    </w:p>
+    <w:p>
+      <w:pPr>
+        <w:pStyle w:val="Heading4"/>
+      </w:pPr>
+      <w:bookmarkStart w:id="45" w:name="models."/>
+      <w:r>
+        <w:t xml:space="preserve">Models.</w:t>
+      </w:r>
+      <w:bookmarkEnd w:id="45"/>
+    </w:p>
+    <w:p>
+      <w:pPr>
+        <w:pStyle w:val="FirstParagraph"/>
+      </w:pPr>
+      <w:r>
+        <w:t xml:space="preserve">We evaluate on five open-weight LLMs spanning four GQA ratios: Gemma-3-27B-it (GQA</w:t>
+      </w:r>
+      <w:r>
+        <w:t xml:space="preserve"> </w:t>
+      </w:r>
+      <m:oMath>
+        <m:r>
+          <m:t>2</m:t>
+        </m:r>
+        <m:r>
+          <m:t>:</m:t>
+        </m:r>
+        <m:r>
+          <m:t>1</m:t>
+        </m:r>
+      </m:oMath>
+      <w:r>
+        <w:t xml:space="preserve">,</w:t>
+      </w:r>
+      <w:r>
+        <w:t xml:space="preserve"> </w:t>
+      </w:r>
+      <m:oMath>
+        <m:r>
+          <m:t>62</m:t>
+        </m:r>
+      </m:oMath>
+      <w:r>
+        <w:t xml:space="preserve"> </w:t>
+      </w:r>
+      <w:r>
+        <w:t xml:space="preserve">layers), Mistral-7B-Instruct-v0.3 (GQA</w:t>
+      </w:r>
+      <w:r>
+        <w:t xml:space="preserve"> </w:t>
+      </w:r>
+      <m:oMath>
+        <m:r>
+          <m:t>4</m:t>
+        </m:r>
+        <m:r>
+          <m:t>:</m:t>
+        </m:r>
+        <m:r>
+          <m:t>1</m:t>
+        </m:r>
+      </m:oMath>
+      <w:r>
+        <w:t xml:space="preserve">,</w:t>
+      </w:r>
+      <w:r>
+        <w:t xml:space="preserve"> </w:t>
+      </w:r>
+      <m:oMath>
+        <m:r>
+          <m:t>32</m:t>
+        </m:r>
+      </m:oMath>
+      <w:r>
+        <w:t xml:space="preserve"> </w:t>
+      </w:r>
+      <w:r>
+        <w:t xml:space="preserve">layers), Llama-3.1-8B-Instruct (GQA</w:t>
+      </w:r>
+      <w:r>
+        <w:t xml:space="preserve"> </w:t>
+      </w:r>
+      <m:oMath>
+        <m:r>
+          <m:t>4</m:t>
+        </m:r>
+        <m:r>
+          <m:t>:</m:t>
+        </m:r>
+        <m:r>
+          <m:t>1</m:t>
+        </m:r>
+      </m:oMath>
+      <w:r>
+        <w:t xml:space="preserve">,</w:t>
+      </w:r>
+      <w:r>
+        <w:t xml:space="preserve"> </w:t>
+      </w:r>
+      <m:oMath>
+        <m:r>
+          <m:t>32</m:t>
+        </m:r>
+      </m:oMath>
+      <w:r>
+        <w:t xml:space="preserve"> </w:t>
+      </w:r>
+      <w:r>
+        <w:t xml:space="preserve">layers), Qwen2.5-32B-Instruct (GQA</w:t>
+      </w:r>
+      <w:r>
+        <w:t xml:space="preserve"> </w:t>
+      </w:r>
+      <m:oMath>
+        <m:r>
+          <m:t>5</m:t>
+        </m:r>
+        <m:r>
+          <m:t>:</m:t>
+        </m:r>
+        <m:r>
+          <m:t>1</m:t>
+        </m:r>
+      </m:oMath>
+      <w:r>
+        <w:t xml:space="preserve">,</w:t>
+      </w:r>
+      <w:r>
+        <w:t xml:space="preserve"> </w:t>
+      </w:r>
+      <m:oMath>
+        <m:r>
+          <m:t>64</m:t>
+        </m:r>
+      </m:oMath>
+      <w:r>
+        <w:t xml:space="preserve"> </w:t>
+      </w:r>
+      <w:r>
+        <w:t xml:space="preserve">layers), and Qwen2.5-3B-Instruct (GQA</w:t>
+      </w:r>
+      <w:r>
+        <w:t xml:space="preserve"> </w:t>
+      </w:r>
+      <m:oMath>
+        <m:r>
+          <m:t>8</m:t>
+        </m:r>
+        <m:r>
+          <m:t>:</m:t>
+        </m:r>
+        <m:r>
+          <m:t>1</m:t>
+        </m:r>
+      </m:oMath>
+      <w:r>
+        <w:t xml:space="preserve">,</w:t>
+      </w:r>
+      <w:r>
+        <w:t xml:space="preserve"> </w:t>
+      </w:r>
+      <m:oMath>
+        <m:r>
+          <m:t>36</m:t>
+        </m:r>
+      </m:oMath>
+      <w:r>
+        <w:t xml:space="preserve"> </w:t>
+      </w:r>
+      <w:r>
+        <w:t xml:space="preserve">layers). All models are loaded in BF16 on</w:t>
+      </w:r>
+      <w:r>
+        <w:t xml:space="preserve"> </w:t>
+      </w:r>
+      <m:oMath>
+        <m:r>
+          <m:t>3</m:t>
+        </m:r>
+        <m:r>
+          <m:t>×</m:t>
+        </m:r>
+      </m:oMath>
+      <w:r>
+        <w:t xml:space="preserve"> </w:t>
+      </w:r>
+      <w:r>
+        <w:t xml:space="preserve">NVIDIA RTX A6000 (</w:t>
+      </w:r>
+      <m:oMath>
+        <m:r>
+          <m:t>48</m:t>
+        </m:r>
+      </m:oMath>
+      <w:r>
+        <w:t xml:space="preserve"> </w:t>
+      </w:r>
+      <w:r>
+        <w:t xml:space="preserve">GB each,</w:t>
+      </w:r>
+      <w:r>
+        <w:t xml:space="preserve"> </w:t>
+      </w:r>
+      <m:oMath>
+        <m:r>
+          <m:t>144</m:t>
+        </m:r>
+      </m:oMath>
+      <w:r>
+        <w:t xml:space="preserve"> </w:t>
+      </w:r>
+      <w:r>
+        <w:t xml:space="preserve">GB aggregate VRAM). Qwen2.5-32B serves as our mid-to-large representative at the intermediate GQA</w:t>
+      </w:r>
+      <w:r>
+        <w:t xml:space="preserve"> </w:t>
+      </w:r>
+      <m:oMath>
+        <m:r>
+          <m:t>5</m:t>
+        </m:r>
+        <m:r>
+          <m:t>:</m:t>
+        </m:r>
+        <m:r>
+          <m:t>1</m:t>
+        </m:r>
+      </m:oMath>
+      <w:r>
+        <w:t xml:space="preserve"> </w:t>
+      </w:r>
+      <w:r>
+        <w:t xml:space="preserve">ratio that fills the gap between the standard</w:t>
+      </w:r>
+      <w:r>
+        <w:t xml:space="preserve"> </w:t>
+      </w:r>
+      <m:oMath>
+        <m:r>
+          <m:t>4</m:t>
+        </m:r>
+        <m:r>
+          <m:t>:</m:t>
+        </m:r>
+        <m:r>
+          <m:t>1</m:t>
+        </m:r>
+      </m:oMath>
+      <w:r>
+        <w:t xml:space="preserve"> </w:t>
+      </w:r>
+      <w:r>
+        <w:t xml:space="preserve">models and the aggressive</w:t>
+      </w:r>
+      <w:r>
+        <w:t xml:space="preserve"> </w:t>
+      </w:r>
+      <m:oMath>
+        <m:r>
+          <m:t>8</m:t>
+        </m:r>
+        <m:r>
+          <m:t>:</m:t>
+        </m:r>
+        <m:r>
+          <m:t>1</m:t>
+        </m:r>
+      </m:oMath>
+      <w:r>
+        <w:t xml:space="preserve"> </w:t>
+      </w:r>
+      <w:r>
+        <w:t xml:space="preserve">configuration of Qwen2.5-3B. As a supplementary point, we also report an FP16 baseline on Llama-3.1-70B-Instruct (GQA</w:t>
+      </w:r>
+      <w:r>
+        <w:t xml:space="preserve"> </w:t>
+      </w:r>
+      <m:oMath>
+        <m:r>
+          <m:t>8</m:t>
+        </m:r>
+        <m:r>
+          <m:t>:</m:t>
+        </m:r>
+        <m:r>
+          <m:t>1</m:t>
+        </m:r>
+      </m:oMath>
+      <w:r>
+        <w:t xml:space="preserve">,</w:t>
+      </w:r>
+      <w:r>
+        <w:t xml:space="preserve"> </w:t>
+      </w:r>
+      <m:oMath>
+        <m:r>
+          <m:t>80</m:t>
+        </m:r>
+      </m:oMath>
+      <w:r>
+        <w:t xml:space="preserve"> </w:t>
+      </w:r>
+      <w:r>
+        <w:t xml:space="preserve">layers) that we measured before memory pressure during compressed inference forced us to drop it from the main sweep.</w:t>
+      </w:r>
+    </w:p>
+    <w:p>
+      <w:pPr>
+        <w:pStyle w:val="Heading4"/>
+      </w:pPr>
+      <w:bookmarkStart w:id="46" w:name="baselines."/>
+      <w:r>
+        <w:t xml:space="preserve">Baselines.</w:t>
+      </w:r>
+      <w:bookmarkEnd w:id="46"/>
+    </w:p>
+    <w:p>
+      <w:pPr>
+        <w:pStyle w:val="FirstParagraph"/>
+      </w:pPr>
+      <w:r>
+        <w:t xml:space="preserve">We compare against FP16 (uncompressed), KIVI at</w:t>
+      </w:r>
+      <w:r>
+        <w:t xml:space="preserve"> </w:t>
+      </w:r>
+      <m:oMath>
+        <m:r>
+          <m:t>{</m:t>
+        </m:r>
+        <m:r>
+          <m:t>2</m:t>
+        </m:r>
+        <m:r>
+          <m:t>,</m:t>
+        </m:r>
+        <m:r>
+          <m:t>4</m:t>
+        </m:r>
+        <m:r>
+          <m:t>,</m:t>
+        </m:r>
+        <m:r>
+          <m:t>6</m:t>
+        </m:r>
+        <m:r>
+          <m:t>}</m:t>
+        </m:r>
+      </m:oMath>
+      <w:r>
+        <w:t xml:space="preserve"> </w:t>
+      </w:r>
+      <w:r>
+        <w:t xml:space="preserve">bits, and TurboQuant-V3 at various</w:t>
+      </w:r>
+      <w:r>
+        <w:t xml:space="preserve"> </w:t>
+      </w:r>
+      <m:oMath>
+        <m:r>
+          <m:t>(</m:t>
+        </m:r>
+        <m:r>
+          <m:t>K</m:t>
+        </m:r>
+        <m:r>
+          <m:t>,</m:t>
+        </m:r>
+        <m:r>
+          <m:t>V</m:t>
+        </m:r>
+        <m:r>
+          <m:t>)</m:t>
+        </m:r>
+      </m:oMath>
+      <w:r>
+        <w:t xml:space="preserve"> </w:t>
+      </w:r>
+      <w:r>
+        <w:t xml:space="preserve">bit-width pairs. KIVI and TurboQuant both use a</w:t>
+      </w:r>
+      <w:r>
+        <w:t xml:space="preserve"> </w:t>
+      </w:r>
+      <m:oMath>
+        <m:r>
+          <m:t>128</m:t>
+        </m:r>
+      </m:oMath>
+      <w:r>
+        <w:t xml:space="preserve">-token residual window in FP16 (so recent tokens are never compressed) for fair comparison.</w:t>
+      </w:r>
+    </w:p>
+    <w:p>
+      <w:pPr>
+        <w:pStyle w:val="Heading4"/>
+      </w:pPr>
+      <w:bookmarkStart w:id="47" w:name="benchmarks."/>
       <w:r>
         <w:t xml:space="preserve">Benchmarks.</w:t>
       </w:r>
-      <w:bookmarkEnd w:id="39"/>
+      <w:bookmarkEnd w:id="47"/>
     </w:p>
     <w:p>
       <w:pPr>
@@ -5430,11 +11611,11 @@
       <w:pPr>
         <w:pStyle w:val="Heading2"/>
       </w:pPr>
-      <w:bookmarkStart w:id="40" w:name="sec:main-ppl"/>
+      <w:bookmarkStart w:id="48" w:name="sec:main-ppl"/>
       <w:r>
         <w:t xml:space="preserve">Main Results: Perplexity</w:t>
       </w:r>
-      <w:bookmarkEnd w:id="40"/>
+      <w:bookmarkEnd w:id="48"/>
     </w:p>
     <w:p>
       <w:pPr>
@@ -5458,7 +11639,7 @@
         <w:t xml:space="preserve">shows WikiText-2 perplexity across all four evaluated models and the standard bit-width settings. Three observations are immediate.</w:t>
       </w:r>
     </w:p>
-    <w:bookmarkStart w:id="41" w:name="tab:main-ppl"/>
+    <w:bookmarkStart w:id="49" w:name="tab:main-ppl"/>
     <w:p>
       <w:pPr>
         <w:pStyle w:val="TableCaption"/>
@@ -6007,6 +12188,126 @@
               <w:jc w:val="left"/>
             </w:pPr>
             <w:r>
+              <w:t xml:space="preserve">Qwen2.5-32B</w:t>
+            </w:r>
+          </w:p>
+        </w:tc>
+        <w:tc>
+          <w:p>
+            <w:pPr>
+              <w:pStyle w:val="Compact"/>
+              <w:jc w:val="center"/>
+            </w:pPr>
+            <w:r>
+              <w:t xml:space="preserve">5:1</w:t>
+            </w:r>
+          </w:p>
+        </w:tc>
+        <w:tc>
+          <w:p>
+            <w:pPr>
+              <w:pStyle w:val="Compact"/>
+              <w:jc w:val="center"/>
+            </w:pPr>
+            <w:r>
+              <w:t xml:space="preserve">3.97</w:t>
+            </w:r>
+          </w:p>
+        </w:tc>
+        <w:tc>
+          <w:p>
+            <w:pPr>
+              <w:pStyle w:val="Compact"/>
+              <w:jc w:val="center"/>
+            </w:pPr>
+            <w:r>
+              <w:t xml:space="preserve">4.03</w:t>
+            </w:r>
+            <w:r>
+              <w:t xml:space="preserve"> </w:t>
+            </w:r>
+            <w:r>
+              <w:t xml:space="preserve">(+1.4%)</w:t>
+            </w:r>
+          </w:p>
+        </w:tc>
+        <w:tc>
+          <w:p>
+            <w:pPr>
+              <w:pStyle w:val="Compact"/>
+              <w:jc w:val="center"/>
+            </w:pPr>
+            <w:r>
+              <w:t xml:space="preserve">4.36</w:t>
+            </w:r>
+            <w:r>
+              <w:t xml:space="preserve"> </w:t>
+            </w:r>
+            <w:r>
+              <w:t xml:space="preserve">(+9.8%)</w:t>
+            </w:r>
+          </w:p>
+        </w:tc>
+        <w:tc>
+          <w:p>
+            <w:pPr>
+              <w:pStyle w:val="Compact"/>
+              <w:jc w:val="center"/>
+            </w:pPr>
+            <w:r>
+              <w:t xml:space="preserve">6.20</w:t>
+            </w:r>
+            <w:r>
+              <w:t xml:space="preserve"> </w:t>
+            </w:r>
+            <w:r>
+              <w:t xml:space="preserve">(+56.0%)</w:t>
+            </w:r>
+          </w:p>
+        </w:tc>
+        <w:tc>
+          <w:p>
+            <w:pPr>
+              <w:pStyle w:val="Compact"/>
+              <w:jc w:val="center"/>
+            </w:pPr>
+            <w:r>
+              <w:t xml:space="preserve">4.20</w:t>
+            </w:r>
+            <w:r>
+              <w:t xml:space="preserve"> </w:t>
+            </w:r>
+            <w:r>
+              <w:t xml:space="preserve">(+5.8%)</w:t>
+            </w:r>
+          </w:p>
+        </w:tc>
+        <w:tc>
+          <w:p>
+            <w:pPr>
+              <w:pStyle w:val="Compact"/>
+              <w:jc w:val="center"/>
+            </w:pPr>
+            <w:r>
+              <w:t xml:space="preserve">55.13</w:t>
+            </w:r>
+            <w:r>
+              <w:t xml:space="preserve"> </w:t>
+            </w:r>
+            <w:r>
+              <w:t xml:space="preserve">(+1288.0%)</w:t>
+            </w:r>
+          </w:p>
+        </w:tc>
+      </w:tr>
+      <w:tr>
+        <w:tc>
+          <w:p>
+            <w:pPr>
+              <w:pStyle w:val="Compact"/>
+              <w:jc w:val="left"/>
+            </w:pPr>
+            <w:r>
               <w:t xml:space="preserve">Qwen2.5-3B</w:t>
             </w:r>
           </w:p>
@@ -6114,7 +12415,7 @@
         </w:tc>
       </w:tr>
     </w:tbl>
-    <w:bookmarkEnd w:id="41"/>
+    <w:bookmarkEnd w:id="49"/>
     <w:p>
       <w:pPr>
         <w:pStyle w:val="BodyText"/>
@@ -6259,7 +12560,7 @@
         <w:t xml:space="preserve"> </w:t>
       </w:r>
       <w:r>
-        <w:t xml:space="preserve">bits, where KIVI-2 collapses entirely but TurboQuant-V3 K2V2 remains usable.</w:t>
+        <w:t xml:space="preserve">bits, where KIVI-2 degrades into the thousands of perplexity, while TurboQuant-V3 K2V2 remains usable.</w:t>
       </w:r>
     </w:p>
     <w:p>
@@ -6384,7 +12685,7 @@
         </m:r>
       </m:oMath>
       <w:r>
-        <w:t xml:space="preserve">), uniform TurboQuant-V3 K4V4 collapses entirely, with perplexity inflating by</w:t>
+        <w:t xml:space="preserve">), uniform TurboQuant-V3 K4V4 fails to preserve perplexity, inflating it by</w:t>
       </w:r>
       <w:r>
         <w:t xml:space="preserve"> </w:t>
@@ -6398,7 +12699,7 @@
         </m:r>
       </m:oMath>
       <w:r>
-        <w:t xml:space="preserve">. KIVI-4 survives, with only a</w:t>
+        <w:t xml:space="preserve">. KIVI-4 retains usable quality with only a</w:t>
       </w:r>
       <w:r>
         <w:t xml:space="preserve"> </w:t>
@@ -6418,20 +12719,20 @@
         <w:t xml:space="preserve"> </w:t>
       </w:r>
       <w:r>
-        <w:t xml:space="preserve">increase. This is where our adaptive and outlier-aware interventions become essential.</w:t>
+        <w:t xml:space="preserve">increase. This is the regime where our adaptive and outlier-aware interventions become essential.</w:t>
       </w:r>
     </w:p>
     <w:p>
       <w:pPr>
         <w:pStyle w:val="Heading2"/>
       </w:pPr>
-      <w:bookmarkStart w:id="42" w:name="sec:qwen-rescue"/>
+      <w:bookmarkStart w:id="50" w:name="sec:qwen-rescue"/>
       <w:r>
         <w:t xml:space="preserve">Rescuing Qwen2.5-3B with Adaptive and Outlier-Aware Methods</w:t>
       </w:r>
-      <w:bookmarkEnd w:id="42"/>
+      <w:bookmarkEnd w:id="50"/>
     </w:p>
-    <w:bookmarkStart w:id="43" w:name="tab:qwen-rescue"/>
+    <w:bookmarkStart w:id="51" w:name="tab:qwen-rescue"/>
     <w:p>
       <w:pPr>
         <w:pStyle w:val="TableCaption"/>
@@ -7394,7 +13695,7 @@
         </w:tc>
       </w:tr>
     </w:tbl>
-    <w:bookmarkEnd w:id="43"/>
+    <w:bookmarkEnd w:id="51"/>
     <w:p>
       <w:pPr>
         <w:pStyle w:val="BodyText"/>
@@ -7421,7 +13722,7 @@
       <w:pPr>
         <w:numPr>
           <w:ilvl w:val="0"/>
-          <w:numId w:val="1003"/>
+          <w:numId w:val="1004"/>
         </w:numPr>
       </w:pPr>
       <w:r>
@@ -7536,7 +13837,7 @@
       <w:pPr>
         <w:numPr>
           <w:ilvl w:val="0"/>
-          <w:numId w:val="1003"/>
+          <w:numId w:val="1004"/>
         </w:numPr>
       </w:pPr>
       <w:r>
@@ -7646,7 +13947,7 @@
       <w:pPr>
         <w:numPr>
           <w:ilvl w:val="0"/>
-          <w:numId w:val="1003"/>
+          <w:numId w:val="1004"/>
         </w:numPr>
       </w:pPr>
       <w:r>
@@ -7680,7 +13981,7 @@
       <w:pPr>
         <w:numPr>
           <w:ilvl w:val="0"/>
-          <w:numId w:val="1003"/>
+          <w:numId w:val="1004"/>
         </w:numPr>
       </w:pPr>
       <w:r>
@@ -7824,17 +14125,17 @@
       <w:pPr>
         <w:pStyle w:val="Heading2"/>
       </w:pPr>
-      <w:bookmarkStart w:id="44" w:name="sec:sensitivity-analysis"/>
+      <w:bookmarkStart w:id="52" w:name="sec:sensitivity-analysis"/>
       <w:r>
         <w:t xml:space="preserve">Sensitivity Analysis</w:t>
       </w:r>
-      <w:bookmarkEnd w:id="44"/>
+      <w:bookmarkEnd w:id="52"/>
     </w:p>
     <w:p>
       <w:pPr>
         <w:pStyle w:val="CaptionedFigure"/>
       </w:pPr>
-      <w:bookmarkStart w:id="46" w:name="fig:sensitivity"/>
+      <w:bookmarkStart w:id="54" w:name="fig:sensitivity"/>
       <w:r>
         <w:drawing>
           <wp:inline>
@@ -7851,7 +14152,7 @@
                     </pic:cNvPicPr>
                   </pic:nvPicPr>
                   <pic:blipFill>
-                    <a:blip r:embed="rId45"/>
+                    <a:blip r:embed="rId53"/>
                     <a:stretch>
                       <a:fillRect/>
                     </a:stretch>
@@ -7877,7 +14178,7 @@
           </wp:inline>
         </w:drawing>
       </w:r>
-      <w:bookmarkEnd w:id="46"/>
+      <w:bookmarkEnd w:id="54"/>
     </w:p>
     <w:p>
       <w:pPr>
@@ -8214,13 +14515,13 @@
       <w:pPr>
         <w:pStyle w:val="Heading2"/>
       </w:pPr>
-      <w:bookmarkStart w:id="47" w:name="sec:needle"/>
+      <w:bookmarkStart w:id="55" w:name="sec:needle"/>
       <w:r>
         <w:t xml:space="preserve">Needle-in-a-Haystack</w:t>
       </w:r>
-      <w:bookmarkEnd w:id="47"/>
+      <w:bookmarkEnd w:id="55"/>
     </w:p>
-    <w:bookmarkStart w:id="48" w:name="tab:needle"/>
+    <w:bookmarkStart w:id="56" w:name="tab:needle"/>
     <w:p>
       <w:pPr>
         <w:pStyle w:val="TableCaption"/>
@@ -8538,7 +14839,7 @@
         </w:tc>
       </w:tr>
     </w:tbl>
-    <w:bookmarkEnd w:id="48"/>
+    <w:bookmarkEnd w:id="56"/>
     <w:p>
       <w:pPr>
         <w:pStyle w:val="BodyText"/>
@@ -8612,13 +14913,13 @@
       <w:pPr>
         <w:pStyle w:val="Heading2"/>
       </w:pPr>
-      <w:bookmarkStart w:id="49" w:name="sec:hardware"/>
+      <w:bookmarkStart w:id="57" w:name="sec:hardware"/>
       <w:r>
         <w:t xml:space="preserve">Hardware Latency and Memory</w:t>
       </w:r>
-      <w:bookmarkEnd w:id="49"/>
+      <w:bookmarkEnd w:id="57"/>
     </w:p>
-    <w:bookmarkStart w:id="50" w:name="tab:hw"/>
+    <w:bookmarkStart w:id="58" w:name="tab:hw"/>
     <w:p>
       <w:pPr>
         <w:pStyle w:val="TableCaption"/>
@@ -9420,7 +15721,7 @@
         </w:tc>
       </w:tr>
     </w:tbl>
-    <w:bookmarkEnd w:id="50"/>
+    <w:bookmarkEnd w:id="58"/>
     <w:p>
       <w:pPr>
         <w:pStyle w:val="BodyText"/>
@@ -9546,21 +15847,21 @@
       <w:pPr>
         <w:pStyle w:val="Heading1"/>
       </w:pPr>
-      <w:bookmarkStart w:id="51" w:name="sec:discussion"/>
+      <w:bookmarkStart w:id="59" w:name="sec:discussion"/>
       <w:r>
         <w:t xml:space="preserve">Discussion</w:t>
       </w:r>
-      <w:bookmarkEnd w:id="51"/>
+      <w:bookmarkEnd w:id="59"/>
     </w:p>
     <w:p>
       <w:pPr>
         <w:pStyle w:val="Heading4"/>
       </w:pPr>
-      <w:bookmarkStart w:id="52" w:name="X3efb250ab63edafddc268b83b287725c39dd13a"/>
+      <w:bookmarkStart w:id="60" w:name="X3efb250ab63edafddc268b83b287725c39dd13a"/>
       <w:r>
         <w:t xml:space="preserve">Why does GQA amplify VQ error specifically?</w:t>
       </w:r>
-      <w:bookmarkEnd w:id="52"/>
+      <w:bookmarkEnd w:id="60"/>
     </w:p>
     <w:p>
       <w:pPr>
@@ -9660,7 +15961,7 @@
       <w:pPr>
         <w:pStyle w:val="Heading4"/>
       </w:pPr>
-      <w:bookmarkStart w:id="53" w:name="why-is-layer-0-special"/>
+      <w:bookmarkStart w:id="61" w:name="why-is-layer-0-special"/>
       <w:r>
         <w:t xml:space="preserve">Why is layer</w:t>
       </w:r>
@@ -9678,7 +15979,7 @@
       <w:r>
         <w:t xml:space="preserve">special?</w:t>
       </w:r>
-      <w:bookmarkEnd w:id="53"/>
+      <w:bookmarkEnd w:id="61"/>
     </w:p>
     <w:p>
       <w:pPr>
@@ -9771,11 +16072,11 @@
       <w:pPr>
         <w:pStyle w:val="Heading4"/>
       </w:pPr>
-      <w:bookmarkStart w:id="54" w:name="X2800a59bc8c97c8791e724484c2c5de6b341b38"/>
+      <w:bookmarkStart w:id="62" w:name="X2800a59bc8c97c8791e724484c2c5de6b341b38"/>
       <w:r>
         <w:t xml:space="preserve">Interaction of adaptive allocation and outlier grouping.</w:t>
       </w:r>
-      <w:bookmarkEnd w:id="54"/>
+      <w:bookmarkEnd w:id="62"/>
     </w:p>
     <w:p>
       <w:pPr>
@@ -9838,11 +16139,11 @@
       <w:pPr>
         <w:pStyle w:val="Heading4"/>
       </w:pPr>
-      <w:bookmarkStart w:id="55" w:name="calibration-cost."/>
+      <w:bookmarkStart w:id="63" w:name="calibration-cost."/>
       <w:r>
         <w:t xml:space="preserve">Calibration cost.</w:t>
       </w:r>
-      <w:bookmarkEnd w:id="55"/>
+      <w:bookmarkEnd w:id="63"/>
     </w:p>
     <w:p>
       <w:pPr>
@@ -9856,21 +16157,21 @@
       <w:pPr>
         <w:pStyle w:val="Heading1"/>
       </w:pPr>
-      <w:bookmarkStart w:id="56" w:name="sec:limitations"/>
+      <w:bookmarkStart w:id="64" w:name="sec:limitations"/>
       <w:r>
         <w:t xml:space="preserve">Limitations</w:t>
       </w:r>
-      <w:bookmarkEnd w:id="56"/>
+      <w:bookmarkEnd w:id="64"/>
     </w:p>
     <w:p>
       <w:pPr>
         <w:pStyle w:val="Heading4"/>
       </w:pPr>
-      <w:bookmarkStart w:id="57" w:name="implementation-speed."/>
+      <w:bookmarkStart w:id="65" w:name="implementation-speed."/>
       <w:r>
         <w:t xml:space="preserve">Implementation speed.</w:t>
       </w:r>
-      <w:bookmarkEnd w:id="57"/>
+      <w:bookmarkEnd w:id="65"/>
     </w:p>
     <w:p>
       <w:pPr>
@@ -9884,7 +16185,7 @@
           <w:rPr>
             <w:rStyle w:val="Hyperlink"/>
           </w:rPr>
-          <w:t xml:space="preserve">5.6</w:t>
+          <w:t xml:space="preserve">6.6</w:t>
         </w:r>
       </w:hyperlink>
       <w:r>
@@ -9895,11 +16196,11 @@
       <w:pPr>
         <w:pStyle w:val="Heading4"/>
       </w:pPr>
-      <w:bookmarkStart w:id="58" w:name="llama-3.1-70b."/>
+      <w:bookmarkStart w:id="66" w:name="llama-3.1-70b."/>
       <w:r>
         <w:t xml:space="preserve">Llama-3.1-70B.</w:t>
       </w:r>
-      <w:bookmarkEnd w:id="58"/>
+      <w:bookmarkEnd w:id="66"/>
     </w:p>
     <w:p>
       <w:pPr>
@@ -9958,11 +16259,11 @@
       <w:pPr>
         <w:pStyle w:val="Heading4"/>
       </w:pPr>
-      <w:bookmarkStart w:id="59" w:name="gemma-3-calibration."/>
+      <w:bookmarkStart w:id="67" w:name="gemma-3-calibration."/>
       <w:r>
         <w:t xml:space="preserve">Gemma-3 calibration.</w:t>
       </w:r>
-      <w:bookmarkEnd w:id="59"/>
+      <w:bookmarkEnd w:id="67"/>
     </w:p>
     <w:p>
       <w:pPr>
@@ -9976,11 +16277,11 @@
       <w:pPr>
         <w:pStyle w:val="Heading4"/>
       </w:pPr>
-      <w:bookmarkStart w:id="60" w:name="calibration-domain-sensitivity."/>
+      <w:bookmarkStart w:id="68" w:name="calibration-domain-sensitivity."/>
       <w:r>
         <w:t xml:space="preserve">Calibration domain sensitivity.</w:t>
       </w:r>
-      <w:bookmarkEnd w:id="60"/>
+      <w:bookmarkEnd w:id="68"/>
     </w:p>
     <w:p>
       <w:pPr>
@@ -10008,18 +16309,18 @@
       <w:pPr>
         <w:pStyle w:val="Heading1"/>
       </w:pPr>
-      <w:bookmarkStart w:id="61" w:name="sec:conclusion"/>
+      <w:bookmarkStart w:id="69" w:name="sec:conclusion"/>
       <w:r>
         <w:t xml:space="preserve">Conclusion</w:t>
       </w:r>
-      <w:bookmarkEnd w:id="61"/>
+      <w:bookmarkEnd w:id="69"/>
     </w:p>
     <w:p>
       <w:pPr>
         <w:pStyle w:val="FirstParagraph"/>
       </w:pPr>
       <w:r>
-        <w:t xml:space="preserve">We have presented the first cross-architecture evaluation of TurboQuant, a vector-quantization-based KV cache compressor, across five modern LLMs. Our central finding is that VQ’s effectiveness scales inversely with the GQA ratio: near-lossless on Gemma-3-27B (GQA</w:t>
+        <w:t xml:space="preserve">We have presented a systematic cross-architecture evaluation of TurboQuant, a vector-quantization-based KV cache compressor, across five modern LLMs spanning four GQA ratios. Our central finding is that the advantage of VQ over per-channel scalar quantization scales inversely with GQA ratio: near-lossless at GQA</w:t>
       </w:r>
       <w:r>
         <w:t xml:space="preserve"> </w:t>
@@ -10036,7 +16337,10 @@
         </m:r>
       </m:oMath>
       <w:r>
-        <w:t xml:space="preserve">), strongly competitive on Mistral-7B and Llama-3.1-8B (GQA</w:t>
+        <w:t xml:space="preserve"> </w:t>
+      </w:r>
+      <w:r>
+        <w:t xml:space="preserve">(Gemma-3-27B), strongly competitive at</w:t>
       </w:r>
       <w:r>
         <w:t xml:space="preserve"> </w:t>
@@ -10053,7 +16357,30 @@
         </m:r>
       </m:oMath>
       <w:r>
-        <w:t xml:space="preserve">), and catastrophic on Qwen2.5-3B and Llama-3.1-70B (GQA</w:t>
+        <w:t xml:space="preserve"> </w:t>
+      </w:r>
+      <w:r>
+        <w:t xml:space="preserve">(Mistral-7B, Llama-3.1-8B) and</w:t>
+      </w:r>
+      <w:r>
+        <w:t xml:space="preserve"> </w:t>
+      </w:r>
+      <m:oMath>
+        <m:r>
+          <m:t>5</m:t>
+        </m:r>
+        <m:r>
+          <m:t>:</m:t>
+        </m:r>
+        <m:r>
+          <m:t>1</m:t>
+        </m:r>
+      </m:oMath>
+      <w:r>
+        <w:t xml:space="preserve"> </w:t>
+      </w:r>
+      <w:r>
+        <w:t xml:space="preserve">(Qwen2.5-32B), but no longer beneficial at</w:t>
       </w:r>
       <w:r>
         <w:t xml:space="preserve"> </w:t>
@@ -10070,7 +16397,91 @@
         </m:r>
       </m:oMath>
       <w:r>
-        <w:t xml:space="preserve">). To rescue the high-GQA regime, we contribute sensitivity-adaptive per-layer bit allocation and outlier-aware channel grouping, both informed by a one-minute offline calibration. Together these techniques reduce Qwen2.5-3B</w:t>
+        <w:t xml:space="preserve"> </w:t>
+      </w:r>
+      <w:r>
+        <w:t xml:space="preserve">(Qwen2.5-3B), where uniform TurboQuant-V3 degrades sharply to</w:t>
+      </w:r>
+      <w:r>
+        <w:t xml:space="preserve"> </w:t>
+      </w:r>
+      <m:oMath>
+        <m:r>
+          <m:t>42.3</m:t>
+        </m:r>
+      </m:oMath>
+      <w:r>
+        <w:t xml:space="preserve"> </w:t>
+      </w:r>
+      <w:r>
+        <w:t xml:space="preserve">perplexity versus</w:t>
+      </w:r>
+      <w:r>
+        <w:t xml:space="preserve"> </w:t>
+      </w:r>
+      <m:oMath>
+        <m:r>
+          <m:t>7.6</m:t>
+        </m:r>
+      </m:oMath>
+      <w:r>
+        <w:t xml:space="preserve"> </w:t>
+      </w:r>
+      <w:r>
+        <w:t xml:space="preserve">for FP16. We derive a first-order perturbation bound (Section </w:t>
+      </w:r>
+      <w:hyperlink w:anchor="sec:theory">
+        <w:r>
+          <w:rPr>
+            <w:rStyle w:val="Hyperlink"/>
+          </w:rPr>
+          <w:t xml:space="preserve">5</w:t>
+        </w:r>
+      </w:hyperlink>
+      <w:r>
+        <w:t xml:space="preserve">) explaining the scaling: VQ errors contribute linearly in the group size</w:t>
+      </w:r>
+      <w:r>
+        <w:t xml:space="preserve"> </w:t>
+      </w:r>
+      <m:oMath>
+        <m:r>
+          <m:t>g</m:t>
+        </m:r>
+      </m:oMath>
+      <w:r>
+        <w:t xml:space="preserve"> </w:t>
+      </w:r>
+      <w:r>
+        <w:t xml:space="preserve">to the attention output error, while per-channel scalar errors contribute only</w:t>
+      </w:r>
+      <w:r>
+        <w:t xml:space="preserve"> </w:t>
+      </w:r>
+      <m:oMath>
+        <m:r>
+          <m:t>O</m:t>
+        </m:r>
+        <m:r>
+          <m:t>(</m:t>
+        </m:r>
+        <m:rad>
+          <m:radPr>
+            <m:degHide m:val="1"/>
+          </m:radPr>
+          <m:deg/>
+          <m:e>
+            <m:r>
+              <m:t>g</m:t>
+            </m:r>
+          </m:e>
+        </m:rad>
+        <m:r>
+          <m:t>)</m:t>
+        </m:r>
+      </m:oMath>
+      <w:r>
+        <w:t xml:space="preserve">. To recover the VQ advantage in the high-GQA regime, we contribute sensitivity-adaptive per-layer bit allocation and outlier-aware channel grouping, both informed by a one-minute offline calibration. Together these techniques reduce Qwen2.5-3B</w:t>
       </w:r>
       <w:r>
         <w:t xml:space="preserve"> </w:t>
@@ -10102,7 +16513,7 @@
       </w:r>
       <m:oMath>
         <m:r>
-          <m:t>7.7</m:t>
+          <m:t>7.74</m:t>
         </m:r>
       </m:oMath>
       <w:r>
@@ -10123,7 +16534,7 @@
         <w:t xml:space="preserve"> </w:t>
       </w:r>
       <w:r>
-        <w:t xml:space="preserve">of FP16. Our sensitivity analysis also surfaces a general principle: across all tested models, keys are</w:t>
+        <w:t xml:space="preserve">of FP16. Our sensitivity analysis also surfaces a general property of KV caches: across every model we profiled, keys are</w:t>
       </w:r>
       <w:r>
         <w:t xml:space="preserve"> </w:t>
@@ -10148,10 +16559,7 @@
         <w:t xml:space="preserve"> </w:t>
       </w:r>
       <w:r>
-        <w:t xml:space="preserve">more sensitive to quantization than values, and layer</w:t>
-      </w:r>
-      <w:r>
-        <w:t xml:space="preserve"> </w:t>
+        <w:t xml:space="preserve">more sensitive to quantization than values, and layer-</w:t>
       </w:r>
       <m:oMath>
         <m:r>
@@ -10162,7 +16570,7 @@
         <w:t xml:space="preserve"> </w:t>
       </w:r>
       <w:r>
-        <w:t xml:space="preserve">keys are consistently the single most sensitive tensor in the cache. We hope these findings will inform future KV cache compression work, particularly for the aggressively-grouped architectures that are now standard at the frontier.</w:t>
+        <w:t xml:space="preserve">keys are consistently the most sensitive tensor in the cache. We hope these findings will inform future KV cache compression work, particularly for the aggressively-grouped architectures that are now standard at the frontier of open-weight language modeling.</w:t>
       </w:r>
     </w:p>
     <w:p>
@@ -10319,7 +16727,7 @@
       <w:r>
         <w:t xml:space="preserve"> </w:t>
       </w:r>
-      <w:hyperlink r:id="rId62">
+      <w:hyperlink r:id="rId70">
         <w:r>
           <w:rPr>
             <w:rStyle w:val="Hyperlink"/>
@@ -10373,6 +16781,61 @@
       </w:r>
       <w:r>
         <w:t xml:space="preserve">2023.</w:t>
+      </w:r>
+    </w:p>
+    <w:p>
+      <w:pPr>
+        <w:pStyle w:val="BodyText"/>
+      </w:pPr>
+      <w:r>
+        <w:t xml:space="preserve">Bolin Gao and Lacra Pavel.</w:t>
+      </w:r>
+      <w:r>
+        <w:t xml:space="preserve"> </w:t>
+      </w:r>
+      <w:r>
+        <w:t xml:space="preserve">Properties of the</w:t>
+      </w:r>
+      <w:r>
+        <w:t xml:space="preserve"> </w:t>
+      </w:r>
+      <w:r>
+        <w:t xml:space="preserve">softmax</w:t>
+      </w:r>
+      <w:r>
+        <w:t xml:space="preserve"> </w:t>
+      </w:r>
+      <w:r>
+        <w:t xml:space="preserve">function and</w:t>
+      </w:r>
+      <w:r>
+        <w:t xml:space="preserve"> </w:t>
+      </w:r>
+      <w:r>
+        <w:t xml:space="preserve">Lipschitz</w:t>
+      </w:r>
+      <w:r>
+        <w:t xml:space="preserve">-continuity</w:t>
+      </w:r>
+      <w:r>
+        <w:t xml:space="preserve"> </w:t>
+      </w:r>
+      <w:r>
+        <w:t xml:space="preserve">arguments, 2017.</w:t>
+      </w:r>
+      <w:r>
+        <w:t xml:space="preserve"> </w:t>
+      </w:r>
+      <w:hyperlink r:id="rId71">
+        <w:r>
+          <w:rPr>
+            <w:rStyle w:val="Hyperlink"/>
+          </w:rPr>
+          <w:t xml:space="preserve">https://arxiv.org/abs/1704.00805</w:t>
+        </w:r>
+      </w:hyperlink>
+      <w:r>
+        <w:t xml:space="preserve">.</w:t>
       </w:r>
     </w:p>
     <w:p>
@@ -11099,6 +17562,9 @@
     </w:lvlOverride>
   </w:num>
   <w:num w:numId="1003">
+    <w:abstractNumId w:val="991"/>
+  </w:num>
+  <w:num w:numId="1004">
     <w:abstractNumId w:val="991"/>
   </w:num>
 </w:numbering>

--- a/paper/main.docx
+++ b/paper/main.docx
@@ -2557,129 +2557,141 @@
     </w:p>
     <w:p>
       <w:pPr>
-        <w:pStyle w:val="Heading1"/>
-      </w:pPr>
-      <w:bookmarkStart w:id="23" w:name="sec:related"/>
-      <w:r>
-        <w:t xml:space="preserve">Background and Related Work</w:t>
-      </w:r>
-      <w:bookmarkEnd w:id="23"/>
-    </w:p>
-    <w:p>
-      <w:pPr>
-        <w:pStyle w:val="Heading4"/>
-      </w:pPr>
-      <w:bookmarkStart w:id="24" w:name="kv-cache-quantization."/>
-      <w:r>
-        <w:t xml:space="preserve">KV cache quantization.</w:t>
+        <w:pStyle w:val="CaptionedFigure"/>
+      </w:pPr>
+      <w:bookmarkStart w:id="24" w:name="fig:killer"/>
+      <w:r>
+        <w:drawing>
+          <wp:inline>
+            <wp:extent cx="5334000" cy="3517556"/>
+            <wp:effectExtent b="0" l="0" r="0" t="0"/>
+            <wp:docPr descr="GQA amplification in action. Relative WikiText-2 perplexity degradation (log scale) for TurboQuant K4V4, KIVI-4, TurboQuant-Adaptive, and TurboQuant-Outlier across five models at four GQA ratios. TurboQuant’s advantage over KIVI decreases monotonically with GQA ratio, crossing over between 5{:}1 and 8{:}1. On Qwen2.5-3B (GQA 8{:}1), uniform TurboQuant collapses while our outlier-aware variant recovers near-FP16 quality." title="" id="1" name="Picture"/>
+            <a:graphic>
+              <a:graphicData uri="http://schemas.openxmlformats.org/drawingml/2006/picture">
+                <pic:pic>
+                  <pic:nvPicPr>
+                    <pic:cNvPr descr="figures/killer.png" id="0" name="Picture"/>
+                    <pic:cNvPicPr>
+                      <a:picLocks noChangeArrowheads="1" noChangeAspect="1"/>
+                    </pic:cNvPicPr>
+                  </pic:nvPicPr>
+                  <pic:blipFill>
+                    <a:blip r:embed="rId23"/>
+                    <a:stretch>
+                      <a:fillRect/>
+                    </a:stretch>
+                  </pic:blipFill>
+                  <pic:spPr bwMode="auto">
+                    <a:xfrm>
+                      <a:off x="0" y="0"/>
+                      <a:ext cx="5334000" cy="3517556"/>
+                    </a:xfrm>
+                    <a:prstGeom prst="rect">
+                      <a:avLst/>
+                    </a:prstGeom>
+                    <a:noFill/>
+                    <a:ln w="9525">
+                      <a:noFill/>
+                      <a:headEnd/>
+                      <a:tailEnd/>
+                    </a:ln>
+                  </pic:spPr>
+                </pic:pic>
+              </a:graphicData>
+            </a:graphic>
+          </wp:inline>
+        </w:drawing>
       </w:r>
       <w:bookmarkEnd w:id="24"/>
     </w:p>
     <w:p>
       <w:pPr>
-        <w:pStyle w:val="FirstParagraph"/>
-      </w:pPr>
-      <w:r>
-        <w:t xml:space="preserve">Work on KV cache compression targets inference-time memory pressure without retraining. Early methods</w:t>
-      </w:r>
-      <w:r>
-        <w:t xml:space="preserve"> </w:t>
-      </w:r>
-      <w:r>
-        <w:t xml:space="preserve"> </w:t>
-      </w:r>
-      <w:r>
-        <w:t xml:space="preserve">combined weight and KV quantization with CPU/GPU offload. KIVI</w:t>
-      </w:r>
-      <w:r>
-        <w:t xml:space="preserve"> </w:t>
-      </w:r>
-      <w:r>
-        <w:t xml:space="preserve"> </w:t>
-      </w:r>
-      <w:r>
-        <w:t xml:space="preserve">introduced mixed per-channel (key) and per-token (value) asymmetric quantization, observing that keys have more stable per-channel structure while values are more token-local. KVQuant</w:t>
-      </w:r>
-      <w:r>
-        <w:t xml:space="preserve"> </w:t>
-      </w:r>
-      <w:r>
-        <w:t xml:space="preserve"> </w:t>
-      </w:r>
-      <w:r>
-        <w:t xml:space="preserve">added outlier isolation and non-uniform quantization grids. PolarQuant</w:t>
-      </w:r>
-      <w:r>
-        <w:t xml:space="preserve"> </w:t>
-      </w:r>
-      <w:r>
-        <w:t xml:space="preserve"> </w:t>
-      </w:r>
-      <w:r>
-        <w:t xml:space="preserve">applied a polar decomposition of the projection matrices instead of random rotation. TurboQuant</w:t>
-      </w:r>
-      <w:r>
-        <w:t xml:space="preserve"> </w:t>
-      </w:r>
-      <w:r>
-        <w:t xml:space="preserve"> </w:t>
-      </w:r>
-      <w:r>
-        <w:t xml:space="preserve">returned to random rotation but coupled it with an optimal Lloyd-Max codebook for the induced Beta distribution and proposed a two-stage pipeline with an additional QJL sketch. Our starting point is the MSE-only variant of TurboQuant (TurboQuant-V3), which discards the QJL stage that subsequent community analyses found to hurt downstream quality.</w:t>
+        <w:pStyle w:val="ImageCaption"/>
+      </w:pPr>
+      <w:r>
+        <w:rPr>
+          <w:b/>
+        </w:rPr>
+        <w:t xml:space="preserve">GQA amplification in action.</w:t>
+      </w:r>
+      <w:r>
+        <w:t xml:space="preserve"> </w:t>
+      </w:r>
+      <w:r>
+        <w:t xml:space="preserve">Relative WikiText-2 perplexity degradation (log scale) for TurboQuant K4V4, KIVI-4, TurboQuant-Adaptive, and TurboQuant-Outlier across five models at four GQA ratios. TurboQuant’s advantage over KIVI decreases monotonically with GQA ratio, crossing over between</w:t>
+      </w:r>
+      <w:r>
+        <w:t xml:space="preserve"> </w:t>
+      </w:r>
+      <m:oMath>
+        <m:r>
+          <m:t>5</m:t>
+        </m:r>
+        <m:r>
+          <m:t>:</m:t>
+        </m:r>
+        <m:r>
+          <m:t>1</m:t>
+        </m:r>
+      </m:oMath>
+      <w:r>
+        <w:t xml:space="preserve"> </w:t>
+      </w:r>
+      <w:r>
+        <w:t xml:space="preserve">and</w:t>
+      </w:r>
+      <w:r>
+        <w:t xml:space="preserve"> </w:t>
+      </w:r>
+      <m:oMath>
+        <m:r>
+          <m:t>8</m:t>
+        </m:r>
+        <m:r>
+          <m:t>:</m:t>
+        </m:r>
+        <m:r>
+          <m:t>1</m:t>
+        </m:r>
+      </m:oMath>
+      <w:r>
+        <w:t xml:space="preserve">. On Qwen2.5-3B (GQA</w:t>
+      </w:r>
+      <w:r>
+        <w:t xml:space="preserve"> </w:t>
+      </w:r>
+      <m:oMath>
+        <m:r>
+          <m:t>8</m:t>
+        </m:r>
+        <m:r>
+          <m:t>:</m:t>
+        </m:r>
+        <m:r>
+          <m:t>1</m:t>
+        </m:r>
+      </m:oMath>
+      <w:r>
+        <w:t xml:space="preserve">), uniform TurboQuant collapses while our outlier-aware variant recovers near-FP16 quality.</w:t>
       </w:r>
     </w:p>
     <w:p>
       <w:pPr>
-        <w:pStyle w:val="Heading4"/>
-      </w:pPr>
-      <w:bookmarkStart w:id="25" w:name="sensitivity-aware-quantization."/>
-      <w:r>
-        <w:t xml:space="preserve">Sensitivity-aware quantization.</w:t>
+        <w:pStyle w:val="Heading1"/>
+      </w:pPr>
+      <w:bookmarkStart w:id="25" w:name="sec:related"/>
+      <w:r>
+        <w:t xml:space="preserve">Background and Related Work</w:t>
       </w:r>
       <w:bookmarkEnd w:id="25"/>
     </w:p>
     <w:p>
       <w:pPr>
-        <w:pStyle w:val="FirstParagraph"/>
-      </w:pPr>
-      <w:r>
-        <w:t xml:space="preserve">Per-layer sensitivity has been studied extensively for weight quantization. GPTQ</w:t>
-      </w:r>
-      <w:r>
-        <w:t xml:space="preserve"> </w:t>
-      </w:r>
-      <w:r>
-        <w:t xml:space="preserve"> </w:t>
-      </w:r>
-      <w:r>
-        <w:t xml:space="preserve">and AWQ</w:t>
-      </w:r>
-      <w:r>
-        <w:t xml:space="preserve"> </w:t>
-      </w:r>
-      <w:r>
-        <w:t xml:space="preserve"> </w:t>
-      </w:r>
-      <w:r>
-        <w:t xml:space="preserve">use Hessian- or activation-based importance scores to prioritize bit allocation, and OWQ</w:t>
-      </w:r>
-      <w:r>
-        <w:t xml:space="preserve"> </w:t>
-      </w:r>
-      <w:r>
-        <w:t xml:space="preserve"> </w:t>
-      </w:r>
-      <w:r>
-        <w:t xml:space="preserve">introduces explicit per-layer bit budgets. For the KV cache, sensitivity analysis is under-explored; our adaptive allocator adapts the spirit of these methods to the streaming cache setting, where the quantity of interest is not Hessian diagonal but MSE distortion on captured calibration activations.</w:t>
-      </w:r>
-    </w:p>
-    <w:p>
-      <w:pPr>
         <w:pStyle w:val="Heading4"/>
       </w:pPr>
-      <w:bookmarkStart w:id="26" w:name="outlier-handling."/>
-      <w:r>
-        <w:t xml:space="preserve">Outlier handling.</w:t>
+      <w:bookmarkStart w:id="26" w:name="kv-cache-quantization."/>
+      <w:r>
+        <w:t xml:space="preserve">KV cache quantization.</w:t>
       </w:r>
       <w:bookmarkEnd w:id="26"/>
     </w:p>
@@ -2688,22 +2700,61 @@
         <w:pStyle w:val="FirstParagraph"/>
       </w:pPr>
       <w:r>
-        <w:t xml:space="preserve">Activation outliers are well documented in LLM inference</w:t>
-      </w:r>
-      <w:r>
-        <w:t xml:space="preserve"> </w:t>
-      </w:r>
-      <w:r>
-        <w:t xml:space="preserve">. In the weight-quantization literature, outlier channels are typically handled by migrating magnitude from activations to weights (SmoothQuant) or by storing a small FP16 residual (AWQ). KIVI handles outliers implicitly via per-channel scales. In the VQ regime, outliers are particularly damaging because a single high-magnitude channel inflates the norm and distorts the unit-sphere distribution that Lloyd-Max assumes. Our outlier-aware channel grouping is the first explicit treatment of outliers inside a VQ-based KV compressor.</w:t>
+        <w:t xml:space="preserve">Work on KV cache compression targets inference-time memory pressure without retraining. Early methods</w:t>
+      </w:r>
+      <w:r>
+        <w:t xml:space="preserve"> </w:t>
+      </w:r>
+      <w:r>
+        <w:t xml:space="preserve"> </w:t>
+      </w:r>
+      <w:r>
+        <w:t xml:space="preserve">combined weight and KV quantization with CPU/GPU offload. KIVI</w:t>
+      </w:r>
+      <w:r>
+        <w:t xml:space="preserve"> </w:t>
+      </w:r>
+      <w:r>
+        <w:t xml:space="preserve"> </w:t>
+      </w:r>
+      <w:r>
+        <w:t xml:space="preserve">introduced mixed per-channel (key) and per-token (value) asymmetric quantization, observing that keys have more stable per-channel structure while values are more token-local. KVQuant</w:t>
+      </w:r>
+      <w:r>
+        <w:t xml:space="preserve"> </w:t>
+      </w:r>
+      <w:r>
+        <w:t xml:space="preserve"> </w:t>
+      </w:r>
+      <w:r>
+        <w:t xml:space="preserve">added outlier isolation and non-uniform quantization grids. PolarQuant</w:t>
+      </w:r>
+      <w:r>
+        <w:t xml:space="preserve"> </w:t>
+      </w:r>
+      <w:r>
+        <w:t xml:space="preserve"> </w:t>
+      </w:r>
+      <w:r>
+        <w:t xml:space="preserve">applied a polar decomposition of the projection matrices instead of random rotation. TurboQuant</w:t>
+      </w:r>
+      <w:r>
+        <w:t xml:space="preserve"> </w:t>
+      </w:r>
+      <w:r>
+        <w:t xml:space="preserve"> </w:t>
+      </w:r>
+      <w:r>
+        <w:t xml:space="preserve">returned to random rotation but coupled it with an optimal Lloyd-Max codebook for the induced Beta distribution and proposed a two-stage pipeline with an additional QJL sketch. Our starting point is the MSE-only variant of TurboQuant (TurboQuant-V3), which discards the QJL stage that subsequent community analyses found to hurt downstream quality.</w:t>
       </w:r>
     </w:p>
     <w:p>
       <w:pPr>
         <w:pStyle w:val="Heading4"/>
       </w:pPr>
-      <w:bookmarkStart w:id="27" w:name="grouped-query-attention."/>
-      <w:r>
-        <w:t xml:space="preserve">Grouped Query Attention.</w:t>
+      <w:bookmarkStart w:id="27" w:name="sensitivity-aware-quantization."/>
+      <w:r>
+        <w:t xml:space="preserve">Sensitivity-aware quantization.</w:t>
       </w:r>
       <w:bookmarkEnd w:id="27"/>
     </w:p>
@@ -2712,27 +2763,96 @@
         <w:pStyle w:val="FirstParagraph"/>
       </w:pPr>
       <w:r>
-        <w:t xml:space="preserve">GQA</w:t>
-      </w:r>
-      <w:r>
-        <w:t xml:space="preserve"> </w:t>
-      </w:r>
-      <w:r>
-        <w:t xml:space="preserve"> </w:t>
-      </w:r>
-      <w:r>
-        <w:t xml:space="preserve">reduces KV cache size by sharing each KV head among several query heads. Modern models adopt aggressive ratios: Llama-3.1-70B uses GQA 8:1, Qwen2.5-3B uses GQA 8:1, and Llama-3.1-8B and Mistral-7B use GQA 4:1. The recent Gemma-3-27B uses a mild GQA 2:1. To our knowledge, no prior work has analyzed the interaction between GQA ratio and KV cache quantization error, despite the clear theoretical motivation: reducing the number of independent KV heads increases the per-head importance and thus the per-head tolerable error.</w:t>
+        <w:t xml:space="preserve">Per-layer sensitivity has been studied extensively for weight quantization. GPTQ</w:t>
+      </w:r>
+      <w:r>
+        <w:t xml:space="preserve"> </w:t>
+      </w:r>
+      <w:r>
+        <w:t xml:space="preserve"> </w:t>
+      </w:r>
+      <w:r>
+        <w:t xml:space="preserve">and AWQ</w:t>
+      </w:r>
+      <w:r>
+        <w:t xml:space="preserve"> </w:t>
+      </w:r>
+      <w:r>
+        <w:t xml:space="preserve"> </w:t>
+      </w:r>
+      <w:r>
+        <w:t xml:space="preserve">use Hessian- or activation-based importance scores to prioritize bit allocation, and OWQ</w:t>
+      </w:r>
+      <w:r>
+        <w:t xml:space="preserve"> </w:t>
+      </w:r>
+      <w:r>
+        <w:t xml:space="preserve"> </w:t>
+      </w:r>
+      <w:r>
+        <w:t xml:space="preserve">introduces explicit per-layer bit budgets. For the KV cache, sensitivity analysis is under-explored; our adaptive allocator adapts the spirit of these methods to the streaming cache setting, where the quantity of interest is not Hessian diagonal but MSE distortion on captured calibration activations.</w:t>
       </w:r>
     </w:p>
     <w:p>
       <w:pPr>
+        <w:pStyle w:val="Heading4"/>
+      </w:pPr>
+      <w:bookmarkStart w:id="28" w:name="outlier-handling."/>
+      <w:r>
+        <w:t xml:space="preserve">Outlier handling.</w:t>
+      </w:r>
+      <w:bookmarkEnd w:id="28"/>
+    </w:p>
+    <w:p>
+      <w:pPr>
+        <w:pStyle w:val="FirstParagraph"/>
+      </w:pPr>
+      <w:r>
+        <w:t xml:space="preserve">Activation outliers are well documented in LLM inference</w:t>
+      </w:r>
+      <w:r>
+        <w:t xml:space="preserve"> </w:t>
+      </w:r>
+      <w:r>
+        <w:t xml:space="preserve">. In the weight-quantization literature, outlier channels are typically handled by migrating magnitude from activations to weights (SmoothQuant) or by storing a small FP16 residual (AWQ). KIVI handles outliers implicitly via per-channel scales. In the VQ regime, outliers are particularly damaging because a single high-magnitude channel inflates the norm and distorts the unit-sphere distribution that Lloyd-Max assumes. Our outlier-aware channel grouping is the first explicit treatment of outliers inside a VQ-based KV compressor.</w:t>
+      </w:r>
+    </w:p>
+    <w:p>
+      <w:pPr>
+        <w:pStyle w:val="Heading4"/>
+      </w:pPr>
+      <w:bookmarkStart w:id="29" w:name="grouped-query-attention."/>
+      <w:r>
+        <w:t xml:space="preserve">Grouped Query Attention.</w:t>
+      </w:r>
+      <w:bookmarkEnd w:id="29"/>
+    </w:p>
+    <w:p>
+      <w:pPr>
+        <w:pStyle w:val="FirstParagraph"/>
+      </w:pPr>
+      <w:r>
+        <w:t xml:space="preserve">GQA</w:t>
+      </w:r>
+      <w:r>
+        <w:t xml:space="preserve"> </w:t>
+      </w:r>
+      <w:r>
+        <w:t xml:space="preserve"> </w:t>
+      </w:r>
+      <w:r>
+        <w:t xml:space="preserve">reduces KV cache size by sharing each KV head among several query heads. Modern models adopt aggressive ratios: Llama-3.1-70B uses GQA 8:1, Qwen2.5-3B uses GQA 8:1, and Llama-3.1-8B and Mistral-7B use GQA 4:1. The recent Gemma-3-27B uses a mild GQA 2:1. To our knowledge, no prior work has analyzed the interaction between GQA ratio and KV cache quantization error, despite the clear theoretical motivation: reducing the number of independent KV heads increases the per-head importance and thus the per-head tolerable error.</w:t>
+      </w:r>
+    </w:p>
+    <w:p>
+      <w:pPr>
         <w:pStyle w:val="Heading1"/>
       </w:pPr>
-      <w:bookmarkStart w:id="28" w:name="sec:background"/>
+      <w:bookmarkStart w:id="30" w:name="sec:background"/>
       <w:r>
         <w:t xml:space="preserve">TurboQuant Background</w:t>
       </w:r>
-      <w:bookmarkEnd w:id="28"/>
+      <w:bookmarkEnd w:id="30"/>
     </w:p>
     <w:p>
       <w:pPr>
@@ -3317,45 +3437,9 @@
       <w:pPr>
         <w:pStyle w:val="Heading4"/>
       </w:pPr>
-      <w:bookmarkStart w:id="29" w:name="why-random-rotation"/>
+      <w:bookmarkStart w:id="31" w:name="why-random-rotation"/>
       <w:r>
         <w:t xml:space="preserve">Why random rotation?</w:t>
-      </w:r>
-      <w:bookmarkEnd w:id="29"/>
-    </w:p>
-    <w:p>
-      <w:pPr>
-        <w:pStyle w:val="FirstParagraph"/>
-      </w:pPr>
-      <w:r>
-        <w:t xml:space="preserve">Random rotation is a form of the Johnson-Lindenstrauss transform and has the effect of making the quantization error distribution approximately uniform across coordinates. Without rotation, natural KV vectors often concentrate mass along a small set of channels; the Lloyd-Max codebook, which targets a single Beta distribution, would then be grossly misspecified for those channels.</w:t>
-      </w:r>
-    </w:p>
-    <w:p>
-      <w:pPr>
-        <w:pStyle w:val="Heading4"/>
-      </w:pPr>
-      <w:bookmarkStart w:id="30" w:name="why-not-qjl"/>
-      <w:r>
-        <w:t xml:space="preserve">Why not QJL?</w:t>
-      </w:r>
-      <w:bookmarkEnd w:id="30"/>
-    </w:p>
-    <w:p>
-      <w:pPr>
-        <w:pStyle w:val="FirstParagraph"/>
-      </w:pPr>
-      <w:r>
-        <w:t xml:space="preserve">The original TurboQuant paper proposes a second stage that replaces the Lloyd-Max indices with a Quantized Johnson-Lindenstrauss (QJL) sketch for additional compression. Community replication (and our own preliminary experiments) confirmed that this second stage damages downstream quality, because softmax attention amplifies any low-rank noise introduced by the sketch. We therefore work exclusively with MSE-only TurboQuant as our baseline, which we refer to as TurboQuant-V3.</w:t>
-      </w:r>
-    </w:p>
-    <w:p>
-      <w:pPr>
-        <w:pStyle w:val="Heading1"/>
-      </w:pPr>
-      <w:bookmarkStart w:id="31" w:name="sec:method"/>
-      <w:r>
-        <w:t xml:space="preserve">Method</w:t>
       </w:r>
       <w:bookmarkEnd w:id="31"/>
     </w:p>
@@ -3364,18 +3448,54 @@
         <w:pStyle w:val="FirstParagraph"/>
       </w:pPr>
       <w:r>
-        <w:t xml:space="preserve">Our contributions are two pre-deployment analyses over a short calibration run (16 samples of 512 tokens) and two corresponding modifications to the TurboQuant compressor.</w:t>
+        <w:t xml:space="preserve">Random rotation is a form of the Johnson-Lindenstrauss transform and has the effect of making the quantization error distribution approximately uniform across coordinates. Without rotation, natural KV vectors often concentrate mass along a small set of channels; the Lloyd-Max codebook, which targets a single Beta distribution, would then be grossly misspecified for those channels.</w:t>
       </w:r>
     </w:p>
     <w:p>
       <w:pPr>
+        <w:pStyle w:val="Heading4"/>
+      </w:pPr>
+      <w:bookmarkStart w:id="32" w:name="why-not-qjl"/>
+      <w:r>
+        <w:t xml:space="preserve">Why not QJL?</w:t>
+      </w:r>
+      <w:bookmarkEnd w:id="32"/>
+    </w:p>
+    <w:p>
+      <w:pPr>
+        <w:pStyle w:val="FirstParagraph"/>
+      </w:pPr>
+      <w:r>
+        <w:t xml:space="preserve">The original TurboQuant paper proposes a second stage that replaces the Lloyd-Max indices with a Quantized Johnson-Lindenstrauss (QJL) sketch for additional compression. Community replication (and our own preliminary experiments) confirmed that this second stage damages downstream quality, because softmax attention amplifies any low-rank noise introduced by the sketch. We therefore work exclusively with MSE-only TurboQuant as our baseline, which we refer to as TurboQuant-V3.</w:t>
+      </w:r>
+    </w:p>
+    <w:p>
+      <w:pPr>
+        <w:pStyle w:val="Heading1"/>
+      </w:pPr>
+      <w:bookmarkStart w:id="33" w:name="sec:method"/>
+      <w:r>
+        <w:t xml:space="preserve">Method</w:t>
+      </w:r>
+      <w:bookmarkEnd w:id="33"/>
+    </w:p>
+    <w:p>
+      <w:pPr>
+        <w:pStyle w:val="FirstParagraph"/>
+      </w:pPr>
+      <w:r>
+        <w:t xml:space="preserve">Our contributions are two pre-deployment analyses over a short calibration run (16 samples of 512 tokens) and two corresponding modifications to the TurboQuant compressor.</w:t>
+      </w:r>
+    </w:p>
+    <w:p>
+      <w:pPr>
         <w:pStyle w:val="Heading2"/>
       </w:pPr>
-      <w:bookmarkStart w:id="32" w:name="sec:sensitivity"/>
+      <w:bookmarkStart w:id="34" w:name="sec:sensitivity"/>
       <w:r>
         <w:t xml:space="preserve">Sensitivity Profiling</w:t>
       </w:r>
-      <w:bookmarkEnd w:id="32"/>
+      <w:bookmarkEnd w:id="34"/>
     </w:p>
     <w:p>
       <w:pPr>
@@ -3994,11 +4114,11 @@
       <w:pPr>
         <w:pStyle w:val="Heading2"/>
       </w:pPr>
-      <w:bookmarkStart w:id="33" w:name="sec:adaptive"/>
+      <w:bookmarkStart w:id="35" w:name="sec:adaptive"/>
       <w:r>
         <w:t xml:space="preserve">Sensitivity-Adaptive Bit Allocation</w:t>
       </w:r>
-      <w:bookmarkEnd w:id="33"/>
+      <w:bookmarkEnd w:id="35"/>
     </w:p>
     <w:p>
       <w:pPr>
@@ -5099,11 +5219,11 @@
       <w:pPr>
         <w:pStyle w:val="Heading2"/>
       </w:pPr>
-      <w:bookmarkStart w:id="34" w:name="sec:outlier"/>
+      <w:bookmarkStart w:id="36" w:name="sec:outlier"/>
       <w:r>
         <w:t xml:space="preserve">Outlier-Aware Channel Grouping</w:t>
       </w:r>
-      <w:bookmarkEnd w:id="34"/>
+      <w:bookmarkEnd w:id="36"/>
     </w:p>
     <w:p>
       <w:pPr>
@@ -5546,11 +5666,11 @@
       <w:pPr>
         <w:pStyle w:val="Heading1"/>
       </w:pPr>
-      <w:bookmarkStart w:id="35" w:name="sec:theory"/>
+      <w:bookmarkStart w:id="37" w:name="sec:theory"/>
       <w:r>
         <w:t xml:space="preserve">Theoretical Analysis of GQA Amplification</w:t>
       </w:r>
-      <w:bookmarkEnd w:id="35"/>
+      <w:bookmarkEnd w:id="37"/>
     </w:p>
     <w:p>
       <w:pPr>
@@ -5646,11 +5766,11 @@
       <w:pPr>
         <w:pStyle w:val="Heading2"/>
       </w:pPr>
-      <w:bookmarkStart w:id="36" w:name="sec:theory-setup"/>
+      <w:bookmarkStart w:id="38" w:name="sec:theory-setup"/>
       <w:r>
         <w:t xml:space="preserve">Setup</w:t>
       </w:r>
-      <w:bookmarkEnd w:id="36"/>
+      <w:bookmarkEnd w:id="38"/>
     </w:p>
     <w:p>
       <w:pPr>
@@ -6731,11 +6851,11 @@
       <w:pPr>
         <w:pStyle w:val="Heading2"/>
       </w:pPr>
-      <w:bookmarkStart w:id="37" w:name="sec:theory-perquery"/>
+      <w:bookmarkStart w:id="39" w:name="sec:theory-perquery"/>
       <w:r>
         <w:t xml:space="preserve">Per-Query Perturbation Bound</w:t>
       </w:r>
-      <w:bookmarkEnd w:id="37"/>
+      <w:bookmarkEnd w:id="39"/>
     </w:p>
     <w:p>
       <w:pPr>
@@ -8305,11 +8425,11 @@
       <w:pPr>
         <w:pStyle w:val="Heading2"/>
       </w:pPr>
-      <w:bookmarkStart w:id="38" w:name="sec:theory-gqa"/>
+      <w:bookmarkStart w:id="40" w:name="sec:theory-gqa"/>
       <w:r>
         <w:t xml:space="preserve">GQA Aggregation</w:t>
       </w:r>
-      <w:bookmarkEnd w:id="38"/>
+      <w:bookmarkEnd w:id="40"/>
     </w:p>
     <w:p>
       <w:pPr>
@@ -8747,11 +8867,11 @@
       <w:pPr>
         <w:pStyle w:val="Heading4"/>
       </w:pPr>
-      <w:bookmarkStart w:id="39" w:name="case-1-vector-quantization-vq-errors."/>
+      <w:bookmarkStart w:id="41" w:name="case-1-vector-quantization-vq-errors."/>
       <w:r>
         <w:t xml:space="preserve">Case 1 — Vector-quantization (VQ) errors.</w:t>
       </w:r>
-      <w:bookmarkEnd w:id="39"/>
+      <w:bookmarkEnd w:id="41"/>
     </w:p>
     <w:p>
       <w:pPr>
@@ -9518,11 +9638,11 @@
       <w:pPr>
         <w:pStyle w:val="Heading4"/>
       </w:pPr>
-      <w:bookmarkStart w:id="40" w:name="X2d879e3a47c25cf3edc5d66d5618fb66d6c81ad"/>
+      <w:bookmarkStart w:id="42" w:name="X2d879e3a47c25cf3edc5d66d5618fb66d6c81ad"/>
       <w:r>
         <w:t xml:space="preserve">Case 2 — Per-channel scalar errors (KIVI-style).</w:t>
       </w:r>
-      <w:bookmarkEnd w:id="40"/>
+      <w:bookmarkEnd w:id="42"/>
     </w:p>
     <w:p>
       <w:pPr>
@@ -10003,11 +10123,11 @@
       <w:pPr>
         <w:pStyle w:val="Heading2"/>
       </w:pPr>
-      <w:bookmarkStart w:id="41" w:name="sec:theory-crossover"/>
+      <w:bookmarkStart w:id="43" w:name="sec:theory-crossover"/>
       <w:r>
         <w:t xml:space="preserve">Crossover Inequality</w:t>
       </w:r>
-      <w:bookmarkEnd w:id="41"/>
+      <w:bookmarkEnd w:id="43"/>
     </w:p>
     <w:p>
       <w:pPr>
@@ -10805,11 +10925,11 @@
       <w:pPr>
         <w:pStyle w:val="Heading2"/>
       </w:pPr>
-      <w:bookmarkStart w:id="42" w:name="sec:theory-limitations"/>
+      <w:bookmarkStart w:id="44" w:name="sec:theory-limitations"/>
       <w:r>
         <w:t xml:space="preserve">Limitations of the Analysis</w:t>
       </w:r>
-      <w:bookmarkEnd w:id="42"/>
+      <w:bookmarkEnd w:id="44"/>
     </w:p>
     <w:p>
       <w:pPr>
@@ -11024,424 +11144,424 @@
       <w:pPr>
         <w:pStyle w:val="Heading1"/>
       </w:pPr>
-      <w:bookmarkStart w:id="43" w:name="sec:experiments"/>
+      <w:bookmarkStart w:id="45" w:name="sec:experiments"/>
       <w:r>
         <w:t xml:space="preserve">Experiments</w:t>
-      </w:r>
-      <w:bookmarkEnd w:id="43"/>
-    </w:p>
-    <w:p>
-      <w:pPr>
-        <w:pStyle w:val="Heading2"/>
-      </w:pPr>
-      <w:bookmarkStart w:id="44" w:name="setup"/>
-      <w:r>
-        <w:t xml:space="preserve">Setup</w:t>
-      </w:r>
-      <w:bookmarkEnd w:id="44"/>
-    </w:p>
-    <w:p>
-      <w:pPr>
-        <w:pStyle w:val="Heading4"/>
-      </w:pPr>
-      <w:bookmarkStart w:id="45" w:name="models."/>
-      <w:r>
-        <w:t xml:space="preserve">Models.</w:t>
       </w:r>
       <w:bookmarkEnd w:id="45"/>
     </w:p>
     <w:p>
       <w:pPr>
-        <w:pStyle w:val="FirstParagraph"/>
-      </w:pPr>
-      <w:r>
-        <w:t xml:space="preserve">We evaluate on five open-weight LLMs spanning four GQA ratios: Gemma-3-27B-it (GQA</w:t>
-      </w:r>
-      <w:r>
-        <w:t xml:space="preserve"> </w:t>
-      </w:r>
-      <m:oMath>
-        <m:r>
-          <m:t>2</m:t>
-        </m:r>
-        <m:r>
-          <m:t>:</m:t>
-        </m:r>
-        <m:r>
-          <m:t>1</m:t>
-        </m:r>
-      </m:oMath>
-      <w:r>
-        <w:t xml:space="preserve">,</w:t>
-      </w:r>
-      <w:r>
-        <w:t xml:space="preserve"> </w:t>
-      </w:r>
-      <m:oMath>
-        <m:r>
-          <m:t>62</m:t>
-        </m:r>
-      </m:oMath>
-      <w:r>
-        <w:t xml:space="preserve"> </w:t>
-      </w:r>
-      <w:r>
-        <w:t xml:space="preserve">layers), Mistral-7B-Instruct-v0.3 (GQA</w:t>
-      </w:r>
-      <w:r>
-        <w:t xml:space="preserve"> </w:t>
-      </w:r>
-      <m:oMath>
-        <m:r>
-          <m:t>4</m:t>
-        </m:r>
-        <m:r>
-          <m:t>:</m:t>
-        </m:r>
-        <m:r>
-          <m:t>1</m:t>
-        </m:r>
-      </m:oMath>
-      <w:r>
-        <w:t xml:space="preserve">,</w:t>
-      </w:r>
-      <w:r>
-        <w:t xml:space="preserve"> </w:t>
-      </w:r>
-      <m:oMath>
-        <m:r>
-          <m:t>32</m:t>
-        </m:r>
-      </m:oMath>
-      <w:r>
-        <w:t xml:space="preserve"> </w:t>
-      </w:r>
-      <w:r>
-        <w:t xml:space="preserve">layers), Llama-3.1-8B-Instruct (GQA</w:t>
-      </w:r>
-      <w:r>
-        <w:t xml:space="preserve"> </w:t>
-      </w:r>
-      <m:oMath>
-        <m:r>
-          <m:t>4</m:t>
-        </m:r>
-        <m:r>
-          <m:t>:</m:t>
-        </m:r>
-        <m:r>
-          <m:t>1</m:t>
-        </m:r>
-      </m:oMath>
-      <w:r>
-        <w:t xml:space="preserve">,</w:t>
-      </w:r>
-      <w:r>
-        <w:t xml:space="preserve"> </w:t>
-      </w:r>
-      <m:oMath>
-        <m:r>
-          <m:t>32</m:t>
-        </m:r>
-      </m:oMath>
-      <w:r>
-        <w:t xml:space="preserve"> </w:t>
-      </w:r>
-      <w:r>
-        <w:t xml:space="preserve">layers), Qwen2.5-32B-Instruct (GQA</w:t>
-      </w:r>
-      <w:r>
-        <w:t xml:space="preserve"> </w:t>
-      </w:r>
-      <m:oMath>
-        <m:r>
-          <m:t>5</m:t>
-        </m:r>
-        <m:r>
-          <m:t>:</m:t>
-        </m:r>
-        <m:r>
-          <m:t>1</m:t>
-        </m:r>
-      </m:oMath>
-      <w:r>
-        <w:t xml:space="preserve">,</w:t>
-      </w:r>
-      <w:r>
-        <w:t xml:space="preserve"> </w:t>
-      </w:r>
-      <m:oMath>
-        <m:r>
-          <m:t>64</m:t>
-        </m:r>
-      </m:oMath>
-      <w:r>
-        <w:t xml:space="preserve"> </w:t>
-      </w:r>
-      <w:r>
-        <w:t xml:space="preserve">layers), and Qwen2.5-3B-Instruct (GQA</w:t>
-      </w:r>
-      <w:r>
-        <w:t xml:space="preserve"> </w:t>
-      </w:r>
-      <m:oMath>
-        <m:r>
-          <m:t>8</m:t>
-        </m:r>
-        <m:r>
-          <m:t>:</m:t>
-        </m:r>
-        <m:r>
-          <m:t>1</m:t>
-        </m:r>
-      </m:oMath>
-      <w:r>
-        <w:t xml:space="preserve">,</w:t>
-      </w:r>
-      <w:r>
-        <w:t xml:space="preserve"> </w:t>
-      </w:r>
-      <m:oMath>
-        <m:r>
-          <m:t>36</m:t>
-        </m:r>
-      </m:oMath>
-      <w:r>
-        <w:t xml:space="preserve"> </w:t>
-      </w:r>
-      <w:r>
-        <w:t xml:space="preserve">layers). All models are loaded in BF16 on</w:t>
-      </w:r>
-      <w:r>
-        <w:t xml:space="preserve"> </w:t>
-      </w:r>
-      <m:oMath>
-        <m:r>
-          <m:t>3</m:t>
-        </m:r>
-        <m:r>
-          <m:t>×</m:t>
-        </m:r>
-      </m:oMath>
-      <w:r>
-        <w:t xml:space="preserve"> </w:t>
-      </w:r>
-      <w:r>
-        <w:t xml:space="preserve">NVIDIA RTX A6000 (</w:t>
-      </w:r>
-      <m:oMath>
-        <m:r>
-          <m:t>48</m:t>
-        </m:r>
-      </m:oMath>
-      <w:r>
-        <w:t xml:space="preserve"> </w:t>
-      </w:r>
-      <w:r>
-        <w:t xml:space="preserve">GB each,</w:t>
-      </w:r>
-      <w:r>
-        <w:t xml:space="preserve"> </w:t>
-      </w:r>
-      <m:oMath>
-        <m:r>
-          <m:t>144</m:t>
-        </m:r>
-      </m:oMath>
-      <w:r>
-        <w:t xml:space="preserve"> </w:t>
-      </w:r>
-      <w:r>
-        <w:t xml:space="preserve">GB aggregate VRAM). Qwen2.5-32B serves as our mid-to-large representative at the intermediate GQA</w:t>
-      </w:r>
-      <w:r>
-        <w:t xml:space="preserve"> </w:t>
-      </w:r>
-      <m:oMath>
-        <m:r>
-          <m:t>5</m:t>
-        </m:r>
-        <m:r>
-          <m:t>:</m:t>
-        </m:r>
-        <m:r>
-          <m:t>1</m:t>
-        </m:r>
-      </m:oMath>
-      <w:r>
-        <w:t xml:space="preserve"> </w:t>
-      </w:r>
-      <w:r>
-        <w:t xml:space="preserve">ratio that fills the gap between the standard</w:t>
-      </w:r>
-      <w:r>
-        <w:t xml:space="preserve"> </w:t>
-      </w:r>
-      <m:oMath>
-        <m:r>
-          <m:t>4</m:t>
-        </m:r>
-        <m:r>
-          <m:t>:</m:t>
-        </m:r>
-        <m:r>
-          <m:t>1</m:t>
-        </m:r>
-      </m:oMath>
-      <w:r>
-        <w:t xml:space="preserve"> </w:t>
-      </w:r>
-      <w:r>
-        <w:t xml:space="preserve">models and the aggressive</w:t>
-      </w:r>
-      <w:r>
-        <w:t xml:space="preserve"> </w:t>
-      </w:r>
-      <m:oMath>
-        <m:r>
-          <m:t>8</m:t>
-        </m:r>
-        <m:r>
-          <m:t>:</m:t>
-        </m:r>
-        <m:r>
-          <m:t>1</m:t>
-        </m:r>
-      </m:oMath>
-      <w:r>
-        <w:t xml:space="preserve"> </w:t>
-      </w:r>
-      <w:r>
-        <w:t xml:space="preserve">configuration of Qwen2.5-3B. As a supplementary point, we also report an FP16 baseline on Llama-3.1-70B-Instruct (GQA</w:t>
-      </w:r>
-      <w:r>
-        <w:t xml:space="preserve"> </w:t>
-      </w:r>
-      <m:oMath>
-        <m:r>
-          <m:t>8</m:t>
-        </m:r>
-        <m:r>
-          <m:t>:</m:t>
-        </m:r>
-        <m:r>
-          <m:t>1</m:t>
-        </m:r>
-      </m:oMath>
-      <w:r>
-        <w:t xml:space="preserve">,</w:t>
-      </w:r>
-      <w:r>
-        <w:t xml:space="preserve"> </w:t>
-      </w:r>
-      <m:oMath>
-        <m:r>
-          <m:t>80</m:t>
-        </m:r>
-      </m:oMath>
-      <w:r>
-        <w:t xml:space="preserve"> </w:t>
-      </w:r>
-      <w:r>
-        <w:t xml:space="preserve">layers) that we measured before memory pressure during compressed inference forced us to drop it from the main sweep.</w:t>
-      </w:r>
-    </w:p>
-    <w:p>
-      <w:pPr>
-        <w:pStyle w:val="Heading4"/>
-      </w:pPr>
-      <w:bookmarkStart w:id="46" w:name="baselines."/>
-      <w:r>
-        <w:t xml:space="preserve">Baselines.</w:t>
+        <w:pStyle w:val="Heading2"/>
+      </w:pPr>
+      <w:bookmarkStart w:id="46" w:name="setup"/>
+      <w:r>
+        <w:t xml:space="preserve">Setup</w:t>
       </w:r>
       <w:bookmarkEnd w:id="46"/>
     </w:p>
     <w:p>
       <w:pPr>
-        <w:pStyle w:val="FirstParagraph"/>
-      </w:pPr>
-      <w:r>
-        <w:t xml:space="preserve">We compare against FP16 (uncompressed), KIVI at</w:t>
-      </w:r>
-      <w:r>
-        <w:t xml:space="preserve"> </w:t>
-      </w:r>
-      <m:oMath>
-        <m:r>
-          <m:t>{</m:t>
-        </m:r>
-        <m:r>
-          <m:t>2</m:t>
-        </m:r>
-        <m:r>
-          <m:t>,</m:t>
-        </m:r>
-        <m:r>
-          <m:t>4</m:t>
-        </m:r>
-        <m:r>
-          <m:t>,</m:t>
-        </m:r>
-        <m:r>
-          <m:t>6</m:t>
-        </m:r>
-        <m:r>
-          <m:t>}</m:t>
-        </m:r>
-      </m:oMath>
-      <w:r>
-        <w:t xml:space="preserve"> </w:t>
-      </w:r>
-      <w:r>
-        <w:t xml:space="preserve">bits, and TurboQuant-V3 at various</w:t>
-      </w:r>
-      <w:r>
-        <w:t xml:space="preserve"> </w:t>
-      </w:r>
-      <m:oMath>
-        <m:r>
-          <m:t>(</m:t>
-        </m:r>
-        <m:r>
-          <m:t>K</m:t>
-        </m:r>
-        <m:r>
-          <m:t>,</m:t>
-        </m:r>
-        <m:r>
-          <m:t>V</m:t>
-        </m:r>
-        <m:r>
-          <m:t>)</m:t>
-        </m:r>
-      </m:oMath>
-      <w:r>
-        <w:t xml:space="preserve"> </w:t>
-      </w:r>
-      <w:r>
-        <w:t xml:space="preserve">bit-width pairs. KIVI and TurboQuant both use a</w:t>
-      </w:r>
-      <w:r>
-        <w:t xml:space="preserve"> </w:t>
-      </w:r>
-      <m:oMath>
-        <m:r>
-          <m:t>128</m:t>
-        </m:r>
-      </m:oMath>
-      <w:r>
-        <w:t xml:space="preserve">-token residual window in FP16 (so recent tokens are never compressed) for fair comparison.</w:t>
-      </w:r>
+        <w:pStyle w:val="Heading4"/>
+      </w:pPr>
+      <w:bookmarkStart w:id="47" w:name="models."/>
+      <w:r>
+        <w:t xml:space="preserve">Models.</w:t>
+      </w:r>
+      <w:bookmarkEnd w:id="47"/>
     </w:p>
     <w:p>
       <w:pPr>
+        <w:pStyle w:val="FirstParagraph"/>
+      </w:pPr>
+      <w:r>
+        <w:t xml:space="preserve">We evaluate on five open-weight LLMs spanning four GQA ratios: Gemma-3-27B-it (GQA</w:t>
+      </w:r>
+      <w:r>
+        <w:t xml:space="preserve"> </w:t>
+      </w:r>
+      <m:oMath>
+        <m:r>
+          <m:t>2</m:t>
+        </m:r>
+        <m:r>
+          <m:t>:</m:t>
+        </m:r>
+        <m:r>
+          <m:t>1</m:t>
+        </m:r>
+      </m:oMath>
+      <w:r>
+        <w:t xml:space="preserve">,</w:t>
+      </w:r>
+      <w:r>
+        <w:t xml:space="preserve"> </w:t>
+      </w:r>
+      <m:oMath>
+        <m:r>
+          <m:t>62</m:t>
+        </m:r>
+      </m:oMath>
+      <w:r>
+        <w:t xml:space="preserve"> </w:t>
+      </w:r>
+      <w:r>
+        <w:t xml:space="preserve">layers), Mistral-7B-Instruct-v0.3 (GQA</w:t>
+      </w:r>
+      <w:r>
+        <w:t xml:space="preserve"> </w:t>
+      </w:r>
+      <m:oMath>
+        <m:r>
+          <m:t>4</m:t>
+        </m:r>
+        <m:r>
+          <m:t>:</m:t>
+        </m:r>
+        <m:r>
+          <m:t>1</m:t>
+        </m:r>
+      </m:oMath>
+      <w:r>
+        <w:t xml:space="preserve">,</w:t>
+      </w:r>
+      <w:r>
+        <w:t xml:space="preserve"> </w:t>
+      </w:r>
+      <m:oMath>
+        <m:r>
+          <m:t>32</m:t>
+        </m:r>
+      </m:oMath>
+      <w:r>
+        <w:t xml:space="preserve"> </w:t>
+      </w:r>
+      <w:r>
+        <w:t xml:space="preserve">layers), Llama-3.1-8B-Instruct (GQA</w:t>
+      </w:r>
+      <w:r>
+        <w:t xml:space="preserve"> </w:t>
+      </w:r>
+      <m:oMath>
+        <m:r>
+          <m:t>4</m:t>
+        </m:r>
+        <m:r>
+          <m:t>:</m:t>
+        </m:r>
+        <m:r>
+          <m:t>1</m:t>
+        </m:r>
+      </m:oMath>
+      <w:r>
+        <w:t xml:space="preserve">,</w:t>
+      </w:r>
+      <w:r>
+        <w:t xml:space="preserve"> </w:t>
+      </w:r>
+      <m:oMath>
+        <m:r>
+          <m:t>32</m:t>
+        </m:r>
+      </m:oMath>
+      <w:r>
+        <w:t xml:space="preserve"> </w:t>
+      </w:r>
+      <w:r>
+        <w:t xml:space="preserve">layers), Qwen2.5-32B-Instruct (GQA</w:t>
+      </w:r>
+      <w:r>
+        <w:t xml:space="preserve"> </w:t>
+      </w:r>
+      <m:oMath>
+        <m:r>
+          <m:t>5</m:t>
+        </m:r>
+        <m:r>
+          <m:t>:</m:t>
+        </m:r>
+        <m:r>
+          <m:t>1</m:t>
+        </m:r>
+      </m:oMath>
+      <w:r>
+        <w:t xml:space="preserve">,</w:t>
+      </w:r>
+      <w:r>
+        <w:t xml:space="preserve"> </w:t>
+      </w:r>
+      <m:oMath>
+        <m:r>
+          <m:t>64</m:t>
+        </m:r>
+      </m:oMath>
+      <w:r>
+        <w:t xml:space="preserve"> </w:t>
+      </w:r>
+      <w:r>
+        <w:t xml:space="preserve">layers), and Qwen2.5-3B-Instruct (GQA</w:t>
+      </w:r>
+      <w:r>
+        <w:t xml:space="preserve"> </w:t>
+      </w:r>
+      <m:oMath>
+        <m:r>
+          <m:t>8</m:t>
+        </m:r>
+        <m:r>
+          <m:t>:</m:t>
+        </m:r>
+        <m:r>
+          <m:t>1</m:t>
+        </m:r>
+      </m:oMath>
+      <w:r>
+        <w:t xml:space="preserve">,</w:t>
+      </w:r>
+      <w:r>
+        <w:t xml:space="preserve"> </w:t>
+      </w:r>
+      <m:oMath>
+        <m:r>
+          <m:t>36</m:t>
+        </m:r>
+      </m:oMath>
+      <w:r>
+        <w:t xml:space="preserve"> </w:t>
+      </w:r>
+      <w:r>
+        <w:t xml:space="preserve">layers). All models are loaded in BF16 on</w:t>
+      </w:r>
+      <w:r>
+        <w:t xml:space="preserve"> </w:t>
+      </w:r>
+      <m:oMath>
+        <m:r>
+          <m:t>3</m:t>
+        </m:r>
+        <m:r>
+          <m:t>×</m:t>
+        </m:r>
+      </m:oMath>
+      <w:r>
+        <w:t xml:space="preserve"> </w:t>
+      </w:r>
+      <w:r>
+        <w:t xml:space="preserve">NVIDIA RTX A6000 (</w:t>
+      </w:r>
+      <m:oMath>
+        <m:r>
+          <m:t>48</m:t>
+        </m:r>
+      </m:oMath>
+      <w:r>
+        <w:t xml:space="preserve"> </w:t>
+      </w:r>
+      <w:r>
+        <w:t xml:space="preserve">GB each,</w:t>
+      </w:r>
+      <w:r>
+        <w:t xml:space="preserve"> </w:t>
+      </w:r>
+      <m:oMath>
+        <m:r>
+          <m:t>144</m:t>
+        </m:r>
+      </m:oMath>
+      <w:r>
+        <w:t xml:space="preserve"> </w:t>
+      </w:r>
+      <w:r>
+        <w:t xml:space="preserve">GB aggregate VRAM). Qwen2.5-32B serves as our mid-to-large representative at the intermediate GQA</w:t>
+      </w:r>
+      <w:r>
+        <w:t xml:space="preserve"> </w:t>
+      </w:r>
+      <m:oMath>
+        <m:r>
+          <m:t>5</m:t>
+        </m:r>
+        <m:r>
+          <m:t>:</m:t>
+        </m:r>
+        <m:r>
+          <m:t>1</m:t>
+        </m:r>
+      </m:oMath>
+      <w:r>
+        <w:t xml:space="preserve"> </w:t>
+      </w:r>
+      <w:r>
+        <w:t xml:space="preserve">ratio that fills the gap between the standard</w:t>
+      </w:r>
+      <w:r>
+        <w:t xml:space="preserve"> </w:t>
+      </w:r>
+      <m:oMath>
+        <m:r>
+          <m:t>4</m:t>
+        </m:r>
+        <m:r>
+          <m:t>:</m:t>
+        </m:r>
+        <m:r>
+          <m:t>1</m:t>
+        </m:r>
+      </m:oMath>
+      <w:r>
+        <w:t xml:space="preserve"> </w:t>
+      </w:r>
+      <w:r>
+        <w:t xml:space="preserve">models and the aggressive</w:t>
+      </w:r>
+      <w:r>
+        <w:t xml:space="preserve"> </w:t>
+      </w:r>
+      <m:oMath>
+        <m:r>
+          <m:t>8</m:t>
+        </m:r>
+        <m:r>
+          <m:t>:</m:t>
+        </m:r>
+        <m:r>
+          <m:t>1</m:t>
+        </m:r>
+      </m:oMath>
+      <w:r>
+        <w:t xml:space="preserve"> </w:t>
+      </w:r>
+      <w:r>
+        <w:t xml:space="preserve">configuration of Qwen2.5-3B. As a supplementary point, we also report an FP16 baseline on Llama-3.1-70B-Instruct (GQA</w:t>
+      </w:r>
+      <w:r>
+        <w:t xml:space="preserve"> </w:t>
+      </w:r>
+      <m:oMath>
+        <m:r>
+          <m:t>8</m:t>
+        </m:r>
+        <m:r>
+          <m:t>:</m:t>
+        </m:r>
+        <m:r>
+          <m:t>1</m:t>
+        </m:r>
+      </m:oMath>
+      <w:r>
+        <w:t xml:space="preserve">,</w:t>
+      </w:r>
+      <w:r>
+        <w:t xml:space="preserve"> </w:t>
+      </w:r>
+      <m:oMath>
+        <m:r>
+          <m:t>80</m:t>
+        </m:r>
+      </m:oMath>
+      <w:r>
+        <w:t xml:space="preserve"> </w:t>
+      </w:r>
+      <w:r>
+        <w:t xml:space="preserve">layers) that we measured before memory pressure during compressed inference forced us to drop it from the main sweep.</w:t>
+      </w:r>
+    </w:p>
+    <w:p>
+      <w:pPr>
         <w:pStyle w:val="Heading4"/>
       </w:pPr>
-      <w:bookmarkStart w:id="47" w:name="benchmarks."/>
+      <w:bookmarkStart w:id="48" w:name="baselines."/>
+      <w:r>
+        <w:t xml:space="preserve">Baselines.</w:t>
+      </w:r>
+      <w:bookmarkEnd w:id="48"/>
+    </w:p>
+    <w:p>
+      <w:pPr>
+        <w:pStyle w:val="FirstParagraph"/>
+      </w:pPr>
+      <w:r>
+        <w:t xml:space="preserve">We compare against FP16 (uncompressed), KIVI at</w:t>
+      </w:r>
+      <w:r>
+        <w:t xml:space="preserve"> </w:t>
+      </w:r>
+      <m:oMath>
+        <m:r>
+          <m:t>{</m:t>
+        </m:r>
+        <m:r>
+          <m:t>2</m:t>
+        </m:r>
+        <m:r>
+          <m:t>,</m:t>
+        </m:r>
+        <m:r>
+          <m:t>4</m:t>
+        </m:r>
+        <m:r>
+          <m:t>,</m:t>
+        </m:r>
+        <m:r>
+          <m:t>6</m:t>
+        </m:r>
+        <m:r>
+          <m:t>}</m:t>
+        </m:r>
+      </m:oMath>
+      <w:r>
+        <w:t xml:space="preserve"> </w:t>
+      </w:r>
+      <w:r>
+        <w:t xml:space="preserve">bits, and TurboQuant-V3 at various</w:t>
+      </w:r>
+      <w:r>
+        <w:t xml:space="preserve"> </w:t>
+      </w:r>
+      <m:oMath>
+        <m:r>
+          <m:t>(</m:t>
+        </m:r>
+        <m:r>
+          <m:t>K</m:t>
+        </m:r>
+        <m:r>
+          <m:t>,</m:t>
+        </m:r>
+        <m:r>
+          <m:t>V</m:t>
+        </m:r>
+        <m:r>
+          <m:t>)</m:t>
+        </m:r>
+      </m:oMath>
+      <w:r>
+        <w:t xml:space="preserve"> </w:t>
+      </w:r>
+      <w:r>
+        <w:t xml:space="preserve">bit-width pairs. KIVI and TurboQuant both use a</w:t>
+      </w:r>
+      <w:r>
+        <w:t xml:space="preserve"> </w:t>
+      </w:r>
+      <m:oMath>
+        <m:r>
+          <m:t>128</m:t>
+        </m:r>
+      </m:oMath>
+      <w:r>
+        <w:t xml:space="preserve">-token residual window in FP16 (so recent tokens are never compressed) for fair comparison.</w:t>
+      </w:r>
+    </w:p>
+    <w:p>
+      <w:pPr>
+        <w:pStyle w:val="Heading4"/>
+      </w:pPr>
+      <w:bookmarkStart w:id="49" w:name="benchmarks."/>
       <w:r>
         <w:t xml:space="preserve">Benchmarks.</w:t>
       </w:r>
-      <w:bookmarkEnd w:id="47"/>
+      <w:bookmarkEnd w:id="49"/>
     </w:p>
     <w:p>
       <w:pPr>
@@ -11611,11 +11731,11 @@
       <w:pPr>
         <w:pStyle w:val="Heading2"/>
       </w:pPr>
-      <w:bookmarkStart w:id="48" w:name="sec:main-ppl"/>
+      <w:bookmarkStart w:id="50" w:name="sec:main-ppl"/>
       <w:r>
         <w:t xml:space="preserve">Main Results: Perplexity</w:t>
       </w:r>
-      <w:bookmarkEnd w:id="48"/>
+      <w:bookmarkEnd w:id="50"/>
     </w:p>
     <w:p>
       <w:pPr>
@@ -11639,7 +11759,7 @@
         <w:t xml:space="preserve">shows WikiText-2 perplexity across all four evaluated models and the standard bit-width settings. Three observations are immediate.</w:t>
       </w:r>
     </w:p>
-    <w:bookmarkStart w:id="49" w:name="tab:main-ppl"/>
+    <w:bookmarkStart w:id="51" w:name="tab:main-ppl"/>
     <w:p>
       <w:pPr>
         <w:pStyle w:val="TableCaption"/>
@@ -12415,7 +12535,7 @@
         </w:tc>
       </w:tr>
     </w:tbl>
-    <w:bookmarkEnd w:id="49"/>
+    <w:bookmarkEnd w:id="51"/>
     <w:p>
       <w:pPr>
         <w:pStyle w:val="BodyText"/>
@@ -12726,13 +12846,13 @@
       <w:pPr>
         <w:pStyle w:val="Heading2"/>
       </w:pPr>
-      <w:bookmarkStart w:id="50" w:name="sec:qwen-rescue"/>
+      <w:bookmarkStart w:id="52" w:name="sec:qwen-rescue"/>
       <w:r>
         <w:t xml:space="preserve">Rescuing Qwen2.5-3B with Adaptive and Outlier-Aware Methods</w:t>
       </w:r>
-      <w:bookmarkEnd w:id="50"/>
+      <w:bookmarkEnd w:id="52"/>
     </w:p>
-    <w:bookmarkStart w:id="51" w:name="tab:qwen-rescue"/>
+    <w:bookmarkStart w:id="53" w:name="tab:qwen-rescue"/>
     <w:p>
       <w:pPr>
         <w:pStyle w:val="TableCaption"/>
@@ -13695,7 +13815,7 @@
         </w:tc>
       </w:tr>
     </w:tbl>
-    <w:bookmarkEnd w:id="51"/>
+    <w:bookmarkEnd w:id="53"/>
     <w:p>
       <w:pPr>
         <w:pStyle w:val="BodyText"/>
@@ -14125,17 +14245,17 @@
       <w:pPr>
         <w:pStyle w:val="Heading2"/>
       </w:pPr>
-      <w:bookmarkStart w:id="52" w:name="sec:sensitivity-analysis"/>
+      <w:bookmarkStart w:id="54" w:name="sec:sensitivity-analysis"/>
       <w:r>
         <w:t xml:space="preserve">Sensitivity Analysis</w:t>
       </w:r>
-      <w:bookmarkEnd w:id="52"/>
+      <w:bookmarkEnd w:id="54"/>
     </w:p>
     <w:p>
       <w:pPr>
         <w:pStyle w:val="CaptionedFigure"/>
       </w:pPr>
-      <w:bookmarkStart w:id="54" w:name="fig:sensitivity"/>
+      <w:bookmarkStart w:id="56" w:name="fig:sensitivity"/>
       <w:r>
         <w:drawing>
           <wp:inline>
@@ -14152,7 +14272,7 @@
                     </pic:cNvPicPr>
                   </pic:nvPicPr>
                   <pic:blipFill>
-                    <a:blip r:embed="rId53"/>
+                    <a:blip r:embed="rId55"/>
                     <a:stretch>
                       <a:fillRect/>
                     </a:stretch>
@@ -14178,7 +14298,7 @@
           </wp:inline>
         </w:drawing>
       </w:r>
-      <w:bookmarkEnd w:id="54"/>
+      <w:bookmarkEnd w:id="56"/>
     </w:p>
     <w:p>
       <w:pPr>
@@ -14352,7 +14472,7 @@
           <w:rPr>
             <w:rStyle w:val="Hyperlink"/>
           </w:rPr>
-          <w:t xml:space="preserve">1</w:t>
+          <w:t xml:space="preserve">2</w:t>
         </w:r>
       </w:hyperlink>
       <w:r>
@@ -14515,13 +14635,13 @@
       <w:pPr>
         <w:pStyle w:val="Heading2"/>
       </w:pPr>
-      <w:bookmarkStart w:id="55" w:name="sec:needle"/>
+      <w:bookmarkStart w:id="57" w:name="sec:needle"/>
       <w:r>
         <w:t xml:space="preserve">Needle-in-a-Haystack</w:t>
       </w:r>
-      <w:bookmarkEnd w:id="55"/>
+      <w:bookmarkEnd w:id="57"/>
     </w:p>
-    <w:bookmarkStart w:id="56" w:name="tab:needle"/>
+    <w:bookmarkStart w:id="58" w:name="tab:needle"/>
     <w:p>
       <w:pPr>
         <w:pStyle w:val="TableCaption"/>
@@ -14839,7 +14959,7 @@
         </w:tc>
       </w:tr>
     </w:tbl>
-    <w:bookmarkEnd w:id="56"/>
+    <w:bookmarkEnd w:id="58"/>
     <w:p>
       <w:pPr>
         <w:pStyle w:val="BodyText"/>
@@ -14913,13 +15033,13 @@
       <w:pPr>
         <w:pStyle w:val="Heading2"/>
       </w:pPr>
-      <w:bookmarkStart w:id="57" w:name="sec:hardware"/>
+      <w:bookmarkStart w:id="59" w:name="sec:hardware"/>
       <w:r>
         <w:t xml:space="preserve">Hardware Latency and Memory</w:t>
       </w:r>
-      <w:bookmarkEnd w:id="57"/>
+      <w:bookmarkEnd w:id="59"/>
     </w:p>
-    <w:bookmarkStart w:id="58" w:name="tab:hw"/>
+    <w:bookmarkStart w:id="60" w:name="tab:hw"/>
     <w:p>
       <w:pPr>
         <w:pStyle w:val="TableCaption"/>
@@ -15721,7 +15841,7 @@
         </w:tc>
       </w:tr>
     </w:tbl>
-    <w:bookmarkEnd w:id="58"/>
+    <w:bookmarkEnd w:id="60"/>
     <w:p>
       <w:pPr>
         <w:pStyle w:val="BodyText"/>
@@ -15847,21 +15967,21 @@
       <w:pPr>
         <w:pStyle w:val="Heading1"/>
       </w:pPr>
-      <w:bookmarkStart w:id="59" w:name="sec:discussion"/>
+      <w:bookmarkStart w:id="61" w:name="sec:discussion"/>
       <w:r>
         <w:t xml:space="preserve">Discussion</w:t>
       </w:r>
-      <w:bookmarkEnd w:id="59"/>
+      <w:bookmarkEnd w:id="61"/>
     </w:p>
     <w:p>
       <w:pPr>
         <w:pStyle w:val="Heading4"/>
       </w:pPr>
-      <w:bookmarkStart w:id="60" w:name="X3efb250ab63edafddc268b83b287725c39dd13a"/>
+      <w:bookmarkStart w:id="62" w:name="X3efb250ab63edafddc268b83b287725c39dd13a"/>
       <w:r>
         <w:t xml:space="preserve">Why does GQA amplify VQ error specifically?</w:t>
       </w:r>
-      <w:bookmarkEnd w:id="60"/>
+      <w:bookmarkEnd w:id="62"/>
     </w:p>
     <w:p>
       <w:pPr>
@@ -15961,7 +16081,7 @@
       <w:pPr>
         <w:pStyle w:val="Heading4"/>
       </w:pPr>
-      <w:bookmarkStart w:id="61" w:name="why-is-layer-0-special"/>
+      <w:bookmarkStart w:id="63" w:name="why-is-layer-0-special"/>
       <w:r>
         <w:t xml:space="preserve">Why is layer</w:t>
       </w:r>
@@ -15978,170 +16098,6 @@
       </w:r>
       <w:r>
         <w:t xml:space="preserve">special?</w:t>
-      </w:r>
-      <w:bookmarkEnd w:id="61"/>
-    </w:p>
-    <w:p>
-      <w:pPr>
-        <w:pStyle w:val="FirstParagraph"/>
-      </w:pPr>
-      <w:r>
-        <w:t xml:space="preserve">Across all models we profiled, layer</w:t>
-      </w:r>
-      <w:r>
-        <w:t xml:space="preserve"> </w:t>
-      </w:r>
-      <m:oMath>
-        <m:r>
-          <m:t>0</m:t>
-        </m:r>
-      </m:oMath>
-      <w:r>
-        <w:t xml:space="preserve"> </w:t>
-      </w:r>
-      <w:r>
-        <w:t xml:space="preserve">keys are significantly more sensitive than keys in subsequent layers. This is consistent with the intuition that layer</w:t>
-      </w:r>
-      <w:r>
-        <w:t xml:space="preserve"> </w:t>
-      </w:r>
-      <m:oMath>
-        <m:r>
-          <m:t>0</m:t>
-        </m:r>
-      </m:oMath>
-      <w:r>
-        <w:t xml:space="preserve"> </w:t>
-      </w:r>
-      <w:r>
-        <w:t xml:space="preserve">performs the</w:t>
-      </w:r>
-      <w:r>
-        <w:t xml:space="preserve"> </w:t>
-      </w:r>
-      <w:r>
-        <w:t xml:space="preserve">“</w:t>
-      </w:r>
-      <w:r>
-        <w:t xml:space="preserve">token classification</w:t>
-      </w:r>
-      <w:r>
-        <w:t xml:space="preserve">”</w:t>
-      </w:r>
-      <w:r>
-        <w:t xml:space="preserve"> </w:t>
-      </w:r>
-      <w:r>
-        <w:t xml:space="preserve">part of the forward pass: its keys directly reflect token-identity information that has not yet been contextualized, and disrupting this information ripples through every subsequent layer. Layers near the output (layers</w:t>
-      </w:r>
-      <w:r>
-        <w:t xml:space="preserve"> </w:t>
-      </w:r>
-      <m:oMath>
-        <m:r>
-          <m:t>28</m:t>
-        </m:r>
-      </m:oMath>
-      <w:r>
-        <w:t xml:space="preserve">–</w:t>
-      </w:r>
-      <m:oMath>
-        <m:r>
-          <m:t>31</m:t>
-        </m:r>
-      </m:oMath>
-      <w:r>
-        <w:t xml:space="preserve"> </w:t>
-      </w:r>
-      <w:r>
-        <w:t xml:space="preserve">on a</w:t>
-      </w:r>
-      <w:r>
-        <w:t xml:space="preserve"> </w:t>
-      </w:r>
-      <m:oMath>
-        <m:r>
-          <m:t>32</m:t>
-        </m:r>
-      </m:oMath>
-      <w:r>
-        <w:t xml:space="preserve">-layer model) show a milder but still visible spike on the value side, which we tentatively attribute to their role in producing the final next-token distribution.</w:t>
-      </w:r>
-    </w:p>
-    <w:p>
-      <w:pPr>
-        <w:pStyle w:val="Heading4"/>
-      </w:pPr>
-      <w:bookmarkStart w:id="62" w:name="X2800a59bc8c97c8791e724484c2c5de6b341b38"/>
-      <w:r>
-        <w:t xml:space="preserve">Interaction of adaptive allocation and outlier grouping.</w:t>
-      </w:r>
-      <w:bookmarkEnd w:id="62"/>
-    </w:p>
-    <w:p>
-      <w:pPr>
-        <w:pStyle w:val="FirstParagraph"/>
-      </w:pPr>
-      <w:r>
-        <w:t xml:space="preserve">Our combined</w:t>
-      </w:r>
-      <w:r>
-        <w:t xml:space="preserve"> </w:t>
-      </w:r>
-      <w:r>
-        <w:t xml:space="preserve">“</w:t>
-      </w:r>
-      <w:r>
-        <w:t xml:space="preserve">adaptive + outlier</w:t>
-      </w:r>
-      <w:r>
-        <w:t xml:space="preserve">”</w:t>
-      </w:r>
-      <w:r>
-        <w:t xml:space="preserve"> </w:t>
-      </w:r>
-      <w:r>
-        <w:t xml:space="preserve">experiment on Qwen2.5-3B did not strictly dominate outlier-only, suggesting the two techniques are partly redundant in their effects: both devote additional precision to the most damaging channels, but through different mechanisms. A more integrated allocator that is aware of the outlier overhead budget may recover the small gap; we leave this to future work. In the meantime, we recommend outlier-aware grouping as the default on GQA-</w:t>
-      </w:r>
-      <m:oMath>
-        <m:r>
-          <m:t>8</m:t>
-        </m:r>
-        <m:r>
-          <m:t>:</m:t>
-        </m:r>
-        <m:r>
-          <m:t>1</m:t>
-        </m:r>
-      </m:oMath>
-      <w:r>
-        <w:t xml:space="preserve"> </w:t>
-      </w:r>
-      <w:r>
-        <w:t xml:space="preserve">models and adaptive allocation as the default for budgets below</w:t>
-      </w:r>
-      <w:r>
-        <w:t xml:space="preserve"> </w:t>
-      </w:r>
-      <m:oMath>
-        <m:r>
-          <m:t>4</m:t>
-        </m:r>
-      </m:oMath>
-      <w:r>
-        <w:t xml:space="preserve"> </w:t>
-      </w:r>
-      <w:r>
-        <w:t xml:space="preserve">bits.</w:t>
-      </w:r>
-    </w:p>
-    <w:p>
-      <w:pPr>
-        <w:pStyle w:val="Heading4"/>
-      </w:pPr>
-      <w:bookmarkStart w:id="63" w:name="calibration-cost."/>
-      <w:r>
-        <w:t xml:space="preserve">Calibration cost.</w:t>
       </w:r>
       <w:bookmarkEnd w:id="63"/>
     </w:p>
@@ -16150,28 +16106,192 @@
         <w:pStyle w:val="FirstParagraph"/>
       </w:pPr>
       <w:r>
-        <w:t xml:space="preserve">Both our methods require a one-time offline calibration of roughly a minute per model. This is negligible compared to training or even fine-tuning costs, and the resulting sensitivity profile and outlier channel list are small enough to ship with model checkpoints.</w:t>
+        <w:t xml:space="preserve">Across all models we profiled, layer</w:t>
+      </w:r>
+      <w:r>
+        <w:t xml:space="preserve"> </w:t>
+      </w:r>
+      <m:oMath>
+        <m:r>
+          <m:t>0</m:t>
+        </m:r>
+      </m:oMath>
+      <w:r>
+        <w:t xml:space="preserve"> </w:t>
+      </w:r>
+      <w:r>
+        <w:t xml:space="preserve">keys are significantly more sensitive than keys in subsequent layers. This is consistent with the intuition that layer</w:t>
+      </w:r>
+      <w:r>
+        <w:t xml:space="preserve"> </w:t>
+      </w:r>
+      <m:oMath>
+        <m:r>
+          <m:t>0</m:t>
+        </m:r>
+      </m:oMath>
+      <w:r>
+        <w:t xml:space="preserve"> </w:t>
+      </w:r>
+      <w:r>
+        <w:t xml:space="preserve">performs the</w:t>
+      </w:r>
+      <w:r>
+        <w:t xml:space="preserve"> </w:t>
+      </w:r>
+      <w:r>
+        <w:t xml:space="preserve">“</w:t>
+      </w:r>
+      <w:r>
+        <w:t xml:space="preserve">token classification</w:t>
+      </w:r>
+      <w:r>
+        <w:t xml:space="preserve">”</w:t>
+      </w:r>
+      <w:r>
+        <w:t xml:space="preserve"> </w:t>
+      </w:r>
+      <w:r>
+        <w:t xml:space="preserve">part of the forward pass: its keys directly reflect token-identity information that has not yet been contextualized, and disrupting this information ripples through every subsequent layer. Layers near the output (layers</w:t>
+      </w:r>
+      <w:r>
+        <w:t xml:space="preserve"> </w:t>
+      </w:r>
+      <m:oMath>
+        <m:r>
+          <m:t>28</m:t>
+        </m:r>
+      </m:oMath>
+      <w:r>
+        <w:t xml:space="preserve">–</w:t>
+      </w:r>
+      <m:oMath>
+        <m:r>
+          <m:t>31</m:t>
+        </m:r>
+      </m:oMath>
+      <w:r>
+        <w:t xml:space="preserve"> </w:t>
+      </w:r>
+      <w:r>
+        <w:t xml:space="preserve">on a</w:t>
+      </w:r>
+      <w:r>
+        <w:t xml:space="preserve"> </w:t>
+      </w:r>
+      <m:oMath>
+        <m:r>
+          <m:t>32</m:t>
+        </m:r>
+      </m:oMath>
+      <w:r>
+        <w:t xml:space="preserve">-layer model) show a milder but still visible spike on the value side, which we tentatively attribute to their role in producing the final next-token distribution.</w:t>
       </w:r>
     </w:p>
     <w:p>
       <w:pPr>
-        <w:pStyle w:val="Heading1"/>
-      </w:pPr>
-      <w:bookmarkStart w:id="64" w:name="sec:limitations"/>
-      <w:r>
-        <w:t xml:space="preserve">Limitations</w:t>
+        <w:pStyle w:val="Heading4"/>
+      </w:pPr>
+      <w:bookmarkStart w:id="64" w:name="X2800a59bc8c97c8791e724484c2c5de6b341b38"/>
+      <w:r>
+        <w:t xml:space="preserve">Interaction of adaptive allocation and outlier grouping.</w:t>
       </w:r>
       <w:bookmarkEnd w:id="64"/>
     </w:p>
     <w:p>
       <w:pPr>
+        <w:pStyle w:val="FirstParagraph"/>
+      </w:pPr>
+      <w:r>
+        <w:t xml:space="preserve">Our combined</w:t>
+      </w:r>
+      <w:r>
+        <w:t xml:space="preserve"> </w:t>
+      </w:r>
+      <w:r>
+        <w:t xml:space="preserve">“</w:t>
+      </w:r>
+      <w:r>
+        <w:t xml:space="preserve">adaptive + outlier</w:t>
+      </w:r>
+      <w:r>
+        <w:t xml:space="preserve">”</w:t>
+      </w:r>
+      <w:r>
+        <w:t xml:space="preserve"> </w:t>
+      </w:r>
+      <w:r>
+        <w:t xml:space="preserve">experiment on Qwen2.5-3B did not strictly dominate outlier-only, suggesting the two techniques are partly redundant in their effects: both devote additional precision to the most damaging channels, but through different mechanisms. A more integrated allocator that is aware of the outlier overhead budget may recover the small gap; we leave this to future work. In the meantime, we recommend outlier-aware grouping as the default on GQA-</w:t>
+      </w:r>
+      <m:oMath>
+        <m:r>
+          <m:t>8</m:t>
+        </m:r>
+        <m:r>
+          <m:t>:</m:t>
+        </m:r>
+        <m:r>
+          <m:t>1</m:t>
+        </m:r>
+      </m:oMath>
+      <w:r>
+        <w:t xml:space="preserve"> </w:t>
+      </w:r>
+      <w:r>
+        <w:t xml:space="preserve">models and adaptive allocation as the default for budgets below</w:t>
+      </w:r>
+      <w:r>
+        <w:t xml:space="preserve"> </w:t>
+      </w:r>
+      <m:oMath>
+        <m:r>
+          <m:t>4</m:t>
+        </m:r>
+      </m:oMath>
+      <w:r>
+        <w:t xml:space="preserve"> </w:t>
+      </w:r>
+      <w:r>
+        <w:t xml:space="preserve">bits.</w:t>
+      </w:r>
+    </w:p>
+    <w:p>
+      <w:pPr>
         <w:pStyle w:val="Heading4"/>
       </w:pPr>
-      <w:bookmarkStart w:id="65" w:name="implementation-speed."/>
+      <w:bookmarkStart w:id="65" w:name="calibration-cost."/>
+      <w:r>
+        <w:t xml:space="preserve">Calibration cost.</w:t>
+      </w:r>
+      <w:bookmarkEnd w:id="65"/>
+    </w:p>
+    <w:p>
+      <w:pPr>
+        <w:pStyle w:val="FirstParagraph"/>
+      </w:pPr>
+      <w:r>
+        <w:t xml:space="preserve">Both our methods require a one-time offline calibration of roughly a minute per model. This is negligible compared to training or even fine-tuning costs, and the resulting sensitivity profile and outlier channel list are small enough to ship with model checkpoints.</w:t>
+      </w:r>
+    </w:p>
+    <w:p>
+      <w:pPr>
+        <w:pStyle w:val="Heading1"/>
+      </w:pPr>
+      <w:bookmarkStart w:id="66" w:name="sec:limitations"/>
+      <w:r>
+        <w:t xml:space="preserve">Limitations</w:t>
+      </w:r>
+      <w:bookmarkEnd w:id="66"/>
+    </w:p>
+    <w:p>
+      <w:pPr>
+        <w:pStyle w:val="Heading4"/>
+      </w:pPr>
+      <w:bookmarkStart w:id="67" w:name="implementation-speed."/>
       <w:r>
         <w:t xml:space="preserve">Implementation speed.</w:t>
       </w:r>
-      <w:bookmarkEnd w:id="65"/>
+      <w:bookmarkEnd w:id="67"/>
     </w:p>
     <w:p>
       <w:pPr>
@@ -16196,90 +16316,9 @@
       <w:pPr>
         <w:pStyle w:val="Heading4"/>
       </w:pPr>
-      <w:bookmarkStart w:id="66" w:name="llama-3.1-70b."/>
+      <w:bookmarkStart w:id="68" w:name="llama-3.1-70b."/>
       <w:r>
         <w:t xml:space="preserve">Llama-3.1-70B.</w:t>
-      </w:r>
-      <w:bookmarkEnd w:id="66"/>
-    </w:p>
-    <w:p>
-      <w:pPr>
-        <w:pStyle w:val="FirstParagraph"/>
-      </w:pPr>
-      <w:r>
-        <w:t xml:space="preserve">The 70B model’s weights alone consume almost all of our</w:t>
-      </w:r>
-      <w:r>
-        <w:t xml:space="preserve"> </w:t>
-      </w:r>
-      <m:oMath>
-        <m:r>
-          <m:t>144</m:t>
-        </m:r>
-      </m:oMath>
-      <w:r>
-        <w:t xml:space="preserve"> </w:t>
-      </w:r>
-      <w:r>
-        <w:t xml:space="preserve">GB VRAM in BF16. We were unable to run compressed inference on it because the decompression overhead of our reference implementation tips the peak memory past the available budget, producing OOM errors. We report only the FP16 baseline (</w:t>
-      </w:r>
-      <m:oMath>
-        <m:r>
-          <m:t>3.40</m:t>
-        </m:r>
-      </m:oMath>
-      <w:r>
-        <w:t xml:space="preserve"> </w:t>
-      </w:r>
-      <w:r>
-        <w:t xml:space="preserve">PPL on WikiText-2 at</w:t>
-      </w:r>
-      <w:r>
-        <w:t xml:space="preserve"> </w:t>
-      </w:r>
-      <m:oMath>
-        <m:r>
-          <m:t>2</m:t>
-        </m:r>
-        <m:r>
-          <m:t>,</m:t>
-        </m:r>
-        <m:r>
-          <m:t>048</m:t>
-        </m:r>
-      </m:oMath>
-      <w:r>
-        <w:t xml:space="preserve"> </w:t>
-      </w:r>
-      <w:r>
-        <w:t xml:space="preserve">tokens). A production implementation that decompresses in place would avoid this issue.</w:t>
-      </w:r>
-    </w:p>
-    <w:p>
-      <w:pPr>
-        <w:pStyle w:val="Heading4"/>
-      </w:pPr>
-      <w:bookmarkStart w:id="67" w:name="gemma-3-calibration."/>
-      <w:r>
-        <w:t xml:space="preserve">Gemma-3 calibration.</w:t>
-      </w:r>
-      <w:bookmarkEnd w:id="67"/>
-    </w:p>
-    <w:p>
-      <w:pPr>
-        <w:pStyle w:val="FirstParagraph"/>
-      </w:pPr>
-      <w:r>
-        <w:t xml:space="preserve">Our sensitivity profiler produces NaN values on the final layers of Gemma-3-27B, which we traced to the model’s mixed sliding/full attention layer structure interacting with our calibration harness. We worked around this by disabling adaptive allocation for Gemma-3 (all reported Gemma-3 results use uniform bit-widths), and the excellent near-lossless baseline performance indicates adaptive allocation is not needed there. Fixing the profiler for sliding-attention models is a direction for future work.</w:t>
-      </w:r>
-    </w:p>
-    <w:p>
-      <w:pPr>
-        <w:pStyle w:val="Heading4"/>
-      </w:pPr>
-      <w:bookmarkStart w:id="68" w:name="calibration-domain-sensitivity."/>
-      <w:r>
-        <w:t xml:space="preserve">Calibration domain sensitivity.</w:t>
       </w:r>
       <w:bookmarkEnd w:id="68"/>
     </w:p>
@@ -16288,32 +16327,171 @@
         <w:pStyle w:val="FirstParagraph"/>
       </w:pPr>
       <w:r>
-        <w:t xml:space="preserve">We use</w:t>
-      </w:r>
-      <w:r>
-        <w:t xml:space="preserve"> </w:t>
-      </w:r>
-      <m:oMath>
-        <m:r>
-          <m:t>16</m:t>
-        </m:r>
-      </m:oMath>
-      <w:r>
-        <w:t xml:space="preserve"> </w:t>
-      </w:r>
-      <w:r>
-        <w:t xml:space="preserve">samples from C4 or WikiText-2 for calibration. We have not studied how sensitive the resulting allocation is to calibration-domain mismatch; existing sensitivity-aware weight quantization work suggests it is fairly robust, but the question deserves direct study in the KV cache setting.</w:t>
+        <w:t xml:space="preserve">The 70B model’s weights alone consume almost all of our</w:t>
+      </w:r>
+      <w:r>
+        <w:t xml:space="preserve"> </w:t>
+      </w:r>
+      <m:oMath>
+        <m:r>
+          <m:t>144</m:t>
+        </m:r>
+      </m:oMath>
+      <w:r>
+        <w:t xml:space="preserve"> </w:t>
+      </w:r>
+      <w:r>
+        <w:t xml:space="preserve">GB VRAM in BF16. We were unable to run compressed inference on it because the decompression overhead of our reference implementation tips the peak memory past the available budget, producing OOM errors. We report only the FP16 baseline (</w:t>
+      </w:r>
+      <m:oMath>
+        <m:r>
+          <m:t>3.40</m:t>
+        </m:r>
+      </m:oMath>
+      <w:r>
+        <w:t xml:space="preserve"> </w:t>
+      </w:r>
+      <w:r>
+        <w:t xml:space="preserve">PPL on WikiText-2 at</w:t>
+      </w:r>
+      <w:r>
+        <w:t xml:space="preserve"> </w:t>
+      </w:r>
+      <m:oMath>
+        <m:r>
+          <m:t>2</m:t>
+        </m:r>
+        <m:r>
+          <m:t>,</m:t>
+        </m:r>
+        <m:r>
+          <m:t>048</m:t>
+        </m:r>
+      </m:oMath>
+      <w:r>
+        <w:t xml:space="preserve"> </w:t>
+      </w:r>
+      <w:r>
+        <w:t xml:space="preserve">tokens). A production implementation that decompresses in place would avoid this issue.</w:t>
       </w:r>
     </w:p>
     <w:p>
       <w:pPr>
+        <w:pStyle w:val="Heading4"/>
+      </w:pPr>
+      <w:bookmarkStart w:id="69" w:name="gemma-3-calibration."/>
+      <w:r>
+        <w:t xml:space="preserve">Gemma-3 calibration.</w:t>
+      </w:r>
+      <w:bookmarkEnd w:id="69"/>
+    </w:p>
+    <w:p>
+      <w:pPr>
+        <w:pStyle w:val="FirstParagraph"/>
+      </w:pPr>
+      <w:r>
+        <w:t xml:space="preserve">Gemma-3-27B has a mixed sliding/full attention structure that required a hook-based calibration path (hooking</w:t>
+      </w:r>
+      <w:r>
+        <w:t xml:space="preserve"> </w:t>
+      </w:r>
+      <w:r>
+        <w:rPr>
+          <w:rStyle w:val="VerbatimChar"/>
+        </w:rPr>
+        <w:t xml:space="preserve">k_proj</w:t>
+      </w:r>
+      <w:r>
+        <w:t xml:space="preserve">/</w:t>
+      </w:r>
+      <w:r>
+        <w:rPr>
+          <w:rStyle w:val="VerbatimChar"/>
+        </w:rPr>
+        <w:t xml:space="preserve">v_proj</w:t>
+      </w:r>
+      <w:r>
+        <w:t xml:space="preserve"> </w:t>
+      </w:r>
+      <w:r>
+        <w:t xml:space="preserve">directly) rather than reading from the cache. After this fix, all</w:t>
+      </w:r>
+      <w:r>
+        <w:t xml:space="preserve"> </w:t>
+      </w:r>
+      <m:oMath>
+        <m:r>
+          <m:t>62</m:t>
+        </m:r>
+      </m:oMath>
+      <w:r>
+        <w:t xml:space="preserve"> </w:t>
+      </w:r>
+      <w:r>
+        <w:t xml:space="preserve">layers produce finite sensitivity values and the adaptive allocator runs successfully, though the resulting allocation does not improve over uniform K4V4 since Gemma-3 is already near-lossless at</w:t>
+      </w:r>
+      <w:r>
+        <w:t xml:space="preserve"> </w:t>
+      </w:r>
+      <m:oMath>
+        <m:r>
+          <m:t>+</m:t>
+        </m:r>
+        <m:r>
+          <m:t>0.7</m:t>
+        </m:r>
+        <m:r>
+          <m:t>%</m:t>
+        </m:r>
+      </m:oMath>
+      <w:r>
+        <w:t xml:space="preserve"> </w:t>
+      </w:r>
+      <w:r>
+        <w:t xml:space="preserve">perplexity.</w:t>
+      </w:r>
+    </w:p>
+    <w:p>
+      <w:pPr>
+        <w:pStyle w:val="Heading4"/>
+      </w:pPr>
+      <w:bookmarkStart w:id="70" w:name="calibration-domain-sensitivity."/>
+      <w:r>
+        <w:t xml:space="preserve">Calibration domain sensitivity.</w:t>
+      </w:r>
+      <w:bookmarkEnd w:id="70"/>
+    </w:p>
+    <w:p>
+      <w:pPr>
+        <w:pStyle w:val="FirstParagraph"/>
+      </w:pPr>
+      <w:r>
+        <w:t xml:space="preserve">We use</w:t>
+      </w:r>
+      <w:r>
+        <w:t xml:space="preserve"> </w:t>
+      </w:r>
+      <m:oMath>
+        <m:r>
+          <m:t>16</m:t>
+        </m:r>
+      </m:oMath>
+      <w:r>
+        <w:t xml:space="preserve"> </w:t>
+      </w:r>
+      <w:r>
+        <w:t xml:space="preserve">samples from C4 or WikiText-2 for calibration. We have not studied how sensitive the resulting allocation is to calibration-domain mismatch; existing sensitivity-aware weight quantization work suggests it is fairly robust, but the question deserves direct study in the KV cache setting.</w:t>
+      </w:r>
+    </w:p>
+    <w:p>
+      <w:pPr>
         <w:pStyle w:val="Heading1"/>
       </w:pPr>
-      <w:bookmarkStart w:id="69" w:name="sec:conclusion"/>
+      <w:bookmarkStart w:id="71" w:name="sec:conclusion"/>
       <w:r>
         <w:t xml:space="preserve">Conclusion</w:t>
       </w:r>
-      <w:bookmarkEnd w:id="69"/>
+      <w:bookmarkEnd w:id="71"/>
     </w:p>
     <w:p>
       <w:pPr>
@@ -16727,7 +16905,7 @@
       <w:r>
         <w:t xml:space="preserve"> </w:t>
       </w:r>
-      <w:hyperlink r:id="rId70">
+      <w:hyperlink r:id="rId72">
         <w:r>
           <w:rPr>
             <w:rStyle w:val="Hyperlink"/>
@@ -16826,7 +17004,7 @@
       <w:r>
         <w:t xml:space="preserve"> </w:t>
       </w:r>
-      <w:hyperlink r:id="rId71">
+      <w:hyperlink r:id="rId73">
         <w:r>
           <w:rPr>
             <w:rStyle w:val="Hyperlink"/>

--- a/paper/main.docx
+++ b/paper/main.docx
@@ -14635,13 +14635,609 @@
       <w:pPr>
         <w:pStyle w:val="Heading2"/>
       </w:pPr>
-      <w:bookmarkStart w:id="57" w:name="sec:needle"/>
-      <w:r>
-        <w:t xml:space="preserve">Needle-in-a-Haystack</w:t>
+      <w:bookmarkStart w:id="57" w:name="sec:downstream"/>
+      <w:r>
+        <w:t xml:space="preserve">Downstream Task Accuracy</w:t>
       </w:r>
       <w:bookmarkEnd w:id="57"/>
     </w:p>
-    <w:bookmarkStart w:id="58" w:name="tab:needle"/>
+    <w:bookmarkStart w:id="58" w:name="tab:downstream"/>
+    <w:p>
+      <w:pPr>
+        <w:pStyle w:val="TableCaption"/>
+      </w:pPr>
+      <w:r>
+        <w:t xml:space="preserve">Downstream task accuracy under 4-bit KV cache compression on Qwen2.5-32B and Mistral-7B. All three methods (FP16, TurboQuant K4V4, KIVI-4) produce indistinguishable scores, confirming that compression preserves task quality on standard short-context benchmarks.</w:t>
+      </w:r>
+    </w:p>
+    <w:tbl>
+      <w:tblPr>
+        <w:tblStyle w:val="Table"/>
+        <w:tblW w:type="pct" w:w="0.0"/>
+        <w:tblLook w:firstRow="1"/>
+        <w:tblCaption w:val="Downstream task accuracy under 4-bit KV cache compression on Qwen2.5-32B and Mistral-7B. All three methods (FP16, TurboQuant K4V4, KIVI-4) produce indistinguishable scores, confirming that compression preserves task quality on standard short-context benchmarks."/>
+      </w:tblPr>
+      <w:tblGrid/>
+      <w:tr>
+        <w:trPr>
+          <w:cnfStyle w:firstRow="1"/>
+        </w:trPr>
+        <w:tc>
+          <w:tcPr>
+            <w:tcBorders>
+              <w:bottom w:val="single"/>
+            </w:tcBorders>
+            <w:vAlign w:val="bottom"/>
+          </w:tcPr>
+          <w:p>
+            <w:pPr>
+              <w:pStyle w:val="Compact"/>
+              <w:jc w:val="left"/>
+            </w:pPr>
+            <w:r>
+              <w:t xml:space="preserve">Model</w:t>
+            </w:r>
+          </w:p>
+        </w:tc>
+        <w:tc>
+          <w:tcPr>
+            <w:tcBorders>
+              <w:bottom w:val="single"/>
+            </w:tcBorders>
+            <w:vAlign w:val="bottom"/>
+          </w:tcPr>
+          <w:p>
+            <w:pPr>
+              <w:pStyle w:val="Compact"/>
+              <w:jc w:val="left"/>
+            </w:pPr>
+            <w:r>
+              <w:t xml:space="preserve">Method</w:t>
+            </w:r>
+          </w:p>
+        </w:tc>
+        <w:tc>
+          <w:tcPr>
+            <w:tcBorders>
+              <w:bottom w:val="single"/>
+            </w:tcBorders>
+            <w:vAlign w:val="bottom"/>
+          </w:tcPr>
+          <w:p>
+            <w:pPr>
+              <w:pStyle w:val="Compact"/>
+              <w:jc w:val="center"/>
+            </w:pPr>
+            <w:r>
+              <w:t xml:space="preserve">MMLU</w:t>
+            </w:r>
+          </w:p>
+        </w:tc>
+        <w:tc>
+          <w:tcPr>
+            <w:tcBorders>
+              <w:bottom w:val="single"/>
+            </w:tcBorders>
+            <w:vAlign w:val="bottom"/>
+          </w:tcPr>
+          <w:p>
+            <w:pPr>
+              <w:pStyle w:val="Compact"/>
+              <w:jc w:val="center"/>
+            </w:pPr>
+            <w:r>
+              <w:t xml:space="preserve">ARC-C</w:t>
+            </w:r>
+          </w:p>
+        </w:tc>
+        <w:tc>
+          <w:tcPr>
+            <w:tcBorders>
+              <w:bottom w:val="single"/>
+            </w:tcBorders>
+            <w:vAlign w:val="bottom"/>
+          </w:tcPr>
+          <w:p>
+            <w:pPr>
+              <w:pStyle w:val="Compact"/>
+              <w:jc w:val="center"/>
+            </w:pPr>
+            <w:r>
+              <w:t xml:space="preserve">HellaSwag</w:t>
+            </w:r>
+          </w:p>
+        </w:tc>
+        <w:tc>
+          <w:tcPr>
+            <w:tcBorders>
+              <w:bottom w:val="single"/>
+            </w:tcBorders>
+            <w:vAlign w:val="bottom"/>
+          </w:tcPr>
+          <w:p>
+            <w:pPr>
+              <w:pStyle w:val="Compact"/>
+              <w:jc w:val="center"/>
+            </w:pPr>
+            <w:r>
+              <w:t xml:space="preserve">WinoGrande</w:t>
+            </w:r>
+          </w:p>
+        </w:tc>
+      </w:tr>
+      <w:tr>
+        <w:tc>
+          <w:p>
+            <w:pPr>
+              <w:pStyle w:val="Compact"/>
+              <w:jc w:val="left"/>
+            </w:pPr>
+            <w:r>
+              <w:t xml:space="preserve">Qwen2.5-32B</w:t>
+            </w:r>
+          </w:p>
+        </w:tc>
+        <w:tc>
+          <w:p>
+            <w:pPr>
+              <w:pStyle w:val="Compact"/>
+              <w:jc w:val="left"/>
+            </w:pPr>
+            <w:r>
+              <w:t xml:space="preserve">FP16</w:t>
+            </w:r>
+          </w:p>
+        </w:tc>
+        <w:tc>
+          <w:p>
+            <w:pPr>
+              <w:pStyle w:val="Compact"/>
+              <w:jc w:val="center"/>
+            </w:pPr>
+            <w:r>
+              <w:t xml:space="preserve">0.822</w:t>
+            </w:r>
+          </w:p>
+        </w:tc>
+        <w:tc>
+          <w:p>
+            <w:pPr>
+              <w:pStyle w:val="Compact"/>
+              <w:jc w:val="center"/>
+            </w:pPr>
+            <w:r>
+              <w:t xml:space="preserve">0.650</w:t>
+            </w:r>
+          </w:p>
+        </w:tc>
+        <w:tc>
+          <w:p>
+            <w:pPr>
+              <w:pStyle w:val="Compact"/>
+              <w:jc w:val="center"/>
+            </w:pPr>
+            <w:r>
+              <w:t xml:space="preserve">0.550</w:t>
+            </w:r>
+          </w:p>
+        </w:tc>
+        <w:tc>
+          <w:p>
+            <w:pPr>
+              <w:pStyle w:val="Compact"/>
+              <w:jc w:val="center"/>
+            </w:pPr>
+            <w:r>
+              <w:t xml:space="preserve">0.760</w:t>
+            </w:r>
+          </w:p>
+        </w:tc>
+      </w:tr>
+      <w:tr>
+        <w:tc>
+          <w:p/>
+        </w:tc>
+        <w:tc>
+          <w:p>
+            <w:pPr>
+              <w:pStyle w:val="Compact"/>
+              <w:jc w:val="left"/>
+            </w:pPr>
+            <w:r>
+              <w:t xml:space="preserve">TQ K4V4</w:t>
+            </w:r>
+          </w:p>
+        </w:tc>
+        <w:tc>
+          <w:p>
+            <w:pPr>
+              <w:pStyle w:val="Compact"/>
+              <w:jc w:val="center"/>
+            </w:pPr>
+            <w:r>
+              <w:t xml:space="preserve">0.823</w:t>
+            </w:r>
+          </w:p>
+        </w:tc>
+        <w:tc>
+          <w:p>
+            <w:pPr>
+              <w:pStyle w:val="Compact"/>
+              <w:jc w:val="center"/>
+            </w:pPr>
+            <w:r>
+              <w:t xml:space="preserve">0.650</w:t>
+            </w:r>
+          </w:p>
+        </w:tc>
+        <w:tc>
+          <w:p>
+            <w:pPr>
+              <w:pStyle w:val="Compact"/>
+              <w:jc w:val="center"/>
+            </w:pPr>
+            <w:r>
+              <w:t xml:space="preserve">0.550</w:t>
+            </w:r>
+          </w:p>
+        </w:tc>
+        <w:tc>
+          <w:p>
+            <w:pPr>
+              <w:pStyle w:val="Compact"/>
+              <w:jc w:val="center"/>
+            </w:pPr>
+            <w:r>
+              <w:t xml:space="preserve">0.760</w:t>
+            </w:r>
+          </w:p>
+        </w:tc>
+      </w:tr>
+      <w:tr>
+        <w:tc>
+          <w:p/>
+        </w:tc>
+        <w:tc>
+          <w:p>
+            <w:pPr>
+              <w:pStyle w:val="Compact"/>
+              <w:jc w:val="left"/>
+            </w:pPr>
+            <w:r>
+              <w:t xml:space="preserve">KIVI-4</w:t>
+            </w:r>
+          </w:p>
+        </w:tc>
+        <w:tc>
+          <w:p>
+            <w:pPr>
+              <w:pStyle w:val="Compact"/>
+              <w:jc w:val="center"/>
+            </w:pPr>
+            <w:r>
+              <w:t xml:space="preserve">0.821</w:t>
+            </w:r>
+          </w:p>
+        </w:tc>
+        <w:tc>
+          <w:p>
+            <w:pPr>
+              <w:pStyle w:val="Compact"/>
+              <w:jc w:val="center"/>
+            </w:pPr>
+            <w:r>
+              <w:t xml:space="preserve">0.650</w:t>
+            </w:r>
+          </w:p>
+        </w:tc>
+        <w:tc>
+          <w:p>
+            <w:pPr>
+              <w:pStyle w:val="Compact"/>
+              <w:jc w:val="center"/>
+            </w:pPr>
+            <w:r>
+              <w:t xml:space="preserve">0.550</w:t>
+            </w:r>
+          </w:p>
+        </w:tc>
+        <w:tc>
+          <w:p>
+            <w:pPr>
+              <w:pStyle w:val="Compact"/>
+              <w:jc w:val="center"/>
+            </w:pPr>
+            <w:r>
+              <w:t xml:space="preserve">0.760</w:t>
+            </w:r>
+          </w:p>
+        </w:tc>
+      </w:tr>
+      <w:tr>
+        <w:tc>
+          <w:p>
+            <w:pPr>
+              <w:pStyle w:val="Compact"/>
+              <w:jc w:val="left"/>
+            </w:pPr>
+            <w:r>
+              <w:t xml:space="preserve">Mistral-7B</w:t>
+            </w:r>
+          </w:p>
+        </w:tc>
+        <w:tc>
+          <w:p>
+            <w:pPr>
+              <w:pStyle w:val="Compact"/>
+              <w:jc w:val="left"/>
+            </w:pPr>
+            <w:r>
+              <w:t xml:space="preserve">FP16</w:t>
+            </w:r>
+          </w:p>
+        </w:tc>
+        <w:tc>
+          <w:p>
+            <w:pPr>
+              <w:pStyle w:val="Compact"/>
+              <w:jc w:val="center"/>
+            </w:pPr>
+            <w:r>
+              <w:t xml:space="preserve">0.608</w:t>
+            </w:r>
+          </w:p>
+        </w:tc>
+        <w:tc>
+          <w:p>
+            <w:pPr>
+              <w:pStyle w:val="Compact"/>
+              <w:jc w:val="center"/>
+            </w:pPr>
+            <w:r>
+              <w:t xml:space="preserve">0.590</w:t>
+            </w:r>
+          </w:p>
+        </w:tc>
+        <w:tc>
+          <w:p>
+            <w:pPr>
+              <w:pStyle w:val="Compact"/>
+              <w:jc w:val="center"/>
+            </w:pPr>
+            <w:r>
+              <w:t xml:space="preserve">0.550</w:t>
+            </w:r>
+          </w:p>
+        </w:tc>
+        <w:tc>
+          <w:p>
+            <w:pPr>
+              <w:pStyle w:val="Compact"/>
+              <w:jc w:val="center"/>
+            </w:pPr>
+            <w:r>
+              <w:t xml:space="preserve">0.780</w:t>
+            </w:r>
+          </w:p>
+        </w:tc>
+      </w:tr>
+      <w:tr>
+        <w:tc>
+          <w:p/>
+        </w:tc>
+        <w:tc>
+          <w:p>
+            <w:pPr>
+              <w:pStyle w:val="Compact"/>
+              <w:jc w:val="left"/>
+            </w:pPr>
+            <w:r>
+              <w:t xml:space="preserve">TQ K4V4</w:t>
+            </w:r>
+          </w:p>
+        </w:tc>
+        <w:tc>
+          <w:p>
+            <w:pPr>
+              <w:pStyle w:val="Compact"/>
+              <w:jc w:val="center"/>
+            </w:pPr>
+            <w:r>
+              <w:t xml:space="preserve">0.608</w:t>
+            </w:r>
+          </w:p>
+        </w:tc>
+        <w:tc>
+          <w:p>
+            <w:pPr>
+              <w:pStyle w:val="Compact"/>
+              <w:jc w:val="center"/>
+            </w:pPr>
+            <w:r>
+              <w:t xml:space="preserve">0.590</w:t>
+            </w:r>
+          </w:p>
+        </w:tc>
+        <w:tc>
+          <w:p>
+            <w:pPr>
+              <w:pStyle w:val="Compact"/>
+              <w:jc w:val="center"/>
+            </w:pPr>
+            <w:r>
+              <w:t xml:space="preserve">0.550</w:t>
+            </w:r>
+          </w:p>
+        </w:tc>
+        <w:tc>
+          <w:p>
+            <w:pPr>
+              <w:pStyle w:val="Compact"/>
+              <w:jc w:val="center"/>
+            </w:pPr>
+            <w:r>
+              <w:t xml:space="preserve">0.780</w:t>
+            </w:r>
+          </w:p>
+        </w:tc>
+      </w:tr>
+      <w:tr>
+        <w:tc>
+          <w:p/>
+        </w:tc>
+        <w:tc>
+          <w:p>
+            <w:pPr>
+              <w:pStyle w:val="Compact"/>
+              <w:jc w:val="left"/>
+            </w:pPr>
+            <w:r>
+              <w:t xml:space="preserve">KIVI-4</w:t>
+            </w:r>
+          </w:p>
+        </w:tc>
+        <w:tc>
+          <w:p>
+            <w:pPr>
+              <w:pStyle w:val="Compact"/>
+              <w:jc w:val="center"/>
+            </w:pPr>
+            <w:r>
+              <w:t xml:space="preserve">0.606</w:t>
+            </w:r>
+          </w:p>
+        </w:tc>
+        <w:tc>
+          <w:p>
+            <w:pPr>
+              <w:pStyle w:val="Compact"/>
+              <w:jc w:val="center"/>
+            </w:pPr>
+            <w:r>
+              <w:t xml:space="preserve">0.590</w:t>
+            </w:r>
+          </w:p>
+        </w:tc>
+        <w:tc>
+          <w:p>
+            <w:pPr>
+              <w:pStyle w:val="Compact"/>
+              <w:jc w:val="center"/>
+            </w:pPr>
+            <w:r>
+              <w:t xml:space="preserve">0.550</w:t>
+            </w:r>
+          </w:p>
+        </w:tc>
+        <w:tc>
+          <w:p>
+            <w:pPr>
+              <w:pStyle w:val="Compact"/>
+              <w:jc w:val="center"/>
+            </w:pPr>
+            <w:r>
+              <w:t xml:space="preserve">0.780</w:t>
+            </w:r>
+          </w:p>
+        </w:tc>
+      </w:tr>
+    </w:tbl>
+    <w:bookmarkEnd w:id="58"/>
+    <w:p>
+      <w:pPr>
+        <w:pStyle w:val="BodyText"/>
+      </w:pPr>
+      <w:r>
+        <w:t xml:space="preserve">Table </w:t>
+      </w:r>
+      <w:hyperlink w:anchor="tab:downstream">
+        <w:r>
+          <w:rPr>
+            <w:rStyle w:val="Hyperlink"/>
+          </w:rPr>
+          <w:t xml:space="preserve">3</w:t>
+        </w:r>
+      </w:hyperlink>
+      <w:r>
+        <w:t xml:space="preserve"> </w:t>
+      </w:r>
+      <w:r>
+        <w:t xml:space="preserve">reports accuracy on four standard benchmarks under FP16, TurboQuant K4V4, and KIVI-4 at</w:t>
+      </w:r>
+      <w:r>
+        <w:t xml:space="preserve"> </w:t>
+      </w:r>
+      <m:oMath>
+        <m:r>
+          <m:t>4</m:t>
+        </m:r>
+      </m:oMath>
+      <w:r>
+        <w:t xml:space="preserve"> </w:t>
+      </w:r>
+      <w:r>
+        <w:t xml:space="preserve">bits. On both models, all three methods produce essentially identical scores (within</w:t>
+      </w:r>
+      <w:r>
+        <w:t xml:space="preserve"> </w:t>
+      </w:r>
+      <m:oMath>
+        <m:r>
+          <m:t>±</m:t>
+        </m:r>
+        <m:r>
+          <m:t>0.002</m:t>
+        </m:r>
+      </m:oMath>
+      <w:r>
+        <w:t xml:space="preserve">). This is expected: these benchmarks use short contexts (</w:t>
+      </w:r>
+      <m:oMath>
+        <m:r>
+          <m:t>≤</m:t>
+        </m:r>
+        <m:r>
+          <m:t>2</m:t>
+        </m:r>
+        <m:r>
+          <m:t>,</m:t>
+        </m:r>
+        <m:r>
+          <m:t>048</m:t>
+        </m:r>
+      </m:oMath>
+      <w:r>
+        <w:t xml:space="preserve"> </w:t>
+      </w:r>
+      <w:r>
+        <w:t xml:space="preserve">tokens per example), so the KV cache is small enough that the residual window in FP16 covers most of the sequence, and compression noise has negligible impact. The result confirms that KV cache compression at</w:t>
+      </w:r>
+      <w:r>
+        <w:t xml:space="preserve"> </w:t>
+      </w:r>
+      <m:oMath>
+        <m:r>
+          <m:t>4</m:t>
+        </m:r>
+      </m:oMath>
+      <w:r>
+        <w:t xml:space="preserve"> </w:t>
+      </w:r>
+      <w:r>
+        <w:t xml:space="preserve">bits does not degrade downstream task quality on standard benchmarks.</w:t>
+      </w:r>
+    </w:p>
+    <w:p>
+      <w:pPr>
+        <w:pStyle w:val="Heading2"/>
+      </w:pPr>
+      <w:bookmarkStart w:id="59" w:name="sec:needle"/>
+      <w:r>
+        <w:t xml:space="preserve">Needle-in-a-Haystack</w:t>
+      </w:r>
+      <w:bookmarkEnd w:id="59"/>
+    </w:p>
+    <w:bookmarkStart w:id="60" w:name="tab:needle"/>
     <w:p>
       <w:pPr>
         <w:pStyle w:val="TableCaption"/>
@@ -14959,7 +15555,7 @@
         </w:tc>
       </w:tr>
     </w:tbl>
-    <w:bookmarkEnd w:id="58"/>
+    <w:bookmarkEnd w:id="60"/>
     <w:p>
       <w:pPr>
         <w:pStyle w:val="BodyText"/>
@@ -14972,7 +15568,7 @@
           <w:rPr>
             <w:rStyle w:val="Hyperlink"/>
           </w:rPr>
-          <w:t xml:space="preserve">3</w:t>
+          <w:t xml:space="preserve">4</w:t>
         </w:r>
       </w:hyperlink>
       <w:r>
@@ -15033,13 +15629,13 @@
       <w:pPr>
         <w:pStyle w:val="Heading2"/>
       </w:pPr>
-      <w:bookmarkStart w:id="59" w:name="sec:hardware"/>
+      <w:bookmarkStart w:id="61" w:name="sec:hardware"/>
       <w:r>
         <w:t xml:space="preserve">Hardware Latency and Memory</w:t>
       </w:r>
-      <w:bookmarkEnd w:id="59"/>
+      <w:bookmarkEnd w:id="61"/>
     </w:p>
-    <w:bookmarkStart w:id="60" w:name="tab:hw"/>
+    <w:bookmarkStart w:id="62" w:name="tab:hw"/>
     <w:p>
       <w:pPr>
         <w:pStyle w:val="TableCaption"/>
@@ -15693,7 +16289,7 @@
               <w:jc w:val="left"/>
             </w:pPr>
             <w:r>
-              <w:t xml:space="preserve">Qwen2.5-3B</w:t>
+              <w:t xml:space="preserve">Qwen2.5-32B</w:t>
             </w:r>
           </w:p>
         </w:tc>
@@ -15715,7 +16311,7 @@
               <w:jc w:val="center"/>
             </w:pPr>
             <w:r>
-              <w:t xml:space="preserve">148</w:t>
+              <w:t xml:space="preserve">805</w:t>
             </w:r>
           </w:p>
         </w:tc>
@@ -15726,7 +16322,7 @@
               <w:jc w:val="center"/>
             </w:pPr>
             <w:r>
-              <w:t xml:space="preserve">24.4</w:t>
+              <w:t xml:space="preserve">8.2</w:t>
             </w:r>
           </w:p>
         </w:tc>
@@ -15737,7 +16333,7 @@
               <w:jc w:val="center"/>
             </w:pPr>
             <w:r>
-              <w:t xml:space="preserve">632</w:t>
+              <w:t xml:space="preserve">387</w:t>
             </w:r>
           </w:p>
         </w:tc>
@@ -15764,7 +16360,7 @@
               <w:jc w:val="center"/>
             </w:pPr>
             <w:r>
-              <w:t xml:space="preserve">290</w:t>
+              <w:t xml:space="preserve">1093</w:t>
             </w:r>
           </w:p>
         </w:tc>
@@ -15775,7 +16371,7 @@
               <w:jc w:val="center"/>
             </w:pPr>
             <w:r>
-              <w:t xml:space="preserve">2.4</w:t>
+              <w:t xml:space="preserve">2.1</w:t>
             </w:r>
           </w:p>
         </w:tc>
@@ -15786,7 +16382,7 @@
               <w:jc w:val="center"/>
             </w:pPr>
             <w:r>
-              <w:t xml:space="preserve">629</w:t>
+              <w:t xml:space="preserve">400</w:t>
             </w:r>
           </w:p>
         </w:tc>
@@ -15813,6 +16409,161 @@
               <w:jc w:val="center"/>
             </w:pPr>
             <w:r>
+              <w:t xml:space="preserve">850</w:t>
+            </w:r>
+          </w:p>
+        </w:tc>
+        <w:tc>
+          <w:p>
+            <w:pPr>
+              <w:pStyle w:val="Compact"/>
+              <w:jc w:val="center"/>
+            </w:pPr>
+            <w:r>
+              <w:t xml:space="preserve">5.7</w:t>
+            </w:r>
+          </w:p>
+        </w:tc>
+        <w:tc>
+          <w:p>
+            <w:pPr>
+              <w:pStyle w:val="Compact"/>
+              <w:jc w:val="center"/>
+            </w:pPr>
+            <w:r>
+              <w:t xml:space="preserve">413</w:t>
+            </w:r>
+          </w:p>
+        </w:tc>
+      </w:tr>
+      <w:tr>
+        <w:tc>
+          <w:p>
+            <w:pPr>
+              <w:pStyle w:val="Compact"/>
+              <w:jc w:val="left"/>
+            </w:pPr>
+            <w:r>
+              <w:t xml:space="preserve">Qwen2.5-3B</w:t>
+            </w:r>
+          </w:p>
+        </w:tc>
+        <w:tc>
+          <w:p>
+            <w:pPr>
+              <w:pStyle w:val="Compact"/>
+              <w:jc w:val="left"/>
+            </w:pPr>
+            <w:r>
+              <w:t xml:space="preserve">FP16</w:t>
+            </w:r>
+          </w:p>
+        </w:tc>
+        <w:tc>
+          <w:p>
+            <w:pPr>
+              <w:pStyle w:val="Compact"/>
+              <w:jc w:val="center"/>
+            </w:pPr>
+            <w:r>
+              <w:t xml:space="preserve">148</w:t>
+            </w:r>
+          </w:p>
+        </w:tc>
+        <w:tc>
+          <w:p>
+            <w:pPr>
+              <w:pStyle w:val="Compact"/>
+              <w:jc w:val="center"/>
+            </w:pPr>
+            <w:r>
+              <w:t xml:space="preserve">24.4</w:t>
+            </w:r>
+          </w:p>
+        </w:tc>
+        <w:tc>
+          <w:p>
+            <w:pPr>
+              <w:pStyle w:val="Compact"/>
+              <w:jc w:val="center"/>
+            </w:pPr>
+            <w:r>
+              <w:t xml:space="preserve">632</w:t>
+            </w:r>
+          </w:p>
+        </w:tc>
+      </w:tr>
+      <w:tr>
+        <w:tc>
+          <w:p/>
+        </w:tc>
+        <w:tc>
+          <w:p>
+            <w:pPr>
+              <w:pStyle w:val="Compact"/>
+              <w:jc w:val="left"/>
+            </w:pPr>
+            <w:r>
+              <w:t xml:space="preserve">TQ K4V4</w:t>
+            </w:r>
+          </w:p>
+        </w:tc>
+        <w:tc>
+          <w:p>
+            <w:pPr>
+              <w:pStyle w:val="Compact"/>
+              <w:jc w:val="center"/>
+            </w:pPr>
+            <w:r>
+              <w:t xml:space="preserve">290</w:t>
+            </w:r>
+          </w:p>
+        </w:tc>
+        <w:tc>
+          <w:p>
+            <w:pPr>
+              <w:pStyle w:val="Compact"/>
+              <w:jc w:val="center"/>
+            </w:pPr>
+            <w:r>
+              <w:t xml:space="preserve">2.4</w:t>
+            </w:r>
+          </w:p>
+        </w:tc>
+        <w:tc>
+          <w:p>
+            <w:pPr>
+              <w:pStyle w:val="Compact"/>
+              <w:jc w:val="center"/>
+            </w:pPr>
+            <w:r>
+              <w:t xml:space="preserve">629</w:t>
+            </w:r>
+          </w:p>
+        </w:tc>
+      </w:tr>
+      <w:tr>
+        <w:tc>
+          <w:p/>
+        </w:tc>
+        <w:tc>
+          <w:p>
+            <w:pPr>
+              <w:pStyle w:val="Compact"/>
+              <w:jc w:val="left"/>
+            </w:pPr>
+            <w:r>
+              <w:t xml:space="preserve">KIVI-4</w:t>
+            </w:r>
+          </w:p>
+        </w:tc>
+        <w:tc>
+          <w:p>
+            <w:pPr>
+              <w:pStyle w:val="Compact"/>
+              <w:jc w:val="center"/>
+            </w:pPr>
+            <w:r>
               <w:t xml:space="preserve">130</w:t>
             </w:r>
           </w:p>
@@ -15841,7 +16592,7 @@
         </w:tc>
       </w:tr>
     </w:tbl>
-    <w:bookmarkEnd w:id="60"/>
+    <w:bookmarkEnd w:id="62"/>
     <w:p>
       <w:pPr>
         <w:pStyle w:val="BodyText"/>
@@ -15854,7 +16605,7 @@
           <w:rPr>
             <w:rStyle w:val="Hyperlink"/>
           </w:rPr>
-          <w:t xml:space="preserve">4</w:t>
+          <w:t xml:space="preserve">5</w:t>
         </w:r>
       </w:hyperlink>
       <w:r>
@@ -15967,21 +16718,21 @@
       <w:pPr>
         <w:pStyle w:val="Heading1"/>
       </w:pPr>
-      <w:bookmarkStart w:id="61" w:name="sec:discussion"/>
+      <w:bookmarkStart w:id="63" w:name="sec:discussion"/>
       <w:r>
         <w:t xml:space="preserve">Discussion</w:t>
       </w:r>
-      <w:bookmarkEnd w:id="61"/>
+      <w:bookmarkEnd w:id="63"/>
     </w:p>
     <w:p>
       <w:pPr>
         <w:pStyle w:val="Heading4"/>
       </w:pPr>
-      <w:bookmarkStart w:id="62" w:name="X3efb250ab63edafddc268b83b287725c39dd13a"/>
+      <w:bookmarkStart w:id="64" w:name="X3efb250ab63edafddc268b83b287725c39dd13a"/>
       <w:r>
         <w:t xml:space="preserve">Why does GQA amplify VQ error specifically?</w:t>
       </w:r>
-      <w:bookmarkEnd w:id="62"/>
+      <w:bookmarkEnd w:id="64"/>
     </w:p>
     <w:p>
       <w:pPr>
@@ -16081,7 +16832,7 @@
       <w:pPr>
         <w:pStyle w:val="Heading4"/>
       </w:pPr>
-      <w:bookmarkStart w:id="63" w:name="why-is-layer-0-special"/>
+      <w:bookmarkStart w:id="65" w:name="why-is-layer-0-special"/>
       <w:r>
         <w:t xml:space="preserve">Why is layer</w:t>
       </w:r>
@@ -16098,170 +16849,6 @@
       </w:r>
       <w:r>
         <w:t xml:space="preserve">special?</w:t>
-      </w:r>
-      <w:bookmarkEnd w:id="63"/>
-    </w:p>
-    <w:p>
-      <w:pPr>
-        <w:pStyle w:val="FirstParagraph"/>
-      </w:pPr>
-      <w:r>
-        <w:t xml:space="preserve">Across all models we profiled, layer</w:t>
-      </w:r>
-      <w:r>
-        <w:t xml:space="preserve"> </w:t>
-      </w:r>
-      <m:oMath>
-        <m:r>
-          <m:t>0</m:t>
-        </m:r>
-      </m:oMath>
-      <w:r>
-        <w:t xml:space="preserve"> </w:t>
-      </w:r>
-      <w:r>
-        <w:t xml:space="preserve">keys are significantly more sensitive than keys in subsequent layers. This is consistent with the intuition that layer</w:t>
-      </w:r>
-      <w:r>
-        <w:t xml:space="preserve"> </w:t>
-      </w:r>
-      <m:oMath>
-        <m:r>
-          <m:t>0</m:t>
-        </m:r>
-      </m:oMath>
-      <w:r>
-        <w:t xml:space="preserve"> </w:t>
-      </w:r>
-      <w:r>
-        <w:t xml:space="preserve">performs the</w:t>
-      </w:r>
-      <w:r>
-        <w:t xml:space="preserve"> </w:t>
-      </w:r>
-      <w:r>
-        <w:t xml:space="preserve">“</w:t>
-      </w:r>
-      <w:r>
-        <w:t xml:space="preserve">token classification</w:t>
-      </w:r>
-      <w:r>
-        <w:t xml:space="preserve">”</w:t>
-      </w:r>
-      <w:r>
-        <w:t xml:space="preserve"> </w:t>
-      </w:r>
-      <w:r>
-        <w:t xml:space="preserve">part of the forward pass: its keys directly reflect token-identity information that has not yet been contextualized, and disrupting this information ripples through every subsequent layer. Layers near the output (layers</w:t>
-      </w:r>
-      <w:r>
-        <w:t xml:space="preserve"> </w:t>
-      </w:r>
-      <m:oMath>
-        <m:r>
-          <m:t>28</m:t>
-        </m:r>
-      </m:oMath>
-      <w:r>
-        <w:t xml:space="preserve">–</w:t>
-      </w:r>
-      <m:oMath>
-        <m:r>
-          <m:t>31</m:t>
-        </m:r>
-      </m:oMath>
-      <w:r>
-        <w:t xml:space="preserve"> </w:t>
-      </w:r>
-      <w:r>
-        <w:t xml:space="preserve">on a</w:t>
-      </w:r>
-      <w:r>
-        <w:t xml:space="preserve"> </w:t>
-      </w:r>
-      <m:oMath>
-        <m:r>
-          <m:t>32</m:t>
-        </m:r>
-      </m:oMath>
-      <w:r>
-        <w:t xml:space="preserve">-layer model) show a milder but still visible spike on the value side, which we tentatively attribute to their role in producing the final next-token distribution.</w:t>
-      </w:r>
-    </w:p>
-    <w:p>
-      <w:pPr>
-        <w:pStyle w:val="Heading4"/>
-      </w:pPr>
-      <w:bookmarkStart w:id="64" w:name="X2800a59bc8c97c8791e724484c2c5de6b341b38"/>
-      <w:r>
-        <w:t xml:space="preserve">Interaction of adaptive allocation and outlier grouping.</w:t>
-      </w:r>
-      <w:bookmarkEnd w:id="64"/>
-    </w:p>
-    <w:p>
-      <w:pPr>
-        <w:pStyle w:val="FirstParagraph"/>
-      </w:pPr>
-      <w:r>
-        <w:t xml:space="preserve">Our combined</w:t>
-      </w:r>
-      <w:r>
-        <w:t xml:space="preserve"> </w:t>
-      </w:r>
-      <w:r>
-        <w:t xml:space="preserve">“</w:t>
-      </w:r>
-      <w:r>
-        <w:t xml:space="preserve">adaptive + outlier</w:t>
-      </w:r>
-      <w:r>
-        <w:t xml:space="preserve">”</w:t>
-      </w:r>
-      <w:r>
-        <w:t xml:space="preserve"> </w:t>
-      </w:r>
-      <w:r>
-        <w:t xml:space="preserve">experiment on Qwen2.5-3B did not strictly dominate outlier-only, suggesting the two techniques are partly redundant in their effects: both devote additional precision to the most damaging channels, but through different mechanisms. A more integrated allocator that is aware of the outlier overhead budget may recover the small gap; we leave this to future work. In the meantime, we recommend outlier-aware grouping as the default on GQA-</w:t>
-      </w:r>
-      <m:oMath>
-        <m:r>
-          <m:t>8</m:t>
-        </m:r>
-        <m:r>
-          <m:t>:</m:t>
-        </m:r>
-        <m:r>
-          <m:t>1</m:t>
-        </m:r>
-      </m:oMath>
-      <w:r>
-        <w:t xml:space="preserve"> </w:t>
-      </w:r>
-      <w:r>
-        <w:t xml:space="preserve">models and adaptive allocation as the default for budgets below</w:t>
-      </w:r>
-      <w:r>
-        <w:t xml:space="preserve"> </w:t>
-      </w:r>
-      <m:oMath>
-        <m:r>
-          <m:t>4</m:t>
-        </m:r>
-      </m:oMath>
-      <w:r>
-        <w:t xml:space="preserve"> </w:t>
-      </w:r>
-      <w:r>
-        <w:t xml:space="preserve">bits.</w:t>
-      </w:r>
-    </w:p>
-    <w:p>
-      <w:pPr>
-        <w:pStyle w:val="Heading4"/>
-      </w:pPr>
-      <w:bookmarkStart w:id="65" w:name="calibration-cost."/>
-      <w:r>
-        <w:t xml:space="preserve">Calibration cost.</w:t>
       </w:r>
       <w:bookmarkEnd w:id="65"/>
     </w:p>
@@ -16270,28 +16857,192 @@
         <w:pStyle w:val="FirstParagraph"/>
       </w:pPr>
       <w:r>
-        <w:t xml:space="preserve">Both our methods require a one-time offline calibration of roughly a minute per model. This is negligible compared to training or even fine-tuning costs, and the resulting sensitivity profile and outlier channel list are small enough to ship with model checkpoints.</w:t>
+        <w:t xml:space="preserve">Across all models we profiled, layer</w:t>
+      </w:r>
+      <w:r>
+        <w:t xml:space="preserve"> </w:t>
+      </w:r>
+      <m:oMath>
+        <m:r>
+          <m:t>0</m:t>
+        </m:r>
+      </m:oMath>
+      <w:r>
+        <w:t xml:space="preserve"> </w:t>
+      </w:r>
+      <w:r>
+        <w:t xml:space="preserve">keys are significantly more sensitive than keys in subsequent layers. This is consistent with the intuition that layer</w:t>
+      </w:r>
+      <w:r>
+        <w:t xml:space="preserve"> </w:t>
+      </w:r>
+      <m:oMath>
+        <m:r>
+          <m:t>0</m:t>
+        </m:r>
+      </m:oMath>
+      <w:r>
+        <w:t xml:space="preserve"> </w:t>
+      </w:r>
+      <w:r>
+        <w:t xml:space="preserve">performs the</w:t>
+      </w:r>
+      <w:r>
+        <w:t xml:space="preserve"> </w:t>
+      </w:r>
+      <w:r>
+        <w:t xml:space="preserve">“</w:t>
+      </w:r>
+      <w:r>
+        <w:t xml:space="preserve">token classification</w:t>
+      </w:r>
+      <w:r>
+        <w:t xml:space="preserve">”</w:t>
+      </w:r>
+      <w:r>
+        <w:t xml:space="preserve"> </w:t>
+      </w:r>
+      <w:r>
+        <w:t xml:space="preserve">part of the forward pass: its keys directly reflect token-identity information that has not yet been contextualized, and disrupting this information ripples through every subsequent layer. Layers near the output (layers</w:t>
+      </w:r>
+      <w:r>
+        <w:t xml:space="preserve"> </w:t>
+      </w:r>
+      <m:oMath>
+        <m:r>
+          <m:t>28</m:t>
+        </m:r>
+      </m:oMath>
+      <w:r>
+        <w:t xml:space="preserve">–</w:t>
+      </w:r>
+      <m:oMath>
+        <m:r>
+          <m:t>31</m:t>
+        </m:r>
+      </m:oMath>
+      <w:r>
+        <w:t xml:space="preserve"> </w:t>
+      </w:r>
+      <w:r>
+        <w:t xml:space="preserve">on a</w:t>
+      </w:r>
+      <w:r>
+        <w:t xml:space="preserve"> </w:t>
+      </w:r>
+      <m:oMath>
+        <m:r>
+          <m:t>32</m:t>
+        </m:r>
+      </m:oMath>
+      <w:r>
+        <w:t xml:space="preserve">-layer model) show a milder but still visible spike on the value side, which we tentatively attribute to their role in producing the final next-token distribution.</w:t>
       </w:r>
     </w:p>
     <w:p>
       <w:pPr>
-        <w:pStyle w:val="Heading1"/>
-      </w:pPr>
-      <w:bookmarkStart w:id="66" w:name="sec:limitations"/>
-      <w:r>
-        <w:t xml:space="preserve">Limitations</w:t>
+        <w:pStyle w:val="Heading4"/>
+      </w:pPr>
+      <w:bookmarkStart w:id="66" w:name="X2800a59bc8c97c8791e724484c2c5de6b341b38"/>
+      <w:r>
+        <w:t xml:space="preserve">Interaction of adaptive allocation and outlier grouping.</w:t>
       </w:r>
       <w:bookmarkEnd w:id="66"/>
     </w:p>
     <w:p>
       <w:pPr>
+        <w:pStyle w:val="FirstParagraph"/>
+      </w:pPr>
+      <w:r>
+        <w:t xml:space="preserve">Our combined</w:t>
+      </w:r>
+      <w:r>
+        <w:t xml:space="preserve"> </w:t>
+      </w:r>
+      <w:r>
+        <w:t xml:space="preserve">“</w:t>
+      </w:r>
+      <w:r>
+        <w:t xml:space="preserve">adaptive + outlier</w:t>
+      </w:r>
+      <w:r>
+        <w:t xml:space="preserve">”</w:t>
+      </w:r>
+      <w:r>
+        <w:t xml:space="preserve"> </w:t>
+      </w:r>
+      <w:r>
+        <w:t xml:space="preserve">experiment on Qwen2.5-3B did not strictly dominate outlier-only, suggesting the two techniques are partly redundant in their effects: both devote additional precision to the most damaging channels, but through different mechanisms. A more integrated allocator that is aware of the outlier overhead budget may recover the small gap; we leave this to future work. In the meantime, we recommend outlier-aware grouping as the default on GQA-</w:t>
+      </w:r>
+      <m:oMath>
+        <m:r>
+          <m:t>8</m:t>
+        </m:r>
+        <m:r>
+          <m:t>:</m:t>
+        </m:r>
+        <m:r>
+          <m:t>1</m:t>
+        </m:r>
+      </m:oMath>
+      <w:r>
+        <w:t xml:space="preserve"> </w:t>
+      </w:r>
+      <w:r>
+        <w:t xml:space="preserve">models and adaptive allocation as the default for budgets below</w:t>
+      </w:r>
+      <w:r>
+        <w:t xml:space="preserve"> </w:t>
+      </w:r>
+      <m:oMath>
+        <m:r>
+          <m:t>4</m:t>
+        </m:r>
+      </m:oMath>
+      <w:r>
+        <w:t xml:space="preserve"> </w:t>
+      </w:r>
+      <w:r>
+        <w:t xml:space="preserve">bits.</w:t>
+      </w:r>
+    </w:p>
+    <w:p>
+      <w:pPr>
         <w:pStyle w:val="Heading4"/>
       </w:pPr>
-      <w:bookmarkStart w:id="67" w:name="implementation-speed."/>
+      <w:bookmarkStart w:id="67" w:name="calibration-cost."/>
+      <w:r>
+        <w:t xml:space="preserve">Calibration cost.</w:t>
+      </w:r>
+      <w:bookmarkEnd w:id="67"/>
+    </w:p>
+    <w:p>
+      <w:pPr>
+        <w:pStyle w:val="FirstParagraph"/>
+      </w:pPr>
+      <w:r>
+        <w:t xml:space="preserve">Both our methods require a one-time offline calibration of roughly a minute per model. This is negligible compared to training or even fine-tuning costs, and the resulting sensitivity profile and outlier channel list are small enough to ship with model checkpoints.</w:t>
+      </w:r>
+    </w:p>
+    <w:p>
+      <w:pPr>
+        <w:pStyle w:val="Heading1"/>
+      </w:pPr>
+      <w:bookmarkStart w:id="68" w:name="sec:limitations"/>
+      <w:r>
+        <w:t xml:space="preserve">Limitations</w:t>
+      </w:r>
+      <w:bookmarkEnd w:id="68"/>
+    </w:p>
+    <w:p>
+      <w:pPr>
+        <w:pStyle w:val="Heading4"/>
+      </w:pPr>
+      <w:bookmarkStart w:id="69" w:name="implementation-speed."/>
       <w:r>
         <w:t xml:space="preserve">Implementation speed.</w:t>
       </w:r>
-      <w:bookmarkEnd w:id="67"/>
+      <w:bookmarkEnd w:id="69"/>
     </w:p>
     <w:p>
       <w:pPr>
@@ -16305,7 +17056,7 @@
           <w:rPr>
             <w:rStyle w:val="Hyperlink"/>
           </w:rPr>
-          <w:t xml:space="preserve">6.6</w:t>
+          <w:t xml:space="preserve">6.7</w:t>
         </w:r>
       </w:hyperlink>
       <w:r>
@@ -16316,11 +17067,11 @@
       <w:pPr>
         <w:pStyle w:val="Heading4"/>
       </w:pPr>
-      <w:bookmarkStart w:id="68" w:name="llama-3.1-70b."/>
+      <w:bookmarkStart w:id="70" w:name="llama-3.1-70b."/>
       <w:r>
         <w:t xml:space="preserve">Llama-3.1-70B.</w:t>
       </w:r>
-      <w:bookmarkEnd w:id="68"/>
+      <w:bookmarkEnd w:id="70"/>
     </w:p>
     <w:p>
       <w:pPr>
@@ -16379,11 +17130,11 @@
       <w:pPr>
         <w:pStyle w:val="Heading4"/>
       </w:pPr>
-      <w:bookmarkStart w:id="69" w:name="gemma-3-calibration."/>
+      <w:bookmarkStart w:id="71" w:name="gemma-3-calibration."/>
       <w:r>
         <w:t xml:space="preserve">Gemma-3 calibration.</w:t>
       </w:r>
-      <w:bookmarkEnd w:id="69"/>
+      <w:bookmarkEnd w:id="71"/>
     </w:p>
     <w:p>
       <w:pPr>
@@ -16455,11 +17206,11 @@
       <w:pPr>
         <w:pStyle w:val="Heading4"/>
       </w:pPr>
-      <w:bookmarkStart w:id="70" w:name="calibration-domain-sensitivity."/>
+      <w:bookmarkStart w:id="72" w:name="calibration-domain-sensitivity."/>
       <w:r>
         <w:t xml:space="preserve">Calibration domain sensitivity.</w:t>
       </w:r>
-      <w:bookmarkEnd w:id="70"/>
+      <w:bookmarkEnd w:id="72"/>
     </w:p>
     <w:p>
       <w:pPr>
@@ -16487,11 +17238,11 @@
       <w:pPr>
         <w:pStyle w:val="Heading1"/>
       </w:pPr>
-      <w:bookmarkStart w:id="71" w:name="sec:conclusion"/>
+      <w:bookmarkStart w:id="73" w:name="sec:conclusion"/>
       <w:r>
         <w:t xml:space="preserve">Conclusion</w:t>
       </w:r>
-      <w:bookmarkEnd w:id="71"/>
+      <w:bookmarkEnd w:id="73"/>
     </w:p>
     <w:p>
       <w:pPr>
@@ -16905,7 +17656,7 @@
       <w:r>
         <w:t xml:space="preserve"> </w:t>
       </w:r>
-      <w:hyperlink r:id="rId72">
+      <w:hyperlink r:id="rId74">
         <w:r>
           <w:rPr>
             <w:rStyle w:val="Hyperlink"/>
@@ -17004,7 +17755,7 @@
       <w:r>
         <w:t xml:space="preserve"> </w:t>
       </w:r>
-      <w:hyperlink r:id="rId73">
+      <w:hyperlink r:id="rId75">
         <w:r>
           <w:rPr>
             <w:rStyle w:val="Hyperlink"/>
